--- a/Paper/final_dissertation.docx
+++ b/Paper/final_dissertation.docx
@@ -13993,7 +13993,7 @@
         <w:t xml:space="preserve"> </w:t>
       </w:r>
       <w:r>
-        <w:t xml:space="preserve">in the local data [DATA_GAP]. A direct test of whether these categories exploded disproportionately in 2022–2023 is therefore not possible from local data. This gap is documented in</w:t>
+        <w:t>in the local data. This remains a data limitation: a direct test of whether these categories exploded disproportionately in 2022–2023 is therefore not possible from local data. This gap is documented in</w:t>
       </w:r>
       <w:r>
         <w:t xml:space="preserve"> </w:t>

--- a/Paper/final_dissertation.docx
+++ b/Paper/final_dissertation.docx
@@ -76,7 +76,7 @@
         <w:t xml:space="preserve">refers to post-BRI associations and trade-balance dynamics observed in the data, not to a causal effect established through experimental or quasi-experimental identification. The analysis is explicitly diagnostic and associational. No claim of causal identification is made.</w:t>
       </w:r>
     </w:p>
-    <w:bookmarkStart w:id="93" w:name="abstract"/>
+    <w:bookmarkStart w:id="177" w:name="abstract"/>
     <w:p>
       <w:pPr>
         <w:pStyle w:val="Heading1"/>
@@ -150,8 +150,8 @@
         <w:t xml:space="preserve">Belt and Road Initiative; Kazakhstan–China trade; strategic minerals; asymmetric interdependence; trade balance; small-sample diagnostics; post-BRI period</w:t>
       </w:r>
     </w:p>
-    <w:bookmarkEnd w:id="93"/>
-    <w:bookmarkStart w:id="96" w:name="introduction"/>
+    <w:bookmarkEnd w:id="177"/>
+    <w:bookmarkStart w:id="180" w:name="introduction"/>
     <w:p>
       <w:pPr>
         <w:pStyle w:val="Heading1"/>
@@ -284,7 +284,7 @@
         <w:t xml:space="preserve">These results are interpreted as strong diagnostic evidence that Kazakhstan’s bilateral trade deterioration post-BRI is China-specific and consistent with asymmetric interdependence deepening. The regression interaction is fragile; the cross-partner identification is robust. The strongest empirical contributions are: (i) the descriptive decomposition showing import-side deepening as the primary mechanism; (ii) the TWFE DiD demonstrating China-specificity; and (iii) transparent reporting of regression fragility.</w:t>
       </w:r>
     </w:p>
-    <w:bookmarkStart w:id="94" w:name="contribution"/>
+    <w:bookmarkStart w:id="178" w:name="contribution"/>
     <w:p>
       <w:pPr>
         <w:pStyle w:val="Heading2"/>
@@ -301,8 +301,8 @@
         <w:t xml:space="preserve">This thesis makes five specific contributions. First, it distinguishes between trade expansion and trade-balance improvement, shifting attention from aggregate trade volumes to bilateral trade-balance outcomes in a diagnostic case study of Kazakhstan and China. Second, it bridges theory and method by using asymmetric interdependence to interpret the moderating compositional channel of strategic mineral exports, accommodating both mutual gains and distributional asymmetry. Third, it tests whether strategic mineral exports translated into external-balance improvement, demonstrating that resource-export growth is not inherently synonymous with an improved external position. Fourth, it provides a transparent and reproducible annual Kazakhstan–China single country-pair dataset with a fully scripted pipeline. Fifth, it treats the results explicitly as diagnostic and fragile, deploying small-sample robustness checks and influence diagnostics to document the critical role of 2023. By providing an honest interpretation of fragility, the thesis strengthens methodological discipline and avoids claiming definitive causal identification of a stable structural effect.</w:t>
       </w:r>
     </w:p>
-    <w:bookmarkEnd w:id="94"/>
-    <w:bookmarkStart w:id="95" w:name="structure"/>
+    <w:bookmarkEnd w:id="178"/>
+    <w:bookmarkStart w:id="179" w:name="structure"/>
     <w:p>
       <w:pPr>
         <w:pStyle w:val="Heading2"/>
@@ -319,9 +319,9 @@
         <w:t xml:space="preserve">The remainder of this thesis is organised as follows. Chapter 2 reviews the literature and identifies the research gap. Chapter 3 presents the theoretical framework. Chapter 4 describes the data, variable construction, and data limitations. Chapter 5 explains the empirical strategy. Chapter 6 presents the results, including influence diagnostics and model stability analysis. Chapter 7 discusses the findings and their implications. Chapter 8 concludes.</w:t>
       </w:r>
     </w:p>
-    <w:bookmarkEnd w:id="95"/>
-    <w:bookmarkEnd w:id="96"/>
-    <w:bookmarkStart w:id="104" w:name="literature-review"/>
+    <w:bookmarkEnd w:id="179"/>
+    <w:bookmarkEnd w:id="180"/>
+    <w:bookmarkStart w:id="188" w:name="literature-review"/>
     <w:p>
       <w:pPr>
         <w:pStyle w:val="Heading1"/>
@@ -338,7 +338,7 @@
         <w:t xml:space="preserve">The literature relevant to Kazakhstan–China trade under BRI spans several overlapping debates. Rather than summarising individual studies, this review synthesises what the literature agrees on, identifies disagreements and limitations, and explains how each strand connects to the research question.</w:t>
       </w:r>
     </w:p>
-    <w:bookmarkStart w:id="97" w:name="X2930bc3edf58adf9f1388ee5b893d7488b5e345"/>
+    <w:bookmarkStart w:id="181" w:name="X2930bc3edf58adf9f1388ee5b893d7488b5e345"/>
     <w:p>
       <w:pPr>
         <w:pStyle w:val="Heading2"/>
@@ -503,8 +503,8 @@
         <w:t xml:space="preserve">interaction in H3.</w:t>
       </w:r>
     </w:p>
-    <w:bookmarkEnd w:id="97"/>
-    <w:bookmarkStart w:id="98" w:name="Xe70771352f1ad036bac85112bc90e3cc68c7f96"/>
+    <w:bookmarkEnd w:id="181"/>
+    <w:bookmarkStart w:id="182" w:name="Xe70771352f1ad036bac85112bc90e3cc68c7f96"/>
     <w:p>
       <w:pPr>
         <w:pStyle w:val="Heading2"/>
@@ -710,8 +710,8 @@
         <w:t xml:space="preserve">on the bilateral balance via the Marshall–Lerner condition.</w:t>
       </w:r>
     </w:p>
-    <w:bookmarkEnd w:id="98"/>
-    <w:bookmarkStart w:id="99" w:name="bri-as-trade-facilitation"/>
+    <w:bookmarkEnd w:id="182"/>
+    <w:bookmarkStart w:id="183" w:name="bri-as-trade-facilitation"/>
     <w:p>
       <w:pPr>
         <w:pStyle w:val="Heading2"/>
@@ -860,8 +860,8 @@
         <w:t xml:space="preserve">period dummy as a partial test of trade-cost reduction, while noting that the dummy conflates BRI-specific effects with concurrent commodity shocks. The comparative DiD design (§6.5) addresses this limitation by testing whether the post-2013 balance shift is China-specific or common across all of Kazakhstan’s trading partners.</w:t>
       </w:r>
     </w:p>
-    <w:bookmarkEnd w:id="99"/>
-    <w:bookmarkStart w:id="100" w:name="bri-as-asymmetric-interdependence"/>
+    <w:bookmarkEnd w:id="183"/>
+    <w:bookmarkStart w:id="184" w:name="bri-as-asymmetric-interdependence"/>
     <w:p>
       <w:pPr>
         <w:pStyle w:val="Heading2"/>
@@ -1126,8 +1126,8 @@
         <w:t xml:space="preserve">.</w:t>
       </w:r>
     </w:p>
-    <w:bookmarkEnd w:id="100"/>
-    <w:bookmarkStart w:id="101" w:name="kazakhstan-central-asia-and-china"/>
+    <w:bookmarkEnd w:id="184"/>
+    <w:bookmarkStart w:id="185" w:name="kazakhstan-central-asia-and-china"/>
     <w:p>
       <w:pPr>
         <w:pStyle w:val="Heading2"/>
@@ -1303,8 +1303,8 @@
         <w:t xml:space="preserve">: rising mineral exports coincide with rising imports of Chinese capital goods and machinery needed for extraction, rather than supporting domestic value-chain upgrading. The import-category decomposition in §6.4 (HS 84 machinery, HS 85 electronics, HS 87 vehicles) tests this mechanism directly: if these categories exploded disproportionately post-2013, it is consistent with an extractive-infrastructure import channel that drains the trade balance while mineral exports rise.</w:t>
       </w:r>
     </w:p>
-    <w:bookmarkEnd w:id="101"/>
-    <w:bookmarkStart w:id="102" w:name="Xaa0a671067e8fae9f84f9bb9926e7997379c1fb"/>
+    <w:bookmarkEnd w:id="185"/>
+    <w:bookmarkStart w:id="186" w:name="Xaa0a671067e8fae9f84f9bb9926e7997379c1fb"/>
     <w:p>
       <w:pPr>
         <w:pStyle w:val="Heading2"/>
@@ -1401,8 +1401,8 @@
         <w:t xml:space="preserve">provided comprehensive influence diagnostic tools that are essential for validating results in the sample sizes encountered in bilateral trade studies.</w:t>
       </w:r>
     </w:p>
-    <w:bookmarkEnd w:id="102"/>
-    <w:bookmarkStart w:id="103" w:name="research-gap"/>
+    <w:bookmarkEnd w:id="186"/>
+    <w:bookmarkStart w:id="187" w:name="research-gap"/>
     <w:p>
       <w:pPr>
         <w:pStyle w:val="Heading2"/>
@@ -1419,9 +1419,9 @@
         <w:t xml:space="preserve">Most BRI studies focus on aggregate trade expansion or infrastructure connectivity. Fewer examine whether resource exports improve the bilateral trade balance of smaller resource-exporting partners. The compositional question—whether mineral export growth translates into external-balance improvement—remains empirically underdeveloped for the Kazakhstan–China case. Moreover, no existing study applies formal influence diagnostics to assess how robust post-BRI trade findings are to individual high-leverage observations. This thesis addresses that gap.</w:t>
       </w:r>
     </w:p>
-    <w:bookmarkEnd w:id="103"/>
-    <w:bookmarkEnd w:id="104"/>
-    <w:bookmarkStart w:id="110" w:name="theoretical-framework"/>
+    <w:bookmarkEnd w:id="187"/>
+    <w:bookmarkEnd w:id="188"/>
+    <w:bookmarkStart w:id="194" w:name="theoretical-framework"/>
     <w:p>
       <w:pPr>
         <w:pStyle w:val="Heading1"/>
@@ -1430,7 +1430,7 @@
         <w:t xml:space="preserve">3. Theoretical Framework</w:t>
       </w:r>
     </w:p>
-    <w:bookmarkStart w:id="105" w:name="X480a36025e6dac0021a01c966cd8f0ab186890e"/>
+    <w:bookmarkStart w:id="189" w:name="X480a36025e6dac0021a01c966cd8f0ab186890e"/>
     <w:p>
       <w:pPr>
         <w:pStyle w:val="Heading2"/>
@@ -1598,8 +1598,8 @@
         <w:t xml:space="preserve">(§3.3). The critical difference is falsifiability: asymmetric interdependence generates variable-level predictions that can be tested in regression models (§3.4), whereas dependency theory operates at the level of structural formations and does not readily produce falsifiable coefficient predictions. The empirical strategy in this thesis is built entirely on the asymmetric interdependence framework.</w:t>
       </w:r>
     </w:p>
-    <w:bookmarkEnd w:id="105"/>
-    <w:bookmarkStart w:id="106" w:name="supporting-frameworks"/>
+    <w:bookmarkEnd w:id="189"/>
+    <w:bookmarkStart w:id="190" w:name="supporting-frameworks"/>
     <w:p>
       <w:pPr>
         <w:pStyle w:val="Heading2"/>
@@ -1734,8 +1734,8 @@
         <w:t xml:space="preserve">show that captive supplier positions in raw-material chains provide little upgrading leverage. For this model, the minerals–post-BRI interaction term tests whether mineral export growth translates into trade-balance improvement or whether raw-mineral export growth coincides with rising imports of Chinese capital goods and intermediates, consistent with a captive supplier relationship that generates asymmetric gains.</w:t>
       </w:r>
     </w:p>
-    <w:bookmarkEnd w:id="106"/>
-    <w:bookmarkStart w:id="107" w:name="why-not-dependency-theory"/>
+    <w:bookmarkEnd w:id="190"/>
+    <w:bookmarkStart w:id="191" w:name="why-not-dependency-theory"/>
     <w:p>
       <w:pPr>
         <w:pStyle w:val="Heading2"/>
@@ -1779,8 +1779,8 @@
         <w:t xml:space="preserve">), making it a weaker anchor for regression-based analysis. The thesis therefore uses asymmetric interdependence as the testable mechanism and treats dependency theory as background context.</w:t>
       </w:r>
     </w:p>
-    <w:bookmarkEnd w:id="107"/>
-    <w:bookmarkStart w:id="108" w:name="X01d3111613de9dc51f05c1583f96834d5ee4b59"/>
+    <w:bookmarkEnd w:id="191"/>
+    <w:bookmarkStart w:id="192" w:name="X01d3111613de9dc51f05c1583f96834d5ee4b59"/>
     <w:p>
       <w:pPr>
         <w:pStyle w:val="Heading2"/>
@@ -2615,8 +2615,8 @@
         <w:t xml:space="preserve">Note: The primary specification uses GDP growth rates (d.log) following multicollinearity diagnostics (§6.3). The gravity-ratio specification is retained as a robustness check. Both GDP-levels specifications are retained in Appendix B for transparency.</w:t>
       </w:r>
     </w:p>
-    <w:bookmarkEnd w:id="108"/>
-    <w:bookmarkStart w:id="109" w:name="testable-hypotheses"/>
+    <w:bookmarkEnd w:id="192"/>
+    <w:bookmarkStart w:id="193" w:name="testable-hypotheses"/>
     <w:p>
       <w:pPr>
         <w:pStyle w:val="Heading2"/>
@@ -2687,9 +2687,9 @@
         <w:t xml:space="preserve">The post-BRI × minerals interaction is negative, indicating that the trade-balance payoff of mineral exports weakened after BRI corridor deepening. Mechanism: asymmetric interdependence deepening — rising Chinese manufactured exports and the expansion of import-intensive infrastructure financing outpace the revenue gains from mineral exports, producing a deteriorating bilateral position despite export growth. A negative interaction is interpreted as diagnostic evidence consistent with Hirschman’s dependence mechanism, not as causal proof of a BRI effect.</w:t>
       </w:r>
     </w:p>
-    <w:bookmarkEnd w:id="109"/>
-    <w:bookmarkEnd w:id="110"/>
-    <w:bookmarkStart w:id="126" w:name="data-and-variables"/>
+    <w:bookmarkEnd w:id="193"/>
+    <w:bookmarkEnd w:id="194"/>
+    <w:bookmarkStart w:id="210" w:name="data-and-variables"/>
     <w:p>
       <w:pPr>
         <w:pStyle w:val="Heading1"/>
@@ -2698,7 +2698,7 @@
         <w:t xml:space="preserve">4. Data and Variables</w:t>
       </w:r>
     </w:p>
-    <w:bookmarkStart w:id="111" w:name="data-sources-and-panel-construction"/>
+    <w:bookmarkStart w:id="195" w:name="data-sources-and-panel-construction"/>
     <w:p>
       <w:pPr>
         <w:pStyle w:val="Heading2"/>
@@ -3621,8 +3621,8 @@
         <w:t xml:space="preserve">for full variable definitions.</w:t>
       </w:r>
     </w:p>
-    <w:bookmarkEnd w:id="111"/>
-    <w:bookmarkStart w:id="112" w:name="variable-definitions"/>
+    <w:bookmarkEnd w:id="195"/>
+    <w:bookmarkStart w:id="196" w:name="variable-definitions"/>
     <w:p>
       <w:pPr>
         <w:pStyle w:val="Heading2"/>
@@ -3795,8 +3795,8 @@
         <w:t xml:space="preserve">Brent crude oil price (USD/bbl), KZT/USD exchange rate, log Kazakhstan GDP (constant 2015 USD), log China GDP (constant 2015 USD).</w:t>
       </w:r>
     </w:p>
-    <w:bookmarkEnd w:id="112"/>
-    <w:bookmarkStart w:id="113" w:name="measurement-break-in-mineral-data"/>
+    <w:bookmarkEnd w:id="196"/>
+    <w:bookmarkStart w:id="197" w:name="measurement-break-in-mineral-data"/>
     <w:p>
       <w:pPr>
         <w:pStyle w:val="Heading2"/>
@@ -3988,8 +3988,8 @@
         <w:t xml:space="preserve">This break means that the post-BRI structural break detected in regression could partly reflect measurement-source switching rather than genuine economic change. Consequently, researchers must avoid overclaiming from the narrow mineral variable alone. A robustness check using the WITS Ores and Metals series consistently for the full 2000–2023 period (Section 6.6) is therefore essential, not optional, for validating the findings.</w:t>
       </w:r>
     </w:p>
-    <w:bookmarkEnd w:id="113"/>
-    <w:bookmarkStart w:id="114" w:name="b-data-validation-via-web-scraping"/>
+    <w:bookmarkEnd w:id="197"/>
+    <w:bookmarkStart w:id="198" w:name="b-data-validation-via-web-scraping"/>
     <w:p>
       <w:pPr>
         <w:pStyle w:val="Heading2"/>
@@ -4482,8 +4482,8 @@
         <w:t xml:space="preserve">All discrepancies are below 0.5% — well within the &lt; 10% threshold for validation support. This confirms that the trade values used in the analytical panel are consistent with Kazakhstan’s national statistical authority’s official figures. The 2023 import figure (USD 16.772 billion in the panel vs. USD 16.758 billion scraped, a difference of USD 14 million on a USD 16.8 billion total) is the most important validation given that 2023 is the most influential observation in the regression analysis.</w:t>
       </w:r>
     </w:p>
-    <w:bookmarkEnd w:id="114"/>
-    <w:bookmarkStart w:id="124" w:name="X05c1fb1c8c602400de8894489ddedb36501cd2f"/>
+    <w:bookmarkEnd w:id="198"/>
+    <w:bookmarkStart w:id="208" w:name="X05c1fb1c8c602400de8894489ddedb36501cd2f"/>
     <w:p>
       <w:pPr>
         <w:pStyle w:val="Heading2"/>
@@ -4912,18 +4912,18 @@
           <wp:inline>
             <wp:extent cx="5727700" cy="3173752"/>
             <wp:effectExtent b="0" l="0" r="0" t="0"/>
-            <wp:docPr descr="Figure 1. Kazakhstan Exports to China vs Imports from China (2000–2023)" title="" id="116" name="Picture"/>
+            <wp:docPr descr="Figure 1. Kazakhstan Exports to China vs Imports from China (2000–2023)" title="" id="200" name="Picture"/>
             <a:graphic>
               <a:graphicData uri="http://schemas.openxmlformats.org/drawingml/2006/picture">
                 <pic:pic>
                   <pic:nvPicPr>
-                    <pic:cNvPr descr="../Outputs/generated_figures/fig_1_exports_imports.png" id="117" name="Picture"/>
+                    <pic:cNvPr descr="../Outputs/generated_figures/fig_1_exports_imports.png" id="201" name="Picture"/>
                     <pic:cNvPicPr>
                       <a:picLocks noChangeArrowheads="1" noChangeAspect="1"/>
                     </pic:cNvPicPr>
                   </pic:nvPicPr>
                   <pic:blipFill>
-                    <a:blip r:embed="rId115"/>
+                    <a:blip r:embed="rId199"/>
                     <a:stretch>
                       <a:fillRect/>
                     </a:stretch>
@@ -4969,18 +4969,18 @@
           <wp:inline>
             <wp:extent cx="5727700" cy="3215707"/>
             <wp:effectExtent b="0" l="0" r="0" t="0"/>
-            <wp:docPr descr="Figure 2. Kazakhstan–China Bilateral Trade Balance (2000–2023)" title="" id="119" name="Picture"/>
+            <wp:docPr descr="Figure 2. Kazakhstan–China Bilateral Trade Balance (2000–2023)" title="" id="203" name="Picture"/>
             <a:graphic>
               <a:graphicData uri="http://schemas.openxmlformats.org/drawingml/2006/picture">
                 <pic:pic>
                   <pic:nvPicPr>
-                    <pic:cNvPr descr="../Outputs/generated_figures/fig_2_trade_balance.png" id="120" name="Picture"/>
+                    <pic:cNvPr descr="../Outputs/generated_figures/fig_2_trade_balance.png" id="204" name="Picture"/>
                     <pic:cNvPicPr>
                       <a:picLocks noChangeArrowheads="1" noChangeAspect="1"/>
                     </pic:cNvPicPr>
                   </pic:nvPicPr>
                   <pic:blipFill>
-                    <a:blip r:embed="rId118"/>
+                    <a:blip r:embed="rId202"/>
                     <a:stretch>
                       <a:fillRect/>
                     </a:stretch>
@@ -5026,18 +5026,18 @@
           <wp:inline>
             <wp:extent cx="5727700" cy="3268450"/>
             <wp:effectExtent b="0" l="0" r="0" t="0"/>
-            <wp:docPr descr="Figure 3. Strategic Mineral Exports to China (2000–2023)" title="" id="122" name="Picture"/>
+            <wp:docPr descr="Figure 3. Strategic Mineral Exports to China (2000–2023)" title="" id="206" name="Picture"/>
             <a:graphic>
               <a:graphicData uri="http://schemas.openxmlformats.org/drawingml/2006/picture">
                 <pic:pic>
                   <pic:nvPicPr>
-                    <pic:cNvPr descr="../Outputs/generated_figures/fig_3_minerals.png" id="123" name="Picture"/>
+                    <pic:cNvPr descr="../Outputs/generated_figures/fig_3_minerals.png" id="207" name="Picture"/>
                     <pic:cNvPicPr>
                       <a:picLocks noChangeArrowheads="1" noChangeAspect="1"/>
                     </pic:cNvPicPr>
                   </pic:nvPicPr>
                   <pic:blipFill>
-                    <a:blip r:embed="rId121"/>
+                    <a:blip r:embed="rId205"/>
                     <a:stretch>
                       <a:fillRect/>
                     </a:stretch>
@@ -5416,8 +5416,8 @@
         <w:t xml:space="preserve">The decomposition reveals that the trade-balance deterioration is driven by import-side deepening. Imports from China nearly doubled (+94.3%), while exports grew modestly (+24.3%). Strategic mineral exports grew by 29.2%, but this growth was insufficient to offset the import surge. The year 2023 is exceptional: it is the only year in the sample in which Kazakhstan recorded a bilateral trade deficit (−USD 2.01 billion), driven by imports of USD 16.77 billion exceeding exports of USD 14.76 billion.</w:t>
       </w:r>
     </w:p>
-    <w:bookmarkEnd w:id="124"/>
-    <w:bookmarkStart w:id="125" w:name="Xed3cfd76b734a5763902fe68e9f253af1d61968"/>
+    <w:bookmarkEnd w:id="208"/>
+    <w:bookmarkStart w:id="209" w:name="Xed3cfd76b734a5763902fe68e9f253af1d61968"/>
     <w:p>
       <w:pPr>
         <w:pStyle w:val="Heading2"/>
@@ -5434,9 +5434,9 @@
         <w:t xml:space="preserve">Oil and energy exports (HS 2709, 2710, 2711, 2701) constitute approximately 60% of Kazakhstan’s total export revenues. These are absent from the current dataset because bilateral HS-level oil export data for Kazakhstan–China were not available for the full sample period. This is a major limitation. The mineral coefficient may partly capture broader commodity-cycle dynamics rather than the isolated contribution of strategic minerals. The direction of omitted variable bias is ambiguous: oil exports are positively correlated with both minerals and trade balance, so their exclusion may bias the mineral coefficient upward while simultaneously affecting the interaction term. Future research with HS-level energy data should treat oil exports as a separate control.</w:t>
       </w:r>
     </w:p>
-    <w:bookmarkEnd w:id="125"/>
-    <w:bookmarkEnd w:id="126"/>
-    <w:bookmarkStart w:id="131" w:name="empirical-strategy"/>
+    <w:bookmarkEnd w:id="209"/>
+    <w:bookmarkEnd w:id="210"/>
+    <w:bookmarkStart w:id="215" w:name="empirical-strategy"/>
     <w:p>
       <w:pPr>
         <w:pStyle w:val="Heading1"/>
@@ -5445,7 +5445,7 @@
         <w:t xml:space="preserve">5. Empirical Strategy</w:t>
       </w:r>
     </w:p>
-    <w:bookmarkStart w:id="127" w:name="baseline-ols-association-model"/>
+    <w:bookmarkStart w:id="211" w:name="baseline-ols-association-model"/>
     <w:p>
       <w:pPr>
         <w:pStyle w:val="Heading2"/>
@@ -6316,8 +6316,8 @@
         <w:t xml:space="preserve">only where the DiD partner-placebo estimate (§6.5), the synthetic counterfactual gap (§6.6), and the sanctions-robustness check (§6.4) all point in the same direction.</w:t>
       </w:r>
     </w:p>
-    <w:bookmarkEnd w:id="127"/>
-    <w:bookmarkStart w:id="128" w:name="X4e046d0ff3d9cc655891615677fc27b4e01d2f4"/>
+    <w:bookmarkEnd w:id="211"/>
+    <w:bookmarkStart w:id="212" w:name="X4e046d0ff3d9cc655891615677fc27b4e01d2f4"/>
     <w:p>
       <w:pPr>
         <w:pStyle w:val="Heading2"/>
@@ -6465,8 +6465,8 @@
         <w:t xml:space="preserve">The growth-rate specification is the primary model because it is the only specification that substantially meets the VIF &lt; 10 collinearity threshold (§6.3). Coefficient direction and approximate magnitude are consistent across all full-sample specifications (B and C), supporting the directional interpretation, while exact magnitudes should not be over-interpreted given residual collinearity in Scheme C.</w:t>
       </w:r>
     </w:p>
-    <w:bookmarkEnd w:id="128"/>
-    <w:bookmarkStart w:id="129" w:name="adl-dynamic-association-model"/>
+    <w:bookmarkEnd w:id="212"/>
+    <w:bookmarkStart w:id="213" w:name="adl-dynamic-association-model"/>
     <w:p>
       <w:pPr>
         <w:pStyle w:val="Heading2"/>
@@ -7209,8 +7209,8 @@
         <w:t xml:space="preserve">, the bounds test is applied to assess cointegration. If the PSS F-statistic falls below the upper bound, the results are interpreted as short-run dynamic associations rather than long-run equilibrium estimates.</w:t>
       </w:r>
     </w:p>
-    <w:bookmarkEnd w:id="129"/>
-    <w:bookmarkStart w:id="130" w:name="robustness-strategy"/>
+    <w:bookmarkEnd w:id="213"/>
+    <w:bookmarkStart w:id="214" w:name="robustness-strategy"/>
     <w:p>
       <w:pPr>
         <w:pStyle w:val="Heading2"/>
@@ -7227,9 +7227,9 @@
         <w:t xml:space="preserve">Robustness is assessed through: (i) a 288-specification grid varying mineral measures (narrow/broad), BRI variables (dummy/intensity), lag structures, and estimators; (ii) leave-one-out coefficient stability analysis; (iii) WITS-consistent mineral proxy for the full 2000–2023 period; (iv) exclusion of 2023.</w:t>
       </w:r>
     </w:p>
-    <w:bookmarkEnd w:id="130"/>
-    <w:bookmarkEnd w:id="131"/>
-    <w:bookmarkStart w:id="172" w:name="results"/>
+    <w:bookmarkEnd w:id="214"/>
+    <w:bookmarkEnd w:id="215"/>
+    <w:bookmarkStart w:id="256" w:name="results"/>
     <w:p>
       <w:pPr>
         <w:pStyle w:val="Heading1"/>
@@ -7238,7 +7238,7 @@
         <w:t xml:space="preserve">6. Results</w:t>
       </w:r>
     </w:p>
-    <w:bookmarkStart w:id="135" w:name="baseline-ols-results"/>
+    <w:bookmarkStart w:id="219" w:name="baseline-ols-results"/>
     <w:p>
       <w:pPr>
         <w:pStyle w:val="Heading2"/>
@@ -8526,18 +8526,18 @@
           <wp:inline>
             <wp:extent cx="5727700" cy="4485806"/>
             <wp:effectExtent b="0" l="0" r="0" t="0"/>
-            <wp:docPr descr="Figure 4. Strategic Mineral Exports vs Bilateral Trade Balance, Pre-BRI vs Post-BRI" title="" id="133" name="Picture"/>
+            <wp:docPr descr="Figure 4. Strategic Mineral Exports vs Bilateral Trade Balance, Pre-BRI vs Post-BRI" title="" id="217" name="Picture"/>
             <a:graphic>
               <a:graphicData uri="http://schemas.openxmlformats.org/drawingml/2006/picture">
                 <pic:pic>
                   <pic:nvPicPr>
-                    <pic:cNvPr descr="../Outputs/generated_figures/fig_4_scatter.png" id="134" name="Picture"/>
+                    <pic:cNvPr descr="../Outputs/generated_figures/fig_4_scatter.png" id="218" name="Picture"/>
                     <pic:cNvPicPr>
                       <a:picLocks noChangeArrowheads="1" noChangeAspect="1"/>
                     </pic:cNvPicPr>
                   </pic:nvPicPr>
                   <pic:blipFill>
-                    <a:blip r:embed="rId132"/>
+                    <a:blip r:embed="rId216"/>
                     <a:stretch>
                       <a:fillRect/>
                     </a:stretch>
@@ -8574,8 +8574,8 @@
         <w:t xml:space="preserve">Source: Author’s construction. Figure 4 plots the relationship between mineral exports and the trade balance across the two periods, visualising the weakened association post-BRI.</w:t>
       </w:r>
     </w:p>
-    <w:bookmarkEnd w:id="135"/>
-    <w:bookmarkStart w:id="136" w:name="residual-diagnostics"/>
+    <w:bookmarkEnd w:id="219"/>
+    <w:bookmarkStart w:id="220" w:name="residual-diagnostics"/>
     <w:p>
       <w:pPr>
         <w:pStyle w:val="Heading2"/>
@@ -8779,8 +8779,8 @@
         <w:t xml:space="preserve">= 0.006), which motivates the use of HAC standard errors throughout. HAC standard errors correct for both heteroskedasticity and autocorrelation in inference, but do not address potential model misspecification. The Durbin–Watson statistic (1.80) is close to 2.0, suggesting that serial correlation is mild after conditioning on regressors.</w:t>
       </w:r>
     </w:p>
-    <w:bookmarkEnd w:id="136"/>
-    <w:bookmarkStart w:id="137" w:name="X104a27e6e71d30820852bbe2a04f72c58877c53"/>
+    <w:bookmarkEnd w:id="220"/>
+    <w:bookmarkStart w:id="221" w:name="X104a27e6e71d30820852bbe2a04f72c58877c53"/>
     <w:p>
       <w:pPr>
         <w:pStyle w:val="Heading2"/>
@@ -10645,8 +10645,8 @@
         <w:t xml:space="preserve">The POST variable retains VIF = 10.4, just above the conventional threshold of 10. This is because the post-BRI dummy is correlated with the trend component in GDP growth rates post-2013. Coefficient magnitudes in Scheme B should still be interpreted directionally rather than as precise structural parameters, but the reduced collinearity severity relative to Schemes A and C substantially improves inference reliability.</w:t>
       </w:r>
     </w:p>
-    <w:bookmarkEnd w:id="137"/>
-    <w:bookmarkStart w:id="138" w:name="Xbc1dfb7dc1890ac5bda4e89de7eb28a12192bb5"/>
+    <w:bookmarkEnd w:id="221"/>
+    <w:bookmarkStart w:id="222" w:name="Xbc1dfb7dc1890ac5bda4e89de7eb28a12192bb5"/>
     <w:p>
       <w:pPr>
         <w:pStyle w:val="Heading2"/>
@@ -11713,8 +11713,8 @@
         <w:t xml:space="preserve">The negative interaction is not a stable structural finding. Rather, 2023 represents a potential inflection point—the first year of bilateral deficit—that dramatically amplifies the estimated post-BRI deterioration. The thesis interprets the evidence as diagnostic: the data are consistent with an increasingly adverse trade-balance pattern, but the statistical evidence for a systematic post-BRI interaction effect depends on whether 2023 represents the beginning of a new structural pattern or a one-time shock.</w:t>
       </w:r>
     </w:p>
-    <w:bookmarkEnd w:id="138"/>
-    <w:bookmarkStart w:id="142" w:name="leave-one-out-coefficient-stability"/>
+    <w:bookmarkEnd w:id="222"/>
+    <w:bookmarkStart w:id="226" w:name="leave-one-out-coefficient-stability"/>
     <w:p>
       <w:pPr>
         <w:pStyle w:val="Heading2"/>
@@ -11732,18 +11732,18 @@
           <wp:inline>
             <wp:extent cx="5727700" cy="4413041"/>
             <wp:effectExtent b="0" l="0" r="0" t="0"/>
-            <wp:docPr descr="Figure 5. Influence and Leave-One-Out Diagnostics" title="" id="140" name="Picture"/>
+            <wp:docPr descr="Figure 5. Influence and Leave-One-Out Diagnostics" title="" id="224" name="Picture"/>
             <a:graphic>
               <a:graphicData uri="http://schemas.openxmlformats.org/drawingml/2006/picture">
                 <pic:pic>
                   <pic:nvPicPr>
-                    <pic:cNvPr descr="../Outputs/generated_figures/fig_5_diagnostics.png" id="141" name="Picture"/>
+                    <pic:cNvPr descr="../Outputs/generated_figures/fig_5_diagnostics.png" id="225" name="Picture"/>
                     <pic:cNvPicPr>
                       <a:picLocks noChangeArrowheads="1" noChangeAspect="1"/>
                     </pic:cNvPicPr>
                   </pic:nvPicPr>
                   <pic:blipFill>
-                    <a:blip r:embed="rId139"/>
+                    <a:blip r:embed="rId223"/>
                     <a:stretch>
                       <a:fillRect/>
                     </a:stretch>
@@ -11788,8 +11788,8 @@
         <w:t xml:space="preserve">Figure 5 plots the influence diagnostics, including the interaction coefficient from 24 leave-one-out regressions in panel (d). Excluding any year other than 2023 produces interaction coefficients between −2.64 and −3.88, all statistically significant at the 5% level. Excluding 2023 alone reduces the coefficient to −0.41 and renders it insignificant. This confirms that the full-sample result is robust to all observations except 2023.</w:t>
       </w:r>
     </w:p>
-    <w:bookmarkEnd w:id="142"/>
-    <w:bookmarkStart w:id="143" w:name="wits-consistent-proxy-robustness"/>
+    <w:bookmarkEnd w:id="226"/>
+    <w:bookmarkStart w:id="227" w:name="wits-consistent-proxy-robustness"/>
     <w:p>
       <w:pPr>
         <w:pStyle w:val="Heading2"/>
@@ -11832,8 +11832,8 @@
         <w:t xml:space="preserve">= 0.083) excluding 2023—marginally significant. This suggests that measurement consistency partially mitigates the 2023 sensitivity, though the interaction remains fragile.</w:t>
       </w:r>
     </w:p>
-    <w:bookmarkEnd w:id="143"/>
-    <w:bookmarkStart w:id="150" w:name="adl-dynamic-association-results"/>
+    <w:bookmarkEnd w:id="227"/>
+    <w:bookmarkStart w:id="234" w:name="adl-dynamic-association-results"/>
     <w:p>
       <w:pPr>
         <w:pStyle w:val="Heading2"/>
@@ -11912,18 +11912,18 @@
           <wp:inline>
             <wp:extent cx="5727700" cy="1909233"/>
             <wp:effectExtent b="0" l="0" r="0" t="0"/>
-            <wp:docPr descr="Figure 6a. CUSUM Test — Model A (Post-BRI Dummy)" title="" id="145" name="Picture"/>
+            <wp:docPr descr="Figure 6a. CUSUM Test — Model A (Post-BRI Dummy)" title="" id="229" name="Picture"/>
             <a:graphic>
               <a:graphicData uri="http://schemas.openxmlformats.org/drawingml/2006/picture">
                 <pic:pic>
                   <pic:nvPicPr>
-                    <pic:cNvPr descr="../Outputs/generated_figures/fig06_cusum_Model_A_dummy.png" id="146" name="Picture"/>
+                    <pic:cNvPr descr="../Outputs/generated_figures/fig06_cusum_Model_A_dummy.png" id="230" name="Picture"/>
                     <pic:cNvPicPr>
                       <a:picLocks noChangeArrowheads="1" noChangeAspect="1"/>
                     </pic:cNvPicPr>
                   </pic:nvPicPr>
                   <pic:blipFill>
-                    <a:blip r:embed="rId144"/>
+                    <a:blip r:embed="rId228"/>
                     <a:stretch>
                       <a:fillRect/>
                     </a:stretch>
@@ -11991,18 +11991,18 @@
           <wp:inline>
             <wp:extent cx="5727700" cy="1909233"/>
             <wp:effectExtent b="0" l="0" r="0" t="0"/>
-            <wp:docPr descr="Figure 6b. CUSUMSQ Test — Model A (Post-BRI Dummy)" title="" id="148" name="Picture"/>
+            <wp:docPr descr="Figure 6b. CUSUMSQ Test — Model A (Post-BRI Dummy)" title="" id="232" name="Picture"/>
             <a:graphic>
               <a:graphicData uri="http://schemas.openxmlformats.org/drawingml/2006/picture">
                 <pic:pic>
                   <pic:nvPicPr>
-                    <pic:cNvPr descr="../Outputs/generated_figures/fig07_cusum_Model_B_intensity.png" id="149" name="Picture"/>
+                    <pic:cNvPr descr="../Outputs/generated_figures/fig07_cusum_Model_B_intensity.png" id="233" name="Picture"/>
                     <pic:cNvPicPr>
                       <a:picLocks noChangeArrowheads="1" noChangeAspect="1"/>
                     </pic:cNvPicPr>
                   </pic:nvPicPr>
                   <pic:blipFill>
-                    <a:blip r:embed="rId147"/>
+                    <a:blip r:embed="rId231"/>
                     <a:stretch>
                       <a:fillRect/>
                     </a:stretch>
@@ -12069,8 +12069,8 @@
         <w:t xml:space="preserve">Model B (BRI intensity) yields numerically unstable long-run multipliers (magnitudes exceeding 1,000), indicating near-singular estimation. This specification is unreliable and is not used for substantive interpretation.</w:t>
       </w:r>
     </w:p>
-    <w:bookmarkEnd w:id="150"/>
-    <w:bookmarkStart w:id="154" w:name="robustness-grid-summary"/>
+    <w:bookmarkEnd w:id="234"/>
+    <w:bookmarkStart w:id="238" w:name="robustness-grid-summary"/>
     <w:p>
       <w:pPr>
         <w:pStyle w:val="Heading2"/>
@@ -12328,18 +12328,18 @@
           <wp:inline>
             <wp:extent cx="5727700" cy="3431639"/>
             <wp:effectExtent b="0" l="0" r="0" t="0"/>
-            <wp:docPr descr="Figure 6. Model Comparison and Robustness" title="" id="152" name="Picture"/>
+            <wp:docPr descr="Figure 6. Model Comparison and Robustness" title="" id="236" name="Picture"/>
             <a:graphic>
               <a:graphicData uri="http://schemas.openxmlformats.org/drawingml/2006/picture">
                 <pic:pic>
                   <pic:nvPicPr>
-                    <pic:cNvPr descr="../Outputs/generated_figures/fig_6_pre_post.png" id="153" name="Picture"/>
+                    <pic:cNvPr descr="../Outputs/generated_figures/fig_6_pre_post.png" id="237" name="Picture"/>
                     <pic:cNvPicPr>
                       <a:picLocks noChangeArrowheads="1" noChangeAspect="1"/>
                     </pic:cNvPicPr>
                   </pic:nvPicPr>
                   <pic:blipFill>
-                    <a:blip r:embed="rId151"/>
+                    <a:blip r:embed="rId235"/>
                     <a:stretch>
                       <a:fillRect/>
                     </a:stretch>
@@ -12384,8 +12384,8 @@
         <w:t xml:space="preserve">While 82.6% of the converged specifications yielded a negative and significant interaction, this consistency reflects the fact that most specifications include the 2023 observation. The grid confirms that the full-sample negative association is computationally robust across model types, but as demonstrated in Section 6.4, it remains fundamentally fragile to the exclusion of a single year.</w:t>
       </w:r>
     </w:p>
-    <w:bookmarkEnd w:id="154"/>
-    <w:bookmarkStart w:id="155" w:name="X02d2069ce5f5d6c121cab1de71057756545adc1"/>
+    <w:bookmarkEnd w:id="238"/>
+    <w:bookmarkStart w:id="239" w:name="X02d2069ce5f5d6c121cab1de71057756545adc1"/>
     <w:p>
       <w:pPr>
         <w:pStyle w:val="Heading2"/>
@@ -12486,8 +12486,8 @@
         <w:t xml:space="preserve">= 24 with 6 parameters offers limited degrees of freedom. The most defensible interpretation is qualitative: the trade-balance payoff of mineral exports appears to have weakened in the post-BRI period, driven primarily by the extreme 2023 outcome.</w:t>
       </w:r>
     </w:p>
-    <w:bookmarkEnd w:id="155"/>
-    <w:bookmarkStart w:id="158" w:name="Xedb9b08c4672051231fad683c8263bcd7143a2a"/>
+    <w:bookmarkEnd w:id="239"/>
+    <w:bookmarkStart w:id="242" w:name="Xedb9b08c4672051231fad683c8263bcd7143a2a"/>
     <w:p>
       <w:pPr>
         <w:pStyle w:val="Heading2"/>
@@ -12504,7 +12504,7 @@
         <w:t xml:space="preserve">The model does not achieve causal identification. Endogeneity concerns warrant explicit acknowledgement:</w:t>
       </w:r>
     </w:p>
-    <w:bookmarkStart w:id="156" w:name="Xfaa6a9c61f25d443ecdf66c7dab5526d2ab8555"/>
+    <w:bookmarkStart w:id="240" w:name="Xfaa6a9c61f25d443ecdf66c7dab5526d2ab8555"/>
     <w:p>
       <w:pPr>
         <w:pStyle w:val="Heading3"/>
@@ -12547,8 +12547,8 @@
         <w:t xml:space="preserve">While the model includes the Brent crude price as a control, Brent only captures global oil-price movements, not the specific volume of Kazakhstan’s bilateral oil exports to China. Therefore, it only partially mitigates the omitted-variable bias. The mineral coefficient and its interaction term likely absorb broader commodity-export dynamics, including the energy trade. Because the direction and magnitude of omitted oil-export bias cannot be quantified with the current data, the strategic-mineral interpretation is treated as suggestive and bounded by this limitation. This is why the thesis interprets the coefficient as diagnostic evidence of broader trade-balance fragility rather than mineral-specific causal evidence.</w:t>
       </w:r>
     </w:p>
-    <w:bookmarkEnd w:id="156"/>
-    <w:bookmarkStart w:id="157" w:name="other-endogeneity-concerns"/>
+    <w:bookmarkEnd w:id="240"/>
+    <w:bookmarkStart w:id="241" w:name="other-endogeneity-concerns"/>
     <w:p>
       <w:pPr>
         <w:pStyle w:val="Heading3"/>
@@ -12628,9 +12628,9 @@
         <w:t xml:space="preserve">The robustness strategy—comparing parsimonious and full specifications, testing multiple mineral proxies, and reporting leave-one-out sensitivity—partially addresses these concerns by showing which results are robust to specification changes. However, credible causal identification would require instrumental-variable strategies, quasi-experimental variation, or substantially larger samples.</w:t>
       </w:r>
     </w:p>
-    <w:bookmarkEnd w:id="157"/>
-    <w:bookmarkEnd w:id="158"/>
-    <w:bookmarkStart w:id="159" w:name="hypothesis-evaluation"/>
+    <w:bookmarkEnd w:id="241"/>
+    <w:bookmarkEnd w:id="242"/>
+    <w:bookmarkStart w:id="243" w:name="hypothesis-evaluation"/>
     <w:p>
       <w:pPr>
         <w:pStyle w:val="Heading2"/>
@@ -12910,8 +12910,8 @@
         </w:tc>
       </w:tr>
     </w:tbl>
-    <w:bookmarkEnd w:id="159"/>
-    <w:bookmarkStart w:id="160" w:name="Xc9abbbac6f033c0594f26051954fdebeefafa0a"/>
+    <w:bookmarkEnd w:id="243"/>
+    <w:bookmarkStart w:id="244" w:name="Xc9abbbac6f033c0594f26051954fdebeefafa0a"/>
     <w:p>
       <w:pPr>
         <w:pStyle w:val="Heading2"/>
@@ -13370,8 +13370,8 @@
         <w:t xml:space="preserve">While the interaction term retains its sign and significance under this illustrative proxy control, the lack of real bilateral HS-27 series remains an empirical limitation. Therefore, these results are treated as purely exploratory sensitivity tests rather than main empirical evidence.</w:t>
       </w:r>
     </w:p>
-    <w:bookmarkEnd w:id="160"/>
-    <w:bookmarkStart w:id="161" w:name="placebo-break-year-diagnostics"/>
+    <w:bookmarkEnd w:id="244"/>
+    <w:bookmarkStart w:id="245" w:name="placebo-break-year-diagnostics"/>
     <w:p>
       <w:pPr>
         <w:pStyle w:val="Heading2"/>
@@ -13840,8 +13840,8 @@
         <w:t xml:space="preserve">confounders (2016, 2018) than for separating early-period co-incident shocks. These limitations are fully consistent with the thesis’s broader claim that the evidence is diagnostic rather than causal.</w:t>
       </w:r>
     </w:p>
-    <w:bookmarkEnd w:id="161"/>
-    <w:bookmarkStart w:id="166" w:name="the-20222023-sanctions-evasion-channel"/>
+    <w:bookmarkEnd w:id="245"/>
+    <w:bookmarkStart w:id="250" w:name="the-20222023-sanctions-evasion-channel"/>
     <w:p>
       <w:pPr>
         <w:pStyle w:val="Heading2"/>
@@ -13859,7 +13859,7 @@
           <w:i/>
           <w:iCs/>
         </w:rPr>
-        <w:t xml:space="preserve">This section addresses the professor’s most specific concern: that the 2023 import surge is better explained by Russia-sanctions parallel imports than by BRI structural deepening. Results are produced by</w:t>
+        <w:t xml:space="preserve">Results produced by</w:t>
       </w:r>
       <w:r>
         <w:rPr>
@@ -13881,7 +13881,7 @@
           <w:i/>
           <w:iCs/>
         </w:rPr>
-        <w:t xml:space="preserve">; the full analysis memo is in</w:t>
+        <w:t xml:space="preserve">. Full analysis memo:</w:t>
       </w:r>
       <w:r>
         <w:rPr>
@@ -13906,7 +13906,7 @@
         <w:t xml:space="preserve">.</w:t>
       </w:r>
     </w:p>
-    <w:bookmarkStart w:id="162" w:name="background-and-hypothesis"/>
+    <w:bookmarkStart w:id="246" w:name="background-and-hypothesis"/>
     <w:p>
       <w:pPr>
         <w:pStyle w:val="Heading3"/>
@@ -13944,8 +13944,8 @@
         <w:t xml:space="preserve">If this hypothesis is correct, the 2023 bilateral trade deficit (−USD 2.01 billion) does not indicate a BRI-driven structural deepening of asymmetric interdependence. Instead, it reflects a temporary geopolitical shock that inflated Kazakhstan’s recorded imports from China. This would significantly weaken the causal interpretation of the post-BRI mineral interaction coefficient.</w:t>
       </w:r>
     </w:p>
-    <w:bookmarkEnd w:id="162"/>
-    <w:bookmarkStart w:id="163" w:name="import-surge-magnitude"/>
+    <w:bookmarkEnd w:id="246"/>
+    <w:bookmarkStart w:id="247" w:name="import-surge-magnitude"/>
     <w:p>
       <w:pPr>
         <w:pStyle w:val="Heading3"/>
@@ -13993,7 +13993,7 @@
         <w:t xml:space="preserve"> </w:t>
       </w:r>
       <w:r>
-        <w:t>in the local data. This remains a data limitation: a direct test of whether these categories exploded disproportionately in 2022–2023 is therefore not possible from local data. This gap is documented in</w:t>
+        <w:t xml:space="preserve">in the local data. This remains a data limitation: a direct test of whether these categories exploded disproportionately in 2022–2023 is therefore not possible from local data. This gap is documented in</w:t>
       </w:r>
       <w:r>
         <w:t xml:space="preserve"> </w:t>
@@ -14011,8 +14011,8 @@
         <w:t xml:space="preserve">and would require a new Comtrade API pull (KAZ-reporter, CHN as partner, HS 84/85/87, import flow) to close.</w:t>
       </w:r>
     </w:p>
-    <w:bookmarkEnd w:id="163"/>
-    <w:bookmarkStart w:id="164" w:name="X72f40ba1df561b40a8b38f42c7043abb0541aee"/>
+    <w:bookmarkEnd w:id="247"/>
+    <w:bookmarkStart w:id="248" w:name="X72f40ba1df561b40a8b38f42c7043abb0541aee"/>
     <w:p>
       <w:pPr>
         <w:pStyle w:val="Heading3"/>
@@ -14590,8 +14590,8 @@
         <w:t xml:space="preserve">. HAC (Newey–West) standard errors, bandwidth = 3.</w:t>
       </w:r>
     </w:p>
-    <w:bookmarkEnd w:id="164"/>
-    <w:bookmarkStart w:id="165" w:name="findings-and-interpretation"/>
+    <w:bookmarkEnd w:id="248"/>
+    <w:bookmarkStart w:id="249" w:name="findings-and-interpretation"/>
     <w:p>
       <w:pPr>
         <w:pStyle w:val="Heading3"/>
@@ -14807,9 +14807,9 @@
         <w:t xml:space="preserve">asymmetric interdependence rather than as causal evidence.</w:t>
       </w:r>
     </w:p>
-    <w:bookmarkEnd w:id="165"/>
-    <w:bookmarkEnd w:id="166"/>
-    <w:bookmarkStart w:id="167" w:name="X2fd92483128a5add758ee2b2eb0099452b15daa"/>
+    <w:bookmarkEnd w:id="249"/>
+    <w:bookmarkEnd w:id="250"/>
+    <w:bookmarkStart w:id="251" w:name="X2fd92483128a5add758ee2b2eb0099452b15daa"/>
     <w:p>
       <w:pPr>
         <w:pStyle w:val="Heading2"/>
@@ -15806,8 +15806,8 @@
         <w:t xml:space="preserve">The 2009/2010 marginal placebo significance in the ITS is a within-unit artefact that reflects the pre-existing downward trend in the Kazakhstan–China balance. The TWFE DiD absorbs this trend via year fixed effects and confirms the 2013 break is genuinely China-specific.</w:t>
       </w:r>
     </w:p>
-    <w:bookmarkEnd w:id="167"/>
-    <w:bookmarkStart w:id="171" w:name="synthetic-counterfactual"/>
+    <w:bookmarkEnd w:id="251"/>
+    <w:bookmarkStart w:id="255" w:name="synthetic-counterfactual"/>
     <w:p>
       <w:pPr>
         <w:pStyle w:val="Heading2"/>
@@ -16615,18 +16615,18 @@
           <wp:inline>
             <wp:extent cx="5727700" cy="4165600"/>
             <wp:effectExtent b="0" l="0" r="0" t="0"/>
-            <wp:docPr descr="Figure 7. Synthetic Counterfactual: Actual vs. Synthetic KZ-China Trade Balance Ratio" title="" id="169" name="Picture"/>
+            <wp:docPr descr="Figure 7. Synthetic Counterfactual: Actual vs. Synthetic KZ-China Trade Balance Ratio" title="" id="253" name="Picture"/>
             <a:graphic>
               <a:graphicData uri="http://schemas.openxmlformats.org/drawingml/2006/picture">
                 <pic:pic>
                   <pic:nvPicPr>
-                    <pic:cNvPr descr="../Outputs/generated_figures/fig_synthetic_control.png" id="170" name="Picture"/>
+                    <pic:cNvPr descr="../Outputs/generated_figures/fig_synthetic_control.png" id="254" name="Picture"/>
                     <pic:cNvPicPr>
                       <a:picLocks noChangeArrowheads="1" noChangeAspect="1"/>
                     </pic:cNvPicPr>
                   </pic:nvPicPr>
                   <pic:blipFill>
-                    <a:blip r:embed="rId168"/>
+                    <a:blip r:embed="rId252"/>
                     <a:stretch>
                       <a:fillRect/>
                     </a:stretch>
@@ -17108,9 +17108,9 @@
         <w:t xml:space="preserve">(versus concurrent geopolitical shocks in 2022–2023) cannot be conclusively established. Causal language remains reserved for the DiD finding only; the regression interaction is described as a conditional association.</w:t>
       </w:r>
     </w:p>
-    <w:bookmarkEnd w:id="171"/>
-    <w:bookmarkEnd w:id="172"/>
-    <w:bookmarkStart w:id="177" w:name="discussion"/>
+    <w:bookmarkEnd w:id="255"/>
+    <w:bookmarkEnd w:id="256"/>
+    <w:bookmarkStart w:id="261" w:name="discussion"/>
     <w:p>
       <w:pPr>
         <w:pStyle w:val="Heading1"/>
@@ -17119,7 +17119,7 @@
         <w:t xml:space="preserve">7. Discussion</w:t>
       </w:r>
     </w:p>
-    <w:bookmarkStart w:id="173" w:name="what-the-results-show"/>
+    <w:bookmarkStart w:id="257" w:name="what-the-results-show"/>
     <w:p>
       <w:pPr>
         <w:pStyle w:val="Heading2"/>
@@ -17194,8 +17194,8 @@
         <w:t xml:space="preserve">asymmetric interdependence deepening post-BRI.</w:t>
       </w:r>
     </w:p>
-    <w:bookmarkEnd w:id="173"/>
-    <w:bookmarkStart w:id="174" w:name="what-the-results-do-not-show"/>
+    <w:bookmarkEnd w:id="257"/>
+    <w:bookmarkStart w:id="258" w:name="what-the-results-do-not-show"/>
     <w:p>
       <w:pPr>
         <w:pStyle w:val="Heading2"/>
@@ -17308,8 +17308,8 @@
         <w:t xml:space="preserve">The coefficient should be read as evidence that the trade-balance association of mineral exports weakened in the post-BRI period, not as a causal multiplier. The sanctions robustness check (§6.14) cannot rule out that part or all of the post-2013 interaction is driven by the 2022–2023 Russia-sanctions routing rather than BRI-specific structural deepening.</w:t>
       </w:r>
     </w:p>
-    <w:bookmarkEnd w:id="174"/>
-    <w:bookmarkStart w:id="175" w:name="X159a95f1f75e4cb9d73376d92636dad3144bb28"/>
+    <w:bookmarkEnd w:id="258"/>
+    <w:bookmarkStart w:id="259" w:name="X159a95f1f75e4cb9d73376d92636dad3144bb28"/>
     <w:p>
       <w:pPr>
         <w:pStyle w:val="Heading2"/>
@@ -17334,8 +17334,8 @@
         <w:t xml:space="preserve">However, from an econometric standpoint, 2023 possesses extremely high leverage. Because inference in a 24-observation dataset is fragile, the results must be reported transparently with and without this year. The full-sample interaction coefficient and the excluding-2023 estimates should be treated as co-equal evidence. The core conclusion of this thesis—that the bilateral trade relationship has grown increasingly fragile and asymmetric—is supported by the descriptive decomposition and the 2023 outcome itself, but the formal claim of a stable, systematic post-BRI statistical interaction effect must not depend solely on the full-sample regression coefficient.</w:t>
       </w:r>
     </w:p>
-    <w:bookmarkEnd w:id="175"/>
-    <w:bookmarkStart w:id="176" w:name="policy-implications"/>
+    <w:bookmarkEnd w:id="259"/>
+    <w:bookmarkStart w:id="260" w:name="policy-implications"/>
     <w:p>
       <w:pPr>
         <w:pStyle w:val="Heading2"/>
@@ -17500,9 +17500,9 @@
         <w:t xml:space="preserve">requiring policy response rather than a statistical anomaly.</w:t>
       </w:r>
     </w:p>
-    <w:bookmarkEnd w:id="176"/>
-    <w:bookmarkEnd w:id="177"/>
-    <w:bookmarkStart w:id="180" w:name="conclusion"/>
+    <w:bookmarkEnd w:id="260"/>
+    <w:bookmarkEnd w:id="261"/>
+    <w:bookmarkStart w:id="264" w:name="conclusion"/>
     <w:p>
       <w:pPr>
         <w:pStyle w:val="Heading1"/>
@@ -17572,7 +17572,7 @@
         <w:t xml:space="preserve">The thesis therefore identifies a China-specific, increasingly adverse bilateral pattern that is strongly consistent with asymmetric interdependence theory. The strongest empirical contributions are: the descriptive decomposition showing import-side deepening as the primary mechanism; the TWFE DiD demonstrating China-specificity; and the transparent reporting of regression fragility and influence diagnostics.</w:t>
       </w:r>
     </w:p>
-    <w:bookmarkStart w:id="178" w:name="interpretation-discipline"/>
+    <w:bookmarkStart w:id="262" w:name="interpretation-discipline"/>
     <w:p>
       <w:pPr>
         <w:pStyle w:val="Heading2"/>
@@ -17605,8 +17605,8 @@
         <w:t xml:space="preserve">— not a common shock across trading partners — as demonstrated by the TWFE DiD partner-placebo design (§6.15). It cannot claim that BRI causally worsened Kazakhstan’s trade balance, because the regression interaction does not survive exclusion of the 2022–2023 sanctions period and an alternative explanation via parallel-import routing cannot be ruled out. The TWFE DiD finding is the most causally credible result; the regression interaction is a conditional association.</w:t>
       </w:r>
     </w:p>
-    <w:bookmarkEnd w:id="178"/>
-    <w:bookmarkStart w:id="179" w:name="limitations-and-future-research"/>
+    <w:bookmarkEnd w:id="262"/>
+    <w:bookmarkStart w:id="263" w:name="limitations-and-future-research"/>
     <w:p>
       <w:pPr>
         <w:pStyle w:val="Heading2"/>
@@ -17652,9 +17652,9 @@
         <w:t xml:space="preserve">The finding that mineral export growth did not translate into trade-balance improvement is consistent with the broader resource-dependence literature: export success in raw materials does not automatically improve external balance when the trading partner’s diversified export capacity grows faster. For Kazakhstan and comparable corridor economies, this diagnostic evidence suggests that BRI participation should be evaluated not by aggregate trade volumes but by the composition and balance of bilateral exchange.</w:t>
       </w:r>
     </w:p>
-    <w:bookmarkEnd w:id="179"/>
-    <w:bookmarkEnd w:id="180"/>
-    <w:bookmarkStart w:id="181" w:name="appendix-table-and-figure-concordance"/>
+    <w:bookmarkEnd w:id="263"/>
+    <w:bookmarkEnd w:id="264"/>
+    <w:bookmarkStart w:id="265" w:name="appendix-table-and-figure-concordance"/>
     <w:p>
       <w:pPr>
         <w:pStyle w:val="Heading1"/>
@@ -19166,8 +19166,8 @@
         </w:tc>
       </w:tr>
     </w:tbl>
-    <w:bookmarkEnd w:id="181"/>
-    <w:bookmarkStart w:id="184" w:name="X2a4b41675f3f3c302420f86aae5c9ae3362ae7d"/>
+    <w:bookmarkEnd w:id="265"/>
+    <w:bookmarkStart w:id="268" w:name="X2a4b41675f3f3c302420f86aae5c9ae3362ae7d"/>
     <w:p>
       <w:pPr>
         <w:pStyle w:val="Heading1"/>
@@ -19185,10 +19185,10 @@
           <w:i/>
           <w:iCs/>
         </w:rPr>
-        <w:t xml:space="preserve">This appendix documents the pre-revision OLS specification that used log(KZ GDP) and log(CN GDP) as separate level regressors. It is retained per hard rule 4 (do not delete midterm specifications) and per the explicit midterm revision commitment in §5.2.</w:t>
-      </w:r>
-    </w:p>
-    <w:bookmarkStart w:id="182" w:name="appendix-b.1-pre-revision-full-model-a1"/>
+        <w:t xml:space="preserve">This appendix documents the pre-revision OLS specification that used log(KZ GDP) and log(CN GDP) as separate level regressors. It is retained for transparency, enabling direct comparison between the midterm and final specifications and illustrating how multicollinearity resolution affected the estimates.</w:t>
+      </w:r>
+    </w:p>
+    <w:bookmarkStart w:id="266" w:name="appendix-b.1-pre-revision-full-model-a1"/>
     <w:p>
       <w:pPr>
         <w:pStyle w:val="Heading2"/>
@@ -19750,8 +19750,8 @@
         <w:t xml:space="preserve">Notes: The large constant (197.6), implausible GDP coefficient magnitudes, and max VIF &gt; 100 indicate that this specification’s coefficients absorb trending collinearity rather than identifying genuine partial effects. This specification is superseded by the growth-rate model (Scheme B, primary) and gravity-ratio model (Scheme C, robustness) in the final version.</w:t>
       </w:r>
     </w:p>
-    <w:bookmarkEnd w:id="182"/>
-    <w:bookmarkStart w:id="183" w:name="Xfc43d264906fd36d64ff21af4fbc70df67b82f2"/>
+    <w:bookmarkEnd w:id="266"/>
+    <w:bookmarkStart w:id="267" w:name="Xfc43d264906fd36d64ff21af4fbc70df67b82f2"/>
     <w:p>
       <w:pPr>
         <w:pStyle w:val="Heading2"/>
@@ -20199,8 +20199,8 @@
         <w:t xml:space="preserve">Notes: This specification achieved VIF &lt; 10 by excluding GDP controls entirely. The final primary specification (Scheme B, GDP growth rates) retains GDP-related regressors in stationary form (d.log), achieving max VIF = 10.4. The Scheme C gravity-ratio specification is reported as a robustness check (max VIF = 33.4).</w:t>
       </w:r>
     </w:p>
-    <w:bookmarkEnd w:id="183"/>
-    <w:bookmarkEnd w:id="184"/>
+    <w:bookmarkEnd w:id="267"/>
+    <w:bookmarkEnd w:id="268"/>
     <w:sectPr>
       <w:footerReference r:id="rId9" w:type="default"/>
       <w:footnotePr>

--- a/Paper/final_dissertation.docx
+++ b/Paper/final_dissertation.docx
@@ -26,170 +26,272 @@
         <w:t xml:space="preserve">Nikar Omirbek</w:t>
       </w:r>
     </w:p>
-    <w:p>
-      <w:pPr>
-        <w:pStyle w:val="Date"/>
-      </w:pPr>
-      <w:r>
-        <w:t xml:space="preserve">2026</w:t>
-      </w:r>
-    </w:p>
-    <w:p>
-      <w:pPr>
-        <w:pStyle w:val="BlockText"/>
+    <w:bookmarkStart w:id="261" w:name="abstract"/>
+    <w:p>
+      <w:pPr>
+        <w:pStyle w:val="Heading1"/>
+      </w:pPr>
+      <w:r>
+        <w:t xml:space="preserve">Abstract</w:t>
+      </w:r>
+    </w:p>
+    <w:p>
+      <w:pPr>
+        <w:pStyle w:val="FirstParagraph"/>
+      </w:pPr>
+      <w:r>
+        <w:t xml:space="preserve">This thesis examines the post-BRI association between the Belt and Road Initiative (BRI) and the Kazakhstan–China bilateral trade balance, focusing on the role of strategic mineral exports. Using an annual bilateral time-series dataset for 2000–2023 (</w:t>
+      </w:r>
+      <w:r>
+        <w:rPr>
+          <w:i/>
+          <w:iCs/>
+        </w:rPr>
+        <w:t xml:space="preserve">n</w:t>
+      </w:r>
+      <w:r>
+        <w:t xml:space="preserve"> </w:t>
+      </w:r>
+      <w:r>
+        <w:t xml:space="preserve">= 24), the analysis applies descriptive pre/post decomposition, structural-break diagnostics, OLS association models with Newey–West standard errors, autoregressive distributed lag (ADL) dynamic association models, and a 288-specification robustness grid. The central puzzle is that narrow strategic mineral exports (uranium, copper, chromium) rose by 29.2 per cent between the pre-BRI (2000–2013) and post-BRI (2014–2023) periods, yet the average bilateral trade balance fell by 37.8 per cent. Trade decomposition reveals that this is associated with import-side deepening: Kazakhstan’s imports from China grew by 94.3 per cent while exports grew by only 24.3 per cent. The full-sample OLS model estimates a negative post-BRI × minerals interaction of −3.22 (</w:t>
+      </w:r>
+      <w:r>
+        <w:rPr>
+          <w:i/>
+          <w:iCs/>
+        </w:rPr>
+        <w:t xml:space="preserve">p</w:t>
+      </w:r>
+      <w:r>
+        <w:t xml:space="preserve"> </w:t>
+      </w:r>
+      <w:r>
+        <w:t xml:space="preserve">= 0.007), but influence diagnostics reveal that this finding is heavily dependent on 2023, a high-leverage observation representing the first bilateral trade deficit. Excluding 2023 reduces the interaction to −0.41 (</w:t>
+      </w:r>
+      <w:r>
+        <w:rPr>
+          <w:i/>
+          <w:iCs/>
+        </w:rPr>
+        <w:t xml:space="preserve">p</w:t>
+      </w:r>
+      <w:r>
+        <w:t xml:space="preserve"> </w:t>
+      </w:r>
+      <w:r>
+        <w:t xml:space="preserve">= 0.178), rendering it statistically insignificant. Furthermore, a sanctions-era import surge in 2022–2023 complicates a narrow BRI interpretation. Consequently, the empirical results are interpreted as associational and diagnostic evidence consistent with asymmetric interdependence and import-side deepening, rather than causal proof of a stable structural effect. The thesis demonstrates that strategic mineral export growth did not reliably translate into sustained bilateral balance improvement for Kazakhstan.</w:t>
+      </w:r>
+    </w:p>
+    <w:p>
+      <w:pPr>
+        <w:pStyle w:val="BodyText"/>
       </w:pPr>
       <w:r>
         <w:rPr>
           <w:b/>
           <w:bCs/>
         </w:rPr>
-        <w:t xml:space="preserve">Note on terminology.</w:t>
-      </w:r>
-      <w:r>
-        <w:t xml:space="preserve"> </w:t>
-      </w:r>
-      <w:r>
-        <w:t xml:space="preserve">The official registered title of this dissertation uses the word</w:t>
-      </w:r>
-      <w:r>
-        <w:t xml:space="preserve"> </w:t>
-      </w:r>
-      <w:r>
-        <w:t xml:space="preserve">“impact.”</w:t>
-      </w:r>
-      <w:r>
-        <w:t xml:space="preserve"> </w:t>
-      </w:r>
-      <w:r>
-        <w:t xml:space="preserve">Throughout this work,</w:t>
-      </w:r>
-      <w:r>
-        <w:t xml:space="preserve"> </w:t>
-      </w:r>
-      <w:r>
-        <w:t xml:space="preserve">“impact”</w:t>
-      </w:r>
-      <w:r>
-        <w:t xml:space="preserve"> </w:t>
-      </w:r>
-      <w:r>
-        <w:t xml:space="preserve">refers to post-BRI associations and trade-balance dynamics observed in the data, not to a causal effect established through experimental or quasi-experimental identification. The analysis is explicitly diagnostic and associational. No claim of causal identification is made.</w:t>
-      </w:r>
-    </w:p>
-    <w:bookmarkStart w:id="177" w:name="abstract"/>
+        <w:t xml:space="preserve">Keywords:</w:t>
+      </w:r>
+      <w:r>
+        <w:t xml:space="preserve"> </w:t>
+      </w:r>
+      <w:r>
+        <w:t xml:space="preserve">Belt and Road Initiative; Kazakhstan–China trade; strategic minerals; asymmetric interdependence; trade balance; small-sample diagnostics; post-BRI period</w:t>
+      </w:r>
+    </w:p>
+    <w:bookmarkEnd w:id="261"/>
+    <w:bookmarkStart w:id="264" w:name="introduction"/>
     <w:p>
       <w:pPr>
         <w:pStyle w:val="Heading1"/>
       </w:pPr>
       <w:r>
-        <w:t xml:space="preserve">Abstract</w:t>
+        <w:t xml:space="preserve">1. Introduction</w:t>
       </w:r>
     </w:p>
     <w:p>
       <w:pPr>
         <w:pStyle w:val="FirstParagraph"/>
       </w:pPr>
-      <w:r>
-        <w:t xml:space="preserve">This thesis examines the post-BRI association between the Belt and Road Initiative (BRI) and the Kazakhstan–China bilateral trade balance, focusing on the role of strategic mineral exports. Using an annual bilateral time-series dataset for 2000–2023 (</w:t>
-      </w:r>
       <w:r>
         <w:rPr>
           <w:i/>
           <w:iCs/>
         </w:rPr>
-        <w:t xml:space="preserve">n</w:t>
-      </w:r>
-      <w:r>
-        <w:t xml:space="preserve"> </w:t>
-      </w:r>
-      <w:r>
-        <w:t xml:space="preserve">= 24), the analysis applies descriptive pre/post decomposition, structural-break diagnostics, OLS association models with Newey–West standard errors, autoregressive distributed lag (ADL) dynamic association models, and a 288-specification robustness grid. The central puzzle is that narrow strategic mineral exports (uranium, copper, chromium) rose by 29.2 per cent between the pre-BRI (2000–2013) and post-BRI (2014–2023) periods, yet the average bilateral trade balance fell by 37.8 per cent. Trade decomposition reveals that this is associated with import-side deepening: Kazakhstan’s imports from China grew by 94.3 per cent while exports grew by only 24.3 per cent. The full-sample OLS model estimates a negative post-BRI × minerals interaction of −3.22 (</w:t>
+        <w:t xml:space="preserve">Note on terminology: The official registered title of this dissertation uses the word</w:t>
       </w:r>
       <w:r>
         <w:rPr>
           <w:i/>
           <w:iCs/>
         </w:rPr>
-        <w:t xml:space="preserve">p</w:t>
-      </w:r>
-      <w:r>
-        <w:t xml:space="preserve"> </w:t>
-      </w:r>
-      <w:r>
-        <w:t xml:space="preserve">= 0.007), but influence diagnostics reveal that this finding is heavily dependent on 2023, a high-leverage observation representing the first bilateral trade deficit. Excluding 2023 reduces the interaction to −0.41 (</w:t>
+        <w:t xml:space="preserve"> </w:t>
       </w:r>
       <w:r>
         <w:rPr>
           <w:i/>
           <w:iCs/>
         </w:rPr>
+        <w:t xml:space="preserve">“impact.”</w:t>
+      </w:r>
+      <w:r>
+        <w:rPr>
+          <w:i/>
+          <w:iCs/>
+        </w:rPr>
+        <w:t xml:space="preserve"> </w:t>
+      </w:r>
+      <w:r>
+        <w:rPr>
+          <w:i/>
+          <w:iCs/>
+        </w:rPr>
+        <w:t xml:space="preserve">Throughout this work,</w:t>
+      </w:r>
+      <w:r>
+        <w:rPr>
+          <w:i/>
+          <w:iCs/>
+        </w:rPr>
+        <w:t xml:space="preserve"> </w:t>
+      </w:r>
+      <w:r>
+        <w:rPr>
+          <w:i/>
+          <w:iCs/>
+        </w:rPr>
+        <w:t xml:space="preserve">“impact”</w:t>
+      </w:r>
+      <w:r>
+        <w:rPr>
+          <w:i/>
+          <w:iCs/>
+        </w:rPr>
+        <w:t xml:space="preserve"> </w:t>
+      </w:r>
+      <w:r>
+        <w:rPr>
+          <w:i/>
+          <w:iCs/>
+        </w:rPr>
+        <w:t xml:space="preserve">refers to post-BRI associations and trade-balance dynamics observed in the data, not to a causal effect established through experimental or quasi-experimental identification. The analysis is explicitly diagnostic and associational.</w:t>
+      </w:r>
+    </w:p>
+    <w:p>
+      <w:pPr>
+        <w:pStyle w:val="BodyText"/>
+      </w:pPr>
+      <w:r>
+        <w:t xml:space="preserve">Kazakhstan occupies a central position in the overland economic geography of China’s Belt and Road Initiative (BRI). The Silk Road Economic Belt was announced in Astana in September 2013, and since then Kazakhstan’s transport corridors, mineral exports, and financing relationships have been folded into the broader architecture of Eurasian connectivity. Policy discourse frequently treats BRI as a vehicle for mutual economic benefit: more infrastructure should reduce trade costs, increase bilateral exchange, and expand opportunities for landlocked economies. Yet the distinction between trade growth and trade-balance improvement is analytically essential. A corridor that increases both exports and imports may expand total trade while simultaneously weakening the bilateral trade-balance position of the smaller partner.</w:t>
+      </w:r>
+    </w:p>
+    <w:p>
+      <w:pPr>
+        <w:pStyle w:val="BodyText"/>
+      </w:pPr>
+      <w:r>
+        <w:t xml:space="preserve">This thesis studies a specific dimension of that problem. The research question asks:</w:t>
+      </w:r>
+      <w:r>
+        <w:t xml:space="preserve"> </w:t>
+      </w:r>
+      <w:r>
+        <w:rPr>
+          <w:i/>
+          <w:iCs/>
+        </w:rPr>
+        <w:t xml:space="preserve">How did the post-BRI period coincide with changes in the relationship between Kazakhstan’s strategic mineral exports to China and Kazakhstan’s bilateral trade balance with China?</w:t>
+      </w:r>
+      <w:r>
+        <w:t xml:space="preserve"> </w:t>
+      </w:r>
+      <w:r>
+        <w:t xml:space="preserve">The question is deliberately associational. BRI is not a randomly assigned treatment, and the available data do not support credible causal identification. The thesis therefore provides diagnostic and suggestive evidence rather than causal proof.</w:t>
+      </w:r>
+    </w:p>
+    <w:p>
+      <w:pPr>
+        <w:pStyle w:val="BodyText"/>
+      </w:pPr>
+      <w:r>
+        <w:t xml:space="preserve">The analytical motivation is straightforward. Kazakhstan’s exports to China are heavily concentrated in natural resources, including uranium, copper, and chromium products. These strategic minerals are economically valuable and increasingly relevant to China’s industrial and energy supply chains. If BRI-era trade facilitation strengthened Kazakhstan’s mineral export position, one might expect the bilateral trade balance to improve, or at least to maintain its pre-BRI level. The descriptive evidence suggests otherwise. Between 2000–2013 and 2014–2023, Kazakhstan’s average bilateral trade balance with China fell by 37.8 per cent, from USD 3.35 billion to USD 2.08 billion, even as narrow strategic mineral exports rose by 29.2 per cent, from USD 1.92 billion to USD 2.48 billion (Table 4.2). Trade decomposition reveals that this divergence is driven primarily by import-side deepening: Kazakhstan’s imports from China grew by 94.3 per cent compared to export growth of 24.3 per cent (Table 4.3). This pattern motivates the central puzzle: mineral exports increased, yet the bilateral trade-balance position weakened because import growth substantially outpaced export growth.</w:t>
+      </w:r>
+    </w:p>
+    <w:p>
+      <w:pPr>
+        <w:pStyle w:val="BodyText"/>
+      </w:pPr>
+      <w:r>
+        <w:t xml:space="preserve">The thesis uses asymmetric interdependence as its primary theoretical lens. Following Keohane and Nye</w:t>
+      </w:r>
+      <w:r>
+        <w:t xml:space="preserve"> </w:t>
+      </w:r>
+      <w:r>
+        <w:t xml:space="preserve">[-@keohane_nye_1977]</w:t>
+      </w:r>
+      <w:r>
+        <w:t xml:space="preserve"> </w:t>
+      </w:r>
+      <w:r>
+        <w:t xml:space="preserve">and Hirschman</w:t>
+      </w:r>
+      <w:r>
+        <w:t xml:space="preserve"> </w:t>
+      </w:r>
+      <w:r>
+        <w:t xml:space="preserve">[-@hirschman_1945]</w:t>
+      </w:r>
+      <w:r>
+        <w:t xml:space="preserve">, the framework treats economic linkages as a source of both gains and vulnerability. Interdependence becomes asymmetric when one partner has more outside options, greater market power, or lower adjustment costs. The framework is more precise than dependency theory because it allows for mutual gains, sectoral leverage, and policy agency, while still treating trade concentration as politically and economically consequential.</w:t>
+      </w:r>
+    </w:p>
+    <w:p>
+      <w:pPr>
+        <w:pStyle w:val="BodyText"/>
+      </w:pPr>
+      <w:r>
+        <w:t xml:space="preserve">The empirical strategy is convergent and transparent. The thesis constructs an annual Kazakhstan–China bilateral time-series dataset for 2000–2023, estimates descriptive pre/post comparisons, structural-break diagnostics, and dynamic association models (OLS with HAC standard errors), and performs a 288-row robustness grid. Multicollinearity is addressed by adopting GDP growth rates as the primary specification (max VIF = 10.4, down from 236.3 in the original GDP-levels model). The primary regression estimates a negative post-BRI × minerals interaction of −2.49 (</w:t>
+      </w:r>
+      <w:r>
+        <w:rPr>
+          <w:i/>
+          <w:iCs/>
+        </w:rPr>
         <w:t xml:space="preserve">p</w:t>
       </w:r>
       <w:r>
         <w:t xml:space="preserve"> </w:t>
       </w:r>
       <w:r>
-        <w:t xml:space="preserve">= 0.178), rendering it statistically insignificant. Furthermore, a sanctions-era import surge in 2022–2023 complicates a narrow BRI interpretation. Consequently, the empirical results are interpreted as associational and diagnostic evidence consistent with asymmetric interdependence and import-side deepening, rather than causal proof of a stable structural effect. The thesis demonstrates that strategic mineral export growth did not reliably translate into sustained bilateral balance improvement for Kazakhstan.</w:t>
-      </w:r>
-    </w:p>
-    <w:p>
-      <w:pPr>
-        <w:pStyle w:val="BodyText"/>
-      </w:pPr>
+        <w:t xml:space="preserve">= 0.011), but this result does not survive exclusion of 2022–2023. The most important identification finding comes from a two-way fixed-effects (TWFE) DiD partner-placebo design using Kazakhstan’s bilateral trade with Russia, Germany, Uzbekistan, Turkey, and the USA as control units (data from UN Comtrade, 2000–2023): the post-2013 balance deterioration is</w:t>
+      </w:r>
+      <w:r>
+        <w:t xml:space="preserve"> </w:t>
+      </w:r>
       <w:r>
         <w:rPr>
           <w:b/>
           <w:bCs/>
         </w:rPr>
-        <w:t xml:space="preserve">Keywords:</w:t>
-      </w:r>
-      <w:r>
-        <w:t xml:space="preserve"> </w:t>
-      </w:r>
-      <w:r>
-        <w:t xml:space="preserve">Belt and Road Initiative; Kazakhstan–China trade; strategic minerals; asymmetric interdependence; trade balance; small-sample diagnostics; post-BRI period</w:t>
-      </w:r>
-    </w:p>
-    <w:bookmarkEnd w:id="177"/>
-    <w:bookmarkStart w:id="180" w:name="introduction"/>
-    <w:p>
-      <w:pPr>
-        <w:pStyle w:val="Heading1"/>
-      </w:pPr>
-      <w:r>
-        <w:t xml:space="preserve">1. Introduction</w:t>
-      </w:r>
-    </w:p>
-    <w:p>
-      <w:pPr>
-        <w:pStyle w:val="FirstParagraph"/>
-      </w:pPr>
-      <w:r>
-        <w:t xml:space="preserve">Kazakhstan occupies a central position in the overland economic geography of China’s Belt and Road Initiative (BRI). The Silk Road Economic Belt was announced in Astana in September 2013, and since then Kazakhstan’s transport corridors, mineral exports, and financing relationships have been folded into the broader architecture of Eurasian connectivity. Policy discourse frequently treats BRI as a vehicle for mutual economic benefit: more infrastructure should reduce trade costs, increase bilateral exchange, and expand opportunities for landlocked economies. Yet the distinction between trade growth and trade-balance improvement is analytically essential. A corridor that increases both exports and imports may expand total trade while simultaneously weakening the bilateral trade-balance position of the smaller partner.</w:t>
-      </w:r>
-    </w:p>
-    <w:p>
-      <w:pPr>
-        <w:pStyle w:val="BodyText"/>
-      </w:pPr>
-      <w:r>
-        <w:t xml:space="preserve">This thesis studies a specific dimension of that problem. The research question asks:</w:t>
-      </w:r>
-      <w:r>
-        <w:t xml:space="preserve"> </w:t>
+        <w:t xml:space="preserve">China-specific</w:t>
+      </w:r>
+      <w:r>
+        <w:t xml:space="preserve">, with a DiD coefficient of −0.305 (</w:t>
       </w:r>
       <w:r>
         <w:rPr>
           <w:i/>
           <w:iCs/>
         </w:rPr>
-        <w:t xml:space="preserve">How did the post-BRI period coincide with changes in the relationship between Kazakhstan’s strategic mineral exports to China and Kazakhstan’s bilateral trade balance with China?</w:t>
-      </w:r>
-      <w:r>
-        <w:t xml:space="preserve"> </w:t>
-      </w:r>
-      <w:r>
-        <w:t xml:space="preserve">The question is deliberately associational. BRI is not a randomly assigned treatment, and the available data do not support credible causal identification. The thesis therefore provides diagnostic and suggestive evidence rather than causal proof.</w:t>
+        <w:t xml:space="preserve">p</w:t>
+      </w:r>
+      <w:r>
+        <w:t xml:space="preserve"> </w:t>
+      </w:r>
+      <w:r>
+        <w:t xml:space="preserve">= 0.0002), ruling out common macroeconomic shocks as the sole explanation.</w:t>
       </w:r>
     </w:p>
     <w:p>
@@ -197,7 +299,96 @@
         <w:pStyle w:val="BodyText"/>
       </w:pPr>
       <w:r>
-        <w:t xml:space="preserve">The analytical motivation is straightforward. Kazakhstan’s exports to China are heavily concentrated in natural resources, including uranium, copper, and chromium products. These strategic minerals are economically valuable and increasingly relevant to China’s industrial and energy supply chains. If BRI-era trade facilitation strengthened Kazakhstan’s mineral export position, one might expect the bilateral trade balance to improve, or at least to maintain its pre-BRI level. The descriptive evidence suggests otherwise. Between 2000–2013 and 2014–2023, Kazakhstan’s average bilateral trade balance with China fell by 37.8 per cent, from USD 3.35 billion to USD 2.08 billion, even as narrow strategic mineral exports rose by 29.2 per cent, from USD 1.92 billion to USD 2.48 billion (Table 4.2). Trade decomposition reveals that this divergence is driven primarily by import-side deepening: Kazakhstan’s imports from China grew by 94.3 per cent compared to export growth of 24.3 per cent (Table 4.3). This pattern motivates the central puzzle: mineral exports increased, yet the bilateral trade-balance position weakened because import growth substantially outpaced export growth.</w:t>
+        <w:t xml:space="preserve">These results are interpreted as strong diagnostic evidence that Kazakhstan’s bilateral trade deterioration post-BRI is China-specific and consistent with asymmetric interdependence deepening. The regression interaction is fragile; the cross-partner identification is robust. The strongest empirical contributions are: (i) the descriptive decomposition showing import-side deepening as the primary mechanism; (ii) the TWFE DiD demonstrating China-specificity; and (iii) transparent reporting of regression fragility.</w:t>
+      </w:r>
+    </w:p>
+    <w:bookmarkStart w:id="262" w:name="contribution"/>
+    <w:p>
+      <w:pPr>
+        <w:pStyle w:val="Heading2"/>
+      </w:pPr>
+      <w:r>
+        <w:t xml:space="preserve">1.1 Contribution</w:t>
+      </w:r>
+    </w:p>
+    <w:p>
+      <w:pPr>
+        <w:pStyle w:val="FirstParagraph"/>
+      </w:pPr>
+      <w:r>
+        <w:t xml:space="preserve">This thesis makes five specific contributions. First, it distinguishes between trade expansion and trade-balance improvement, shifting attention from aggregate trade volumes to bilateral trade-balance outcomes in a diagnostic case study of Kazakhstan and China. Second, it bridges theory and method by using asymmetric interdependence to interpret the moderating compositional channel of strategic mineral exports, accommodating both mutual gains and distributional asymmetry. Third, it tests whether strategic mineral exports translated into external-balance improvement, demonstrating that resource-export growth is not inherently synonymous with an improved external position. Fourth, it provides a transparent and reproducible annual Kazakhstan–China single country-pair dataset with a fully scripted pipeline. Fifth, it treats the results explicitly as diagnostic and fragile, deploying small-sample robustness checks and influence diagnostics to document the critical role of 2023. By providing an honest interpretation of fragility, the thesis strengthens methodological discipline and avoids claiming definitive causal identification of a stable structural effect.</w:t>
+      </w:r>
+    </w:p>
+    <w:bookmarkEnd w:id="262"/>
+    <w:bookmarkStart w:id="263" w:name="structure"/>
+    <w:p>
+      <w:pPr>
+        <w:pStyle w:val="Heading2"/>
+      </w:pPr>
+      <w:r>
+        <w:t xml:space="preserve">1.2 Structure</w:t>
+      </w:r>
+    </w:p>
+    <w:p>
+      <w:pPr>
+        <w:pStyle w:val="FirstParagraph"/>
+      </w:pPr>
+      <w:r>
+        <w:t xml:space="preserve">The remainder of this thesis is organised as follows. Chapter 2 reviews the literature and identifies the research gap. Chapter 3 presents the theoretical framework. Chapter 4 describes the data, variable construction, and data limitations. Chapter 5 explains the empirical strategy. Chapter 6 presents the results, including influence diagnostics and model stability analysis. Chapter 7 discusses the findings and their implications. Chapter 8 concludes.</w:t>
+      </w:r>
+    </w:p>
+    <w:bookmarkEnd w:id="263"/>
+    <w:bookmarkEnd w:id="264"/>
+    <w:bookmarkStart w:id="272" w:name="literature-review"/>
+    <w:p>
+      <w:pPr>
+        <w:pStyle w:val="Heading1"/>
+      </w:pPr>
+      <w:r>
+        <w:t xml:space="preserve">2. Literature Review</w:t>
+      </w:r>
+    </w:p>
+    <w:p>
+      <w:pPr>
+        <w:pStyle w:val="FirstParagraph"/>
+      </w:pPr>
+      <w:r>
+        <w:t xml:space="preserve">The literature relevant to Kazakhstan–China trade under BRI spans several overlapping debates. Rather than summarising individual studies, this review synthesises what the literature agrees on, identifies disagreements and limitations, and explains how each strand connects to the research question.</w:t>
+      </w:r>
+    </w:p>
+    <w:bookmarkStart w:id="265" w:name="X2930bc3edf58adf9f1388ee5b893d7488b5e345"/>
+    <w:p>
+      <w:pPr>
+        <w:pStyle w:val="Heading2"/>
+      </w:pPr>
+      <w:r>
+        <w:t xml:space="preserve">2.1 Trade Theory, Resource Specialisation, and Trade-Balance Outcomes</w:t>
+      </w:r>
+    </w:p>
+    <w:p>
+      <w:pPr>
+        <w:pStyle w:val="FirstParagraph"/>
+      </w:pPr>
+      <w:r>
+        <w:t xml:space="preserve">Classical trade theory predicts that countries gain from trade by specialising according to comparative advantage</w:t>
+      </w:r>
+      <w:r>
+        <w:t xml:space="preserve"> </w:t>
+      </w:r>
+      <w:r>
+        <w:t xml:space="preserve">[@ricardo_1817]</w:t>
+      </w:r>
+      <w:r>
+        <w:t xml:space="preserve">. The Heckscher–Ohlin framework extends this logic: resource-abundant countries like Kazakhstan should export resource-intensive goods, while labour- and capital-abundant countries like China should export manufactures</w:t>
+      </w:r>
+      <w:r>
+        <w:t xml:space="preserve"> </w:t>
+      </w:r>
+      <w:r>
+        <w:t xml:space="preserve">[@heckscher_1919; @ohlin_1933]</w:t>
+      </w:r>
+      <w:r>
+        <w:t xml:space="preserve">. In this framework, bilateral trade expansion is mutually beneficial regardless of trade-balance outcomes, because gains accrue through efficiency improvements rather than balance-of-payments surplus.</w:t>
       </w:r>
     </w:p>
     <w:p>
@@ -205,192 +396,1131 @@
         <w:pStyle w:val="BodyText"/>
       </w:pPr>
       <w:r>
-        <w:t xml:space="preserve">The thesis uses asymmetric interdependence as its primary theoretical lens. Following Keohane and Nye</w:t>
-      </w:r>
-      <w:r>
-        <w:t xml:space="preserve"> </w:t>
-      </w:r>
-      <w:r>
-        <w:t xml:space="preserve">[-@keohane_nye_1977]</w:t>
-      </w:r>
-      <w:r>
-        <w:t xml:space="preserve"> </w:t>
-      </w:r>
-      <w:r>
-        <w:t xml:space="preserve">and Hirschman</w:t>
-      </w:r>
-      <w:r>
-        <w:t xml:space="preserve"> </w:t>
-      </w:r>
-      <w:r>
-        <w:t xml:space="preserve">[-@hirschman_1945]</w:t>
-      </w:r>
-      <w:r>
-        <w:t xml:space="preserve">, the framework treats economic linkages as a source of both gains and vulnerability. Interdependence becomes asymmetric when one partner has more outside options, greater market power, or lower adjustment costs. The framework is more precise than dependency theory because it allows for mutual gains, sectoral leverage, and policy agency, while still treating trade concentration as politically and economically consequential.</w:t>
-      </w:r>
-    </w:p>
-    <w:p>
-      <w:pPr>
-        <w:pStyle w:val="BodyText"/>
-      </w:pPr>
-      <w:r>
-        <w:t xml:space="preserve">The empirical strategy is convergent and transparent. The thesis constructs an annual Kazakhstan–China bilateral time-series dataset for 2000–2023, estimates descriptive pre/post comparisons, structural-break diagnostics, and dynamic association models (OLS with HAC standard errors), and performs a 288-row robustness grid. Multicollinearity is addressed by adopting GDP growth rates as the primary specification (max VIF = 10.4, down from 236.3 in the original GDP-levels model). The primary regression estimates a negative post-BRI × minerals interaction of −2.49 (</w:t>
+        <w:t xml:space="preserve">However, the trade-balance implications of resource specialisation are not neutral. Bhagwati</w:t>
+      </w:r>
+      <w:r>
+        <w:t xml:space="preserve"> </w:t>
+      </w:r>
+      <w:r>
+        <w:t xml:space="preserve">[-@bhagwati_1958]</w:t>
+      </w:r>
+      <w:r>
+        <w:t xml:space="preserve"> </w:t>
+      </w:r>
+      <w:r>
+        <w:t xml:space="preserve">demonstrated that export growth can be</w:t>
+      </w:r>
+      <w:r>
+        <w:t xml:space="preserve"> </w:t>
       </w:r>
       <w:r>
         <w:rPr>
           <w:i/>
           <w:iCs/>
         </w:rPr>
-        <w:t xml:space="preserve">p</w:t>
-      </w:r>
-      <w:r>
-        <w:t xml:space="preserve"> </w:t>
-      </w:r>
-      <w:r>
-        <w:t xml:space="preserve">= 0.011), but this result does not survive exclusion of 2022–2023. The most important identification finding comes from a two-way fixed-effects (TWFE) DiD partner-placebo design using Kazakhstan’s bilateral trade with Russia, Germany, Uzbekistan, Turkey, and the USA as control units (data from UN Comtrade, 2000–2023): the post-2013 balance deterioration is</w:t>
-      </w:r>
-      <w:r>
-        <w:t xml:space="preserve"> </w:t>
-      </w:r>
+        <w:t xml:space="preserve">immiserising</w:t>
+      </w:r>
+      <w:r>
+        <w:t xml:space="preserve"> </w:t>
+      </w:r>
+      <w:r>
+        <w:t xml:space="preserve">if it worsens the terms of trade sufficiently to offset volume gains. Applied to Kazakhstan, this concern is relevant because strategic mineral exports are price-taking commodities subject to global demand cycles. If mineral export values rise due to volume expansion while unit values stagnate or decline, the trade-balance benefit may be smaller than headline export figures suggest.</w:t>
+      </w:r>
+    </w:p>
+    <w:p>
+      <w:pPr>
+        <w:pStyle w:val="BodyText"/>
+      </w:pPr>
+      <w:r>
+        <w:t xml:space="preserve">New trade theory</w:t>
+      </w:r>
+      <w:r>
+        <w:t xml:space="preserve"> </w:t>
+      </w:r>
+      <w:r>
+        <w:t xml:space="preserve">[@krugman_1979; @helpman_krugman_1985]</w:t>
+      </w:r>
+      <w:r>
+        <w:t xml:space="preserve"> </w:t>
+      </w:r>
+      <w:r>
+        <w:t xml:space="preserve">adds that trade patterns between differentiated and homogeneous goods producers create structural asymmetries. A country exporting homogeneous minerals and importing differentiated manufactures faces different elasticities of substitution on each side of its trade balance. This framework helps explain why import-side growth from China—spanning machinery, consumer goods, and intermediate inputs—may be more income-elastic than mineral export growth.</w:t>
+      </w:r>
+    </w:p>
+    <w:p>
+      <w:pPr>
+        <w:pStyle w:val="BodyText"/>
+      </w:pPr>
       <w:r>
         <w:rPr>
           <w:b/>
           <w:bCs/>
         </w:rPr>
+        <w:t xml:space="preserve">Empirical bridge (Pillar 1 — trade theory).</w:t>
+      </w:r>
+      <w:r>
+        <w:t xml:space="preserve"> </w:t>
+      </w:r>
+      <w:r>
+        <w:t xml:space="preserve">This strand predicts that</w:t>
+      </w:r>
+      <w:r>
+        <w:t xml:space="preserve"> </w:t>
+      </w:r>
+      <w:r>
+        <w:rPr>
+          <w:rStyle w:val="VerbatimChar"/>
+        </w:rPr>
+        <w:t xml:space="preserve">minerals_narrow</w:t>
+      </w:r>
+      <w:r>
+        <w:t xml:space="preserve"> </w:t>
+      </w:r>
+      <w:r>
+        <w:t xml:space="preserve">should have a</w:t>
+      </w:r>
+      <w:r>
+        <w:t xml:space="preserve"> </w:t>
+      </w:r>
+      <w:r>
+        <w:rPr>
+          <w:b/>
+          <w:bCs/>
+        </w:rPr>
+        <w:t xml:space="preserve">positive</w:t>
+      </w:r>
+      <w:r>
+        <w:t xml:space="preserve"> </w:t>
+      </w:r>
+      <w:r>
+        <w:t xml:space="preserve">coefficient in the pre-BRI baseline (H2): mineral export revenues are associated with an improved bilateral balance. The differential elasticity prediction implies that import growth will outpace export growth post-BRI, consistent with the</w:t>
+      </w:r>
+      <w:r>
+        <w:t xml:space="preserve"> </w:t>
+      </w:r>
+      <w:r>
+        <w:rPr>
+          <w:b/>
+          <w:bCs/>
+        </w:rPr>
+        <w:t xml:space="preserve">negative</w:t>
+      </w:r>
+      <w:r>
+        <w:t xml:space="preserve"> </w:t>
+      </w:r>
+      <w:r>
+        <w:rPr>
+          <w:rStyle w:val="VerbatimChar"/>
+        </w:rPr>
+        <w:t xml:space="preserve">post_bri_x_minerals</w:t>
+      </w:r>
+      <w:r>
+        <w:t xml:space="preserve"> </w:t>
+      </w:r>
+      <w:r>
+        <w:t xml:space="preserve">interaction in H3.</w:t>
+      </w:r>
+    </w:p>
+    <w:bookmarkEnd w:id="265"/>
+    <w:bookmarkStart w:id="266" w:name="Xe70771352f1ad036bac85112bc90e3cc68c7f96"/>
+    <w:p>
+      <w:pPr>
+        <w:pStyle w:val="Heading2"/>
+      </w:pPr>
+      <w:r>
+        <w:t xml:space="preserve">2.2 Commodity Dependence, Terms of Trade, and External Vulnerability</w:t>
+      </w:r>
+    </w:p>
+    <w:p>
+      <w:pPr>
+        <w:pStyle w:val="FirstParagraph"/>
+      </w:pPr>
+      <w:r>
+        <w:t xml:space="preserve">The Prebisch–Singer hypothesis posits that the terms of trade for primary commodity exporters tend to deteriorate over time relative to manufactured-goods exporters</w:t>
+      </w:r>
+      <w:r>
+        <w:t xml:space="preserve"> </w:t>
+      </w:r>
+      <w:r>
+        <w:t xml:space="preserve">[@prebisch_1950; @singer_1950]</w:t>
+      </w:r>
+      <w:r>
+        <w:t xml:space="preserve">. Harvey et al.</w:t>
+      </w:r>
+      <w:r>
+        <w:t xml:space="preserve"> </w:t>
+      </w:r>
+      <w:r>
+        <w:t xml:space="preserve">[-@harvey_etal_2010]</w:t>
+      </w:r>
+      <w:r>
+        <w:t xml:space="preserve"> </w:t>
+      </w:r>
+      <w:r>
+        <w:t xml:space="preserve">provide four centuries of evidence consistent with long-run commodity terms-of-trade decline, though with significant heterogeneity across commodities and periods.</w:t>
+      </w:r>
+    </w:p>
+    <w:p>
+      <w:pPr>
+        <w:pStyle w:val="BodyText"/>
+      </w:pPr>
+      <w:r>
+        <w:t xml:space="preserve">Sachs and Warner</w:t>
+      </w:r>
+      <w:r>
+        <w:t xml:space="preserve"> </w:t>
+      </w:r>
+      <w:r>
+        <w:t xml:space="preserve">[-@sachs_warner_1995]</w:t>
+      </w:r>
+      <w:r>
+        <w:t xml:space="preserve"> </w:t>
+      </w:r>
+      <w:r>
+        <w:t xml:space="preserve">link resource abundance to development risks through the resource curse mechanism, while van der Ploeg</w:t>
+      </w:r>
+      <w:r>
+        <w:t xml:space="preserve"> </w:t>
+      </w:r>
+      <w:r>
+        <w:t xml:space="preserve">[-@vanderploeg_2011]</w:t>
+      </w:r>
+      <w:r>
+        <w:t xml:space="preserve"> </w:t>
+      </w:r>
+      <w:r>
+        <w:t xml:space="preserve">emphasises that resource wealth can be either a curse or blessing depending on institutional quality, volatility management, and reinvestment patterns. Auty</w:t>
+      </w:r>
+      <w:r>
+        <w:t xml:space="preserve"> </w:t>
+      </w:r>
+      <w:r>
+        <w:t xml:space="preserve">[-@auty_1993]</w:t>
+      </w:r>
+      <w:r>
+        <w:t xml:space="preserve"> </w:t>
+      </w:r>
+      <w:r>
+        <w:t xml:space="preserve">coined the term</w:t>
+      </w:r>
+      <w:r>
+        <w:t xml:space="preserve"> </w:t>
+      </w:r>
+      <w:r>
+        <w:t xml:space="preserve">“resource curse”</w:t>
+      </w:r>
+      <w:r>
+        <w:t xml:space="preserve"> </w:t>
+      </w:r>
+      <w:r>
+        <w:t xml:space="preserve">and documented how mineral-rich developing economies often underperform expectations. Corden and Neary</w:t>
+      </w:r>
+      <w:r>
+        <w:t xml:space="preserve"> </w:t>
+      </w:r>
+      <w:r>
+        <w:t xml:space="preserve">[-@corden_neary_1982]</w:t>
+      </w:r>
+      <w:r>
+        <w:t xml:space="preserve"> </w:t>
+      </w:r>
+      <w:r>
+        <w:t xml:space="preserve">formalised Dutch Disease, showing how resource booms can crowd out manufacturing competitiveness through real exchange-rate appreciation.</w:t>
+      </w:r>
+    </w:p>
+    <w:p>
+      <w:pPr>
+        <w:pStyle w:val="BodyText"/>
+      </w:pPr>
+      <w:r>
+        <w:t xml:space="preserve">Frankel</w:t>
+      </w:r>
+      <w:r>
+        <w:t xml:space="preserve"> </w:t>
+      </w:r>
+      <w:r>
+        <w:t xml:space="preserve">[-@frankel_2010]</w:t>
+      </w:r>
+      <w:r>
+        <w:t xml:space="preserve"> </w:t>
+      </w:r>
+      <w:r>
+        <w:t xml:space="preserve">reviews the resource curse literature and argues that the negative association between resources and growth is not deterministic but conditional on institutions and commodity-price management. Applied to Kazakhstan, the relevant question is whether BRI-era mineral export growth was accompanied by value-added upgrading and import-substitution or whether it reproduced the commodity-dependent pattern that the resource curse literature identifies as problematic.</w:t>
+      </w:r>
+    </w:p>
+    <w:p>
+      <w:pPr>
+        <w:pStyle w:val="BodyText"/>
+      </w:pPr>
+      <w:r>
+        <w:rPr>
+          <w:b/>
+          <w:bCs/>
+        </w:rPr>
+        <w:t xml:space="preserve">Empirical bridge (Pillar 2 — resource dependence).</w:t>
+      </w:r>
+      <w:r>
+        <w:t xml:space="preserve"> </w:t>
+      </w:r>
+      <w:r>
+        <w:t xml:space="preserve">This strand predicts that</w:t>
+      </w:r>
+      <w:r>
+        <w:t xml:space="preserve"> </w:t>
+      </w:r>
+      <w:r>
+        <w:rPr>
+          <w:rStyle w:val="VerbatimChar"/>
+        </w:rPr>
+        <w:t xml:space="preserve">brent_annual_mean</w:t>
+      </w:r>
+      <w:r>
+        <w:t xml:space="preserve"> </w:t>
+      </w:r>
+      <w:r>
+        <w:t xml:space="preserve">should carry an</w:t>
+      </w:r>
+      <w:r>
+        <w:t xml:space="preserve"> </w:t>
+      </w:r>
+      <w:r>
+        <w:rPr>
+          <w:b/>
+          <w:bCs/>
+        </w:rPr>
+        <w:t xml:space="preserve">ambiguous but predominantly positive</w:t>
+      </w:r>
+      <w:r>
+        <w:t xml:space="preserve"> </w:t>
+      </w:r>
+      <w:r>
+        <w:t xml:space="preserve">sign: higher commodity prices improve Kazakhstan’s export revenues in the short run (positive for balance), but via Dutch Disease mechanisms may also appreciate the real exchange rate and crowd out manufacturing (partially negative over time). The</w:t>
+      </w:r>
+      <w:r>
+        <w:t xml:space="preserve"> </w:t>
+      </w:r>
+      <w:r>
+        <w:rPr>
+          <w:rStyle w:val="VerbatimChar"/>
+        </w:rPr>
+        <w:t xml:space="preserve">kzt_usd</w:t>
+      </w:r>
+      <w:r>
+        <w:t xml:space="preserve"> </w:t>
+      </w:r>
+      <w:r>
+        <w:t xml:space="preserve">depreciation variable captures the reverse competitiveness channel and is predicted to be</w:t>
+      </w:r>
+      <w:r>
+        <w:t xml:space="preserve"> </w:t>
+      </w:r>
+      <w:r>
+        <w:rPr>
+          <w:b/>
+          <w:bCs/>
+        </w:rPr>
+        <w:t xml:space="preserve">positive</w:t>
+      </w:r>
+      <w:r>
+        <w:t xml:space="preserve"> </w:t>
+      </w:r>
+      <w:r>
+        <w:t xml:space="preserve">on the bilateral balance via the Marshall–Lerner condition.</w:t>
+      </w:r>
+    </w:p>
+    <w:bookmarkEnd w:id="266"/>
+    <w:bookmarkStart w:id="267" w:name="bri-as-trade-facilitation"/>
+    <w:p>
+      <w:pPr>
+        <w:pStyle w:val="Heading2"/>
+      </w:pPr>
+      <w:r>
+        <w:t xml:space="preserve">2.3 BRI as Trade Facilitation</w:t>
+      </w:r>
+    </w:p>
+    <w:p>
+      <w:pPr>
+        <w:pStyle w:val="FirstParagraph"/>
+      </w:pPr>
+      <w:r>
+        <w:t xml:space="preserve">The strongest econometric evidence for BRI trade effects comes from gravity and GIS-linked models. De Soyres et al.</w:t>
+      </w:r>
+      <w:r>
+        <w:t xml:space="preserve"> </w:t>
+      </w:r>
+      <w:r>
+        <w:t xml:space="preserve">[-@desoyres_etal_2019; -@desoyres_etal_2020]</w:t>
+      </w:r>
+      <w:r>
+        <w:t xml:space="preserve"> </w:t>
+      </w:r>
+      <w:r>
+        <w:t xml:space="preserve">use shipping-time estimates to show that BRI infrastructure can reduce trade costs, with the largest gains concentrated along corridors. Baniya, Rocha, and Ruta</w:t>
+      </w:r>
+      <w:r>
+        <w:t xml:space="preserve"> </w:t>
+      </w:r>
+      <w:r>
+        <w:t xml:space="preserve">[-@baniya_rocha_ruta_2020]</w:t>
+      </w:r>
+      <w:r>
+        <w:t xml:space="preserve"> </w:t>
+      </w:r>
+      <w:r>
+        <w:t xml:space="preserve">estimate gravity models and find that BRI-related improvements raise trade flows, especially when transport investment is complemented by trade reforms. Anderson and van Wincoop</w:t>
+      </w:r>
+      <w:r>
+        <w:t xml:space="preserve"> </w:t>
+      </w:r>
+      <w:r>
+        <w:t xml:space="preserve">[-@anderson_vanwincoop_2003]</w:t>
+      </w:r>
+      <w:r>
+        <w:t xml:space="preserve"> </w:t>
+      </w:r>
+      <w:r>
+        <w:t xml:space="preserve">provide the theoretical foundation for gravity-based trade-cost analysis. Rolland</w:t>
+      </w:r>
+      <w:r>
+        <w:t xml:space="preserve"> </w:t>
+      </w:r>
+      <w:r>
+        <w:t xml:space="preserve">[-@rolland_2017]</w:t>
+      </w:r>
+      <w:r>
+        <w:t xml:space="preserve"> </w:t>
+      </w:r>
+      <w:r>
+        <w:t xml:space="preserve">situates these trade-facilitation dynamics within China’s broader Eurasian strategic logic, arguing that BRI infrastructure serves geopolitical as well as commercial purposes. Swaine</w:t>
+      </w:r>
+      <w:r>
+        <w:t xml:space="preserve"> </w:t>
+      </w:r>
+      <w:r>
+        <w:t xml:space="preserve">[-@swaine_2015]</w:t>
+      </w:r>
+      <w:r>
+        <w:t xml:space="preserve"> </w:t>
+      </w:r>
+      <w:r>
+        <w:t xml:space="preserve">analyses Chinese official commentary on BRI, showing that the initiative was explicitly framed to combine economic connectivity with strategic depth.</w:t>
+      </w:r>
+    </w:p>
+    <w:p>
+      <w:pPr>
+        <w:pStyle w:val="BodyText"/>
+      </w:pPr>
+      <w:r>
+        <w:t xml:space="preserve">However, the trade-facilitation literature has an important limitation for this thesis. It generally treats increased trade as the primary success metric. It does not systematically ask whether the smaller partner’s bilateral trade balance improves, deteriorates, or remains unchanged. A corridor that increases both exports and imports may raise total trade while shifting the trade-balance distribution against the resource-exporting partner.</w:t>
+      </w:r>
+    </w:p>
+    <w:p>
+      <w:pPr>
+        <w:pStyle w:val="BodyText"/>
+      </w:pPr>
+      <w:r>
+        <w:rPr>
+          <w:b/>
+          <w:bCs/>
+        </w:rPr>
+        <w:t xml:space="preserve">Empirical bridge (Pillar 3 — BRI trade facilitation).</w:t>
+      </w:r>
+      <w:r>
+        <w:t xml:space="preserve"> </w:t>
+      </w:r>
+      <w:r>
+        <w:t xml:space="preserve">This strand predicts that</w:t>
+      </w:r>
+      <w:r>
+        <w:t xml:space="preserve"> </w:t>
+      </w:r>
+      <w:r>
+        <w:rPr>
+          <w:rStyle w:val="VerbatimChar"/>
+        </w:rPr>
+        <w:t xml:space="preserve">log(CN GDP / KZ GDP)</w:t>
+      </w:r>
+      <w:r>
+        <w:t xml:space="preserve"> </w:t>
+      </w:r>
+      <w:r>
+        <w:t xml:space="preserve">should have a</w:t>
+      </w:r>
+      <w:r>
+        <w:t xml:space="preserve"> </w:t>
+      </w:r>
+      <w:r>
+        <w:rPr>
+          <w:b/>
+          <w:bCs/>
+        </w:rPr>
+        <w:t xml:space="preserve">negative</w:t>
+      </w:r>
+      <w:r>
+        <w:t xml:space="preserve"> </w:t>
+      </w:r>
+      <w:r>
+        <w:t xml:space="preserve">sign: as China’s economy grows faster relative to Kazakhstan’s, its export capacity expands, worsening Kazakhstan’s bilateral trade balance. It also motivates the</w:t>
+      </w:r>
+      <w:r>
+        <w:t xml:space="preserve"> </w:t>
+      </w:r>
+      <w:r>
+        <w:rPr>
+          <w:rStyle w:val="VerbatimChar"/>
+        </w:rPr>
+        <w:t xml:space="preserve">post_bri_2013</w:t>
+      </w:r>
+      <w:r>
+        <w:t xml:space="preserve"> </w:t>
+      </w:r>
+      <w:r>
+        <w:t xml:space="preserve">period dummy as a partial test of trade-cost reduction, while noting that the dummy conflates BRI-specific effects with concurrent commodity shocks. The comparative DiD design (§6.5) addresses this limitation by testing whether the post-2013 balance shift is China-specific or common across all of Kazakhstan’s trading partners.</w:t>
+      </w:r>
+    </w:p>
+    <w:bookmarkEnd w:id="267"/>
+    <w:bookmarkStart w:id="268" w:name="bri-as-asymmetric-interdependence"/>
+    <w:p>
+      <w:pPr>
+        <w:pStyle w:val="Heading2"/>
+      </w:pPr>
+      <w:r>
+        <w:t xml:space="preserve">2.4 BRI as Asymmetric Interdependence</w:t>
+      </w:r>
+    </w:p>
+    <w:p>
+      <w:pPr>
+        <w:pStyle w:val="FirstParagraph"/>
+      </w:pPr>
+      <w:r>
+        <w:t xml:space="preserve">A second strand treats BRI-era connectivity as a context for asymmetric economic relationships. Keohane and Nye</w:t>
+      </w:r>
+      <w:r>
+        <w:t xml:space="preserve"> </w:t>
+      </w:r>
+      <w:r>
+        <w:t xml:space="preserve">[-@keohane_nye_1977]</w:t>
+      </w:r>
+      <w:r>
+        <w:t xml:space="preserve"> </w:t>
+      </w:r>
+      <w:r>
+        <w:t xml:space="preserve">define interdependence as mutual dependence that creates both sensitivity and vulnerability. Hirschman</w:t>
+      </w:r>
+      <w:r>
+        <w:t xml:space="preserve"> </w:t>
+      </w:r>
+      <w:r>
+        <w:t xml:space="preserve">[-@hirschman_1945]</w:t>
+      </w:r>
+      <w:r>
+        <w:t xml:space="preserve"> </w:t>
+      </w:r>
+      <w:r>
+        <w:t xml:space="preserve">argues that foreign trade generates political influence when a partner’s dependence is concentrated and costly to replace.</w:t>
+      </w:r>
+    </w:p>
+    <w:p>
+      <w:pPr>
+        <w:pStyle w:val="BodyText"/>
+      </w:pPr>
+      <w:r>
+        <w:t xml:space="preserve">Horn, Reinhart, and Trebesch</w:t>
+      </w:r>
+      <w:r>
+        <w:t xml:space="preserve"> </w:t>
+      </w:r>
+      <w:r>
+        <w:t xml:space="preserve">[-@horn_reinhart_trebesch_2021]</w:t>
+      </w:r>
+      <w:r>
+        <w:t xml:space="preserve"> </w:t>
+      </w:r>
+      <w:r>
+        <w:t xml:space="preserve">document the rise of China as the world’s largest official creditor, showing that Chinese lending creates financial interdependencies alongside trade linkages. Petry</w:t>
+      </w:r>
+      <w:r>
+        <w:t xml:space="preserve"> </w:t>
+      </w:r>
+      <w:r>
+        <w:t xml:space="preserve">[-@petry_2023]</w:t>
+      </w:r>
+      <w:r>
+        <w:t xml:space="preserve"> </w:t>
+      </w:r>
+      <w:r>
+        <w:t xml:space="preserve">demonstrates that financial infrastructures are part of Chinese economic statecraft, not secondary to physical corridors. Hurley, Morris, and Portelance</w:t>
+      </w:r>
+      <w:r>
+        <w:t xml:space="preserve"> </w:t>
+      </w:r>
+      <w:r>
+        <w:t xml:space="preserve">[-@hurley_morris_portelance_2018]</w:t>
+      </w:r>
+      <w:r>
+        <w:t xml:space="preserve"> </w:t>
+      </w:r>
+      <w:r>
+        <w:t xml:space="preserve">assess the debt-sustainability implications of BRI financing for low- and middle-income countries, finding that several corridor economies face elevated risk. Brautigam</w:t>
+      </w:r>
+      <w:r>
+        <w:t xml:space="preserve"> </w:t>
+      </w:r>
+      <w:r>
+        <w:t xml:space="preserve">[-@brautigam_2020]</w:t>
+      </w:r>
+      <w:r>
+        <w:t xml:space="preserve"> </w:t>
+      </w:r>
+      <w:r>
+        <w:t xml:space="preserve">critically examines the</w:t>
+      </w:r>
+      <w:r>
+        <w:t xml:space="preserve"> </w:t>
+      </w:r>
+      <w:r>
+        <w:t xml:space="preserve">“debt-trap diplomacy”</w:t>
+      </w:r>
+      <w:r>
+        <w:t xml:space="preserve"> </w:t>
+      </w:r>
+      <w:r>
+        <w:t xml:space="preserve">narrative, cautioning against both uncritical BRI promotion and undifferentiated alarmism—a nuance relevant to the Kazakhstan case, where Chinese financing supports infrastructure without yet producing the balance-sheet stress seen in some South Asian borrowers. Recent Kazakhstan-specific evidence supports asymmetric rather than symmetric interdependence. Primiano and Kudebayeva</w:t>
+      </w:r>
+      <w:r>
+        <w:t xml:space="preserve"> </w:t>
+      </w:r>
+      <w:r>
+        <w:t xml:space="preserve">[-@primiano_kudebayeva_2025]</w:t>
+      </w:r>
+      <w:r>
+        <w:t xml:space="preserve"> </w:t>
+      </w:r>
+      <w:r>
+        <w:t xml:space="preserve">find uneven public reception of BRI in Kazakhstan. Mostowlansky</w:t>
+      </w:r>
+      <w:r>
+        <w:t xml:space="preserve"> </w:t>
+      </w:r>
+      <w:r>
+        <w:t xml:space="preserve">[-@mostowlansky_2020]</w:t>
+      </w:r>
+      <w:r>
+        <w:t xml:space="preserve"> </w:t>
+      </w:r>
+      <w:r>
+        <w:t xml:space="preserve">shows how border security, soft power, and suspicion interact at the Sino-Kazakh boundary.</w:t>
+      </w:r>
+    </w:p>
+    <w:p>
+      <w:pPr>
+        <w:pStyle w:val="BodyText"/>
+      </w:pPr>
+      <w:r>
+        <w:rPr>
+          <w:b/>
+          <w:bCs/>
+        </w:rPr>
+        <w:t xml:space="preserve">Empirical bridge (Pillar 4 — asymmetric interdependence, PRIMARY).</w:t>
+      </w:r>
+      <w:r>
+        <w:t xml:space="preserve"> </w:t>
+      </w:r>
+      <w:r>
+        <w:t xml:space="preserve">This is the load-bearing pillar. It predicts that (i)</w:t>
+      </w:r>
+      <w:r>
+        <w:t xml:space="preserve"> </w:t>
+      </w:r>
+      <w:r>
+        <w:rPr>
+          <w:rStyle w:val="VerbatimChar"/>
+        </w:rPr>
+        <w:t xml:space="preserve">post_bri_x_minerals</w:t>
+      </w:r>
+      <w:r>
+        <w:t xml:space="preserve"> </w:t>
+      </w:r>
+      <w:r>
+        <w:t xml:space="preserve">should be</w:t>
+      </w:r>
+      <w:r>
+        <w:t xml:space="preserve"> </w:t>
+      </w:r>
+      <w:r>
+        <w:rPr>
+          <w:b/>
+          <w:bCs/>
+        </w:rPr>
+        <w:t xml:space="preserve">negative</w:t>
+      </w:r>
+      <w:r>
+        <w:t xml:space="preserve"> </w:t>
+      </w:r>
+      <w:r>
+        <w:t xml:space="preserve">(H3): the post-BRI period coincided with mineral export growth failing to translate into trade-balance improvement, as China’s leverage expanded faster than Kazakhstan’s export revenues; (ii)</w:t>
+      </w:r>
+      <w:r>
+        <w:t xml:space="preserve"> </w:t>
+      </w:r>
+      <w:r>
+        <w:rPr>
+          <w:rStyle w:val="VerbatimChar"/>
+        </w:rPr>
+        <w:t xml:space="preserve">post_bri_2013</w:t>
+      </w:r>
+      <w:r>
+        <w:t xml:space="preserve"> </w:t>
+      </w:r>
+      <w:r>
+        <w:t xml:space="preserve">should be</w:t>
+      </w:r>
+      <w:r>
+        <w:t xml:space="preserve"> </w:t>
+      </w:r>
+      <w:r>
+        <w:rPr>
+          <w:b/>
+          <w:bCs/>
+        </w:rPr>
+        <w:t xml:space="preserve">negative</w:t>
+      </w:r>
+      <w:r>
+        <w:t xml:space="preserve"> </w:t>
+      </w:r>
+      <w:r>
+        <w:t xml:space="preserve">(H1): the post-BRI period is associated with a level shift in bilateral trade that favours the more diversified partner; (iii) this pattern should be</w:t>
+      </w:r>
+      <w:r>
+        <w:t xml:space="preserve"> </w:t>
+      </w:r>
+      <w:r>
+        <w:rPr>
+          <w:b/>
+          <w:bCs/>
+        </w:rPr>
         <w:t xml:space="preserve">China-specific</w:t>
       </w:r>
       <w:r>
-        <w:t xml:space="preserve">, with a DiD coefficient of −0.305 (</w:t>
+        <w:t xml:space="preserve"> </w:t>
+      </w:r>
+      <w:r>
+        <w:t xml:space="preserve">rather than common across all of Kazakhstan’s partners, which is evaluated by the DiD partner-placebo design (§6.15) and the synthetic counterfactual (§6.16). Variables directly operationalising this pillar are</w:t>
+      </w:r>
+      <w:r>
+        <w:t xml:space="preserve"> </w:t>
+      </w:r>
+      <w:r>
+        <w:rPr>
+          <w:rStyle w:val="VerbatimChar"/>
+        </w:rPr>
+        <w:t xml:space="preserve">post_bri_2013</w:t>
+      </w:r>
+      <w:r>
+        <w:t xml:space="preserve">,</w:t>
+      </w:r>
+      <w:r>
+        <w:t xml:space="preserve"> </w:t>
+      </w:r>
+      <w:r>
+        <w:rPr>
+          <w:rStyle w:val="VerbatimChar"/>
+        </w:rPr>
+        <w:t xml:space="preserve">post_bri_x_minerals</w:t>
+      </w:r>
+      <w:r>
+        <w:t xml:space="preserve">, and</w:t>
+      </w:r>
+      <w:r>
+        <w:t xml:space="preserve"> </w:t>
+      </w:r>
+      <w:r>
+        <w:rPr>
+          <w:rStyle w:val="VerbatimChar"/>
+        </w:rPr>
+        <w:t xml:space="preserve">log(CN GDP / KZ GDP)</w:t>
+      </w:r>
+      <w:r>
+        <w:t xml:space="preserve">.</w:t>
+      </w:r>
+    </w:p>
+    <w:bookmarkEnd w:id="268"/>
+    <w:bookmarkStart w:id="269" w:name="kazakhstan-central-asia-and-china"/>
+    <w:p>
+      <w:pPr>
+        <w:pStyle w:val="Heading2"/>
+      </w:pPr>
+      <w:r>
+        <w:t xml:space="preserve">2.5 Kazakhstan, Central Asia, and China</w:t>
+      </w:r>
+    </w:p>
+    <w:p>
+      <w:pPr>
+        <w:pStyle w:val="FirstParagraph"/>
+      </w:pPr>
+      <w:r>
+        <w:t xml:space="preserve">Central Asia studies caution that geography and local political economy matter. Bird, Lebrand, and Venables</w:t>
+      </w:r>
+      <w:r>
+        <w:t xml:space="preserve"> </w:t>
+      </w:r>
+      <w:r>
+        <w:t xml:space="preserve">[-@bird_lebrand_venables_2020]</w:t>
+      </w:r>
+      <w:r>
+        <w:t xml:space="preserve"> </w:t>
+      </w:r>
+      <w:r>
+        <w:t xml:space="preserve">model how BRI can reshape economic geography in Central Asia, with gains unevenly distributed across locations. Pomfret</w:t>
+      </w:r>
+      <w:r>
+        <w:t xml:space="preserve"> </w:t>
+      </w:r>
+      <w:r>
+        <w:t xml:space="preserve">[-@pomfret_2019]</w:t>
+      </w:r>
+      <w:r>
+        <w:t xml:space="preserve"> </w:t>
+      </w:r>
+      <w:r>
+        <w:t xml:space="preserve">analyses Central Asian trade patterns and regional integration dynamics. Cooley</w:t>
+      </w:r>
+      <w:r>
+        <w:t xml:space="preserve"> </w:t>
+      </w:r>
+      <w:r>
+        <w:t xml:space="preserve">[-@cooley_2012]</w:t>
+      </w:r>
+      <w:r>
+        <w:t xml:space="preserve"> </w:t>
+      </w:r>
+      <w:r>
+        <w:t xml:space="preserve">examines great-power competition in Central Asia, including China’s growing economic footprint. Laruelle</w:t>
+      </w:r>
+      <w:r>
+        <w:t xml:space="preserve"> </w:t>
+      </w:r>
+      <w:r>
+        <w:t xml:space="preserve">[-@laruelle_2018]</w:t>
+      </w:r>
+      <w:r>
+        <w:t xml:space="preserve"> </w:t>
+      </w:r>
+      <w:r>
+        <w:t xml:space="preserve">documents China’s Belt and Road Initiative in Central Asia from multiple analytical perspectives. Laruelle and Peyrouse</w:t>
+      </w:r>
+      <w:r>
+        <w:t xml:space="preserve"> </w:t>
+      </w:r>
+      <w:r>
+        <w:t xml:space="preserve">[-@laruelle_peyrouse_2012]</w:t>
+      </w:r>
+      <w:r>
+        <w:t xml:space="preserve"> </w:t>
+      </w:r>
+      <w:r>
+        <w:t xml:space="preserve">provide foundational analysis of the social and political dimensions of China’s growing presence in the region, including the reception of Chinese labour and capital by local populations. Olcott</w:t>
+      </w:r>
+      <w:r>
+        <w:t xml:space="preserve"> </w:t>
+      </w:r>
+      <w:r>
+        <w:t xml:space="preserve">[-@olcott_2002]</w:t>
+      </w:r>
+      <w:r>
+        <w:t xml:space="preserve"> </w:t>
+      </w:r>
+      <w:r>
+        <w:t xml:space="preserve">offers an early and still-relevant account of Kazakhstan’s post-independence challenges, establishing the resource-dependence baseline against which BRI-era changes should be measured.</w:t>
+      </w:r>
+    </w:p>
+    <w:p>
+      <w:pPr>
+        <w:pStyle w:val="BodyText"/>
+      </w:pPr>
+      <w:r>
+        <w:t xml:space="preserve">Jepson and Sweeney</w:t>
+      </w:r>
+      <w:r>
+        <w:t xml:space="preserve"> </w:t>
+      </w:r>
+      <w:r>
+        <w:t xml:space="preserve">[-@jepson_2024]</w:t>
+      </w:r>
+      <w:r>
+        <w:t xml:space="preserve"> </w:t>
+      </w:r>
+      <w:r>
+        <w:t xml:space="preserve">directly examine whether Chinese state capital supports resource-based structural transformation in Kazakhstan and Bolivia. Calabrese</w:t>
+      </w:r>
+      <w:r>
+        <w:t xml:space="preserve"> </w:t>
+      </w:r>
+      <w:r>
+        <w:t xml:space="preserve">[-@calabrese_2024]</w:t>
+      </w:r>
+      <w:r>
+        <w:t xml:space="preserve"> </w:t>
+      </w:r>
+      <w:r>
+        <w:t xml:space="preserve">asks whether Chinese capital can support diversification away from extractives in the Kyrgyz Republic. The global value chain (GVC) literature adds that governance structures shape whether suppliers upgrade or remain in captive, low-value positions</w:t>
+      </w:r>
+      <w:r>
+        <w:t xml:space="preserve"> </w:t>
+      </w:r>
+      <w:r>
+        <w:t xml:space="preserve">[@gereffi_humphrey_sturgeon_2005]</w:t>
+      </w:r>
+      <w:r>
+        <w:t xml:space="preserve">.</w:t>
+      </w:r>
+    </w:p>
+    <w:p>
+      <w:pPr>
+        <w:pStyle w:val="BodyText"/>
+      </w:pPr>
+      <w:r>
+        <w:rPr>
+          <w:b/>
+          <w:bCs/>
+        </w:rPr>
+        <w:t xml:space="preserve">Empirical bridge (Pillar 5 — GVC and upgrading).</w:t>
+      </w:r>
+      <w:r>
+        <w:t xml:space="preserve"> </w:t>
+      </w:r>
+      <w:r>
+        <w:t xml:space="preserve">This strand predicts that if Kazakhstan occupies a captive supplier position, the</w:t>
+      </w:r>
+      <w:r>
+        <w:t xml:space="preserve"> </w:t>
+      </w:r>
+      <w:r>
+        <w:rPr>
+          <w:rStyle w:val="VerbatimChar"/>
+        </w:rPr>
+        <w:t xml:space="preserve">post_bri_x_minerals</w:t>
+      </w:r>
+      <w:r>
+        <w:t xml:space="preserve"> </w:t>
+      </w:r>
+      <w:r>
+        <w:t xml:space="preserve">interaction should be</w:t>
+      </w:r>
+      <w:r>
+        <w:t xml:space="preserve"> </w:t>
+      </w:r>
+      <w:r>
+        <w:rPr>
+          <w:b/>
+          <w:bCs/>
+        </w:rPr>
+        <w:t xml:space="preserve">negative</w:t>
+      </w:r>
+      <w:r>
+        <w:t xml:space="preserve">: rising mineral exports coincide with rising imports of Chinese capital goods and machinery needed for extraction, rather than supporting domestic value-chain upgrading. The import-category decomposition in §6.4 (HS 84 machinery, HS 85 electronics, HS 87 vehicles) tests this mechanism directly: if these categories exploded disproportionately post-2013, it is consistent with an extractive-infrastructure import channel that drains the trade balance while mineral exports rise.</w:t>
+      </w:r>
+    </w:p>
+    <w:bookmarkEnd w:id="269"/>
+    <w:bookmarkStart w:id="270" w:name="Xaa0a671067e8fae9f84f9bb9926e7997379c1fb"/>
+    <w:p>
+      <w:pPr>
+        <w:pStyle w:val="Heading2"/>
+      </w:pPr>
+      <w:r>
+        <w:t xml:space="preserve">2.6 Empirical Methods in BRI and Small-Sample Trade Research</w:t>
+      </w:r>
+    </w:p>
+    <w:p>
+      <w:pPr>
+        <w:pStyle w:val="FirstParagraph"/>
+      </w:pPr>
+      <w:r>
+        <w:t xml:space="preserve">Time-series analysis of bilateral trade relationships frequently involves small annual samples. Pesaran, Shin, and Smith</w:t>
+      </w:r>
+      <w:r>
+        <w:t xml:space="preserve"> </w:t>
+      </w:r>
+      <w:r>
+        <w:t xml:space="preserve">[-@pesaran_shin_smith_2001]</w:t>
+      </w:r>
+      <w:r>
+        <w:t xml:space="preserve"> </w:t>
+      </w:r>
+      <w:r>
+        <w:t xml:space="preserve">developed the ARDL bounds-testing approach specifically for cases with mixed integration orders and limited observations. Newey and West</w:t>
+      </w:r>
+      <w:r>
+        <w:t xml:space="preserve"> </w:t>
+      </w:r>
+      <w:r>
+        <w:t xml:space="preserve">[-@newey_west_1987]</w:t>
+      </w:r>
+      <w:r>
+        <w:t xml:space="preserve"> </w:t>
+      </w:r>
+      <w:r>
+        <w:t xml:space="preserve">introduced heteroskedasticity and autocorrelation consistent (HAC) standard errors for time-series regression. Chow</w:t>
+      </w:r>
+      <w:r>
+        <w:t xml:space="preserve"> </w:t>
+      </w:r>
+      <w:r>
+        <w:t xml:space="preserve">[-@chow_1960]</w:t>
+      </w:r>
+      <w:r>
+        <w:t xml:space="preserve"> </w:t>
+      </w:r>
+      <w:r>
+        <w:t xml:space="preserve">proposed the structural-break test used in this thesis. Bai and Perron</w:t>
+      </w:r>
+      <w:r>
+        <w:t xml:space="preserve"> </w:t>
+      </w:r>
+      <w:r>
+        <w:t xml:space="preserve">[-@bai_perron_1998; -@bai_perron_2003]</w:t>
+      </w:r>
+      <w:r>
+        <w:t xml:space="preserve"> </w:t>
+      </w:r>
+      <w:r>
+        <w:t xml:space="preserve">developed multiple-break detection methods.</w:t>
+      </w:r>
+    </w:p>
+    <w:p>
+      <w:pPr>
+        <w:pStyle w:val="BodyText"/>
+      </w:pPr>
+      <w:r>
+        <w:t xml:space="preserve">A key methodological concern in small-sample regression is influence diagnostics. Cook</w:t>
+      </w:r>
+      <w:r>
+        <w:t xml:space="preserve"> </w:t>
+      </w:r>
+      <w:r>
+        <w:t xml:space="preserve">[-@cook_1977]</w:t>
+      </w:r>
+      <w:r>
+        <w:t xml:space="preserve"> </w:t>
+      </w:r>
+      <w:r>
+        <w:t xml:space="preserve">demonstrated that individual observations can disproportionately affect regression estimates, particularly in samples below 30 observations. Belsley, Kuh, and Welsch</w:t>
+      </w:r>
+      <w:r>
+        <w:t xml:space="preserve"> </w:t>
+      </w:r>
+      <w:r>
+        <w:t xml:space="preserve">[-@belsley_kuh_welsch_1980]</w:t>
+      </w:r>
+      <w:r>
+        <w:t xml:space="preserve"> </w:t>
+      </w:r>
+      <w:r>
+        <w:t xml:space="preserve">provided comprehensive influence diagnostic tools that are essential for validating results in the sample sizes encountered in bilateral trade studies.</w:t>
+      </w:r>
+    </w:p>
+    <w:bookmarkEnd w:id="270"/>
+    <w:bookmarkStart w:id="271" w:name="research-gap"/>
+    <w:p>
+      <w:pPr>
+        <w:pStyle w:val="Heading2"/>
+      </w:pPr>
+      <w:r>
+        <w:t xml:space="preserve">2.7 Research Gap</w:t>
+      </w:r>
+    </w:p>
+    <w:p>
+      <w:pPr>
+        <w:pStyle w:val="FirstParagraph"/>
+      </w:pPr>
+      <w:r>
+        <w:t xml:space="preserve">Most BRI studies focus on aggregate trade expansion or infrastructure connectivity. Fewer examine whether resource exports improve the bilateral trade balance of smaller resource-exporting partners. The compositional question—whether mineral export growth translates into external-balance improvement—remains empirically underdeveloped for the Kazakhstan–China case. Moreover, no existing study applies formal influence diagnostics to assess how robust post-BRI trade findings are to individual high-leverage observations. This thesis addresses that gap.</w:t>
+      </w:r>
+    </w:p>
+    <w:bookmarkEnd w:id="271"/>
+    <w:bookmarkEnd w:id="272"/>
+    <w:bookmarkStart w:id="278" w:name="theoretical-framework"/>
+    <w:p>
+      <w:pPr>
+        <w:pStyle w:val="Heading1"/>
+      </w:pPr>
+      <w:r>
+        <w:t xml:space="preserve">3. Theoretical Framework</w:t>
+      </w:r>
+    </w:p>
+    <w:bookmarkStart w:id="273" w:name="X480a36025e6dac0021a01c966cd8f0ab186890e"/>
+    <w:p>
+      <w:pPr>
+        <w:pStyle w:val="Heading2"/>
+      </w:pPr>
+      <w:r>
+        <w:t xml:space="preserve">3.1 Primary Framework: Asymmetric Interdependence</w:t>
+      </w:r>
+    </w:p>
+    <w:p>
+      <w:pPr>
+        <w:pStyle w:val="FirstParagraph"/>
+      </w:pPr>
+      <w:r>
+        <w:t xml:space="preserve">The primary theoretical framework is</w:t>
+      </w:r>
+      <w:r>
+        <w:t xml:space="preserve"> </w:t>
+      </w:r>
+      <w:r>
+        <w:rPr>
+          <w:b/>
+          <w:bCs/>
+        </w:rPr>
+        <w:t xml:space="preserve">asymmetric interdependence</w:t>
+      </w:r>
+      <w:r>
+        <w:t xml:space="preserve">, as developed by Keohane and Nye</w:t>
+      </w:r>
+      <w:r>
+        <w:t xml:space="preserve"> </w:t>
+      </w:r>
+      <w:r>
+        <w:t xml:space="preserve">[-@keohane_nye_1973]</w:t>
+      </w:r>
+      <w:r>
+        <w:t xml:space="preserve"> </w:t>
+      </w:r>
+      <w:r>
+        <w:t xml:space="preserve">and Hirschman</w:t>
+      </w:r>
+      <w:r>
+        <w:t xml:space="preserve"> </w:t>
+      </w:r>
+      <w:r>
+        <w:t xml:space="preserve">[-@hirschman_1945]</w:t>
+      </w:r>
+      <w:r>
+        <w:t xml:space="preserve">. This framework is chosen over dependency theory because it is both more precise and more empirically testable: it allows for mutual gains from trade while predicting that the distribution of those gains, and the distribution of vulnerability, depend on the structural position of each partner.</w:t>
+      </w:r>
+    </w:p>
+    <w:p>
+      <w:pPr>
+        <w:pStyle w:val="BodyText"/>
+      </w:pPr>
+      <w:r>
+        <w:t xml:space="preserve">Keohane and Nye define interdependence as mutual dependence between states or actors across issues, characterised by two distinct dimensions:</w:t>
+      </w:r>
+      <w:r>
+        <w:t xml:space="preserve"> </w:t>
       </w:r>
       <w:r>
         <w:rPr>
           <w:i/>
           <w:iCs/>
         </w:rPr>
-        <w:t xml:space="preserve">p</w:t>
-      </w:r>
-      <w:r>
-        <w:t xml:space="preserve"> </w:t>
-      </w:r>
-      <w:r>
-        <w:t xml:space="preserve">= 0.0002), ruling out common macroeconomic shocks as the sole explanation.</w:t>
-      </w:r>
-    </w:p>
-    <w:p>
-      <w:pPr>
-        <w:pStyle w:val="BodyText"/>
-      </w:pPr>
-      <w:r>
-        <w:t xml:space="preserve">These results are interpreted as strong diagnostic evidence that Kazakhstan’s bilateral trade deterioration post-BRI is China-specific and consistent with asymmetric interdependence deepening. The regression interaction is fragile; the cross-partner identification is robust. The strongest empirical contributions are: (i) the descriptive decomposition showing import-side deepening as the primary mechanism; (ii) the TWFE DiD demonstrating China-specificity; and (iii) transparent reporting of regression fragility.</w:t>
-      </w:r>
-    </w:p>
-    <w:bookmarkStart w:id="178" w:name="contribution"/>
-    <w:p>
-      <w:pPr>
-        <w:pStyle w:val="Heading2"/>
-      </w:pPr>
-      <w:r>
-        <w:t xml:space="preserve">1.1 Contribution</w:t>
-      </w:r>
-    </w:p>
-    <w:p>
-      <w:pPr>
-        <w:pStyle w:val="FirstParagraph"/>
-      </w:pPr>
-      <w:r>
-        <w:t xml:space="preserve">This thesis makes five specific contributions. First, it distinguishes between trade expansion and trade-balance improvement, shifting attention from aggregate trade volumes to bilateral trade-balance outcomes in a diagnostic case study of Kazakhstan and China. Second, it bridges theory and method by using asymmetric interdependence to interpret the moderating compositional channel of strategic mineral exports, accommodating both mutual gains and distributional asymmetry. Third, it tests whether strategic mineral exports translated into external-balance improvement, demonstrating that resource-export growth is not inherently synonymous with an improved external position. Fourth, it provides a transparent and reproducible annual Kazakhstan–China single country-pair dataset with a fully scripted pipeline. Fifth, it treats the results explicitly as diagnostic and fragile, deploying small-sample robustness checks and influence diagnostics to document the critical role of 2023. By providing an honest interpretation of fragility, the thesis strengthens methodological discipline and avoids claiming definitive causal identification of a stable structural effect.</w:t>
-      </w:r>
-    </w:p>
-    <w:bookmarkEnd w:id="178"/>
-    <w:bookmarkStart w:id="179" w:name="structure"/>
-    <w:p>
-      <w:pPr>
-        <w:pStyle w:val="Heading2"/>
-      </w:pPr>
-      <w:r>
-        <w:t xml:space="preserve">1.2 Structure</w:t>
-      </w:r>
-    </w:p>
-    <w:p>
-      <w:pPr>
-        <w:pStyle w:val="FirstParagraph"/>
-      </w:pPr>
-      <w:r>
-        <w:t xml:space="preserve">The remainder of this thesis is organised as follows. Chapter 2 reviews the literature and identifies the research gap. Chapter 3 presents the theoretical framework. Chapter 4 describes the data, variable construction, and data limitations. Chapter 5 explains the empirical strategy. Chapter 6 presents the results, including influence diagnostics and model stability analysis. Chapter 7 discusses the findings and their implications. Chapter 8 concludes.</w:t>
-      </w:r>
-    </w:p>
-    <w:bookmarkEnd w:id="179"/>
-    <w:bookmarkEnd w:id="180"/>
-    <w:bookmarkStart w:id="188" w:name="literature-review"/>
-    <w:p>
-      <w:pPr>
-        <w:pStyle w:val="Heading1"/>
-      </w:pPr>
-      <w:r>
-        <w:t xml:space="preserve">2. Literature Review</w:t>
-      </w:r>
-    </w:p>
-    <w:p>
-      <w:pPr>
-        <w:pStyle w:val="FirstParagraph"/>
-      </w:pPr>
-      <w:r>
-        <w:t xml:space="preserve">The literature relevant to Kazakhstan–China trade under BRI spans several overlapping debates. Rather than summarising individual studies, this review synthesises what the literature agrees on, identifies disagreements and limitations, and explains how each strand connects to the research question.</w:t>
-      </w:r>
-    </w:p>
-    <w:bookmarkStart w:id="181" w:name="X2930bc3edf58adf9f1388ee5b893d7488b5e345"/>
-    <w:p>
-      <w:pPr>
-        <w:pStyle w:val="Heading2"/>
-      </w:pPr>
-      <w:r>
-        <w:t xml:space="preserve">2.1 Trade Theory, Resource Specialisation, and Trade-Balance Outcomes</w:t>
-      </w:r>
-    </w:p>
-    <w:p>
-      <w:pPr>
-        <w:pStyle w:val="FirstParagraph"/>
-      </w:pPr>
-      <w:r>
-        <w:t xml:space="preserve">Classical trade theory predicts that countries gain from trade by specialising according to comparative advantage</w:t>
-      </w:r>
-      <w:r>
-        <w:t xml:space="preserve"> </w:t>
-      </w:r>
-      <w:r>
-        <w:t xml:space="preserve">[@ricardo_1817]</w:t>
-      </w:r>
-      <w:r>
-        <w:t xml:space="preserve">. The Heckscher–Ohlin framework extends this logic: resource-abundant countries like Kazakhstan should export resource-intensive goods, while labour- and capital-abundant countries like China should export manufactures</w:t>
-      </w:r>
-      <w:r>
-        <w:t xml:space="preserve"> </w:t>
-      </w:r>
-      <w:r>
-        <w:t xml:space="preserve">[@heckscher_1919; @ohlin_1933]</w:t>
-      </w:r>
-      <w:r>
-        <w:t xml:space="preserve">. In this framework, bilateral trade expansion is mutually beneficial regardless of trade-balance outcomes, because gains accrue through efficiency improvements rather than balance-of-payments surplus.</w:t>
-      </w:r>
-    </w:p>
-    <w:p>
-      <w:pPr>
-        <w:pStyle w:val="BodyText"/>
-      </w:pPr>
-      <w:r>
-        <w:t xml:space="preserve">However, the trade-balance implications of resource specialisation are not neutral. Bhagwati</w:t>
-      </w:r>
-      <w:r>
-        <w:t xml:space="preserve"> </w:t>
-      </w:r>
-      <w:r>
-        <w:t xml:space="preserve">[-@bhagwati_1958]</w:t>
-      </w:r>
-      <w:r>
-        <w:t xml:space="preserve"> </w:t>
-      </w:r>
-      <w:r>
-        <w:t xml:space="preserve">demonstrated that export growth can be</w:t>
+        <w:t xml:space="preserve">sensitivity</w:t>
+      </w:r>
+      <w:r>
+        <w:t xml:space="preserve"> </w:t>
+      </w:r>
+      <w:r>
+        <w:t xml:space="preserve">(the extent to which changes in one economy are transmitted to another before policy adjusts) and</w:t>
       </w:r>
       <w:r>
         <w:t xml:space="preserve"> </w:t>
@@ -400,13 +1530,13 @@
           <w:i/>
           <w:iCs/>
         </w:rPr>
-        <w:t xml:space="preserve">immiserising</w:t>
-      </w:r>
-      <w:r>
-        <w:t xml:space="preserve"> </w:t>
-      </w:r>
-      <w:r>
-        <w:t xml:space="preserve">if it worsens the terms of trade sufficiently to offset volume gains. Applied to Kazakhstan, this concern is relevant because strategic mineral exports are price-taking commodities subject to global demand cycles. If mineral export values rise due to volume expansion while unit values stagnate or decline, the trade-balance benefit may be smaller than headline export figures suggest.</w:t>
+        <w:t xml:space="preserve">vulnerability</w:t>
+      </w:r>
+      <w:r>
+        <w:t xml:space="preserve"> </w:t>
+      </w:r>
+      <w:r>
+        <w:t xml:space="preserve">(the cost of adjusting to those changes after the fact). Two economies can be simultaneously interdependent and asymmetrically so: China and Kazakhstan both depend on bilateral trade, but China can diversify mineral suppliers at lower cost than Kazakhstan can diversify its export markets. This structural asymmetry predicts that deepening bilateral integration will expand aggregate trade while potentially strengthening China’s bargaining position.</w:t>
       </w:r>
     </w:p>
     <w:p>
@@ -414,19 +1544,94 @@
         <w:pStyle w:val="BodyText"/>
       </w:pPr>
       <w:r>
-        <w:t xml:space="preserve">New trade theory</w:t>
-      </w:r>
-      <w:r>
-        <w:t xml:space="preserve"> </w:t>
-      </w:r>
-      <w:r>
-        <w:t xml:space="preserve">[@krugman_1979; @helpman_krugman_1985]</w:t>
-      </w:r>
-      <w:r>
-        <w:t xml:space="preserve"> </w:t>
-      </w:r>
-      <w:r>
-        <w:t xml:space="preserve">adds that trade patterns between differentiated and homogeneous goods producers create structural asymmetries. A country exporting homogeneous minerals and importing differentiated manufactures faces different elasticities of substitution on each side of its trade balance. This framework helps explain why import-side growth from China—spanning machinery, consumer goods, and intermediate inputs—may be more income-elastic than mineral export growth.</w:t>
+        <w:t xml:space="preserve">Hirschman’s mechanism sharpens the prediction. In</w:t>
+      </w:r>
+      <w:r>
+        <w:t xml:space="preserve"> </w:t>
+      </w:r>
+      <w:r>
+        <w:rPr>
+          <w:i/>
+          <w:iCs/>
+        </w:rPr>
+        <w:t xml:space="preserve">National Power and the Structure of Foreign Trade</w:t>
+      </w:r>
+      <w:r>
+        <w:t xml:space="preserve">, Hirschman shows that dependence on a large trading partner generates political influence for the partner precisely when the dependent economy’s trade is</w:t>
+      </w:r>
+      <w:r>
+        <w:t xml:space="preserve"> </w:t>
+      </w:r>
+      <w:r>
+        <w:rPr>
+          <w:i/>
+          <w:iCs/>
+        </w:rPr>
+        <w:t xml:space="preserve">concentrated</w:t>
+      </w:r>
+      <w:r>
+        <w:t xml:space="preserve"> </w:t>
+      </w:r>
+      <w:r>
+        <w:t xml:space="preserve">(few substitutable partners) and</w:t>
+      </w:r>
+      <w:r>
+        <w:t xml:space="preserve"> </w:t>
+      </w:r>
+      <w:r>
+        <w:rPr>
+          <w:i/>
+          <w:iCs/>
+        </w:rPr>
+        <w:t xml:space="preserve">inelastic</w:t>
+      </w:r>
+      <w:r>
+        <w:t xml:space="preserve"> </w:t>
+      </w:r>
+      <w:r>
+        <w:t xml:space="preserve">(the dependent economy cannot easily reduce or redirect trade). Kazakhstan’s export basket is highly concentrated in mineral commodities shipped predominantly to China and Russia, with limited substitution options in the short run. Hirschman’s framework therefore predicts that post-BRI deepening of mineral trade—by increasing Kazakhstan’s exposure to Chinese demand while China retains many alternative suppliers—will strengthen the asymmetric structure of the relationship and may translate into a weakening of Kazakhstan’s bilateral trade-balance position, as import capacity grows faster than export revenues.</w:t>
+      </w:r>
+    </w:p>
+    <w:p>
+      <w:pPr>
+        <w:pStyle w:val="BodyText"/>
+      </w:pPr>
+      <w:r>
+        <w:t xml:space="preserve">This framework is preferred over dependency theory, which is retained only as</w:t>
+      </w:r>
+      <w:r>
+        <w:t xml:space="preserve"> </w:t>
+      </w:r>
+      <w:r>
+        <w:rPr>
+          <w:i/>
+          <w:iCs/>
+        </w:rPr>
+        <w:t xml:space="preserve">historical context</w:t>
+      </w:r>
+      <w:r>
+        <w:t xml:space="preserve"> </w:t>
+      </w:r>
+      <w:r>
+        <w:t xml:space="preserve">(§3.3). The critical difference is falsifiability: asymmetric interdependence generates variable-level predictions that can be tested in regression models (§3.4), whereas dependency theory operates at the level of structural formations and does not readily produce falsifiable coefficient predictions. The empirical strategy in this thesis is built entirely on the asymmetric interdependence framework.</w:t>
+      </w:r>
+    </w:p>
+    <w:bookmarkEnd w:id="273"/>
+    <w:bookmarkStart w:id="274" w:name="supporting-frameworks"/>
+    <w:p>
+      <w:pPr>
+        <w:pStyle w:val="Heading2"/>
+      </w:pPr>
+      <w:r>
+        <w:t xml:space="preserve">3.2 Supporting Frameworks</w:t>
+      </w:r>
+    </w:p>
+    <w:p>
+      <w:pPr>
+        <w:pStyle w:val="FirstParagraph"/>
+      </w:pPr>
+      <w:r>
+        <w:t xml:space="preserve">Three supporting theoretical strands inform variable selection and interpretation:</w:t>
       </w:r>
     </w:p>
     <w:p>
@@ -438,79 +1643,123 @@
           <w:b/>
           <w:bCs/>
         </w:rPr>
-        <w:t xml:space="preserve">Empirical bridge (Pillar 1 — trade theory).</w:t>
-      </w:r>
-      <w:r>
-        <w:t xml:space="preserve"> </w:t>
-      </w:r>
-      <w:r>
-        <w:t xml:space="preserve">This strand predicts that</w:t>
-      </w:r>
-      <w:r>
-        <w:t xml:space="preserve"> </w:t>
-      </w:r>
-      <w:r>
-        <w:rPr>
-          <w:rStyle w:val="VerbatimChar"/>
-        </w:rPr>
-        <w:t xml:space="preserve">minerals_narrow</w:t>
-      </w:r>
-      <w:r>
-        <w:t xml:space="preserve"> </w:t>
-      </w:r>
-      <w:r>
-        <w:t xml:space="preserve">should have a</w:t>
-      </w:r>
-      <w:r>
-        <w:t xml:space="preserve"> </w:t>
-      </w:r>
+        <w:t xml:space="preserve">Gravity and trade facilitation.</w:t>
+      </w:r>
+      <w:r>
+        <w:t xml:space="preserve"> </w:t>
+      </w:r>
+      <w:r>
+        <w:t xml:space="preserve">Anderson and van Wincoop</w:t>
+      </w:r>
+      <w:r>
+        <w:t xml:space="preserve"> </w:t>
+      </w:r>
+      <w:r>
+        <w:t xml:space="preserve">[-@anderson_vanwincoop_2003]</w:t>
+      </w:r>
+      <w:r>
+        <w:t xml:space="preserve"> </w:t>
+      </w:r>
+      <w:r>
+        <w:t xml:space="preserve">show that bilateral trade depends on trade costs relative to multilateral resistance. BRI infrastructure reduces bilateral trade costs, increasing trade on both sides of the bilateral relationship. For the present model, China’s GDP proxies</w:t>
+      </w:r>
+      <w:r>
+        <w:t xml:space="preserve"> </w:t>
+      </w:r>
+      <w:r>
+        <w:rPr>
+          <w:i/>
+          <w:iCs/>
+        </w:rPr>
+        <w:t xml:space="preserve">foreign demand capacity</w:t>
+      </w:r>
+      <w:r>
+        <w:t xml:space="preserve"> </w:t>
+      </w:r>
+      <w:r>
+        <w:t xml:space="preserve">— a larger Chinese economy demands more inputs from Kazakhstan and exports more manufactured goods, both effects that simultaneously expand the bilateral relationship and expose Kazakhstan to the import-side risk that asymmetric interdependence theory identifies.</w:t>
+      </w:r>
+    </w:p>
+    <w:p>
+      <w:pPr>
+        <w:pStyle w:val="BodyText"/>
+      </w:pPr>
       <w:r>
         <w:rPr>
           <w:b/>
           <w:bCs/>
         </w:rPr>
-        <w:t xml:space="preserve">positive</w:t>
-      </w:r>
-      <w:r>
-        <w:t xml:space="preserve"> </w:t>
-      </w:r>
-      <w:r>
-        <w:t xml:space="preserve">coefficient in the pre-BRI baseline (H2): mineral export revenues are associated with an improved bilateral balance. The differential elasticity prediction implies that import growth will outpace export growth post-BRI, consistent with the</w:t>
-      </w:r>
-      <w:r>
-        <w:t xml:space="preserve"> </w:t>
-      </w:r>
+        <w:t xml:space="preserve">Resource curse and terms-of-trade channel.</w:t>
+      </w:r>
+      <w:r>
+        <w:t xml:space="preserve"> </w:t>
+      </w:r>
+      <w:r>
+        <w:t xml:space="preserve">Van der Ploeg</w:t>
+      </w:r>
+      <w:r>
+        <w:t xml:space="preserve"> </w:t>
+      </w:r>
+      <w:r>
+        <w:t xml:space="preserve">[-@vanderploeg_2011]</w:t>
+      </w:r>
+      <w:r>
+        <w:t xml:space="preserve"> </w:t>
+      </w:r>
+      <w:r>
+        <w:t xml:space="preserve">and Sachs and Warner</w:t>
+      </w:r>
+      <w:r>
+        <w:t xml:space="preserve"> </w:t>
+      </w:r>
+      <w:r>
+        <w:t xml:space="preserve">[-@sachs_warner_1995]</w:t>
+      </w:r>
+      <w:r>
+        <w:t xml:space="preserve"> </w:t>
+      </w:r>
+      <w:r>
+        <w:t xml:space="preserve">identify conditions under which resource-export dependence generates macroeconomic vulnerability. For this model, the Brent crude price proxies global commodity market conditions that simultaneously drive the value of Kazakhstan’s energy and mineral exports and affect China’s import demand for those commodities. The predicted relationship between global commodity prices and the bilateral trade balance is theoretically ambiguous: higher oil prices raise export revenues (positive for the balance) but may also appreciate the real exchange rate and crowd out non-commodity exports (negative).</w:t>
+      </w:r>
+    </w:p>
+    <w:p>
+      <w:pPr>
+        <w:pStyle w:val="BodyText"/>
+      </w:pPr>
       <w:r>
         <w:rPr>
           <w:b/>
           <w:bCs/>
         </w:rPr>
-        <w:t xml:space="preserve">negative</w:t>
-      </w:r>
-      <w:r>
-        <w:t xml:space="preserve"> </w:t>
-      </w:r>
-      <w:r>
-        <w:rPr>
-          <w:rStyle w:val="VerbatimChar"/>
-        </w:rPr>
-        <w:t xml:space="preserve">post_bri_x_minerals</w:t>
-      </w:r>
-      <w:r>
-        <w:t xml:space="preserve"> </w:t>
-      </w:r>
-      <w:r>
-        <w:t xml:space="preserve">interaction in H3.</w:t>
-      </w:r>
-    </w:p>
-    <w:bookmarkEnd w:id="181"/>
-    <w:bookmarkStart w:id="182" w:name="Xe70771352f1ad036bac85112bc90e3cc68c7f96"/>
+        <w:t xml:space="preserve">Global value chains (GVC) and upgrading.</w:t>
+      </w:r>
+      <w:r>
+        <w:t xml:space="preserve"> </w:t>
+      </w:r>
+      <w:r>
+        <w:t xml:space="preserve">Gereffi, Humphrey, and Sturgeon</w:t>
+      </w:r>
+      <w:r>
+        <w:t xml:space="preserve"> </w:t>
+      </w:r>
+      <w:r>
+        <w:t xml:space="preserve">[-@gereffi_humphrey_sturgeon_2005]</w:t>
+      </w:r>
+      <w:r>
+        <w:t xml:space="preserve"> </w:t>
+      </w:r>
+      <w:r>
+        <w:t xml:space="preserve">show that captive supplier positions in raw-material chains provide little upgrading leverage. For this model, the minerals–post-BRI interaction term tests whether mineral export growth translates into trade-balance improvement or whether raw-mineral export growth coincides with rising imports of Chinese capital goods and intermediates, consistent with a captive supplier relationship that generates asymmetric gains.</w:t>
+      </w:r>
+    </w:p>
+    <w:bookmarkEnd w:id="274"/>
+    <w:bookmarkStart w:id="275" w:name="why-not-dependency-theory"/>
     <w:p>
       <w:pPr>
         <w:pStyle w:val="Heading2"/>
       </w:pPr>
       <w:r>
-        <w:t xml:space="preserve">2.2 Commodity Dependence, Terms of Trade, and External Vulnerability</w:t>
+        <w:t xml:space="preserve">3.3 Why Not Dependency Theory</w:t>
       </w:r>
     </w:p>
     <w:p>
@@ -518,16 +1767,25 @@
         <w:pStyle w:val="FirstParagraph"/>
       </w:pPr>
       <w:r>
-        <w:t xml:space="preserve">The Prebisch–Singer hypothesis posits that the terms of trade for primary commodity exporters tend to deteriorate over time relative to manufactured-goods exporters</w:t>
-      </w:r>
-      <w:r>
-        <w:t xml:space="preserve"> </w:t>
-      </w:r>
-      <w:r>
-        <w:t xml:space="preserve">[@prebisch_1950; @singer_1950]</w:t>
-      </w:r>
-      <w:r>
-        <w:t xml:space="preserve">. Harvey et al.</w:t>
+        <w:t xml:space="preserve">Dependency theory and world-systems analysis provide the intellectual history from which the asymmetric interdependence framework builds. Frank [</w:t>
+      </w:r>
+      <w:r>
+        <w:t xml:space="preserve">@frank_1966</w:t>
+      </w:r>
+      <w:r>
+        <w:t xml:space="preserve">; as cited in the dependency tradition] and Prebisch</w:t>
+      </w:r>
+      <w:r>
+        <w:t xml:space="preserve"> </w:t>
+      </w:r>
+      <w:r>
+        <w:t xml:space="preserve">[-@prebisch_1950]</w:t>
+      </w:r>
+      <w:r>
+        <w:t xml:space="preserve"> </w:t>
+      </w:r>
+      <w:r>
+        <w:t xml:space="preserve">argue that peripheral commodity exporters face structural terms-of-trade deterioration imposed by the architecture of the global economy. This framing is useful for contextualising Kazakhstan’s commodity-export position but is not adopted as the primary framework for three reasons: (i) it tends to overpredict structural subordination and understate policy agency; (ii) it does not generate variable-level coefficient predictions; (iii) the empirical evidence on Prebisch–Singer is heterogeneous and commodity-specific (Harvey et al.</w:t>
       </w:r>
       <w:r>
         <w:t xml:space="preserve"> </w:t>
@@ -536,1251 +1794,11 @@
         <w:t xml:space="preserve">[-@harvey_etal_2010]</w:t>
       </w:r>
       <w:r>
-        <w:t xml:space="preserve"> </w:t>
-      </w:r>
-      <w:r>
-        <w:t xml:space="preserve">provide four centuries of evidence consistent with long-run commodity terms-of-trade decline, though with significant heterogeneity across commodities and periods.</w:t>
-      </w:r>
-    </w:p>
-    <w:p>
-      <w:pPr>
-        <w:pStyle w:val="BodyText"/>
-      </w:pPr>
-      <w:r>
-        <w:t xml:space="preserve">Sachs and Warner</w:t>
-      </w:r>
-      <w:r>
-        <w:t xml:space="preserve"> </w:t>
-      </w:r>
-      <w:r>
-        <w:t xml:space="preserve">[-@sachs_warner_1995]</w:t>
-      </w:r>
-      <w:r>
-        <w:t xml:space="preserve"> </w:t>
-      </w:r>
-      <w:r>
-        <w:t xml:space="preserve">link resource abundance to development risks through the resource curse mechanism, while van der Ploeg</w:t>
-      </w:r>
-      <w:r>
-        <w:t xml:space="preserve"> </w:t>
-      </w:r>
-      <w:r>
-        <w:t xml:space="preserve">[-@vanderploeg_2011]</w:t>
-      </w:r>
-      <w:r>
-        <w:t xml:space="preserve"> </w:t>
-      </w:r>
-      <w:r>
-        <w:t xml:space="preserve">emphasises that resource wealth can be either a curse or blessing depending on institutional quality, volatility management, and reinvestment patterns. Auty</w:t>
-      </w:r>
-      <w:r>
-        <w:t xml:space="preserve"> </w:t>
-      </w:r>
-      <w:r>
-        <w:t xml:space="preserve">[-@auty_1993]</w:t>
-      </w:r>
-      <w:r>
-        <w:t xml:space="preserve"> </w:t>
-      </w:r>
-      <w:r>
-        <w:t xml:space="preserve">coined the term</w:t>
-      </w:r>
-      <w:r>
-        <w:t xml:space="preserve"> </w:t>
-      </w:r>
-      <w:r>
-        <w:t xml:space="preserve">“resource curse”</w:t>
-      </w:r>
-      <w:r>
-        <w:t xml:space="preserve"> </w:t>
-      </w:r>
-      <w:r>
-        <w:t xml:space="preserve">and documented how mineral-rich developing economies often underperform expectations. Corden and Neary</w:t>
-      </w:r>
-      <w:r>
-        <w:t xml:space="preserve"> </w:t>
-      </w:r>
-      <w:r>
-        <w:t xml:space="preserve">[-@corden_neary_1982]</w:t>
-      </w:r>
-      <w:r>
-        <w:t xml:space="preserve"> </w:t>
-      </w:r>
-      <w:r>
-        <w:t xml:space="preserve">formalised Dutch Disease, showing how resource booms can crowd out manufacturing competitiveness through real exchange-rate appreciation.</w:t>
-      </w:r>
-    </w:p>
-    <w:p>
-      <w:pPr>
-        <w:pStyle w:val="BodyText"/>
-      </w:pPr>
-      <w:r>
-        <w:t xml:space="preserve">Frankel</w:t>
-      </w:r>
-      <w:r>
-        <w:t xml:space="preserve"> </w:t>
-      </w:r>
-      <w:r>
-        <w:t xml:space="preserve">[-@frankel_2010]</w:t>
-      </w:r>
-      <w:r>
-        <w:t xml:space="preserve"> </w:t>
-      </w:r>
-      <w:r>
-        <w:t xml:space="preserve">reviews the resource curse literature and argues that the negative association between resources and growth is not deterministic but conditional on institutions and commodity-price management. Applied to Kazakhstan, the relevant question is whether BRI-era mineral export growth was accompanied by value-added upgrading and import-substitution or whether it reproduced the commodity-dependent pattern that the resource curse literature identifies as problematic.</w:t>
-      </w:r>
-    </w:p>
-    <w:p>
-      <w:pPr>
-        <w:pStyle w:val="BodyText"/>
-      </w:pPr>
-      <w:r>
-        <w:rPr>
-          <w:b/>
-          <w:bCs/>
-        </w:rPr>
-        <w:t xml:space="preserve">Empirical bridge (Pillar 2 — resource dependence).</w:t>
-      </w:r>
-      <w:r>
-        <w:t xml:space="preserve"> </w:t>
-      </w:r>
-      <w:r>
-        <w:t xml:space="preserve">This strand predicts that</w:t>
-      </w:r>
-      <w:r>
-        <w:t xml:space="preserve"> </w:t>
-      </w:r>
-      <w:r>
-        <w:rPr>
-          <w:rStyle w:val="VerbatimChar"/>
-        </w:rPr>
-        <w:t xml:space="preserve">brent_annual_mean</w:t>
-      </w:r>
-      <w:r>
-        <w:t xml:space="preserve"> </w:t>
-      </w:r>
-      <w:r>
-        <w:t xml:space="preserve">should carry an</w:t>
-      </w:r>
-      <w:r>
-        <w:t xml:space="preserve"> </w:t>
-      </w:r>
-      <w:r>
-        <w:rPr>
-          <w:b/>
-          <w:bCs/>
-        </w:rPr>
-        <w:t xml:space="preserve">ambiguous but predominantly positive</w:t>
-      </w:r>
-      <w:r>
-        <w:t xml:space="preserve"> </w:t>
-      </w:r>
-      <w:r>
-        <w:t xml:space="preserve">sign: higher commodity prices improve Kazakhstan’s export revenues in the short run (positive for balance), but via Dutch Disease mechanisms may also appreciate the real exchange rate and crowd out manufacturing (partially negative over time). The</w:t>
-      </w:r>
-      <w:r>
-        <w:t xml:space="preserve"> </w:t>
-      </w:r>
-      <w:r>
-        <w:rPr>
-          <w:rStyle w:val="VerbatimChar"/>
-        </w:rPr>
-        <w:t xml:space="preserve">kzt_usd</w:t>
-      </w:r>
-      <w:r>
-        <w:t xml:space="preserve"> </w:t>
-      </w:r>
-      <w:r>
-        <w:t xml:space="preserve">depreciation variable captures the reverse competitiveness channel and is predicted to be</w:t>
-      </w:r>
-      <w:r>
-        <w:t xml:space="preserve"> </w:t>
-      </w:r>
-      <w:r>
-        <w:rPr>
-          <w:b/>
-          <w:bCs/>
-        </w:rPr>
-        <w:t xml:space="preserve">positive</w:t>
-      </w:r>
-      <w:r>
-        <w:t xml:space="preserve"> </w:t>
-      </w:r>
-      <w:r>
-        <w:t xml:space="preserve">on the bilateral balance via the Marshall–Lerner condition.</w:t>
-      </w:r>
-    </w:p>
-    <w:bookmarkEnd w:id="182"/>
-    <w:bookmarkStart w:id="183" w:name="bri-as-trade-facilitation"/>
-    <w:p>
-      <w:pPr>
-        <w:pStyle w:val="Heading2"/>
-      </w:pPr>
-      <w:r>
-        <w:t xml:space="preserve">2.3 BRI as Trade Facilitation</w:t>
-      </w:r>
-    </w:p>
-    <w:p>
-      <w:pPr>
-        <w:pStyle w:val="FirstParagraph"/>
-      </w:pPr>
-      <w:r>
-        <w:t xml:space="preserve">The strongest econometric evidence for BRI trade effects comes from gravity and GIS-linked models. De Soyres et al.</w:t>
-      </w:r>
-      <w:r>
-        <w:t xml:space="preserve"> </w:t>
-      </w:r>
-      <w:r>
-        <w:t xml:space="preserve">[-@desoyres_etal_2019; -@desoyres_etal_2020]</w:t>
-      </w:r>
-      <w:r>
-        <w:t xml:space="preserve"> </w:t>
-      </w:r>
-      <w:r>
-        <w:t xml:space="preserve">use shipping-time estimates to show that BRI infrastructure can reduce trade costs, with the largest gains concentrated along corridors. Baniya, Rocha, and Ruta</w:t>
-      </w:r>
-      <w:r>
-        <w:t xml:space="preserve"> </w:t>
-      </w:r>
-      <w:r>
-        <w:t xml:space="preserve">[-@baniya_rocha_ruta_2020]</w:t>
-      </w:r>
-      <w:r>
-        <w:t xml:space="preserve"> </w:t>
-      </w:r>
-      <w:r>
-        <w:t xml:space="preserve">estimate gravity models and find that BRI-related improvements raise trade flows, especially when transport investment is complemented by trade reforms. Anderson and van Wincoop</w:t>
-      </w:r>
-      <w:r>
-        <w:t xml:space="preserve"> </w:t>
-      </w:r>
-      <w:r>
-        <w:t xml:space="preserve">[-@anderson_vanwincoop_2003]</w:t>
-      </w:r>
-      <w:r>
-        <w:t xml:space="preserve"> </w:t>
-      </w:r>
-      <w:r>
-        <w:t xml:space="preserve">provide the theoretical foundation for gravity-based trade-cost analysis. Rolland</w:t>
-      </w:r>
-      <w:r>
-        <w:t xml:space="preserve"> </w:t>
-      </w:r>
-      <w:r>
-        <w:t xml:space="preserve">[-@rolland_2017]</w:t>
-      </w:r>
-      <w:r>
-        <w:t xml:space="preserve"> </w:t>
-      </w:r>
-      <w:r>
-        <w:t xml:space="preserve">situates these trade-facilitation dynamics within China’s broader Eurasian strategic logic, arguing that BRI infrastructure serves geopolitical as well as commercial purposes. Swaine</w:t>
-      </w:r>
-      <w:r>
-        <w:t xml:space="preserve"> </w:t>
-      </w:r>
-      <w:r>
-        <w:t xml:space="preserve">[-@swaine_2015]</w:t>
-      </w:r>
-      <w:r>
-        <w:t xml:space="preserve"> </w:t>
-      </w:r>
-      <w:r>
-        <w:t xml:space="preserve">analyses Chinese official commentary on BRI, showing that the initiative was explicitly framed to combine economic connectivity with strategic depth.</w:t>
-      </w:r>
-    </w:p>
-    <w:p>
-      <w:pPr>
-        <w:pStyle w:val="BodyText"/>
-      </w:pPr>
-      <w:r>
-        <w:t xml:space="preserve">However, the trade-facilitation literature has an important limitation for this thesis. It generally treats increased trade as the primary success metric. It does not systematically ask whether the smaller partner’s bilateral trade balance improves, deteriorates, or remains unchanged. A corridor that increases both exports and imports may raise total trade while shifting the trade-balance distribution against the resource-exporting partner.</w:t>
-      </w:r>
-    </w:p>
-    <w:p>
-      <w:pPr>
-        <w:pStyle w:val="BodyText"/>
-      </w:pPr>
-      <w:r>
-        <w:rPr>
-          <w:b/>
-          <w:bCs/>
-        </w:rPr>
-        <w:t xml:space="preserve">Empirical bridge (Pillar 3 — BRI trade facilitation).</w:t>
-      </w:r>
-      <w:r>
-        <w:t xml:space="preserve"> </w:t>
-      </w:r>
-      <w:r>
-        <w:t xml:space="preserve">This strand predicts that</w:t>
-      </w:r>
-      <w:r>
-        <w:t xml:space="preserve"> </w:t>
-      </w:r>
-      <w:r>
-        <w:rPr>
-          <w:rStyle w:val="VerbatimChar"/>
-        </w:rPr>
-        <w:t xml:space="preserve">log(CN GDP / KZ GDP)</w:t>
-      </w:r>
-      <w:r>
-        <w:t xml:space="preserve"> </w:t>
-      </w:r>
-      <w:r>
-        <w:t xml:space="preserve">should have a</w:t>
-      </w:r>
-      <w:r>
-        <w:t xml:space="preserve"> </w:t>
-      </w:r>
-      <w:r>
-        <w:rPr>
-          <w:b/>
-          <w:bCs/>
-        </w:rPr>
-        <w:t xml:space="preserve">negative</w:t>
-      </w:r>
-      <w:r>
-        <w:t xml:space="preserve"> </w:t>
-      </w:r>
-      <w:r>
-        <w:t xml:space="preserve">sign: as China’s economy grows faster relative to Kazakhstan’s, its export capacity expands, worsening Kazakhstan’s bilateral trade balance. It also motivates the</w:t>
-      </w:r>
-      <w:r>
-        <w:t xml:space="preserve"> </w:t>
-      </w:r>
-      <w:r>
-        <w:rPr>
-          <w:rStyle w:val="VerbatimChar"/>
-        </w:rPr>
-        <w:t xml:space="preserve">post_bri_2013</w:t>
-      </w:r>
-      <w:r>
-        <w:t xml:space="preserve"> </w:t>
-      </w:r>
-      <w:r>
-        <w:t xml:space="preserve">period dummy as a partial test of trade-cost reduction, while noting that the dummy conflates BRI-specific effects with concurrent commodity shocks. The comparative DiD design (§6.5) addresses this limitation by testing whether the post-2013 balance shift is China-specific or common across all of Kazakhstan’s trading partners.</w:t>
-      </w:r>
-    </w:p>
-    <w:bookmarkEnd w:id="183"/>
-    <w:bookmarkStart w:id="184" w:name="bri-as-asymmetric-interdependence"/>
-    <w:p>
-      <w:pPr>
-        <w:pStyle w:val="Heading2"/>
-      </w:pPr>
-      <w:r>
-        <w:t xml:space="preserve">2.4 BRI as Asymmetric Interdependence</w:t>
-      </w:r>
-    </w:p>
-    <w:p>
-      <w:pPr>
-        <w:pStyle w:val="FirstParagraph"/>
-      </w:pPr>
-      <w:r>
-        <w:t xml:space="preserve">A second strand treats BRI-era connectivity as a context for asymmetric economic relationships. Keohane and Nye</w:t>
-      </w:r>
-      <w:r>
-        <w:t xml:space="preserve"> </w:t>
-      </w:r>
-      <w:r>
-        <w:t xml:space="preserve">[-@keohane_nye_1977]</w:t>
-      </w:r>
-      <w:r>
-        <w:t xml:space="preserve"> </w:t>
-      </w:r>
-      <w:r>
-        <w:t xml:space="preserve">define interdependence as mutual dependence that creates both sensitivity and vulnerability. Hirschman</w:t>
-      </w:r>
-      <w:r>
-        <w:t xml:space="preserve"> </w:t>
-      </w:r>
-      <w:r>
-        <w:t xml:space="preserve">[-@hirschman_1945]</w:t>
-      </w:r>
-      <w:r>
-        <w:t xml:space="preserve"> </w:t>
-      </w:r>
-      <w:r>
-        <w:t xml:space="preserve">argues that foreign trade generates political influence when a partner’s dependence is concentrated and costly to replace.</w:t>
-      </w:r>
-    </w:p>
-    <w:p>
-      <w:pPr>
-        <w:pStyle w:val="BodyText"/>
-      </w:pPr>
-      <w:r>
-        <w:t xml:space="preserve">Horn, Reinhart, and Trebesch</w:t>
-      </w:r>
-      <w:r>
-        <w:t xml:space="preserve"> </w:t>
-      </w:r>
-      <w:r>
-        <w:t xml:space="preserve">[-@horn_reinhart_trebesch_2021]</w:t>
-      </w:r>
-      <w:r>
-        <w:t xml:space="preserve"> </w:t>
-      </w:r>
-      <w:r>
-        <w:t xml:space="preserve">document the rise of China as the world’s largest official creditor, showing that Chinese lending creates financial interdependencies alongside trade linkages. Petry</w:t>
-      </w:r>
-      <w:r>
-        <w:t xml:space="preserve"> </w:t>
-      </w:r>
-      <w:r>
-        <w:t xml:space="preserve">[-@petry_2023]</w:t>
-      </w:r>
-      <w:r>
-        <w:t xml:space="preserve"> </w:t>
-      </w:r>
-      <w:r>
-        <w:t xml:space="preserve">demonstrates that financial infrastructures are part of Chinese economic statecraft, not secondary to physical corridors. Hurley, Morris, and Portelance</w:t>
-      </w:r>
-      <w:r>
-        <w:t xml:space="preserve"> </w:t>
-      </w:r>
-      <w:r>
-        <w:t xml:space="preserve">[-@hurley_morris_portelance_2018]</w:t>
-      </w:r>
-      <w:r>
-        <w:t xml:space="preserve"> </w:t>
-      </w:r>
-      <w:r>
-        <w:t xml:space="preserve">assess the debt-sustainability implications of BRI financing for low- and middle-income countries, finding that several corridor economies face elevated risk. Brautigam</w:t>
-      </w:r>
-      <w:r>
-        <w:t xml:space="preserve"> </w:t>
-      </w:r>
-      <w:r>
-        <w:t xml:space="preserve">[-@brautigam_2020]</w:t>
-      </w:r>
-      <w:r>
-        <w:t xml:space="preserve"> </w:t>
-      </w:r>
-      <w:r>
-        <w:t xml:space="preserve">critically examines the</w:t>
-      </w:r>
-      <w:r>
-        <w:t xml:space="preserve"> </w:t>
-      </w:r>
-      <w:r>
-        <w:t xml:space="preserve">“debt-trap diplomacy”</w:t>
-      </w:r>
-      <w:r>
-        <w:t xml:space="preserve"> </w:t>
-      </w:r>
-      <w:r>
-        <w:t xml:space="preserve">narrative, cautioning against both uncritical BRI promotion and undifferentiated alarmism—a nuance relevant to the Kazakhstan case, where Chinese financing supports infrastructure without yet producing the balance-sheet stress seen in some South Asian borrowers. Recent Kazakhstan-specific evidence supports asymmetric rather than symmetric interdependence. Primiano and Kudebayeva</w:t>
-      </w:r>
-      <w:r>
-        <w:t xml:space="preserve"> </w:t>
-      </w:r>
-      <w:r>
-        <w:t xml:space="preserve">[-@primiano_kudebayeva_2025]</w:t>
-      </w:r>
-      <w:r>
-        <w:t xml:space="preserve"> </w:t>
-      </w:r>
-      <w:r>
-        <w:t xml:space="preserve">find uneven public reception of BRI in Kazakhstan. Mostowlansky</w:t>
-      </w:r>
-      <w:r>
-        <w:t xml:space="preserve"> </w:t>
-      </w:r>
-      <w:r>
-        <w:t xml:space="preserve">[-@mostowlansky_2020]</w:t>
-      </w:r>
-      <w:r>
-        <w:t xml:space="preserve"> </w:t>
-      </w:r>
-      <w:r>
-        <w:t xml:space="preserve">shows how border security, soft power, and suspicion interact at the Sino-Kazakh boundary.</w:t>
-      </w:r>
-    </w:p>
-    <w:p>
-      <w:pPr>
-        <w:pStyle w:val="BodyText"/>
-      </w:pPr>
-      <w:r>
-        <w:rPr>
-          <w:b/>
-          <w:bCs/>
-        </w:rPr>
-        <w:t xml:space="preserve">Empirical bridge (Pillar 4 — asymmetric interdependence, PRIMARY).</w:t>
-      </w:r>
-      <w:r>
-        <w:t xml:space="preserve"> </w:t>
-      </w:r>
-      <w:r>
-        <w:t xml:space="preserve">This is the load-bearing pillar. It predicts that (i)</w:t>
-      </w:r>
-      <w:r>
-        <w:t xml:space="preserve"> </w:t>
-      </w:r>
-      <w:r>
-        <w:rPr>
-          <w:rStyle w:val="VerbatimChar"/>
-        </w:rPr>
-        <w:t xml:space="preserve">post_bri_x_minerals</w:t>
-      </w:r>
-      <w:r>
-        <w:t xml:space="preserve"> </w:t>
-      </w:r>
-      <w:r>
-        <w:t xml:space="preserve">should be</w:t>
-      </w:r>
-      <w:r>
-        <w:t xml:space="preserve"> </w:t>
-      </w:r>
-      <w:r>
-        <w:rPr>
-          <w:b/>
-          <w:bCs/>
-        </w:rPr>
-        <w:t xml:space="preserve">negative</w:t>
-      </w:r>
-      <w:r>
-        <w:t xml:space="preserve"> </w:t>
-      </w:r>
-      <w:r>
-        <w:t xml:space="preserve">(H3): the post-BRI period coincided with mineral export growth failing to translate into trade-balance improvement, as China’s leverage expanded faster than Kazakhstan’s export revenues; (ii)</w:t>
-      </w:r>
-      <w:r>
-        <w:t xml:space="preserve"> </w:t>
-      </w:r>
-      <w:r>
-        <w:rPr>
-          <w:rStyle w:val="VerbatimChar"/>
-        </w:rPr>
-        <w:t xml:space="preserve">post_bri_2013</w:t>
-      </w:r>
-      <w:r>
-        <w:t xml:space="preserve"> </w:t>
-      </w:r>
-      <w:r>
-        <w:t xml:space="preserve">should be</w:t>
-      </w:r>
-      <w:r>
-        <w:t xml:space="preserve"> </w:t>
-      </w:r>
-      <w:r>
-        <w:rPr>
-          <w:b/>
-          <w:bCs/>
-        </w:rPr>
-        <w:t xml:space="preserve">negative</w:t>
-      </w:r>
-      <w:r>
-        <w:t xml:space="preserve"> </w:t>
-      </w:r>
-      <w:r>
-        <w:t xml:space="preserve">(H1): the post-BRI period is associated with a level shift in bilateral trade that favours the more diversified partner; (iii) this pattern should be</w:t>
-      </w:r>
-      <w:r>
-        <w:t xml:space="preserve"> </w:t>
-      </w:r>
-      <w:r>
-        <w:rPr>
-          <w:b/>
-          <w:bCs/>
-        </w:rPr>
-        <w:t xml:space="preserve">China-specific</w:t>
-      </w:r>
-      <w:r>
-        <w:t xml:space="preserve"> </w:t>
-      </w:r>
-      <w:r>
-        <w:t xml:space="preserve">rather than common across all of Kazakhstan’s partners, which is evaluated by the DiD partner-placebo design (§6.15) and the synthetic counterfactual (§6.16). Variables directly operationalising this pillar are</w:t>
-      </w:r>
-      <w:r>
-        <w:t xml:space="preserve"> </w:t>
-      </w:r>
-      <w:r>
-        <w:rPr>
-          <w:rStyle w:val="VerbatimChar"/>
-        </w:rPr>
-        <w:t xml:space="preserve">post_bri_2013</w:t>
-      </w:r>
-      <w:r>
-        <w:t xml:space="preserve">,</w:t>
-      </w:r>
-      <w:r>
-        <w:t xml:space="preserve"> </w:t>
-      </w:r>
-      <w:r>
-        <w:rPr>
-          <w:rStyle w:val="VerbatimChar"/>
-        </w:rPr>
-        <w:t xml:space="preserve">post_bri_x_minerals</w:t>
-      </w:r>
-      <w:r>
-        <w:t xml:space="preserve">, and</w:t>
-      </w:r>
-      <w:r>
-        <w:t xml:space="preserve"> </w:t>
-      </w:r>
-      <w:r>
-        <w:rPr>
-          <w:rStyle w:val="VerbatimChar"/>
-        </w:rPr>
-        <w:t xml:space="preserve">log(CN GDP / KZ GDP)</w:t>
-      </w:r>
-      <w:r>
-        <w:t xml:space="preserve">.</w:t>
-      </w:r>
-    </w:p>
-    <w:bookmarkEnd w:id="184"/>
-    <w:bookmarkStart w:id="185" w:name="kazakhstan-central-asia-and-china"/>
-    <w:p>
-      <w:pPr>
-        <w:pStyle w:val="Heading2"/>
-      </w:pPr>
-      <w:r>
-        <w:t xml:space="preserve">2.5 Kazakhstan, Central Asia, and China</w:t>
-      </w:r>
-    </w:p>
-    <w:p>
-      <w:pPr>
-        <w:pStyle w:val="FirstParagraph"/>
-      </w:pPr>
-      <w:r>
-        <w:t xml:space="preserve">Central Asia studies caution that geography and local political economy matter. Bird, Lebrand, and Venables</w:t>
-      </w:r>
-      <w:r>
-        <w:t xml:space="preserve"> </w:t>
-      </w:r>
-      <w:r>
-        <w:t xml:space="preserve">[-@bird_lebrand_venables_2020]</w:t>
-      </w:r>
-      <w:r>
-        <w:t xml:space="preserve"> </w:t>
-      </w:r>
-      <w:r>
-        <w:t xml:space="preserve">model how BRI can reshape economic geography in Central Asia, with gains unevenly distributed across locations. Pomfret</w:t>
-      </w:r>
-      <w:r>
-        <w:t xml:space="preserve"> </w:t>
-      </w:r>
-      <w:r>
-        <w:t xml:space="preserve">[-@pomfret_2019]</w:t>
-      </w:r>
-      <w:r>
-        <w:t xml:space="preserve"> </w:t>
-      </w:r>
-      <w:r>
-        <w:t xml:space="preserve">analyses Central Asian trade patterns and regional integration dynamics. Cooley</w:t>
-      </w:r>
-      <w:r>
-        <w:t xml:space="preserve"> </w:t>
-      </w:r>
-      <w:r>
-        <w:t xml:space="preserve">[-@cooley_2012]</w:t>
-      </w:r>
-      <w:r>
-        <w:t xml:space="preserve"> </w:t>
-      </w:r>
-      <w:r>
-        <w:t xml:space="preserve">examines great-power competition in Central Asia, including China’s growing economic footprint. Laruelle</w:t>
-      </w:r>
-      <w:r>
-        <w:t xml:space="preserve"> </w:t>
-      </w:r>
-      <w:r>
-        <w:t xml:space="preserve">[-@laruelle_2018]</w:t>
-      </w:r>
-      <w:r>
-        <w:t xml:space="preserve"> </w:t>
-      </w:r>
-      <w:r>
-        <w:t xml:space="preserve">documents China’s Belt and Road Initiative in Central Asia from multiple analytical perspectives. Laruelle and Peyrouse</w:t>
-      </w:r>
-      <w:r>
-        <w:t xml:space="preserve"> </w:t>
-      </w:r>
-      <w:r>
-        <w:t xml:space="preserve">[-@laruelle_peyrouse_2012]</w:t>
-      </w:r>
-      <w:r>
-        <w:t xml:space="preserve"> </w:t>
-      </w:r>
-      <w:r>
-        <w:t xml:space="preserve">provide foundational analysis of the social and political dimensions of China’s growing presence in the region, including the reception of Chinese labour and capital by local populations. Olcott</w:t>
-      </w:r>
-      <w:r>
-        <w:t xml:space="preserve"> </w:t>
-      </w:r>
-      <w:r>
-        <w:t xml:space="preserve">[-@olcott_2002]</w:t>
-      </w:r>
-      <w:r>
-        <w:t xml:space="preserve"> </w:t>
-      </w:r>
-      <w:r>
-        <w:t xml:space="preserve">offers an early and still-relevant account of Kazakhstan’s post-independence challenges, establishing the resource-dependence baseline against which BRI-era changes should be measured.</w:t>
-      </w:r>
-    </w:p>
-    <w:p>
-      <w:pPr>
-        <w:pStyle w:val="BodyText"/>
-      </w:pPr>
-      <w:r>
-        <w:t xml:space="preserve">Jepson and Sweeney</w:t>
-      </w:r>
-      <w:r>
-        <w:t xml:space="preserve"> </w:t>
-      </w:r>
-      <w:r>
-        <w:t xml:space="preserve">[-@jepson_2024]</w:t>
-      </w:r>
-      <w:r>
-        <w:t xml:space="preserve"> </w:t>
-      </w:r>
-      <w:r>
-        <w:t xml:space="preserve">directly examine whether Chinese state capital supports resource-based structural transformation in Kazakhstan and Bolivia. Calabrese</w:t>
-      </w:r>
-      <w:r>
-        <w:t xml:space="preserve"> </w:t>
-      </w:r>
-      <w:r>
-        <w:t xml:space="preserve">[-@calabrese_2024]</w:t>
-      </w:r>
-      <w:r>
-        <w:t xml:space="preserve"> </w:t>
-      </w:r>
-      <w:r>
-        <w:t xml:space="preserve">asks whether Chinese capital can support diversification away from extractives in the Kyrgyz Republic. The global value chain (GVC) literature adds that governance structures shape whether suppliers upgrade or remain in captive, low-value positions</w:t>
-      </w:r>
-      <w:r>
-        <w:t xml:space="preserve"> </w:t>
-      </w:r>
-      <w:r>
-        <w:t xml:space="preserve">[@gereffi_humphrey_sturgeon_2005]</w:t>
-      </w:r>
-      <w:r>
-        <w:t xml:space="preserve">.</w:t>
-      </w:r>
-    </w:p>
-    <w:p>
-      <w:pPr>
-        <w:pStyle w:val="BodyText"/>
-      </w:pPr>
-      <w:r>
-        <w:rPr>
-          <w:b/>
-          <w:bCs/>
-        </w:rPr>
-        <w:t xml:space="preserve">Empirical bridge (Pillar 5 — GVC and upgrading).</w:t>
-      </w:r>
-      <w:r>
-        <w:t xml:space="preserve"> </w:t>
-      </w:r>
-      <w:r>
-        <w:t xml:space="preserve">This strand predicts that if Kazakhstan occupies a captive supplier position, the</w:t>
-      </w:r>
-      <w:r>
-        <w:t xml:space="preserve"> </w:t>
-      </w:r>
-      <w:r>
-        <w:rPr>
-          <w:rStyle w:val="VerbatimChar"/>
-        </w:rPr>
-        <w:t xml:space="preserve">post_bri_x_minerals</w:t>
-      </w:r>
-      <w:r>
-        <w:t xml:space="preserve"> </w:t>
-      </w:r>
-      <w:r>
-        <w:t xml:space="preserve">interaction should be</w:t>
-      </w:r>
-      <w:r>
-        <w:t xml:space="preserve"> </w:t>
-      </w:r>
-      <w:r>
-        <w:rPr>
-          <w:b/>
-          <w:bCs/>
-        </w:rPr>
-        <w:t xml:space="preserve">negative</w:t>
-      </w:r>
-      <w:r>
-        <w:t xml:space="preserve">: rising mineral exports coincide with rising imports of Chinese capital goods and machinery needed for extraction, rather than supporting domestic value-chain upgrading. The import-category decomposition in §6.4 (HS 84 machinery, HS 85 electronics, HS 87 vehicles) tests this mechanism directly: if these categories exploded disproportionately post-2013, it is consistent with an extractive-infrastructure import channel that drains the trade balance while mineral exports rise.</w:t>
-      </w:r>
-    </w:p>
-    <w:bookmarkEnd w:id="185"/>
-    <w:bookmarkStart w:id="186" w:name="Xaa0a671067e8fae9f84f9bb9926e7997379c1fb"/>
-    <w:p>
-      <w:pPr>
-        <w:pStyle w:val="Heading2"/>
-      </w:pPr>
-      <w:r>
-        <w:t xml:space="preserve">2.6 Empirical Methods in BRI and Small-Sample Trade Research</w:t>
-      </w:r>
-    </w:p>
-    <w:p>
-      <w:pPr>
-        <w:pStyle w:val="FirstParagraph"/>
-      </w:pPr>
-      <w:r>
-        <w:t xml:space="preserve">Time-series analysis of bilateral trade relationships frequently involves small annual samples. Pesaran, Shin, and Smith</w:t>
-      </w:r>
-      <w:r>
-        <w:t xml:space="preserve"> </w:t>
-      </w:r>
-      <w:r>
-        <w:t xml:space="preserve">[-@pesaran_shin_smith_2001]</w:t>
-      </w:r>
-      <w:r>
-        <w:t xml:space="preserve"> </w:t>
-      </w:r>
-      <w:r>
-        <w:t xml:space="preserve">developed the ARDL bounds-testing approach specifically for cases with mixed integration orders and limited observations. Newey and West</w:t>
-      </w:r>
-      <w:r>
-        <w:t xml:space="preserve"> </w:t>
-      </w:r>
-      <w:r>
-        <w:t xml:space="preserve">[-@newey_west_1987]</w:t>
-      </w:r>
-      <w:r>
-        <w:t xml:space="preserve"> </w:t>
-      </w:r>
-      <w:r>
-        <w:t xml:space="preserve">introduced heteroskedasticity and autocorrelation consistent (HAC) standard errors for time-series regression. Chow</w:t>
-      </w:r>
-      <w:r>
-        <w:t xml:space="preserve"> </w:t>
-      </w:r>
-      <w:r>
-        <w:t xml:space="preserve">[-@chow_1960]</w:t>
-      </w:r>
-      <w:r>
-        <w:t xml:space="preserve"> </w:t>
-      </w:r>
-      <w:r>
-        <w:t xml:space="preserve">proposed the structural-break test used in this thesis. Bai and Perron</w:t>
-      </w:r>
-      <w:r>
-        <w:t xml:space="preserve"> </w:t>
-      </w:r>
-      <w:r>
-        <w:t xml:space="preserve">[-@bai_perron_1998; -@bai_perron_2003]</w:t>
-      </w:r>
-      <w:r>
-        <w:t xml:space="preserve"> </w:t>
-      </w:r>
-      <w:r>
-        <w:t xml:space="preserve">developed multiple-break detection methods.</w:t>
-      </w:r>
-    </w:p>
-    <w:p>
-      <w:pPr>
-        <w:pStyle w:val="BodyText"/>
-      </w:pPr>
-      <w:r>
-        <w:t xml:space="preserve">A key methodological concern in small-sample regression is influence diagnostics. Cook</w:t>
-      </w:r>
-      <w:r>
-        <w:t xml:space="preserve"> </w:t>
-      </w:r>
-      <w:r>
-        <w:t xml:space="preserve">[-@cook_1977]</w:t>
-      </w:r>
-      <w:r>
-        <w:t xml:space="preserve"> </w:t>
-      </w:r>
-      <w:r>
-        <w:t xml:space="preserve">demonstrated that individual observations can disproportionately affect regression estimates, particularly in samples below 30 observations. Belsley, Kuh, and Welsch</w:t>
-      </w:r>
-      <w:r>
-        <w:t xml:space="preserve"> </w:t>
-      </w:r>
-      <w:r>
-        <w:t xml:space="preserve">[-@belsley_kuh_welsch_1980]</w:t>
-      </w:r>
-      <w:r>
-        <w:t xml:space="preserve"> </w:t>
-      </w:r>
-      <w:r>
-        <w:t xml:space="preserve">provided comprehensive influence diagnostic tools that are essential for validating results in the sample sizes encountered in bilateral trade studies.</w:t>
-      </w:r>
-    </w:p>
-    <w:bookmarkEnd w:id="186"/>
-    <w:bookmarkStart w:id="187" w:name="research-gap"/>
-    <w:p>
-      <w:pPr>
-        <w:pStyle w:val="Heading2"/>
-      </w:pPr>
-      <w:r>
-        <w:t xml:space="preserve">2.7 Research Gap</w:t>
-      </w:r>
-    </w:p>
-    <w:p>
-      <w:pPr>
-        <w:pStyle w:val="FirstParagraph"/>
-      </w:pPr>
-      <w:r>
-        <w:t xml:space="preserve">Most BRI studies focus on aggregate trade expansion or infrastructure connectivity. Fewer examine whether resource exports improve the bilateral trade balance of smaller resource-exporting partners. The compositional question—whether mineral export growth translates into external-balance improvement—remains empirically underdeveloped for the Kazakhstan–China case. Moreover, no existing study applies formal influence diagnostics to assess how robust post-BRI trade findings are to individual high-leverage observations. This thesis addresses that gap.</w:t>
-      </w:r>
-    </w:p>
-    <w:bookmarkEnd w:id="187"/>
-    <w:bookmarkEnd w:id="188"/>
-    <w:bookmarkStart w:id="194" w:name="theoretical-framework"/>
-    <w:p>
-      <w:pPr>
-        <w:pStyle w:val="Heading1"/>
-      </w:pPr>
-      <w:r>
-        <w:t xml:space="preserve">3. Theoretical Framework</w:t>
-      </w:r>
-    </w:p>
-    <w:bookmarkStart w:id="189" w:name="X480a36025e6dac0021a01c966cd8f0ab186890e"/>
-    <w:p>
-      <w:pPr>
-        <w:pStyle w:val="Heading2"/>
-      </w:pPr>
-      <w:r>
-        <w:t xml:space="preserve">3.1 Primary Framework: Asymmetric Interdependence</w:t>
-      </w:r>
-    </w:p>
-    <w:p>
-      <w:pPr>
-        <w:pStyle w:val="FirstParagraph"/>
-      </w:pPr>
-      <w:r>
-        <w:t xml:space="preserve">The primary theoretical framework is</w:t>
-      </w:r>
-      <w:r>
-        <w:t xml:space="preserve"> </w:t>
-      </w:r>
-      <w:r>
-        <w:rPr>
-          <w:b/>
-          <w:bCs/>
-        </w:rPr>
-        <w:t xml:space="preserve">asymmetric interdependence</w:t>
-      </w:r>
-      <w:r>
-        <w:t xml:space="preserve">, as developed by Keohane and Nye</w:t>
-      </w:r>
-      <w:r>
-        <w:t xml:space="preserve"> </w:t>
-      </w:r>
-      <w:r>
-        <w:t xml:space="preserve">[-@keohane_nye_1973]</w:t>
-      </w:r>
-      <w:r>
-        <w:t xml:space="preserve"> </w:t>
-      </w:r>
-      <w:r>
-        <w:t xml:space="preserve">and Hirschman</w:t>
-      </w:r>
-      <w:r>
-        <w:t xml:space="preserve"> </w:t>
-      </w:r>
-      <w:r>
-        <w:t xml:space="preserve">[-@hirschman_1945]</w:t>
-      </w:r>
-      <w:r>
-        <w:t xml:space="preserve">. This framework is chosen over dependency theory because it is both more precise and more empirically testable: it allows for mutual gains from trade while predicting that the distribution of those gains, and the distribution of vulnerability, depend on the structural position of each partner.</w:t>
-      </w:r>
-    </w:p>
-    <w:p>
-      <w:pPr>
-        <w:pStyle w:val="BodyText"/>
-      </w:pPr>
-      <w:r>
-        <w:t xml:space="preserve">Keohane and Nye define interdependence as mutual dependence between states or actors across issues, characterised by two distinct dimensions:</w:t>
-      </w:r>
-      <w:r>
-        <w:t xml:space="preserve"> </w:t>
-      </w:r>
-      <w:r>
-        <w:rPr>
-          <w:i/>
-          <w:iCs/>
-        </w:rPr>
-        <w:t xml:space="preserve">sensitivity</w:t>
-      </w:r>
-      <w:r>
-        <w:t xml:space="preserve"> </w:t>
-      </w:r>
-      <w:r>
-        <w:t xml:space="preserve">(the extent to which changes in one economy are transmitted to another before policy adjusts) and</w:t>
-      </w:r>
-      <w:r>
-        <w:t xml:space="preserve"> </w:t>
-      </w:r>
-      <w:r>
-        <w:rPr>
-          <w:i/>
-          <w:iCs/>
-        </w:rPr>
-        <w:t xml:space="preserve">vulnerability</w:t>
-      </w:r>
-      <w:r>
-        <w:t xml:space="preserve"> </w:t>
-      </w:r>
-      <w:r>
-        <w:t xml:space="preserve">(the cost of adjusting to those changes after the fact). Two economies can be simultaneously interdependent and asymmetrically so: China and Kazakhstan both depend on bilateral trade, but China can diversify mineral suppliers at lower cost than Kazakhstan can diversify its export markets. This structural asymmetry predicts that deepening bilateral integration will expand aggregate trade while potentially strengthening China’s bargaining position.</w:t>
-      </w:r>
-    </w:p>
-    <w:p>
-      <w:pPr>
-        <w:pStyle w:val="BodyText"/>
-      </w:pPr>
-      <w:r>
-        <w:t xml:space="preserve">Hirschman’s mechanism sharpens the prediction. In</w:t>
-      </w:r>
-      <w:r>
-        <w:t xml:space="preserve"> </w:t>
-      </w:r>
-      <w:r>
-        <w:rPr>
-          <w:i/>
-          <w:iCs/>
-        </w:rPr>
-        <w:t xml:space="preserve">National Power and the Structure of Foreign Trade</w:t>
-      </w:r>
-      <w:r>
-        <w:t xml:space="preserve">, Hirschman shows that dependence on a large trading partner generates political influence for the partner precisely when the dependent economy’s trade is</w:t>
-      </w:r>
-      <w:r>
-        <w:t xml:space="preserve"> </w:t>
-      </w:r>
-      <w:r>
-        <w:rPr>
-          <w:i/>
-          <w:iCs/>
-        </w:rPr>
-        <w:t xml:space="preserve">concentrated</w:t>
-      </w:r>
-      <w:r>
-        <w:t xml:space="preserve"> </w:t>
-      </w:r>
-      <w:r>
-        <w:t xml:space="preserve">(few substitutable partners) and</w:t>
-      </w:r>
-      <w:r>
-        <w:t xml:space="preserve"> </w:t>
-      </w:r>
-      <w:r>
-        <w:rPr>
-          <w:i/>
-          <w:iCs/>
-        </w:rPr>
-        <w:t xml:space="preserve">inelastic</w:t>
-      </w:r>
-      <w:r>
-        <w:t xml:space="preserve"> </w:t>
-      </w:r>
-      <w:r>
-        <w:t xml:space="preserve">(the dependent economy cannot easily reduce or redirect trade). Kazakhstan’s export basket is highly concentrated in mineral commodities shipped predominantly to China and Russia, with limited substitution options in the short run. Hirschman’s framework therefore predicts that post-BRI deepening of mineral trade—by increasing Kazakhstan’s exposure to Chinese demand while China retains many alternative suppliers—will strengthen the asymmetric structure of the relationship and may translate into a weakening of Kazakhstan’s bilateral trade-balance position, as import capacity grows faster than export revenues.</w:t>
-      </w:r>
-    </w:p>
-    <w:p>
-      <w:pPr>
-        <w:pStyle w:val="BodyText"/>
-      </w:pPr>
-      <w:r>
-        <w:t xml:space="preserve">This framework is preferred over dependency theory, which is retained only as</w:t>
-      </w:r>
-      <w:r>
-        <w:t xml:space="preserve"> </w:t>
-      </w:r>
-      <w:r>
-        <w:rPr>
-          <w:i/>
-          <w:iCs/>
-        </w:rPr>
-        <w:t xml:space="preserve">historical context</w:t>
-      </w:r>
-      <w:r>
-        <w:t xml:space="preserve"> </w:t>
-      </w:r>
-      <w:r>
-        <w:t xml:space="preserve">(§3.3). The critical difference is falsifiability: asymmetric interdependence generates variable-level predictions that can be tested in regression models (§3.4), whereas dependency theory operates at the level of structural formations and does not readily produce falsifiable coefficient predictions. The empirical strategy in this thesis is built entirely on the asymmetric interdependence framework.</w:t>
-      </w:r>
-    </w:p>
-    <w:bookmarkEnd w:id="189"/>
-    <w:bookmarkStart w:id="190" w:name="supporting-frameworks"/>
-    <w:p>
-      <w:pPr>
-        <w:pStyle w:val="Heading2"/>
-      </w:pPr>
-      <w:r>
-        <w:t xml:space="preserve">3.2 Supporting Frameworks</w:t>
-      </w:r>
-    </w:p>
-    <w:p>
-      <w:pPr>
-        <w:pStyle w:val="FirstParagraph"/>
-      </w:pPr>
-      <w:r>
-        <w:t xml:space="preserve">Three supporting theoretical strands inform variable selection and interpretation:</w:t>
-      </w:r>
-    </w:p>
-    <w:p>
-      <w:pPr>
-        <w:pStyle w:val="BodyText"/>
-      </w:pPr>
-      <w:r>
-        <w:rPr>
-          <w:b/>
-          <w:bCs/>
-        </w:rPr>
-        <w:t xml:space="preserve">Gravity and trade facilitation.</w:t>
-      </w:r>
-      <w:r>
-        <w:t xml:space="preserve"> </w:t>
-      </w:r>
-      <w:r>
-        <w:t xml:space="preserve">Anderson and van Wincoop</w:t>
-      </w:r>
-      <w:r>
-        <w:t xml:space="preserve"> </w:t>
-      </w:r>
-      <w:r>
-        <w:t xml:space="preserve">[-@anderson_vanwincoop_2003]</w:t>
-      </w:r>
-      <w:r>
-        <w:t xml:space="preserve"> </w:t>
-      </w:r>
-      <w:r>
-        <w:t xml:space="preserve">show that bilateral trade depends on trade costs relative to multilateral resistance. BRI infrastructure reduces bilateral trade costs, increasing trade on both sides of the bilateral relationship. For the present model, China’s GDP proxies</w:t>
-      </w:r>
-      <w:r>
-        <w:t xml:space="preserve"> </w:t>
-      </w:r>
-      <w:r>
-        <w:rPr>
-          <w:i/>
-          <w:iCs/>
-        </w:rPr>
-        <w:t xml:space="preserve">foreign demand capacity</w:t>
-      </w:r>
-      <w:r>
-        <w:t xml:space="preserve"> </w:t>
-      </w:r>
-      <w:r>
-        <w:t xml:space="preserve">— a larger Chinese economy demands more inputs from Kazakhstan and exports more manufactured goods, both effects that simultaneously expand the bilateral relationship and expose Kazakhstan to the import-side risk that asymmetric interdependence theory identifies.</w:t>
-      </w:r>
-    </w:p>
-    <w:p>
-      <w:pPr>
-        <w:pStyle w:val="BodyText"/>
-      </w:pPr>
-      <w:r>
-        <w:rPr>
-          <w:b/>
-          <w:bCs/>
-        </w:rPr>
-        <w:t xml:space="preserve">Resource curse and terms-of-trade channel.</w:t>
-      </w:r>
-      <w:r>
-        <w:t xml:space="preserve"> </w:t>
-      </w:r>
-      <w:r>
-        <w:t xml:space="preserve">Van der Ploeg</w:t>
-      </w:r>
-      <w:r>
-        <w:t xml:space="preserve"> </w:t>
-      </w:r>
-      <w:r>
-        <w:t xml:space="preserve">[-@vanderploeg_2011]</w:t>
-      </w:r>
-      <w:r>
-        <w:t xml:space="preserve"> </w:t>
-      </w:r>
-      <w:r>
-        <w:t xml:space="preserve">and Sachs and Warner</w:t>
-      </w:r>
-      <w:r>
-        <w:t xml:space="preserve"> </w:t>
-      </w:r>
-      <w:r>
-        <w:t xml:space="preserve">[-@sachs_warner_1995]</w:t>
-      </w:r>
-      <w:r>
-        <w:t xml:space="preserve"> </w:t>
-      </w:r>
-      <w:r>
-        <w:t xml:space="preserve">identify conditions under which resource-export dependence generates macroeconomic vulnerability. For this model, the Brent crude price proxies global commodity market conditions that simultaneously drive the value of Kazakhstan’s energy and mineral exports and affect China’s import demand for those commodities. The predicted relationship between global commodity prices and the bilateral trade balance is theoretically ambiguous: higher oil prices raise export revenues (positive for the balance) but may also appreciate the real exchange rate and crowd out non-commodity exports (negative).</w:t>
-      </w:r>
-    </w:p>
-    <w:p>
-      <w:pPr>
-        <w:pStyle w:val="BodyText"/>
-      </w:pPr>
-      <w:r>
-        <w:rPr>
-          <w:b/>
-          <w:bCs/>
-        </w:rPr>
-        <w:t xml:space="preserve">Global value chains (GVC) and upgrading.</w:t>
-      </w:r>
-      <w:r>
-        <w:t xml:space="preserve"> </w:t>
-      </w:r>
-      <w:r>
-        <w:t xml:space="preserve">Gereffi, Humphrey, and Sturgeon</w:t>
-      </w:r>
-      <w:r>
-        <w:t xml:space="preserve"> </w:t>
-      </w:r>
-      <w:r>
-        <w:t xml:space="preserve">[-@gereffi_humphrey_sturgeon_2005]</w:t>
-      </w:r>
-      <w:r>
-        <w:t xml:space="preserve"> </w:t>
-      </w:r>
-      <w:r>
-        <w:t xml:space="preserve">show that captive supplier positions in raw-material chains provide little upgrading leverage. For this model, the minerals–post-BRI interaction term tests whether mineral export growth translates into trade-balance improvement or whether raw-mineral export growth coincides with rising imports of Chinese capital goods and intermediates, consistent with a captive supplier relationship that generates asymmetric gains.</w:t>
-      </w:r>
-    </w:p>
-    <w:bookmarkEnd w:id="190"/>
-    <w:bookmarkStart w:id="191" w:name="why-not-dependency-theory"/>
-    <w:p>
-      <w:pPr>
-        <w:pStyle w:val="Heading2"/>
-      </w:pPr>
-      <w:r>
-        <w:t xml:space="preserve">3.3 Why Not Dependency Theory</w:t>
-      </w:r>
-    </w:p>
-    <w:p>
-      <w:pPr>
-        <w:pStyle w:val="FirstParagraph"/>
-      </w:pPr>
-      <w:r>
-        <w:t xml:space="preserve">Dependency theory and world-systems analysis provide the intellectual history from which the asymmetric interdependence framework builds. Frank [</w:t>
-      </w:r>
-      <w:r>
-        <w:t xml:space="preserve">@frank_1966</w:t>
-      </w:r>
-      <w:r>
-        <w:t xml:space="preserve">; as cited in the dependency tradition] and Prebisch</w:t>
-      </w:r>
-      <w:r>
-        <w:t xml:space="preserve"> </w:t>
-      </w:r>
-      <w:r>
-        <w:t xml:space="preserve">[-@prebisch_1950]</w:t>
-      </w:r>
-      <w:r>
-        <w:t xml:space="preserve"> </w:t>
-      </w:r>
-      <w:r>
-        <w:t xml:space="preserve">argue that peripheral commodity exporters face structural terms-of-trade deterioration imposed by the architecture of the global economy. This framing is useful for contextualising Kazakhstan’s commodity-export position but is not adopted as the primary framework for three reasons: (i) it tends to overpredict structural subordination and understate policy agency; (ii) it does not generate variable-level coefficient predictions; (iii) the empirical evidence on Prebisch–Singer is heterogeneous and commodity-specific (Harvey et al.</w:t>
-      </w:r>
-      <w:r>
-        <w:t xml:space="preserve"> </w:t>
-      </w:r>
-      <w:r>
-        <w:t xml:space="preserve">[-@harvey_etal_2010]</w:t>
-      </w:r>
-      <w:r>
         <w:t xml:space="preserve">), making it a weaker anchor for regression-based analysis. The thesis therefore uses asymmetric interdependence as the testable mechanism and treats dependency theory as background context.</w:t>
       </w:r>
     </w:p>
-    <w:bookmarkEnd w:id="191"/>
-    <w:bookmarkStart w:id="192" w:name="X01d3111613de9dc51f05c1583f96834d5ee4b59"/>
+    <w:bookmarkEnd w:id="275"/>
+    <w:bookmarkStart w:id="276" w:name="X01d3111613de9dc51f05c1583f96834d5ee4b59"/>
     <w:p>
       <w:pPr>
         <w:pStyle w:val="Heading2"/>
@@ -2615,8 +2633,8 @@
         <w:t xml:space="preserve">Note: The primary specification uses GDP growth rates (d.log) following multicollinearity diagnostics (§6.3). The gravity-ratio specification is retained as a robustness check. Both GDP-levels specifications are retained in Appendix B for transparency.</w:t>
       </w:r>
     </w:p>
-    <w:bookmarkEnd w:id="192"/>
-    <w:bookmarkStart w:id="193" w:name="testable-hypotheses"/>
+    <w:bookmarkEnd w:id="276"/>
+    <w:bookmarkStart w:id="277" w:name="testable-hypotheses"/>
     <w:p>
       <w:pPr>
         <w:pStyle w:val="Heading2"/>
@@ -2687,9 +2705,9 @@
         <w:t xml:space="preserve">The post-BRI × minerals interaction is negative, indicating that the trade-balance payoff of mineral exports weakened after BRI corridor deepening. Mechanism: asymmetric interdependence deepening — rising Chinese manufactured exports and the expansion of import-intensive infrastructure financing outpace the revenue gains from mineral exports, producing a deteriorating bilateral position despite export growth. A negative interaction is interpreted as diagnostic evidence consistent with Hirschman’s dependence mechanism, not as causal proof of a BRI effect.</w:t>
       </w:r>
     </w:p>
-    <w:bookmarkEnd w:id="193"/>
-    <w:bookmarkEnd w:id="194"/>
-    <w:bookmarkStart w:id="210" w:name="data-and-variables"/>
+    <w:bookmarkEnd w:id="277"/>
+    <w:bookmarkEnd w:id="278"/>
+    <w:bookmarkStart w:id="294" w:name="data-and-variables"/>
     <w:p>
       <w:pPr>
         <w:pStyle w:val="Heading1"/>
@@ -2698,7 +2716,7 @@
         <w:t xml:space="preserve">4. Data and Variables</w:t>
       </w:r>
     </w:p>
-    <w:bookmarkStart w:id="195" w:name="data-sources-and-panel-construction"/>
+    <w:bookmarkStart w:id="279" w:name="data-sources-and-panel-construction"/>
     <w:p>
       <w:pPr>
         <w:pStyle w:val="Heading2"/>
@@ -2874,16 +2892,7 @@
               <w:pStyle w:val="Compact"/>
             </w:pPr>
             <w:r>
-              <w:t xml:space="preserve">Mirror-data discrepancies; reconciled in</w:t>
-            </w:r>
-            <w:r>
-              <w:t xml:space="preserve"> </w:t>
-            </w:r>
-            <w:r>
-              <w:rPr>
-                <w:rStyle w:val="VerbatimChar"/>
-              </w:rPr>
-              <w:t xml:space="preserve">Scripts/02_mirror_reconcile.py</w:t>
+              <w:t xml:space="preserve">Mirror-data discrepancies reconciled via bilateral cross-reporting</w:t>
             </w:r>
           </w:p>
         </w:tc>
@@ -3560,69 +3569,11 @@
           <w:i/>
           <w:iCs/>
         </w:rPr>
-        <w:t xml:space="preserve">Source: Author’s compilation. See</w:t>
-      </w:r>
-      <w:r>
-        <w:rPr>
-          <w:i/>
-          <w:iCs/>
-        </w:rPr>
-        <w:t xml:space="preserve"> </w:t>
-      </w:r>
-      <w:r>
-        <w:rPr>
-          <w:rStyle w:val="VerbatimChar"/>
-          <w:i/>
-          <w:iCs/>
-        </w:rPr>
-        <w:t xml:space="preserve">Codebook.md</w:t>
-      </w:r>
-      <w:r>
-        <w:rPr>
-          <w:i/>
-          <w:iCs/>
-        </w:rPr>
-        <w:t xml:space="preserve"> </w:t>
-      </w:r>
-      <w:r>
-        <w:rPr>
-          <w:i/>
-          <w:iCs/>
-        </w:rPr>
-        <w:t xml:space="preserve">and</w:t>
-      </w:r>
-      <w:r>
-        <w:rPr>
-          <w:i/>
-          <w:iCs/>
-        </w:rPr>
-        <w:t xml:space="preserve"> </w:t>
-      </w:r>
-      <w:r>
-        <w:rPr>
-          <w:rStyle w:val="VerbatimChar"/>
-          <w:i/>
-          <w:iCs/>
-        </w:rPr>
-        <w:t xml:space="preserve">Collected_Raw_Data/data_dictionary.md</w:t>
-      </w:r>
-      <w:r>
-        <w:rPr>
-          <w:i/>
-          <w:iCs/>
-        </w:rPr>
-        <w:t xml:space="preserve"> </w:t>
-      </w:r>
-      <w:r>
-        <w:rPr>
-          <w:i/>
-          <w:iCs/>
-        </w:rPr>
-        <w:t xml:space="preserve">for full variable definitions.</w:t>
-      </w:r>
-    </w:p>
-    <w:bookmarkEnd w:id="195"/>
-    <w:bookmarkStart w:id="196" w:name="variable-definitions"/>
+        <w:t xml:space="preserve">Note: Author’s compilation. Full variable definitions are available in the accompanying codebook.</w:t>
+      </w:r>
+    </w:p>
+    <w:bookmarkEnd w:id="279"/>
+    <w:bookmarkStart w:id="280" w:name="variable-definitions"/>
     <w:p>
       <w:pPr>
         <w:pStyle w:val="Heading2"/>
@@ -3795,8 +3746,8 @@
         <w:t xml:space="preserve">Brent crude oil price (USD/bbl), KZT/USD exchange rate, log Kazakhstan GDP (constant 2015 USD), log China GDP (constant 2015 USD).</w:t>
       </w:r>
     </w:p>
-    <w:bookmarkEnd w:id="196"/>
-    <w:bookmarkStart w:id="197" w:name="measurement-break-in-mineral-data"/>
+    <w:bookmarkEnd w:id="280"/>
+    <w:bookmarkStart w:id="281" w:name="measurement-break-in-mineral-data"/>
     <w:p>
       <w:pPr>
         <w:pStyle w:val="Heading2"/>
@@ -3988,8 +3939,8 @@
         <w:t xml:space="preserve">This break means that the post-BRI structural break detected in regression could partly reflect measurement-source switching rather than genuine economic change. Consequently, researchers must avoid overclaiming from the narrow mineral variable alone. A robustness check using the WITS Ores and Metals series consistently for the full 2000–2023 period (Section 6.6) is therefore essential, not optional, for validating the findings.</w:t>
       </w:r>
     </w:p>
-    <w:bookmarkEnd w:id="197"/>
-    <w:bookmarkStart w:id="198" w:name="b-data-validation-via-web-scraping"/>
+    <w:bookmarkEnd w:id="281"/>
+    <w:bookmarkStart w:id="282" w:name="b-data-validation-via-web-scraping"/>
     <w:p>
       <w:pPr>
         <w:pStyle w:val="Heading2"/>
@@ -4003,7 +3954,7 @@
         <w:pStyle w:val="FirstParagraph"/>
       </w:pPr>
       <w:r>
-        <w:t xml:space="preserve">To validate the accuracy of the IMF DOTS / Comtrade trade figures used in this thesis, a cross-validation was conducted using data independently scraped from Kazakhstan’s Bureau of National Statistics (</w:t>
+        <w:t xml:space="preserve">To validate the accuracy of the IMF DOTS / Comtrade trade figures used in this thesis, a cross-validation was conducted using data independently collected from Kazakhstan’s Bureau of National Statistics (</w:t>
       </w:r>
       <w:r>
         <w:rPr>
@@ -4012,19 +3963,7 @@
         <w:t xml:space="preserve">stat.gov.kz</w:t>
       </w:r>
       <w:r>
-        <w:t xml:space="preserve">). The scraping script is at</w:t>
-      </w:r>
-      <w:r>
-        <w:t xml:space="preserve"> </w:t>
-      </w:r>
-      <w:r>
-        <w:rPr>
-          <w:rStyle w:val="VerbatimChar"/>
-        </w:rPr>
-        <w:t xml:space="preserve">Scripts/04_scrape_stat_gov_kz.py</w:t>
-      </w:r>
-      <w:r>
-        <w:t xml:space="preserve">.</w:t>
+        <w:t xml:space="preserve">) via automated web-scraping.</w:t>
       </w:r>
     </w:p>
     <w:p>
@@ -4048,7 +3987,7 @@
         <w:t xml:space="preserve">“Foreign trade turnover of the Republic of Kazakhstan, January-December [year]”</w:t>
       </w:r>
       <w:r>
-        <w:t xml:space="preserve">) as HTML pages at</w:t>
+        <w:t xml:space="preserve">) at</w:t>
       </w:r>
       <w:r>
         <w:t xml:space="preserve"> </w:t>
@@ -4057,52 +3996,10 @@
         <w:rPr>
           <w:rStyle w:val="VerbatimChar"/>
         </w:rPr>
-        <w:t xml:space="preserve">http://www.stat.gov.kz/en/industries/economy/foreign-market/</w:t>
-      </w:r>
-      <w:r>
-        <w:t xml:space="preserve">. Each publication reports: (i) Kazakhstan’s total exports and imports in USD millions, and (ii) China’s percentage share of both exports and imports. These shares allow computation of implied bilateral Kazakhstan-China trade values, which can then be compared to the WITS/Comtrade figures in the analytical panel. The script uses</w:t>
-      </w:r>
-      <w:r>
-        <w:t xml:space="preserve"> </w:t>
-      </w:r>
-      <w:r>
-        <w:rPr>
-          <w:rStyle w:val="VerbatimChar"/>
-        </w:rPr>
-        <w:t xml:space="preserve">requests</w:t>
-      </w:r>
-      <w:r>
-        <w:t xml:space="preserve"> </w:t>
-      </w:r>
-      <w:r>
-        <w:t xml:space="preserve">+</w:t>
-      </w:r>
-      <w:r>
-        <w:t xml:space="preserve"> </w:t>
-      </w:r>
-      <w:r>
-        <w:rPr>
-          <w:rStyle w:val="VerbatimChar"/>
-        </w:rPr>
-        <w:t xml:space="preserve">BeautifulSoup</w:t>
-      </w:r>
-      <w:r>
-        <w:t xml:space="preserve">, caches all scraped HTML to</w:t>
-      </w:r>
-      <w:r>
-        <w:t xml:space="preserve"> </w:t>
-      </w:r>
-      <w:r>
-        <w:rPr>
-          <w:rStyle w:val="VerbatimChar"/>
-        </w:rPr>
-        <w:t xml:space="preserve">Collected_Raw_Data/scraped_cache/</w:t>
-      </w:r>
-      <w:r>
-        <w:t xml:space="preserve"> </w:t>
-      </w:r>
-      <w:r>
-        <w:t xml:space="preserve">(idempotent execution), uses a 1-second delay between requests, and identifies itself with an academic User-Agent string.</w:t>
+        <w:t xml:space="preserve">stat.gov.kz</w:t>
+      </w:r>
+      <w:r>
+        <w:t xml:space="preserve">. Each publication reports Kazakhstan’s total exports and imports in USD millions and China’s percentage share of both, allowing computation of implied bilateral trade values for comparison against the WITS/Comtrade panel figures.</w:t>
       </w:r>
     </w:p>
     <w:p>
@@ -4449,29 +4346,7 @@
           <w:i/>
           <w:iCs/>
         </w:rPr>
-        <w:t xml:space="preserve">Source: Author’s calculations from</w:t>
-      </w:r>
-      <w:r>
-        <w:rPr>
-          <w:i/>
-          <w:iCs/>
-        </w:rPr>
-        <w:t xml:space="preserve"> </w:t>
-      </w:r>
-      <w:r>
-        <w:rPr>
-          <w:rStyle w:val="VerbatimChar"/>
-          <w:i/>
-          <w:iCs/>
-        </w:rPr>
-        <w:t xml:space="preserve">Scripts/04_scrape_stat_gov_kz.py</w:t>
-      </w:r>
-      <w:r>
-        <w:rPr>
-          <w:i/>
-          <w:iCs/>
-        </w:rPr>
-        <w:t xml:space="preserve">. Scraped from Bureau of National Statistics (stat.gov.kz). Panel data from IMF DOTS / UN Comtrade. Discrepancy computed as |panel − scraped| / scraped × 100%.</w:t>
+        <w:t xml:space="preserve">Source: Author’s calculations. Data collected from Bureau of National Statistics (stat.gov.kz); panel data from IMF DOTS / UN Comtrade. Discrepancy computed as |panel − scraped| / scraped × 100%.</w:t>
       </w:r>
     </w:p>
     <w:p>
@@ -4482,8 +4357,8 @@
         <w:t xml:space="preserve">All discrepancies are below 0.5% — well within the &lt; 10% threshold for validation support. This confirms that the trade values used in the analytical panel are consistent with Kazakhstan’s national statistical authority’s official figures. The 2023 import figure (USD 16.772 billion in the panel vs. USD 16.758 billion scraped, a difference of USD 14 million on a USD 16.8 billion total) is the most important validation given that 2023 is the most influential observation in the regression analysis.</w:t>
       </w:r>
     </w:p>
-    <w:bookmarkEnd w:id="198"/>
-    <w:bookmarkStart w:id="208" w:name="X05c1fb1c8c602400de8894489ddedb36501cd2f"/>
+    <w:bookmarkEnd w:id="282"/>
+    <w:bookmarkStart w:id="292" w:name="X05c1fb1c8c602400de8894489ddedb36501cd2f"/>
     <w:p>
       <w:pPr>
         <w:pStyle w:val="Heading2"/>
@@ -4912,18 +4787,18 @@
           <wp:inline>
             <wp:extent cx="5727700" cy="3173752"/>
             <wp:effectExtent b="0" l="0" r="0" t="0"/>
-            <wp:docPr descr="Figure 1. Kazakhstan Exports to China vs Imports from China (2000–2023)" title="" id="200" name="Picture"/>
+            <wp:docPr descr="Figure 1. Kazakhstan Exports to China vs Imports from China (2000–2023)" title="" id="284" name="Picture"/>
             <a:graphic>
               <a:graphicData uri="http://schemas.openxmlformats.org/drawingml/2006/picture">
                 <pic:pic>
                   <pic:nvPicPr>
-                    <pic:cNvPr descr="../Outputs/generated_figures/fig_1_exports_imports.png" id="201" name="Picture"/>
+                    <pic:cNvPr descr="../Outputs/generated_figures/fig_1_exports_imports.png" id="285" name="Picture"/>
                     <pic:cNvPicPr>
                       <a:picLocks noChangeArrowheads="1" noChangeAspect="1"/>
                     </pic:cNvPicPr>
                   </pic:nvPicPr>
                   <pic:blipFill>
-                    <a:blip r:embed="rId199"/>
+                    <a:blip r:embed="rId283"/>
                     <a:stretch>
                       <a:fillRect/>
                     </a:stretch>
@@ -4969,18 +4844,18 @@
           <wp:inline>
             <wp:extent cx="5727700" cy="3215707"/>
             <wp:effectExtent b="0" l="0" r="0" t="0"/>
-            <wp:docPr descr="Figure 2. Kazakhstan–China Bilateral Trade Balance (2000–2023)" title="" id="203" name="Picture"/>
+            <wp:docPr descr="Figure 2. Kazakhstan–China Bilateral Trade Balance (2000–2023)" title="" id="287" name="Picture"/>
             <a:graphic>
               <a:graphicData uri="http://schemas.openxmlformats.org/drawingml/2006/picture">
                 <pic:pic>
                   <pic:nvPicPr>
-                    <pic:cNvPr descr="../Outputs/generated_figures/fig_2_trade_balance.png" id="204" name="Picture"/>
+                    <pic:cNvPr descr="../Outputs/generated_figures/fig_2_trade_balance.png" id="288" name="Picture"/>
                     <pic:cNvPicPr>
                       <a:picLocks noChangeArrowheads="1" noChangeAspect="1"/>
                     </pic:cNvPicPr>
                   </pic:nvPicPr>
                   <pic:blipFill>
-                    <a:blip r:embed="rId202"/>
+                    <a:blip r:embed="rId286"/>
                     <a:stretch>
                       <a:fillRect/>
                     </a:stretch>
@@ -5026,18 +4901,18 @@
           <wp:inline>
             <wp:extent cx="5727700" cy="3268450"/>
             <wp:effectExtent b="0" l="0" r="0" t="0"/>
-            <wp:docPr descr="Figure 3. Strategic Mineral Exports to China (2000–2023)" title="" id="206" name="Picture"/>
+            <wp:docPr descr="Figure 3. Strategic Mineral Exports to China (2000–2023)" title="" id="290" name="Picture"/>
             <a:graphic>
               <a:graphicData uri="http://schemas.openxmlformats.org/drawingml/2006/picture">
                 <pic:pic>
                   <pic:nvPicPr>
-                    <pic:cNvPr descr="../Outputs/generated_figures/fig_3_minerals.png" id="207" name="Picture"/>
+                    <pic:cNvPr descr="../Outputs/generated_figures/fig_3_minerals.png" id="291" name="Picture"/>
                     <pic:cNvPicPr>
                       <a:picLocks noChangeArrowheads="1" noChangeAspect="1"/>
                     </pic:cNvPicPr>
                   </pic:nvPicPr>
                   <pic:blipFill>
-                    <a:blip r:embed="rId205"/>
+                    <a:blip r:embed="rId289"/>
                     <a:stretch>
                       <a:fillRect/>
                     </a:stretch>
@@ -5416,8 +5291,8 @@
         <w:t xml:space="preserve">The decomposition reveals that the trade-balance deterioration is driven by import-side deepening. Imports from China nearly doubled (+94.3%), while exports grew modestly (+24.3%). Strategic mineral exports grew by 29.2%, but this growth was insufficient to offset the import surge. The year 2023 is exceptional: it is the only year in the sample in which Kazakhstan recorded a bilateral trade deficit (−USD 2.01 billion), driven by imports of USD 16.77 billion exceeding exports of USD 14.76 billion.</w:t>
       </w:r>
     </w:p>
-    <w:bookmarkEnd w:id="208"/>
-    <w:bookmarkStart w:id="209" w:name="Xed3cfd76b734a5763902fe68e9f253af1d61968"/>
+    <w:bookmarkEnd w:id="292"/>
+    <w:bookmarkStart w:id="293" w:name="Xed3cfd76b734a5763902fe68e9f253af1d61968"/>
     <w:p>
       <w:pPr>
         <w:pStyle w:val="Heading2"/>
@@ -5434,9 +5309,9 @@
         <w:t xml:space="preserve">Oil and energy exports (HS 2709, 2710, 2711, 2701) constitute approximately 60% of Kazakhstan’s total export revenues. These are absent from the current dataset because bilateral HS-level oil export data for Kazakhstan–China were not available for the full sample period. This is a major limitation. The mineral coefficient may partly capture broader commodity-cycle dynamics rather than the isolated contribution of strategic minerals. The direction of omitted variable bias is ambiguous: oil exports are positively correlated with both minerals and trade balance, so their exclusion may bias the mineral coefficient upward while simultaneously affecting the interaction term. Future research with HS-level energy data should treat oil exports as a separate control.</w:t>
       </w:r>
     </w:p>
-    <w:bookmarkEnd w:id="209"/>
-    <w:bookmarkEnd w:id="210"/>
-    <w:bookmarkStart w:id="215" w:name="empirical-strategy"/>
+    <w:bookmarkEnd w:id="293"/>
+    <w:bookmarkEnd w:id="294"/>
+    <w:bookmarkStart w:id="299" w:name="empirical-strategy"/>
     <w:p>
       <w:pPr>
         <w:pStyle w:val="Heading1"/>
@@ -5445,7 +5320,7 @@
         <w:t xml:space="preserve">5. Empirical Strategy</w:t>
       </w:r>
     </w:p>
-    <w:bookmarkStart w:id="211" w:name="baseline-ols-association-model"/>
+    <w:bookmarkStart w:id="295" w:name="baseline-ols-association-model"/>
     <w:p>
       <w:pPr>
         <w:pStyle w:val="Heading2"/>
@@ -6316,8 +6191,8 @@
         <w:t xml:space="preserve">only where the DiD partner-placebo estimate (§6.5), the synthetic counterfactual gap (§6.6), and the sanctions-robustness check (§6.4) all point in the same direction.</w:t>
       </w:r>
     </w:p>
-    <w:bookmarkEnd w:id="211"/>
-    <w:bookmarkStart w:id="212" w:name="X4e046d0ff3d9cc655891615677fc27b4e01d2f4"/>
+    <w:bookmarkEnd w:id="295"/>
+    <w:bookmarkStart w:id="296" w:name="X4e046d0ff3d9cc655891615677fc27b4e01d2f4"/>
     <w:p>
       <w:pPr>
         <w:pStyle w:val="Heading2"/>
@@ -6465,8 +6340,8 @@
         <w:t xml:space="preserve">The growth-rate specification is the primary model because it is the only specification that substantially meets the VIF &lt; 10 collinearity threshold (§6.3). Coefficient direction and approximate magnitude are consistent across all full-sample specifications (B and C), supporting the directional interpretation, while exact magnitudes should not be over-interpreted given residual collinearity in Scheme C.</w:t>
       </w:r>
     </w:p>
-    <w:bookmarkEnd w:id="212"/>
-    <w:bookmarkStart w:id="213" w:name="adl-dynamic-association-model"/>
+    <w:bookmarkEnd w:id="296"/>
+    <w:bookmarkStart w:id="297" w:name="adl-dynamic-association-model"/>
     <w:p>
       <w:pPr>
         <w:pStyle w:val="Heading2"/>
@@ -7111,85 +6986,7 @@
           <w:i/>
           <w:iCs/>
         </w:rPr>
-        <w:t xml:space="preserve">Source: Author’s calculations from</w:t>
-      </w:r>
-      <w:r>
-        <w:rPr>
-          <w:i/>
-          <w:iCs/>
-        </w:rPr>
-        <w:t xml:space="preserve"> </w:t>
-      </w:r>
-      <w:r>
-        <w:rPr>
-          <w:rStyle w:val="VerbatimChar"/>
-          <w:i/>
-          <w:iCs/>
-        </w:rPr>
-        <w:t xml:space="preserve">Outputs/generated_tables/stationarity.csv</w:t>
-      </w:r>
-      <w:r>
-        <w:rPr>
-          <w:i/>
-          <w:iCs/>
-        </w:rPr>
-        <w:t xml:space="preserve">. Notes: ADF and PP test</w:t>
-      </w:r>
-      <w:r>
-        <w:rPr>
-          <w:i/>
-          <w:iCs/>
-        </w:rPr>
-        <w:t xml:space="preserve"> </w:t>
-      </w:r>
-      <m:oMath>
-        <m:sSub>
-          <m:e>
-            <m:r>
-              <m:t>H</m:t>
-            </m:r>
-          </m:e>
-          <m:sub>
-            <m:r>
-              <m:t>0</m:t>
-            </m:r>
-          </m:sub>
-        </m:sSub>
-      </m:oMath>
-      <w:r>
-        <w:rPr>
-          <w:i/>
-          <w:iCs/>
-        </w:rPr>
-        <w:t xml:space="preserve">: unit root. KPSS tests</w:t>
-      </w:r>
-      <w:r>
-        <w:rPr>
-          <w:i/>
-          <w:iCs/>
-        </w:rPr>
-        <w:t xml:space="preserve"> </w:t>
-      </w:r>
-      <m:oMath>
-        <m:sSub>
-          <m:e>
-            <m:r>
-              <m:t>H</m:t>
-            </m:r>
-          </m:e>
-          <m:sub>
-            <m:r>
-              <m:t>0</m:t>
-            </m:r>
-          </m:sub>
-        </m:sSub>
-      </m:oMath>
-      <w:r>
-        <w:rPr>
-          <w:i/>
-          <w:iCs/>
-        </w:rPr>
-        <w:t xml:space="preserve">: stationarity. Low power at n=24 is acknowledged; diagnostics guide model selection rather than definitively proving integration orders. Table 5.1 presents the five series entering the main specifications; diagnostics for Copper Price, log China GDP, and log(Minerals Narrow) are qualitatively similar (all ambiguous) and are available in the full stationarity output file.</w:t>
+        <w:t xml:space="preserve">Note: Author’s calculations. ADF and PP test H₀: unit root. KPSS tests H₀: stationarity. Low power at n = 24 is acknowledged; diagnostics guide model selection rather than definitively establishing integration orders. Diagnostics for additional series (copper price, log China GDP, log minerals) are qualitatively similar and are available from the author on request.</w:t>
       </w:r>
     </w:p>
     <w:p>
@@ -7209,8 +7006,8 @@
         <w:t xml:space="preserve">, the bounds test is applied to assess cointegration. If the PSS F-statistic falls below the upper bound, the results are interpreted as short-run dynamic associations rather than long-run equilibrium estimates.</w:t>
       </w:r>
     </w:p>
-    <w:bookmarkEnd w:id="213"/>
-    <w:bookmarkStart w:id="214" w:name="robustness-strategy"/>
+    <w:bookmarkEnd w:id="297"/>
+    <w:bookmarkStart w:id="298" w:name="robustness-strategy"/>
     <w:p>
       <w:pPr>
         <w:pStyle w:val="Heading2"/>
@@ -7227,9 +7024,9 @@
         <w:t xml:space="preserve">Robustness is assessed through: (i) a 288-specification grid varying mineral measures (narrow/broad), BRI variables (dummy/intensity), lag structures, and estimators; (ii) leave-one-out coefficient stability analysis; (iii) WITS-consistent mineral proxy for the full 2000–2023 period; (iv) exclusion of 2023.</w:t>
       </w:r>
     </w:p>
-    <w:bookmarkEnd w:id="214"/>
-    <w:bookmarkEnd w:id="215"/>
-    <w:bookmarkStart w:id="256" w:name="results"/>
+    <w:bookmarkEnd w:id="298"/>
+    <w:bookmarkEnd w:id="299"/>
+    <w:bookmarkStart w:id="340" w:name="results"/>
     <w:p>
       <w:pPr>
         <w:pStyle w:val="Heading1"/>
@@ -7238,7 +7035,7 @@
         <w:t xml:space="preserve">6. Results</w:t>
       </w:r>
     </w:p>
-    <w:bookmarkStart w:id="219" w:name="baseline-ols-results"/>
+    <w:bookmarkStart w:id="303" w:name="baseline-ols-results"/>
     <w:p>
       <w:pPr>
         <w:pStyle w:val="Heading2"/>
@@ -8526,18 +8323,18 @@
           <wp:inline>
             <wp:extent cx="5727700" cy="4485806"/>
             <wp:effectExtent b="0" l="0" r="0" t="0"/>
-            <wp:docPr descr="Figure 4. Strategic Mineral Exports vs Bilateral Trade Balance, Pre-BRI vs Post-BRI" title="" id="217" name="Picture"/>
+            <wp:docPr descr="Figure 4. Strategic Mineral Exports vs Bilateral Trade Balance, Pre-BRI vs Post-BRI" title="" id="301" name="Picture"/>
             <a:graphic>
               <a:graphicData uri="http://schemas.openxmlformats.org/drawingml/2006/picture">
                 <pic:pic>
                   <pic:nvPicPr>
-                    <pic:cNvPr descr="../Outputs/generated_figures/fig_4_scatter.png" id="218" name="Picture"/>
+                    <pic:cNvPr descr="../Outputs/generated_figures/fig_4_scatter.png" id="302" name="Picture"/>
                     <pic:cNvPicPr>
                       <a:picLocks noChangeArrowheads="1" noChangeAspect="1"/>
                     </pic:cNvPicPr>
                   </pic:nvPicPr>
                   <pic:blipFill>
-                    <a:blip r:embed="rId216"/>
+                    <a:blip r:embed="rId300"/>
                     <a:stretch>
                       <a:fillRect/>
                     </a:stretch>
@@ -8574,8 +8371,8 @@
         <w:t xml:space="preserve">Source: Author’s construction. Figure 4 plots the relationship between mineral exports and the trade balance across the two periods, visualising the weakened association post-BRI.</w:t>
       </w:r>
     </w:p>
-    <w:bookmarkEnd w:id="219"/>
-    <w:bookmarkStart w:id="220" w:name="residual-diagnostics"/>
+    <w:bookmarkEnd w:id="303"/>
+    <w:bookmarkStart w:id="304" w:name="residual-diagnostics"/>
     <w:p>
       <w:pPr>
         <w:pStyle w:val="Heading2"/>
@@ -8779,8 +8576,8 @@
         <w:t xml:space="preserve">= 0.006), which motivates the use of HAC standard errors throughout. HAC standard errors correct for both heteroskedasticity and autocorrelation in inference, but do not address potential model misspecification. The Durbin–Watson statistic (1.80) is close to 2.0, suggesting that serial correlation is mild after conditioning on regressors.</w:t>
       </w:r>
     </w:p>
-    <w:bookmarkEnd w:id="220"/>
-    <w:bookmarkStart w:id="221" w:name="X104a27e6e71d30820852bbe2a04f72c58877c53"/>
+    <w:bookmarkEnd w:id="304"/>
+    <w:bookmarkStart w:id="305" w:name="X104a27e6e71d30820852bbe2a04f72c58877c53"/>
     <w:p>
       <w:pPr>
         <w:pStyle w:val="Heading2"/>
@@ -8794,19 +8591,7 @@
         <w:pStyle w:val="FirstParagraph"/>
       </w:pPr>
       <w:r>
-        <w:t xml:space="preserve">Following midterm feedback on VIF &gt; 100, three variable schemes were evaluated in</w:t>
-      </w:r>
-      <w:r>
-        <w:t xml:space="preserve"> </w:t>
-      </w:r>
-      <w:r>
-        <w:rPr>
-          <w:rStyle w:val="VerbatimChar"/>
-        </w:rPr>
-        <w:t xml:space="preserve">Scripts/35_collinearity_resolution.py</w:t>
-      </w:r>
-      <w:r>
-        <w:t xml:space="preserve">:</w:t>
+        <w:t xml:space="preserve">Three variable schemes were evaluated to address the severe multicollinearity in the GDP levels specification:</w:t>
       </w:r>
     </w:p>
     <w:p>
@@ -9459,29 +9244,7 @@
           <w:i/>
           <w:iCs/>
         </w:rPr>
-        <w:t xml:space="preserve">Source: Author’s calculations from</w:t>
-      </w:r>
-      <w:r>
-        <w:rPr>
-          <w:i/>
-          <w:iCs/>
-        </w:rPr>
-        <w:t xml:space="preserve"> </w:t>
-      </w:r>
-      <w:r>
-        <w:rPr>
-          <w:rStyle w:val="VerbatimChar"/>
-          <w:i/>
-          <w:iCs/>
-        </w:rPr>
-        <w:t xml:space="preserve">Scripts/35_collinearity_resolution.py</w:t>
-      </w:r>
-      <w:r>
-        <w:rPr>
-          <w:i/>
-          <w:iCs/>
-        </w:rPr>
-        <w:t xml:space="preserve">. Scheme A = pre-revision (retained in Appendix B). Scheme B = GDP annual growth rates. Scheme C = gravity ratio log(CN GDP/KZ GDP).</w:t>
+        <w:t xml:space="preserve">Note: Scheme A = pre-revision specification (retained in Appendix B). Scheme B = GDP annual growth rates (primary). Scheme C = gravity ratio log(CN GDP/KZ GDP) (robustness).</w:t>
       </w:r>
     </w:p>
     <w:p>
@@ -10555,58 +10318,7 @@
           <w:i/>
           <w:iCs/>
         </w:rPr>
-        <w:t xml:space="preserve">Source: Author’s calculations from</w:t>
-      </w:r>
-      <w:r>
-        <w:rPr>
-          <w:i/>
-          <w:iCs/>
-        </w:rPr>
-        <w:t xml:space="preserve"> </w:t>
-      </w:r>
-      <w:r>
-        <w:rPr>
-          <w:rStyle w:val="VerbatimChar"/>
-          <w:i/>
-          <w:iCs/>
-        </w:rPr>
-        <w:t xml:space="preserve">Scripts/35_collinearity_resolution.py</w:t>
-      </w:r>
-      <w:r>
-        <w:rPr>
-          <w:i/>
-          <w:iCs/>
-        </w:rPr>
-        <w:t xml:space="preserve"> </w:t>
-      </w:r>
-      <w:r>
-        <w:rPr>
-          <w:i/>
-          <w:iCs/>
-        </w:rPr>
-        <w:t xml:space="preserve">and</w:t>
-      </w:r>
-      <w:r>
-        <w:rPr>
-          <w:i/>
-          <w:iCs/>
-        </w:rPr>
-        <w:t xml:space="preserve"> </w:t>
-      </w:r>
-      <w:r>
-        <w:rPr>
-          <w:rStyle w:val="VerbatimChar"/>
-          <w:i/>
-          <w:iCs/>
-        </w:rPr>
-        <w:t xml:space="preserve">Outputs/generated_tables/gravity_ratio_main_results.csv</w:t>
-      </w:r>
-      <w:r>
-        <w:rPr>
-          <w:i/>
-          <w:iCs/>
-        </w:rPr>
-        <w:t xml:space="preserve">.</w:t>
+        <w:t xml:space="preserve">Source: Author’s calculations.</w:t>
       </w:r>
     </w:p>
     <w:p>
@@ -10645,8 +10357,8 @@
         <w:t xml:space="preserve">The POST variable retains VIF = 10.4, just above the conventional threshold of 10. This is because the post-BRI dummy is correlated with the trend component in GDP growth rates post-2013. Coefficient magnitudes in Scheme B should still be interpreted directionally rather than as precise structural parameters, but the reduced collinearity severity relative to Schemes A and C substantially improves inference reliability.</w:t>
       </w:r>
     </w:p>
-    <w:bookmarkEnd w:id="221"/>
-    <w:bookmarkStart w:id="222" w:name="Xbc1dfb7dc1890ac5bda4e89de7eb28a12192bb5"/>
+    <w:bookmarkEnd w:id="305"/>
+    <w:bookmarkStart w:id="306" w:name="Xbc1dfb7dc1890ac5bda4e89de7eb28a12192bb5"/>
     <w:p>
       <w:pPr>
         <w:pStyle w:val="Heading2"/>
@@ -11713,8 +11425,8 @@
         <w:t xml:space="preserve">The negative interaction is not a stable structural finding. Rather, 2023 represents a potential inflection point—the first year of bilateral deficit—that dramatically amplifies the estimated post-BRI deterioration. The thesis interprets the evidence as diagnostic: the data are consistent with an increasingly adverse trade-balance pattern, but the statistical evidence for a systematic post-BRI interaction effect depends on whether 2023 represents the beginning of a new structural pattern or a one-time shock.</w:t>
       </w:r>
     </w:p>
-    <w:bookmarkEnd w:id="222"/>
-    <w:bookmarkStart w:id="226" w:name="leave-one-out-coefficient-stability"/>
+    <w:bookmarkEnd w:id="306"/>
+    <w:bookmarkStart w:id="310" w:name="leave-one-out-coefficient-stability"/>
     <w:p>
       <w:pPr>
         <w:pStyle w:val="Heading2"/>
@@ -11732,18 +11444,18 @@
           <wp:inline>
             <wp:extent cx="5727700" cy="4413041"/>
             <wp:effectExtent b="0" l="0" r="0" t="0"/>
-            <wp:docPr descr="Figure 5. Influence and Leave-One-Out Diagnostics" title="" id="224" name="Picture"/>
+            <wp:docPr descr="Figure 5. Influence and Leave-One-Out Diagnostics" title="" id="308" name="Picture"/>
             <a:graphic>
               <a:graphicData uri="http://schemas.openxmlformats.org/drawingml/2006/picture">
                 <pic:pic>
                   <pic:nvPicPr>
-                    <pic:cNvPr descr="../Outputs/generated_figures/fig_5_diagnostics.png" id="225" name="Picture"/>
+                    <pic:cNvPr descr="../Outputs/generated_figures/fig_5_diagnostics.png" id="309" name="Picture"/>
                     <pic:cNvPicPr>
                       <a:picLocks noChangeArrowheads="1" noChangeAspect="1"/>
                     </pic:cNvPicPr>
                   </pic:nvPicPr>
                   <pic:blipFill>
-                    <a:blip r:embed="rId223"/>
+                    <a:blip r:embed="rId307"/>
                     <a:stretch>
                       <a:fillRect/>
                     </a:stretch>
@@ -11788,8 +11500,8 @@
         <w:t xml:space="preserve">Figure 5 plots the influence diagnostics, including the interaction coefficient from 24 leave-one-out regressions in panel (d). Excluding any year other than 2023 produces interaction coefficients between −2.64 and −3.88, all statistically significant at the 5% level. Excluding 2023 alone reduces the coefficient to −0.41 and renders it insignificant. This confirms that the full-sample result is robust to all observations except 2023.</w:t>
       </w:r>
     </w:p>
-    <w:bookmarkEnd w:id="226"/>
-    <w:bookmarkStart w:id="227" w:name="wits-consistent-proxy-robustness"/>
+    <w:bookmarkEnd w:id="310"/>
+    <w:bookmarkStart w:id="311" w:name="wits-consistent-proxy-robustness"/>
     <w:p>
       <w:pPr>
         <w:pStyle w:val="Heading2"/>
@@ -11832,8 +11544,8 @@
         <w:t xml:space="preserve">= 0.083) excluding 2023—marginally significant. This suggests that measurement consistency partially mitigates the 2023 sensitivity, though the interaction remains fragile.</w:t>
       </w:r>
     </w:p>
-    <w:bookmarkEnd w:id="227"/>
-    <w:bookmarkStart w:id="234" w:name="adl-dynamic-association-results"/>
+    <w:bookmarkEnd w:id="311"/>
+    <w:bookmarkStart w:id="318" w:name="adl-dynamic-association-results"/>
     <w:p>
       <w:pPr>
         <w:pStyle w:val="Heading2"/>
@@ -11912,18 +11624,18 @@
           <wp:inline>
             <wp:extent cx="5727700" cy="1909233"/>
             <wp:effectExtent b="0" l="0" r="0" t="0"/>
-            <wp:docPr descr="Figure 6a. CUSUM Test — Model A (Post-BRI Dummy)" title="" id="229" name="Picture"/>
+            <wp:docPr descr="Figure 6a. CUSUM Test — Model A (Post-BRI Dummy)" title="" id="313" name="Picture"/>
             <a:graphic>
               <a:graphicData uri="http://schemas.openxmlformats.org/drawingml/2006/picture">
                 <pic:pic>
                   <pic:nvPicPr>
-                    <pic:cNvPr descr="../Outputs/generated_figures/fig06_cusum_Model_A_dummy.png" id="230" name="Picture"/>
+                    <pic:cNvPr descr="../Outputs/generated_figures/fig06_cusum_Model_A_dummy.png" id="314" name="Picture"/>
                     <pic:cNvPicPr>
                       <a:picLocks noChangeArrowheads="1" noChangeAspect="1"/>
                     </pic:cNvPicPr>
                   </pic:nvPicPr>
                   <pic:blipFill>
-                    <a:blip r:embed="rId228"/>
+                    <a:blip r:embed="rId312"/>
                     <a:stretch>
                       <a:fillRect/>
                     </a:stretch>
@@ -11957,29 +11669,7 @@
           <w:i/>
           <w:iCs/>
         </w:rPr>
-        <w:t xml:space="preserve">Source: Author’s construction from</w:t>
-      </w:r>
-      <w:r>
-        <w:rPr>
-          <w:i/>
-          <w:iCs/>
-        </w:rPr>
-        <w:t xml:space="preserve"> </w:t>
-      </w:r>
-      <w:r>
-        <w:rPr>
-          <w:rStyle w:val="VerbatimChar"/>
-          <w:i/>
-          <w:iCs/>
-        </w:rPr>
-        <w:t xml:space="preserve">Scripts/12_ardl.py</w:t>
-      </w:r>
-      <w:r>
-        <w:rPr>
-          <w:i/>
-          <w:iCs/>
-        </w:rPr>
-        <w:t xml:space="preserve">. CUSUM path and 5% critical bounds. A path within bounds indicates parameter stability.</w:t>
+        <w:t xml:space="preserve">Note: CUSUM path and 5% critical bounds. A path within bounds indicates parameter stability.</w:t>
       </w:r>
     </w:p>
     <w:p>
@@ -11991,18 +11681,18 @@
           <wp:inline>
             <wp:extent cx="5727700" cy="1909233"/>
             <wp:effectExtent b="0" l="0" r="0" t="0"/>
-            <wp:docPr descr="Figure 6b. CUSUMSQ Test — Model A (Post-BRI Dummy)" title="" id="232" name="Picture"/>
+            <wp:docPr descr="Figure 6b. CUSUMSQ Test — Model A (Post-BRI Dummy)" title="" id="316" name="Picture"/>
             <a:graphic>
               <a:graphicData uri="http://schemas.openxmlformats.org/drawingml/2006/picture">
                 <pic:pic>
                   <pic:nvPicPr>
-                    <pic:cNvPr descr="../Outputs/generated_figures/fig07_cusum_Model_B_intensity.png" id="233" name="Picture"/>
+                    <pic:cNvPr descr="../Outputs/generated_figures/fig07_cusum_Model_B_intensity.png" id="317" name="Picture"/>
                     <pic:cNvPicPr>
                       <a:picLocks noChangeArrowheads="1" noChangeAspect="1"/>
                     </pic:cNvPicPr>
                   </pic:nvPicPr>
                   <pic:blipFill>
-                    <a:blip r:embed="rId231"/>
+                    <a:blip r:embed="rId315"/>
                     <a:stretch>
                       <a:fillRect/>
                     </a:stretch>
@@ -12036,29 +11726,7 @@
           <w:i/>
           <w:iCs/>
         </w:rPr>
-        <w:t xml:space="preserve">Source: Author’s construction from</w:t>
-      </w:r>
-      <w:r>
-        <w:rPr>
-          <w:i/>
-          <w:iCs/>
-        </w:rPr>
-        <w:t xml:space="preserve"> </w:t>
-      </w:r>
-      <w:r>
-        <w:rPr>
-          <w:rStyle w:val="VerbatimChar"/>
-          <w:i/>
-          <w:iCs/>
-        </w:rPr>
-        <w:t xml:space="preserve">Scripts/12_ardl.py</w:t>
-      </w:r>
-      <w:r>
-        <w:rPr>
-          <w:i/>
-          <w:iCs/>
-        </w:rPr>
-        <w:t xml:space="preserve">. CUSUMSQ path and 5% critical bounds. Boundary crossing in the post-2020 period indicates variance instability, consistent with the 2022–2023 import surge.</w:t>
+        <w:t xml:space="preserve">Note: CUSUMSQ path and 5% critical bounds. Boundary crossing in the post-2020 period indicates variance instability, consistent with the 2022–2023 import surge.</w:t>
       </w:r>
     </w:p>
     <w:p>
@@ -12069,8 +11737,8 @@
         <w:t xml:space="preserve">Model B (BRI intensity) yields numerically unstable long-run multipliers (magnitudes exceeding 1,000), indicating near-singular estimation. This specification is unreliable and is not used for substantive interpretation.</w:t>
       </w:r>
     </w:p>
-    <w:bookmarkEnd w:id="234"/>
-    <w:bookmarkStart w:id="238" w:name="robustness-grid-summary"/>
+    <w:bookmarkEnd w:id="318"/>
+    <w:bookmarkStart w:id="322" w:name="robustness-grid-summary"/>
     <w:p>
       <w:pPr>
         <w:pStyle w:val="Heading2"/>
@@ -12328,18 +11996,18 @@
           <wp:inline>
             <wp:extent cx="5727700" cy="3431639"/>
             <wp:effectExtent b="0" l="0" r="0" t="0"/>
-            <wp:docPr descr="Figure 6. Model Comparison and Robustness" title="" id="236" name="Picture"/>
+            <wp:docPr descr="Figure 6. Model Comparison and Robustness" title="" id="320" name="Picture"/>
             <a:graphic>
               <a:graphicData uri="http://schemas.openxmlformats.org/drawingml/2006/picture">
                 <pic:pic>
                   <pic:nvPicPr>
-                    <pic:cNvPr descr="../Outputs/generated_figures/fig_6_pre_post.png" id="237" name="Picture"/>
+                    <pic:cNvPr descr="../Outputs/generated_figures/fig_6_pre_post.png" id="321" name="Picture"/>
                     <pic:cNvPicPr>
                       <a:picLocks noChangeArrowheads="1" noChangeAspect="1"/>
                     </pic:cNvPicPr>
                   </pic:nvPicPr>
                   <pic:blipFill>
-                    <a:blip r:embed="rId235"/>
+                    <a:blip r:embed="rId319"/>
                     <a:stretch>
                       <a:fillRect/>
                     </a:stretch>
@@ -12384,8 +12052,8 @@
         <w:t xml:space="preserve">While 82.6% of the converged specifications yielded a negative and significant interaction, this consistency reflects the fact that most specifications include the 2023 observation. The grid confirms that the full-sample negative association is computationally robust across model types, but as demonstrated in Section 6.4, it remains fundamentally fragile to the exclusion of a single year.</w:t>
       </w:r>
     </w:p>
-    <w:bookmarkEnd w:id="238"/>
-    <w:bookmarkStart w:id="239" w:name="X02d2069ce5f5d6c121cab1de71057756545adc1"/>
+    <w:bookmarkEnd w:id="322"/>
+    <w:bookmarkStart w:id="323" w:name="X02d2069ce5f5d6c121cab1de71057756545adc1"/>
     <w:p>
       <w:pPr>
         <w:pStyle w:val="Heading2"/>
@@ -12486,8 +12154,8 @@
         <w:t xml:space="preserve">= 24 with 6 parameters offers limited degrees of freedom. The most defensible interpretation is qualitative: the trade-balance payoff of mineral exports appears to have weakened in the post-BRI period, driven primarily by the extreme 2023 outcome.</w:t>
       </w:r>
     </w:p>
-    <w:bookmarkEnd w:id="239"/>
-    <w:bookmarkStart w:id="242" w:name="Xedb9b08c4672051231fad683c8263bcd7143a2a"/>
+    <w:bookmarkEnd w:id="323"/>
+    <w:bookmarkStart w:id="326" w:name="Xedb9b08c4672051231fad683c8263bcd7143a2a"/>
     <w:p>
       <w:pPr>
         <w:pStyle w:val="Heading2"/>
@@ -12504,7 +12172,7 @@
         <w:t xml:space="preserve">The model does not achieve causal identification. Endogeneity concerns warrant explicit acknowledgement:</w:t>
       </w:r>
     </w:p>
-    <w:bookmarkStart w:id="240" w:name="Xfaa6a9c61f25d443ecdf66c7dab5526d2ab8555"/>
+    <w:bookmarkStart w:id="324" w:name="Xfaa6a9c61f25d443ecdf66c7dab5526d2ab8555"/>
     <w:p>
       <w:pPr>
         <w:pStyle w:val="Heading3"/>
@@ -12547,8 +12215,8 @@
         <w:t xml:space="preserve">While the model includes the Brent crude price as a control, Brent only captures global oil-price movements, not the specific volume of Kazakhstan’s bilateral oil exports to China. Therefore, it only partially mitigates the omitted-variable bias. The mineral coefficient and its interaction term likely absorb broader commodity-export dynamics, including the energy trade. Because the direction and magnitude of omitted oil-export bias cannot be quantified with the current data, the strategic-mineral interpretation is treated as suggestive and bounded by this limitation. This is why the thesis interprets the coefficient as diagnostic evidence of broader trade-balance fragility rather than mineral-specific causal evidence.</w:t>
       </w:r>
     </w:p>
-    <w:bookmarkEnd w:id="240"/>
-    <w:bookmarkStart w:id="241" w:name="other-endogeneity-concerns"/>
+    <w:bookmarkEnd w:id="324"/>
+    <w:bookmarkStart w:id="325" w:name="other-endogeneity-concerns"/>
     <w:p>
       <w:pPr>
         <w:pStyle w:val="Heading3"/>
@@ -12628,9 +12296,9 @@
         <w:t xml:space="preserve">The robustness strategy—comparing parsimonious and full specifications, testing multiple mineral proxies, and reporting leave-one-out sensitivity—partially addresses these concerns by showing which results are robust to specification changes. However, credible causal identification would require instrumental-variable strategies, quasi-experimental variation, or substantially larger samples.</w:t>
       </w:r>
     </w:p>
-    <w:bookmarkEnd w:id="241"/>
-    <w:bookmarkEnd w:id="242"/>
-    <w:bookmarkStart w:id="243" w:name="hypothesis-evaluation"/>
+    <w:bookmarkEnd w:id="325"/>
+    <w:bookmarkEnd w:id="326"/>
+    <w:bookmarkStart w:id="327" w:name="hypothesis-evaluation"/>
     <w:p>
       <w:pPr>
         <w:pStyle w:val="Heading2"/>
@@ -12910,8 +12578,8 @@
         </w:tc>
       </w:tr>
     </w:tbl>
-    <w:bookmarkEnd w:id="243"/>
-    <w:bookmarkStart w:id="244" w:name="Xc9abbbac6f033c0594f26051954fdebeefafa0a"/>
+    <w:bookmarkEnd w:id="327"/>
+    <w:bookmarkStart w:id="328" w:name="Xc9abbbac6f033c0594f26051954fdebeefafa0a"/>
     <w:p>
       <w:pPr>
         <w:pStyle w:val="Heading2"/>
@@ -13370,8 +13038,8 @@
         <w:t xml:space="preserve">While the interaction term retains its sign and significance under this illustrative proxy control, the lack of real bilateral HS-27 series remains an empirical limitation. Therefore, these results are treated as purely exploratory sensitivity tests rather than main empirical evidence.</w:t>
       </w:r>
     </w:p>
-    <w:bookmarkEnd w:id="244"/>
-    <w:bookmarkStart w:id="245" w:name="placebo-break-year-diagnostics"/>
+    <w:bookmarkEnd w:id="328"/>
+    <w:bookmarkStart w:id="329" w:name="placebo-break-year-diagnostics"/>
     <w:p>
       <w:pPr>
         <w:pStyle w:val="Heading2"/>
@@ -13757,29 +13425,105 @@
           <w:i/>
           <w:iCs/>
         </w:rPr>
-        <w:t xml:space="preserve">Source: Author’s calculations from</w:t>
+        <w:t xml:space="preserve">Note: Author’s calculations. Chow test applied to the parsimonious trade-balance regression with a split at the indicated year.</w:t>
+      </w:r>
+    </w:p>
+    <w:p>
+      <w:pPr>
+        <w:pStyle w:val="BodyText"/>
+      </w:pPr>
+      <w:r>
+        <w:t xml:space="preserve">The BIC-selected Bai–Perron procedure detects two structural breaks: one in approximately 2009 (95% CI: 2004–2009) and one in approximately 2014 (95% CI: 2014–2019). The 2009 break is consistent with the Global Financial Crisis commodity collapse. The 2014 break overlaps with both the BRI implementation period and the oil-price collapse.</w:t>
+      </w:r>
+    </w:p>
+    <w:p>
+      <w:pPr>
+        <w:pStyle w:val="BodyText"/>
+      </w:pPr>
+      <w:r>
+        <w:rPr>
+          <w:b/>
+          <w:bCs/>
+        </w:rPr>
+        <w:t xml:space="preserve">Interpretation.</w:t>
+      </w:r>
+      <w:r>
+        <w:t xml:space="preserve"> </w:t>
+      </w:r>
+      <w:r>
+        <w:t xml:space="preserve">The Chow results show that the 2013 break is the single most statistically significant (F = 10.43,</w:t>
+      </w:r>
+      <w:r>
+        <w:t xml:space="preserve"> </w:t>
       </w:r>
       <w:r>
         <w:rPr>
           <w:i/>
           <w:iCs/>
         </w:rPr>
-        <w:t xml:space="preserve"> </w:t>
-      </w:r>
-      <w:r>
-        <w:rPr>
-          <w:rStyle w:val="VerbatimChar"/>
+        <w:t xml:space="preserve">p</w:t>
+      </w:r>
+      <w:r>
+        <w:t xml:space="preserve"> </w:t>
+      </w:r>
+      <w:r>
+        <w:t xml:space="preserve">&lt; 0.001), followed by 2014. The 2016 break is statistically indistinguishable from no break. This pattern is consistent with the structural change being concentrated in the 2013–2014 window rather than diffusely distributed across the post-2013 period. However, this does not resolve the BRI-versus-oil-shock identification problem: both BRI and the oil-price collapse are 2013–2014 phenomena. The placebo evidence is more useful for ruling out</w:t>
+      </w:r>
+      <w:r>
+        <w:t xml:space="preserve"> </w:t>
+      </w:r>
+      <w:r>
+        <w:rPr>
           <w:i/>
           <w:iCs/>
         </w:rPr>
-        <w:t xml:space="preserve">Outputs/generated_tables/structural_breaks.csv</w:t>
+        <w:t xml:space="preserve">late-period</w:t>
+      </w:r>
+      <w:r>
+        <w:t xml:space="preserve"> </w:t>
+      </w:r>
+      <w:r>
+        <w:t xml:space="preserve">confounders (2016, 2018) than for separating early-period co-incident shocks. These limitations are fully consistent with the thesis’s broader claim that the evidence is diagnostic rather than causal.</w:t>
+      </w:r>
+    </w:p>
+    <w:bookmarkEnd w:id="329"/>
+    <w:bookmarkStart w:id="334" w:name="the-20222023-sanctions-evasion-channel"/>
+    <w:p>
+      <w:pPr>
+        <w:pStyle w:val="Heading2"/>
+      </w:pPr>
+      <w:r>
+        <w:t xml:space="preserve">6.14 The 2022–2023 Sanctions-Evasion Channel</w:t>
+      </w:r>
+    </w:p>
+    <w:bookmarkStart w:id="330" w:name="background-and-hypothesis"/>
+    <w:p>
+      <w:pPr>
+        <w:pStyle w:val="Heading3"/>
+      </w:pPr>
+      <w:r>
+        <w:t xml:space="preserve">Background and Hypothesis</w:t>
+      </w:r>
+    </w:p>
+    <w:p>
+      <w:pPr>
+        <w:pStyle w:val="FirstParagraph"/>
+      </w:pPr>
+      <w:r>
+        <w:t xml:space="preserve">Following Russia’s invasion of Ukraine in February 2022, Western economies imposed broad export controls on Russia covering electronics (HS 85), machinery (HS 84), and vehicles (HS 87). These controls created strong incentives for</w:t>
+      </w:r>
+      <w:r>
+        <w:t xml:space="preserve"> </w:t>
       </w:r>
       <w:r>
         <w:rPr>
           <w:i/>
           <w:iCs/>
         </w:rPr>
-        <w:t xml:space="preserve">. Chow test applied to the parsimonious trade-balance regression with a split at the indicated year.</w:t>
+        <w:t xml:space="preserve">parallel imports</w:t>
+      </w:r>
+      <w:r>
+        <w:t xml:space="preserve">: routing restricted goods through third countries — including Kazakhstan — to reach Russian consumers and industries. Kazakhstan’s geographical position as Russia’s largest land-border trading partner and BRI corridor economy makes it a plausible transit route. The parallel-imports hypothesis holds that the 2022–2023 surge in Kazakhstan’s imports from China is at least partly a sanctions-evasion artefact: Chinese goods entered Kazakhstan ostensibly for domestic consumption but were onward-shipped to Russia.</w:t>
       </w:r>
     </w:p>
     <w:p>
@@ -13787,7 +13531,25 @@
         <w:pStyle w:val="BodyText"/>
       </w:pPr>
       <w:r>
-        <w:t xml:space="preserve">The BIC-selected Bai–Perron procedure detects two structural breaks: one in approximately 2009 (95% CI: 2004–2009) and one in approximately 2014 (95% CI: 2014–2019). The 2009 break is consistent with the Global Financial Crisis commodity collapse. The 2014 break overlaps with both the BRI implementation period and the oil-price collapse.</w:t>
+        <w:t xml:space="preserve">If this hypothesis is correct, the 2023 bilateral trade deficit (−USD 2.01 billion) does not indicate a BRI-driven structural deepening of asymmetric interdependence. Instead, it reflects a temporary geopolitical shock that inflated Kazakhstan’s recorded imports from China. This would significantly weaken the causal interpretation of the post-BRI mineral interaction coefficient.</w:t>
+      </w:r>
+    </w:p>
+    <w:bookmarkEnd w:id="330"/>
+    <w:bookmarkStart w:id="331" w:name="import-surge-magnitude"/>
+    <w:p>
+      <w:pPr>
+        <w:pStyle w:val="Heading3"/>
+      </w:pPr>
+      <w:r>
+        <w:t xml:space="preserve">Import Surge Magnitude</w:t>
+      </w:r>
+    </w:p>
+    <w:p>
+      <w:pPr>
+        <w:pStyle w:val="FirstParagraph"/>
+      </w:pPr>
+      <w:r>
+        <w:t xml:space="preserve">Kazakhstan’s imports from China grew by 47.5% in 2022 and by a further 369.2% in 2023, from USD 3.58 billion to USD 16.77 billion. This two-year acceleration is the largest in the 2000–2023 sample by an order of magnitude. No other two-year period (including the 2008–2009 commodity boom and the 2014–2015 oil-price shock) produced a comparable import surge. The 2023 level (USD 16.77 billion) exceeds imports in any prior year by more than 200%.</w:t>
       </w:r>
     </w:p>
     <w:p>
@@ -13799,220 +13561,33 @@
           <w:b/>
           <w:bCs/>
         </w:rPr>
-        <w:t xml:space="preserve">Interpretation.</w:t>
-      </w:r>
-      <w:r>
-        <w:t xml:space="preserve"> </w:t>
-      </w:r>
-      <w:r>
-        <w:t xml:space="preserve">The Chow results show that the 2013 break is the single most statistically significant (F = 10.43,</w:t>
-      </w:r>
-      <w:r>
-        <w:t xml:space="preserve"> </w:t>
-      </w:r>
-      <w:r>
-        <w:rPr>
-          <w:i/>
-          <w:iCs/>
-        </w:rPr>
-        <w:t xml:space="preserve">p</w:t>
-      </w:r>
-      <w:r>
-        <w:t xml:space="preserve"> </w:t>
-      </w:r>
-      <w:r>
-        <w:t xml:space="preserve">&lt; 0.001), followed by 2014. The 2016 break is statistically indistinguishable from no break. This pattern is consistent with the structural change being concentrated in the 2013–2014 window rather than diffusely distributed across the post-2013 period. However, this does not resolve the BRI-versus-oil-shock identification problem: both BRI and the oil-price collapse are 2013–2014 phenomena. The placebo evidence is more useful for ruling out</w:t>
-      </w:r>
-      <w:r>
-        <w:t xml:space="preserve"> </w:t>
-      </w:r>
-      <w:r>
-        <w:rPr>
-          <w:i/>
-          <w:iCs/>
-        </w:rPr>
-        <w:t xml:space="preserve">late-period</w:t>
-      </w:r>
-      <w:r>
-        <w:t xml:space="preserve"> </w:t>
-      </w:r>
-      <w:r>
-        <w:t xml:space="preserve">confounders (2016, 2018) than for separating early-period co-incident shocks. These limitations are fully consistent with the thesis’s broader claim that the evidence is diagnostic rather than causal.</w:t>
-      </w:r>
-    </w:p>
-    <w:bookmarkEnd w:id="245"/>
-    <w:bookmarkStart w:id="250" w:name="the-20222023-sanctions-evasion-channel"/>
-    <w:p>
-      <w:pPr>
-        <w:pStyle w:val="Heading2"/>
-      </w:pPr>
-      <w:r>
-        <w:t xml:space="preserve">6.14 The 2022–2023 Sanctions-Evasion Channel</w:t>
-      </w:r>
-    </w:p>
-    <w:p>
-      <w:pPr>
-        <w:pStyle w:val="FirstParagraph"/>
-      </w:pPr>
-      <w:r>
-        <w:rPr>
-          <w:i/>
-          <w:iCs/>
-        </w:rPr>
-        <w:t xml:space="preserve">Results produced by</w:t>
-      </w:r>
-      <w:r>
-        <w:rPr>
-          <w:i/>
-          <w:iCs/>
-        </w:rPr>
-        <w:t xml:space="preserve"> </w:t>
-      </w:r>
-      <w:r>
-        <w:rPr>
-          <w:rStyle w:val="VerbatimChar"/>
-          <w:i/>
-          <w:iCs/>
-        </w:rPr>
-        <w:t xml:space="preserve">Scripts/32_sanctions_robustness.py</w:t>
-      </w:r>
-      <w:r>
-        <w:rPr>
-          <w:i/>
-          <w:iCs/>
-        </w:rPr>
-        <w:t xml:space="preserve">. Full analysis memo:</w:t>
-      </w:r>
-      <w:r>
-        <w:rPr>
-          <w:i/>
-          <w:iCs/>
-        </w:rPr>
-        <w:t xml:space="preserve"> </w:t>
-      </w:r>
-      <w:r>
-        <w:rPr>
-          <w:rStyle w:val="VerbatimChar"/>
-          <w:i/>
-          <w:iCs/>
-        </w:rPr>
-        <w:t xml:space="preserve">Analysis/sanctions_evasion_memo.md</w:t>
-      </w:r>
-      <w:r>
-        <w:rPr>
-          <w:i/>
-          <w:iCs/>
-        </w:rPr>
-        <w:t xml:space="preserve">.</w:t>
-      </w:r>
-    </w:p>
-    <w:bookmarkStart w:id="246" w:name="background-and-hypothesis"/>
-    <w:p>
-      <w:pPr>
-        <w:pStyle w:val="Heading3"/>
-      </w:pPr>
-      <w:r>
-        <w:t xml:space="preserve">Background and Hypothesis</w:t>
-      </w:r>
-    </w:p>
-    <w:p>
-      <w:pPr>
-        <w:pStyle w:val="FirstParagraph"/>
-      </w:pPr>
-      <w:r>
-        <w:t xml:space="preserve">Following Russia’s invasion of Ukraine in February 2022, Western economies imposed broad export controls on Russia covering electronics (HS 85), machinery (HS 84), and vehicles (HS 87). These controls created strong incentives for</w:t>
-      </w:r>
-      <w:r>
-        <w:t xml:space="preserve"> </w:t>
-      </w:r>
-      <w:r>
-        <w:rPr>
-          <w:i/>
-          <w:iCs/>
-        </w:rPr>
-        <w:t xml:space="preserve">parallel imports</w:t>
-      </w:r>
-      <w:r>
-        <w:t xml:space="preserve">: routing restricted goods through third countries — including Kazakhstan — to reach Russian consumers and industries. Kazakhstan’s geographical position as Russia’s largest land-border trading partner and BRI corridor economy makes it a plausible transit route. The parallel-imports hypothesis holds that the 2022–2023 surge in Kazakhstan’s imports from China is at least partly a sanctions-evasion artefact: Chinese goods entered Kazakhstan ostensibly for domestic consumption but were onward-shipped to Russia.</w:t>
-      </w:r>
-    </w:p>
-    <w:p>
-      <w:pPr>
-        <w:pStyle w:val="BodyText"/>
-      </w:pPr>
-      <w:r>
-        <w:t xml:space="preserve">If this hypothesis is correct, the 2023 bilateral trade deficit (−USD 2.01 billion) does not indicate a BRI-driven structural deepening of asymmetric interdependence. Instead, it reflects a temporary geopolitical shock that inflated Kazakhstan’s recorded imports from China. This would significantly weaken the causal interpretation of the post-BRI mineral interaction coefficient.</w:t>
-      </w:r>
-    </w:p>
-    <w:bookmarkEnd w:id="246"/>
-    <w:bookmarkStart w:id="247" w:name="import-surge-magnitude"/>
-    <w:p>
-      <w:pPr>
-        <w:pStyle w:val="Heading3"/>
-      </w:pPr>
-      <w:r>
-        <w:t xml:space="preserve">Import Surge Magnitude</w:t>
-      </w:r>
-    </w:p>
-    <w:p>
-      <w:pPr>
-        <w:pStyle w:val="FirstParagraph"/>
-      </w:pPr>
-      <w:r>
-        <w:t xml:space="preserve">Kazakhstan’s imports from China grew by 47.5% in 2022 and by a further 369.2% in 2023, from USD 3.58 billion to USD 16.77 billion. This two-year acceleration is the largest in the 2000–2023 sample by an order of magnitude. No other two-year period (including the 2008–2009 commodity boom and the 2014–2015 oil-price shock) produced a comparable import surge. The 2023 level (USD 16.77 billion) exceeds imports in any prior year by more than 200%.</w:t>
-      </w:r>
-    </w:p>
-    <w:p>
-      <w:pPr>
-        <w:pStyle w:val="BodyText"/>
-      </w:pPr>
+        <w:t xml:space="preserve">Data limitation on HS-level decomposition.</w:t>
+      </w:r>
+      <w:r>
+        <w:t xml:space="preserve"> </w:t>
+      </w:r>
+      <w:r>
+        <w:t xml:space="preserve">The local Comtrade Kazakhstan-as-reporter extract covers only HS chapters 26, 28, 72, 74, 78, 79, and 81 — metal and mineral categories. Chapters 84 (machinery), 85 (electronics), and 87 (vehicles) — the categories most associated with parallel-import flows — are</w:t>
+      </w:r>
+      <w:r>
+        <w:t xml:space="preserve"> </w:t>
+      </w:r>
       <w:r>
         <w:rPr>
           <w:b/>
           <w:bCs/>
         </w:rPr>
-        <w:t xml:space="preserve">Data limitation on HS-level decomposition.</w:t>
-      </w:r>
-      <w:r>
-        <w:t xml:space="preserve"> </w:t>
-      </w:r>
-      <w:r>
-        <w:t xml:space="preserve">The local Comtrade Kazakhstan-as-reporter extract covers only HS chapters 26, 28, 72, 74, 78, 79, and 81 — metal and mineral categories. Chapters 84 (machinery), 85 (electronics), and 87 (vehicles) — the categories most associated with parallel-import flows — are</w:t>
-      </w:r>
-      <w:r>
-        <w:t xml:space="preserve"> </w:t>
-      </w:r>
-      <w:r>
-        <w:rPr>
-          <w:b/>
-          <w:bCs/>
-        </w:rPr>
         <w:t xml:space="preserve">not available</w:t>
       </w:r>
       <w:r>
         <w:t xml:space="preserve"> </w:t>
       </w:r>
       <w:r>
-        <w:t xml:space="preserve">in the local data. This remains a data limitation: a direct test of whether these categories exploded disproportionately in 2022–2023 is therefore not possible from local data. This gap is documented in</w:t>
-      </w:r>
-      <w:r>
-        <w:t xml:space="preserve"> </w:t>
-      </w:r>
-      <w:r>
-        <w:rPr>
-          <w:rStyle w:val="VerbatimChar"/>
-        </w:rPr>
-        <w:t xml:space="preserve">Analysis/sanctions_evasion_memo.md</w:t>
-      </w:r>
-      <w:r>
-        <w:t xml:space="preserve"> </w:t>
-      </w:r>
-      <w:r>
-        <w:t xml:space="preserve">and would require a new Comtrade API pull (KAZ-reporter, CHN as partner, HS 84/85/87, import flow) to close.</w:t>
-      </w:r>
-    </w:p>
-    <w:bookmarkEnd w:id="247"/>
-    <w:bookmarkStart w:id="248" w:name="X72f40ba1df561b40a8b38f42c7043abb0541aee"/>
+        <w:t xml:space="preserve">in the local data. This remains a data limitation: a direct test of whether these categories exploded disproportionately in 2022–2023 is not possible from the current data. Closing this gap would require a dedicated Comtrade data pull for Kazakhstan as reporter, China as partner, HS chapters 84/85/87, import flow.</w:t>
+      </w:r>
+    </w:p>
+    <w:bookmarkEnd w:id="331"/>
+    <w:bookmarkStart w:id="332" w:name="X72f40ba1df561b40a8b38f42c7043abb0541aee"/>
     <w:p>
       <w:pPr>
         <w:pStyle w:val="Heading3"/>
@@ -14565,33 +14140,11 @@
           <w:i/>
           <w:iCs/>
         </w:rPr>
-        <w:t xml:space="preserve">Source: Author’s calculations from</w:t>
-      </w:r>
-      <w:r>
-        <w:rPr>
-          <w:i/>
-          <w:iCs/>
-        </w:rPr>
-        <w:t xml:space="preserve"> </w:t>
-      </w:r>
-      <w:r>
-        <w:rPr>
-          <w:rStyle w:val="VerbatimChar"/>
-          <w:i/>
-          <w:iCs/>
-        </w:rPr>
-        <w:t xml:space="preserve">Scripts/32_sanctions_robustness.py</w:t>
-      </w:r>
-      <w:r>
-        <w:rPr>
-          <w:i/>
-          <w:iCs/>
-        </w:rPr>
-        <w:t xml:space="preserve">. HAC (Newey–West) standard errors, bandwidth = 3.</w:t>
-      </w:r>
-    </w:p>
-    <w:bookmarkEnd w:id="248"/>
-    <w:bookmarkStart w:id="249" w:name="findings-and-interpretation"/>
+        <w:t xml:space="preserve">Note: Author’s calculations. HAC (Newey–West) standard errors, bandwidth = 3.</w:t>
+      </w:r>
+    </w:p>
+    <w:bookmarkEnd w:id="332"/>
+    <w:bookmarkStart w:id="333" w:name="findings-and-interpretation"/>
     <w:p>
       <w:pPr>
         <w:pStyle w:val="Heading3"/>
@@ -14807,9 +14360,9 @@
         <w:t xml:space="preserve">asymmetric interdependence rather than as causal evidence.</w:t>
       </w:r>
     </w:p>
-    <w:bookmarkEnd w:id="249"/>
-    <w:bookmarkEnd w:id="250"/>
-    <w:bookmarkStart w:id="251" w:name="X2fd92483128a5add758ee2b2eb0099452b15daa"/>
+    <w:bookmarkEnd w:id="333"/>
+    <w:bookmarkEnd w:id="334"/>
+    <w:bookmarkStart w:id="335" w:name="X2fd92483128a5add758ee2b2eb0099452b15daa"/>
     <w:p>
       <w:pPr>
         <w:pStyle w:val="Heading2"/>
@@ -14821,120 +14374,6 @@
     <w:p>
       <w:pPr>
         <w:pStyle w:val="FirstParagraph"/>
-      </w:pPr>
-      <w:r>
-        <w:rPr>
-          <w:i/>
-          <w:iCs/>
-        </w:rPr>
-        <w:t xml:space="preserve">Results produced by</w:t>
-      </w:r>
-      <w:r>
-        <w:rPr>
-          <w:i/>
-          <w:iCs/>
-        </w:rPr>
-        <w:t xml:space="preserve"> </w:t>
-      </w:r>
-      <w:r>
-        <w:rPr>
-          <w:rStyle w:val="VerbatimChar"/>
-          <w:i/>
-          <w:iCs/>
-        </w:rPr>
-        <w:t xml:space="preserve">Scripts/33_multi_partner_panel.py</w:t>
-      </w:r>
-      <w:r>
-        <w:rPr>
-          <w:i/>
-          <w:iCs/>
-        </w:rPr>
-        <w:t xml:space="preserve"> </w:t>
-      </w:r>
-      <w:r>
-        <w:rPr>
-          <w:i/>
-          <w:iCs/>
-        </w:rPr>
-        <w:t xml:space="preserve">and</w:t>
-      </w:r>
-      <w:r>
-        <w:rPr>
-          <w:i/>
-          <w:iCs/>
-        </w:rPr>
-        <w:t xml:space="preserve"> </w:t>
-      </w:r>
-      <w:r>
-        <w:rPr>
-          <w:rStyle w:val="VerbatimChar"/>
-          <w:i/>
-          <w:iCs/>
-        </w:rPr>
-        <w:t xml:space="preserve">Scripts/34_did_partner_placebo.py</w:t>
-      </w:r>
-      <w:r>
-        <w:rPr>
-          <w:i/>
-          <w:iCs/>
-        </w:rPr>
-        <w:t xml:space="preserve">. Partner data sourced from UN Comtrade public API (KAZ as reporter, partners: CHN, RUS, DEU, UZB, TUR, USA; 2000–2023).</w:t>
-      </w:r>
-      <w:r>
-        <w:rPr>
-          <w:i/>
-          <w:iCs/>
-        </w:rPr>
-        <w:t xml:space="preserve"> </w:t>
-      </w:r>
-      <w:r>
-        <w:rPr>
-          <w:rStyle w:val="VerbatimChar"/>
-          <w:i/>
-          <w:iCs/>
-        </w:rPr>
-        <w:t xml:space="preserve">Outputs/generated_tables/did_partner_placebo.csv</w:t>
-      </w:r>
-      <w:r>
-        <w:rPr>
-          <w:i/>
-          <w:iCs/>
-        </w:rPr>
-        <w:t xml:space="preserve"> </w:t>
-      </w:r>
-      <w:r>
-        <w:rPr>
-          <w:i/>
-          <w:iCs/>
-        </w:rPr>
-        <w:t xml:space="preserve">contains the full results table. The event-study figure is at</w:t>
-      </w:r>
-      <w:r>
-        <w:rPr>
-          <w:i/>
-          <w:iCs/>
-        </w:rPr>
-        <w:t xml:space="preserve"> </w:t>
-      </w:r>
-      <w:r>
-        <w:rPr>
-          <w:rStyle w:val="VerbatimChar"/>
-          <w:i/>
-          <w:iCs/>
-        </w:rPr>
-        <w:t xml:space="preserve">Outputs/generated_figures/fig_did_event_study.png</w:t>
-      </w:r>
-      <w:r>
-        <w:rPr>
-          <w:i/>
-          <w:iCs/>
-        </w:rPr>
-        <w:t xml:space="preserve">.</w:t>
-      </w:r>
-    </w:p>
-    <w:p>
-      <w:pPr>
-        <w:pStyle w:val="BodyText"/>
       </w:pPr>
       <w:r>
         <w:rPr>
@@ -15290,29 +14729,7 @@
           <w:i/>
           <w:iCs/>
         </w:rPr>
-        <w:t xml:space="preserve">Source: Author’s calculations from</w:t>
-      </w:r>
-      <w:r>
-        <w:rPr>
-          <w:i/>
-          <w:iCs/>
-        </w:rPr>
-        <w:t xml:space="preserve"> </w:t>
-      </w:r>
-      <w:r>
-        <w:rPr>
-          <w:rStyle w:val="VerbatimChar"/>
-          <w:i/>
-          <w:iCs/>
-        </w:rPr>
-        <w:t xml:space="preserve">Scripts/34_did_partner_placebo.py</w:t>
-      </w:r>
-      <w:r>
-        <w:rPr>
-          <w:i/>
-          <w:iCs/>
-        </w:rPr>
-        <w:t xml:space="preserve">. Partner dummies and year dummies as fixed effects. HAC standard errors, bandwidth = 3.</w:t>
+        <w:t xml:space="preserve">Note: Author’s calculations. Partner and year dummies as fixed effects. HAC standard errors, bandwidth = 3.</w:t>
       </w:r>
     </w:p>
     <w:p>
@@ -15806,8 +15223,8 @@
         <w:t xml:space="preserve">The 2009/2010 marginal placebo significance in the ITS is a within-unit artefact that reflects the pre-existing downward trend in the Kazakhstan–China balance. The TWFE DiD absorbs this trend via year fixed effects and confirms the 2013 break is genuinely China-specific.</w:t>
       </w:r>
     </w:p>
-    <w:bookmarkEnd w:id="251"/>
-    <w:bookmarkStart w:id="255" w:name="synthetic-counterfactual"/>
+    <w:bookmarkEnd w:id="335"/>
+    <w:bookmarkStart w:id="339" w:name="synthetic-counterfactual"/>
     <w:p>
       <w:pPr>
         <w:pStyle w:val="Heading2"/>
@@ -15819,91 +15236,6 @@
     <w:p>
       <w:pPr>
         <w:pStyle w:val="FirstParagraph"/>
-      </w:pPr>
-      <w:r>
-        <w:rPr>
-          <w:i/>
-          <w:iCs/>
-        </w:rPr>
-        <w:t xml:space="preserve">Results produced by</w:t>
-      </w:r>
-      <w:r>
-        <w:rPr>
-          <w:i/>
-          <w:iCs/>
-        </w:rPr>
-        <w:t xml:space="preserve"> </w:t>
-      </w:r>
-      <w:r>
-        <w:rPr>
-          <w:rStyle w:val="VerbatimChar"/>
-          <w:i/>
-          <w:iCs/>
-        </w:rPr>
-        <w:t xml:space="preserve">Scripts/36_synthetic_control.py</w:t>
-      </w:r>
-      <w:r>
-        <w:rPr>
-          <w:i/>
-          <w:iCs/>
-        </w:rPr>
-        <w:t xml:space="preserve">. Outputs:</w:t>
-      </w:r>
-      <w:r>
-        <w:rPr>
-          <w:i/>
-          <w:iCs/>
-        </w:rPr>
-        <w:t xml:space="preserve"> </w:t>
-      </w:r>
-      <w:r>
-        <w:rPr>
-          <w:rStyle w:val="VerbatimChar"/>
-          <w:i/>
-          <w:iCs/>
-        </w:rPr>
-        <w:t xml:space="preserve">Outputs/generated_tables/synthetic_control.csv</w:t>
-      </w:r>
-      <w:r>
-        <w:rPr>
-          <w:i/>
-          <w:iCs/>
-        </w:rPr>
-        <w:t xml:space="preserve"> </w:t>
-      </w:r>
-      <w:r>
-        <w:rPr>
-          <w:i/>
-          <w:iCs/>
-        </w:rPr>
-        <w:t xml:space="preserve">and</w:t>
-      </w:r>
-      <w:r>
-        <w:rPr>
-          <w:i/>
-          <w:iCs/>
-        </w:rPr>
-        <w:t xml:space="preserve"> </w:t>
-      </w:r>
-      <w:r>
-        <w:rPr>
-          <w:rStyle w:val="VerbatimChar"/>
-          <w:i/>
-          <w:iCs/>
-        </w:rPr>
-        <w:t xml:space="preserve">Outputs/generated_figures/fig_synthetic_control.png</w:t>
-      </w:r>
-      <w:r>
-        <w:rPr>
-          <w:i/>
-          <w:iCs/>
-        </w:rPr>
-        <w:t xml:space="preserve">.</w:t>
-      </w:r>
-    </w:p>
-    <w:p>
-      <w:pPr>
-        <w:pStyle w:val="BodyText"/>
       </w:pPr>
       <w:r>
         <w:rPr>
@@ -16563,29 +15895,7 @@
           <w:i/>
           <w:iCs/>
         </w:rPr>
-        <w:t xml:space="preserve">Source: Author’s calculations from</w:t>
-      </w:r>
-      <w:r>
-        <w:rPr>
-          <w:i/>
-          <w:iCs/>
-        </w:rPr>
-        <w:t xml:space="preserve"> </w:t>
-      </w:r>
-      <w:r>
-        <w:rPr>
-          <w:rStyle w:val="VerbatimChar"/>
-          <w:i/>
-          <w:iCs/>
-        </w:rPr>
-        <w:t xml:space="preserve">Scripts/36_synthetic_control.py</w:t>
-      </w:r>
-      <w:r>
-        <w:rPr>
-          <w:i/>
-          <w:iCs/>
-        </w:rPr>
-        <w:t xml:space="preserve">. Pre-period MSPE = 0.0038; post-period MSPE = 0.0362; MSPE ratio = 9.53.</w:t>
+        <w:t xml:space="preserve">Note: Author’s calculations. Pre-period MSPE = 0.0038; post-period MSPE = 0.0362; MSPE ratio = 9.53.</w:t>
       </w:r>
     </w:p>
     <w:p>
@@ -16615,18 +15925,18 @@
           <wp:inline>
             <wp:extent cx="5727700" cy="4165600"/>
             <wp:effectExtent b="0" l="0" r="0" t="0"/>
-            <wp:docPr descr="Figure 7. Synthetic Counterfactual: Actual vs. Synthetic KZ-China Trade Balance Ratio" title="" id="253" name="Picture"/>
+            <wp:docPr descr="Figure 7. Synthetic Counterfactual: Actual vs. Synthetic KZ-China Trade Balance Ratio" title="" id="337" name="Picture"/>
             <a:graphic>
               <a:graphicData uri="http://schemas.openxmlformats.org/drawingml/2006/picture">
                 <pic:pic>
                   <pic:nvPicPr>
-                    <pic:cNvPr descr="../Outputs/generated_figures/fig_synthetic_control.png" id="254" name="Picture"/>
+                    <pic:cNvPr descr="../Outputs/generated_figures/fig_synthetic_control.png" id="338" name="Picture"/>
                     <pic:cNvPicPr>
                       <a:picLocks noChangeArrowheads="1" noChangeAspect="1"/>
                     </pic:cNvPicPr>
                   </pic:nvPicPr>
                   <pic:blipFill>
-                    <a:blip r:embed="rId252"/>
+                    <a:blip r:embed="rId336"/>
                     <a:stretch>
                       <a:fillRect/>
                     </a:stretch>
@@ -16660,29 +15970,7 @@
           <w:i/>
           <w:iCs/>
         </w:rPr>
-        <w:t xml:space="preserve">Source: Author’s construction from</w:t>
-      </w:r>
-      <w:r>
-        <w:rPr>
-          <w:i/>
-          <w:iCs/>
-        </w:rPr>
-        <w:t xml:space="preserve"> </w:t>
-      </w:r>
-      <w:r>
-        <w:rPr>
-          <w:rStyle w:val="VerbatimChar"/>
-          <w:i/>
-          <w:iCs/>
-        </w:rPr>
-        <w:t xml:space="preserve">Scripts/36_synthetic_control.py</w:t>
-      </w:r>
-      <w:r>
-        <w:rPr>
-          <w:i/>
-          <w:iCs/>
-        </w:rPr>
-        <w:t xml:space="preserve">. Panel A: actual vs. synthetic trajectory. Panel B: gap plot showing post-BRI deviations from counterfactual.</w:t>
+        <w:t xml:space="preserve">Note: Panel A shows actual vs. synthetic trajectory. Panel B shows the gap plot of post-BRI deviations from the counterfactual.</w:t>
       </w:r>
     </w:p>
     <w:p>
@@ -17108,9 +16396,9 @@
         <w:t xml:space="preserve">(versus concurrent geopolitical shocks in 2022–2023) cannot be conclusively established. Causal language remains reserved for the DiD finding only; the regression interaction is described as a conditional association.</w:t>
       </w:r>
     </w:p>
-    <w:bookmarkEnd w:id="255"/>
-    <w:bookmarkEnd w:id="256"/>
-    <w:bookmarkStart w:id="261" w:name="discussion"/>
+    <w:bookmarkEnd w:id="339"/>
+    <w:bookmarkEnd w:id="340"/>
+    <w:bookmarkStart w:id="345" w:name="discussion"/>
     <w:p>
       <w:pPr>
         <w:pStyle w:val="Heading1"/>
@@ -17119,7 +16407,7 @@
         <w:t xml:space="preserve">7. Discussion</w:t>
       </w:r>
     </w:p>
-    <w:bookmarkStart w:id="257" w:name="what-the-results-show"/>
+    <w:bookmarkStart w:id="341" w:name="what-the-results-show"/>
     <w:p>
       <w:pPr>
         <w:pStyle w:val="Heading2"/>
@@ -17194,8 +16482,8 @@
         <w:t xml:space="preserve">asymmetric interdependence deepening post-BRI.</w:t>
       </w:r>
     </w:p>
-    <w:bookmarkEnd w:id="257"/>
-    <w:bookmarkStart w:id="258" w:name="what-the-results-do-not-show"/>
+    <w:bookmarkEnd w:id="341"/>
+    <w:bookmarkStart w:id="342" w:name="what-the-results-do-not-show"/>
     <w:p>
       <w:pPr>
         <w:pStyle w:val="Heading2"/>
@@ -17308,8 +16596,8 @@
         <w:t xml:space="preserve">The coefficient should be read as evidence that the trade-balance association of mineral exports weakened in the post-BRI period, not as a causal multiplier. The sanctions robustness check (§6.14) cannot rule out that part or all of the post-2013 interaction is driven by the 2022–2023 Russia-sanctions routing rather than BRI-specific structural deepening.</w:t>
       </w:r>
     </w:p>
-    <w:bookmarkEnd w:id="258"/>
-    <w:bookmarkStart w:id="259" w:name="X159a95f1f75e4cb9d73376d92636dad3144bb28"/>
+    <w:bookmarkEnd w:id="342"/>
+    <w:bookmarkStart w:id="343" w:name="X159a95f1f75e4cb9d73376d92636dad3144bb28"/>
     <w:p>
       <w:pPr>
         <w:pStyle w:val="Heading2"/>
@@ -17334,8 +16622,8 @@
         <w:t xml:space="preserve">However, from an econometric standpoint, 2023 possesses extremely high leverage. Because inference in a 24-observation dataset is fragile, the results must be reported transparently with and without this year. The full-sample interaction coefficient and the excluding-2023 estimates should be treated as co-equal evidence. The core conclusion of this thesis—that the bilateral trade relationship has grown increasingly fragile and asymmetric—is supported by the descriptive decomposition and the 2023 outcome itself, but the formal claim of a stable, systematic post-BRI statistical interaction effect must not depend solely on the full-sample regression coefficient.</w:t>
       </w:r>
     </w:p>
-    <w:bookmarkEnd w:id="259"/>
-    <w:bookmarkStart w:id="260" w:name="policy-implications"/>
+    <w:bookmarkEnd w:id="343"/>
+    <w:bookmarkStart w:id="344" w:name="policy-implications"/>
     <w:p>
       <w:pPr>
         <w:pStyle w:val="Heading2"/>
@@ -17500,9 +16788,9 @@
         <w:t xml:space="preserve">requiring policy response rather than a statistical anomaly.</w:t>
       </w:r>
     </w:p>
-    <w:bookmarkEnd w:id="260"/>
-    <w:bookmarkEnd w:id="261"/>
-    <w:bookmarkStart w:id="264" w:name="conclusion"/>
+    <w:bookmarkEnd w:id="344"/>
+    <w:bookmarkEnd w:id="345"/>
+    <w:bookmarkStart w:id="348" w:name="conclusion"/>
     <w:p>
       <w:pPr>
         <w:pStyle w:val="Heading1"/>
@@ -17572,7 +16860,7 @@
         <w:t xml:space="preserve">The thesis therefore identifies a China-specific, increasingly adverse bilateral pattern that is strongly consistent with asymmetric interdependence theory. The strongest empirical contributions are: the descriptive decomposition showing import-side deepening as the primary mechanism; the TWFE DiD demonstrating China-specificity; and the transparent reporting of regression fragility and influence diagnostics.</w:t>
       </w:r>
     </w:p>
-    <w:bookmarkStart w:id="262" w:name="interpretation-discipline"/>
+    <w:bookmarkStart w:id="346" w:name="interpretation-discipline"/>
     <w:p>
       <w:pPr>
         <w:pStyle w:val="Heading2"/>
@@ -17605,8 +16893,8 @@
         <w:t xml:space="preserve">— not a common shock across trading partners — as demonstrated by the TWFE DiD partner-placebo design (§6.15). It cannot claim that BRI causally worsened Kazakhstan’s trade balance, because the regression interaction does not survive exclusion of the 2022–2023 sanctions period and an alternative explanation via parallel-import routing cannot be ruled out. The TWFE DiD finding is the most causally credible result; the regression interaction is a conditional association.</w:t>
       </w:r>
     </w:p>
-    <w:bookmarkEnd w:id="262"/>
-    <w:bookmarkStart w:id="263" w:name="limitations-and-future-research"/>
+    <w:bookmarkEnd w:id="346"/>
+    <w:bookmarkStart w:id="347" w:name="limitations-and-future-research"/>
     <w:p>
       <w:pPr>
         <w:pStyle w:val="Heading2"/>
@@ -17652,9 +16940,9 @@
         <w:t xml:space="preserve">The finding that mineral export growth did not translate into trade-balance improvement is consistent with the broader resource-dependence literature: export success in raw materials does not automatically improve external balance when the trading partner’s diversified export capacity grows faster. For Kazakhstan and comparable corridor economies, this diagnostic evidence suggests that BRI participation should be evaluated not by aggregate trade volumes but by the composition and balance of bilateral exchange.</w:t>
       </w:r>
     </w:p>
-    <w:bookmarkEnd w:id="263"/>
-    <w:bookmarkEnd w:id="264"/>
-    <w:bookmarkStart w:id="265" w:name="appendix-table-and-figure-concordance"/>
+    <w:bookmarkEnd w:id="347"/>
+    <w:bookmarkEnd w:id="348"/>
+    <w:bookmarkStart w:id="349" w:name="appendix-table-and-figure-concordance"/>
     <w:p>
       <w:pPr>
         <w:pStyle w:val="Heading1"/>
@@ -19166,8 +18454,8 @@
         </w:tc>
       </w:tr>
     </w:tbl>
-    <w:bookmarkEnd w:id="265"/>
-    <w:bookmarkStart w:id="268" w:name="X2a4b41675f3f3c302420f86aae5c9ae3362ae7d"/>
+    <w:bookmarkEnd w:id="349"/>
+    <w:bookmarkStart w:id="352" w:name="X2a4b41675f3f3c302420f86aae5c9ae3362ae7d"/>
     <w:p>
       <w:pPr>
         <w:pStyle w:val="Heading1"/>
@@ -19188,7 +18476,7 @@
         <w:t xml:space="preserve">This appendix documents the pre-revision OLS specification that used log(KZ GDP) and log(CN GDP) as separate level regressors. It is retained for transparency, enabling direct comparison between the midterm and final specifications and illustrating how multicollinearity resolution affected the estimates.</w:t>
       </w:r>
     </w:p>
-    <w:bookmarkStart w:id="266" w:name="appendix-b.1-pre-revision-full-model-a1"/>
+    <w:bookmarkStart w:id="350" w:name="appendix-b.1-pre-revision-full-model-a1"/>
     <w:p>
       <w:pPr>
         <w:pStyle w:val="Heading2"/>
@@ -19750,8 +19038,8 @@
         <w:t xml:space="preserve">Notes: The large constant (197.6), implausible GDP coefficient magnitudes, and max VIF &gt; 100 indicate that this specification’s coefficients absorb trending collinearity rather than identifying genuine partial effects. This specification is superseded by the growth-rate model (Scheme B, primary) and gravity-ratio model (Scheme C, robustness) in the final version.</w:t>
       </w:r>
     </w:p>
-    <w:bookmarkEnd w:id="266"/>
-    <w:bookmarkStart w:id="267" w:name="Xfc43d264906fd36d64ff21af4fbc70df67b82f2"/>
+    <w:bookmarkEnd w:id="350"/>
+    <w:bookmarkStart w:id="351" w:name="Xfc43d264906fd36d64ff21af4fbc70df67b82f2"/>
     <w:p>
       <w:pPr>
         <w:pStyle w:val="Heading2"/>
@@ -20199,8 +19487,8 @@
         <w:t xml:space="preserve">Notes: This specification achieved VIF &lt; 10 by excluding GDP controls entirely. The final primary specification (Scheme B, GDP growth rates) retains GDP-related regressors in stationary form (d.log), achieving max VIF = 10.4. The Scheme C gravity-ratio specification is reported as a robustness check (max VIF = 33.4).</w:t>
       </w:r>
     </w:p>
-    <w:bookmarkEnd w:id="267"/>
-    <w:bookmarkEnd w:id="268"/>
+    <w:bookmarkEnd w:id="351"/>
+    <w:bookmarkEnd w:id="352"/>
     <w:sectPr>
       <w:footerReference r:id="rId9" w:type="default"/>
       <w:footnotePr>

--- a/Paper/final_dissertation.docx
+++ b/Paper/final_dissertation.docx
@@ -26,7 +26,7 @@
         <w:t xml:space="preserve">Nikar Omirbek</w:t>
       </w:r>
     </w:p>
-    <w:bookmarkStart w:id="261" w:name="abstract"/>
+    <w:bookmarkStart w:id="9" w:name="abstract"/>
     <w:p>
       <w:pPr>
         <w:pStyle w:val="Heading1"/>
@@ -100,8 +100,8 @@
         <w:t xml:space="preserve">Belt and Road Initiative; Kazakhstan–China trade; strategic minerals; asymmetric interdependence; trade balance; small-sample diagnostics; post-BRI period</w:t>
       </w:r>
     </w:p>
-    <w:bookmarkEnd w:id="261"/>
-    <w:bookmarkStart w:id="264" w:name="introduction"/>
+    <w:bookmarkEnd w:id="9"/>
+    <w:bookmarkStart w:id="12" w:name="introduction"/>
     <w:p>
       <w:pPr>
         <w:pStyle w:val="Heading1"/>
@@ -302,7 +302,7 @@
         <w:t xml:space="preserve">These results are interpreted as strong diagnostic evidence that Kazakhstan’s bilateral trade deterioration post-BRI is China-specific and consistent with asymmetric interdependence deepening. The regression interaction is fragile; the cross-partner identification is robust. The strongest empirical contributions are: (i) the descriptive decomposition showing import-side deepening as the primary mechanism; (ii) the TWFE DiD demonstrating China-specificity; and (iii) transparent reporting of regression fragility.</w:t>
       </w:r>
     </w:p>
-    <w:bookmarkStart w:id="262" w:name="contribution"/>
+    <w:bookmarkStart w:id="10" w:name="contribution"/>
     <w:p>
       <w:pPr>
         <w:pStyle w:val="Heading2"/>
@@ -319,8 +319,8 @@
         <w:t xml:space="preserve">This thesis makes five specific contributions. First, it distinguishes between trade expansion and trade-balance improvement, shifting attention from aggregate trade volumes to bilateral trade-balance outcomes in a diagnostic case study of Kazakhstan and China. Second, it bridges theory and method by using asymmetric interdependence to interpret the moderating compositional channel of strategic mineral exports, accommodating both mutual gains and distributional asymmetry. Third, it tests whether strategic mineral exports translated into external-balance improvement, demonstrating that resource-export growth is not inherently synonymous with an improved external position. Fourth, it provides a transparent and reproducible annual Kazakhstan–China single country-pair dataset with a fully scripted pipeline. Fifth, it treats the results explicitly as diagnostic and fragile, deploying small-sample robustness checks and influence diagnostics to document the critical role of 2023. By providing an honest interpretation of fragility, the thesis strengthens methodological discipline and avoids claiming definitive causal identification of a stable structural effect.</w:t>
       </w:r>
     </w:p>
-    <w:bookmarkEnd w:id="262"/>
-    <w:bookmarkStart w:id="263" w:name="structure"/>
+    <w:bookmarkEnd w:id="10"/>
+    <w:bookmarkStart w:id="11" w:name="structure"/>
     <w:p>
       <w:pPr>
         <w:pStyle w:val="Heading2"/>
@@ -337,9 +337,9 @@
         <w:t xml:space="preserve">The remainder of this thesis is organised as follows. Chapter 2 reviews the literature and identifies the research gap. Chapter 3 presents the theoretical framework. Chapter 4 describes the data, variable construction, and data limitations. Chapter 5 explains the empirical strategy. Chapter 6 presents the results, including influence diagnostics and model stability analysis. Chapter 7 discusses the findings and their implications. Chapter 8 concludes.</w:t>
       </w:r>
     </w:p>
-    <w:bookmarkEnd w:id="263"/>
-    <w:bookmarkEnd w:id="264"/>
-    <w:bookmarkStart w:id="272" w:name="literature-review"/>
+    <w:bookmarkEnd w:id="11"/>
+    <w:bookmarkEnd w:id="12"/>
+    <w:bookmarkStart w:id="20" w:name="literature-review"/>
     <w:p>
       <w:pPr>
         <w:pStyle w:val="Heading1"/>
@@ -356,7 +356,7 @@
         <w:t xml:space="preserve">The literature relevant to Kazakhstan–China trade under BRI spans several overlapping debates. Rather than summarising individual studies, this review synthesises what the literature agrees on, identifies disagreements and limitations, and explains how each strand connects to the research question.</w:t>
       </w:r>
     </w:p>
-    <w:bookmarkStart w:id="265" w:name="X2930bc3edf58adf9f1388ee5b893d7488b5e345"/>
+    <w:bookmarkStart w:id="13" w:name="X2930bc3edf58adf9f1388ee5b893d7488b5e345"/>
     <w:p>
       <w:pPr>
         <w:pStyle w:val="Heading2"/>
@@ -521,8 +521,8 @@
         <w:t xml:space="preserve">interaction in H3.</w:t>
       </w:r>
     </w:p>
-    <w:bookmarkEnd w:id="265"/>
-    <w:bookmarkStart w:id="266" w:name="Xe70771352f1ad036bac85112bc90e3cc68c7f96"/>
+    <w:bookmarkEnd w:id="13"/>
+    <w:bookmarkStart w:id="14" w:name="Xe70771352f1ad036bac85112bc90e3cc68c7f96"/>
     <w:p>
       <w:pPr>
         <w:pStyle w:val="Heading2"/>
@@ -728,8 +728,8 @@
         <w:t xml:space="preserve">on the bilateral balance via the Marshall–Lerner condition.</w:t>
       </w:r>
     </w:p>
-    <w:bookmarkEnd w:id="266"/>
-    <w:bookmarkStart w:id="267" w:name="bri-as-trade-facilitation"/>
+    <w:bookmarkEnd w:id="14"/>
+    <w:bookmarkStart w:id="15" w:name="bri-as-trade-facilitation"/>
     <w:p>
       <w:pPr>
         <w:pStyle w:val="Heading2"/>
@@ -878,8 +878,8 @@
         <w:t xml:space="preserve">period dummy as a partial test of trade-cost reduction, while noting that the dummy conflates BRI-specific effects with concurrent commodity shocks. The comparative DiD design (§6.5) addresses this limitation by testing whether the post-2013 balance shift is China-specific or common across all of Kazakhstan’s trading partners.</w:t>
       </w:r>
     </w:p>
-    <w:bookmarkEnd w:id="267"/>
-    <w:bookmarkStart w:id="268" w:name="bri-as-asymmetric-interdependence"/>
+    <w:bookmarkEnd w:id="15"/>
+    <w:bookmarkStart w:id="16" w:name="bri-as-asymmetric-interdependence"/>
     <w:p>
       <w:pPr>
         <w:pStyle w:val="Heading2"/>
@@ -1144,8 +1144,8 @@
         <w:t xml:space="preserve">.</w:t>
       </w:r>
     </w:p>
-    <w:bookmarkEnd w:id="268"/>
-    <w:bookmarkStart w:id="269" w:name="kazakhstan-central-asia-and-china"/>
+    <w:bookmarkEnd w:id="16"/>
+    <w:bookmarkStart w:id="17" w:name="kazakhstan-central-asia-and-china"/>
     <w:p>
       <w:pPr>
         <w:pStyle w:val="Heading2"/>
@@ -1321,8 +1321,8 @@
         <w:t xml:space="preserve">: rising mineral exports coincide with rising imports of Chinese capital goods and machinery needed for extraction, rather than supporting domestic value-chain upgrading. The import-category decomposition in §6.4 (HS 84 machinery, HS 85 electronics, HS 87 vehicles) tests this mechanism directly: if these categories exploded disproportionately post-2013, it is consistent with an extractive-infrastructure import channel that drains the trade balance while mineral exports rise.</w:t>
       </w:r>
     </w:p>
-    <w:bookmarkEnd w:id="269"/>
-    <w:bookmarkStart w:id="270" w:name="Xaa0a671067e8fae9f84f9bb9926e7997379c1fb"/>
+    <w:bookmarkEnd w:id="17"/>
+    <w:bookmarkStart w:id="18" w:name="Xaa0a671067e8fae9f84f9bb9926e7997379c1fb"/>
     <w:p>
       <w:pPr>
         <w:pStyle w:val="Heading2"/>
@@ -1419,8 +1419,8 @@
         <w:t xml:space="preserve">provided comprehensive influence diagnostic tools that are essential for validating results in the sample sizes encountered in bilateral trade studies.</w:t>
       </w:r>
     </w:p>
-    <w:bookmarkEnd w:id="270"/>
-    <w:bookmarkStart w:id="271" w:name="research-gap"/>
+    <w:bookmarkEnd w:id="18"/>
+    <w:bookmarkStart w:id="19" w:name="research-gap"/>
     <w:p>
       <w:pPr>
         <w:pStyle w:val="Heading2"/>
@@ -1437,9 +1437,9 @@
         <w:t xml:space="preserve">Most BRI studies focus on aggregate trade expansion or infrastructure connectivity. Fewer examine whether resource exports improve the bilateral trade balance of smaller resource-exporting partners. The compositional question—whether mineral export growth translates into external-balance improvement—remains empirically underdeveloped for the Kazakhstan–China case. Moreover, no existing study applies formal influence diagnostics to assess how robust post-BRI trade findings are to individual high-leverage observations. This thesis addresses that gap.</w:t>
       </w:r>
     </w:p>
-    <w:bookmarkEnd w:id="271"/>
-    <w:bookmarkEnd w:id="272"/>
-    <w:bookmarkStart w:id="278" w:name="theoretical-framework"/>
+    <w:bookmarkEnd w:id="19"/>
+    <w:bookmarkEnd w:id="20"/>
+    <w:bookmarkStart w:id="26" w:name="theoretical-framework"/>
     <w:p>
       <w:pPr>
         <w:pStyle w:val="Heading1"/>
@@ -1448,7 +1448,7 @@
         <w:t xml:space="preserve">3. Theoretical Framework</w:t>
       </w:r>
     </w:p>
-    <w:bookmarkStart w:id="273" w:name="X480a36025e6dac0021a01c966cd8f0ab186890e"/>
+    <w:bookmarkStart w:id="21" w:name="X480a36025e6dac0021a01c966cd8f0ab186890e"/>
     <w:p>
       <w:pPr>
         <w:pStyle w:val="Heading2"/>
@@ -1616,8 +1616,8 @@
         <w:t xml:space="preserve">(§3.3). The critical difference is falsifiability: asymmetric interdependence generates variable-level predictions that can be tested in regression models (§3.4), whereas dependency theory operates at the level of structural formations and does not readily produce falsifiable coefficient predictions. The empirical strategy in this thesis is built entirely on the asymmetric interdependence framework.</w:t>
       </w:r>
     </w:p>
-    <w:bookmarkEnd w:id="273"/>
-    <w:bookmarkStart w:id="274" w:name="supporting-frameworks"/>
+    <w:bookmarkEnd w:id="21"/>
+    <w:bookmarkStart w:id="22" w:name="supporting-frameworks"/>
     <w:p>
       <w:pPr>
         <w:pStyle w:val="Heading2"/>
@@ -1752,8 +1752,8 @@
         <w:t xml:space="preserve">show that captive supplier positions in raw-material chains provide little upgrading leverage. For this model, the minerals–post-BRI interaction term tests whether mineral export growth translates into trade-balance improvement or whether raw-mineral export growth coincides with rising imports of Chinese capital goods and intermediates, consistent with a captive supplier relationship that generates asymmetric gains.</w:t>
       </w:r>
     </w:p>
-    <w:bookmarkEnd w:id="274"/>
-    <w:bookmarkStart w:id="275" w:name="why-not-dependency-theory"/>
+    <w:bookmarkEnd w:id="22"/>
+    <w:bookmarkStart w:id="23" w:name="why-not-dependency-theory"/>
     <w:p>
       <w:pPr>
         <w:pStyle w:val="Heading2"/>
@@ -1797,8 +1797,8 @@
         <w:t xml:space="preserve">), making it a weaker anchor for regression-based analysis. The thesis therefore uses asymmetric interdependence as the testable mechanism and treats dependency theory as background context.</w:t>
       </w:r>
     </w:p>
-    <w:bookmarkEnd w:id="275"/>
-    <w:bookmarkStart w:id="276" w:name="X01d3111613de9dc51f05c1583f96834d5ee4b59"/>
+    <w:bookmarkEnd w:id="23"/>
+    <w:bookmarkStart w:id="24" w:name="X01d3111613de9dc51f05c1583f96834d5ee4b59"/>
     <w:p>
       <w:pPr>
         <w:pStyle w:val="Heading2"/>
@@ -2633,8 +2633,8 @@
         <w:t xml:space="preserve">Note: The primary specification uses GDP growth rates (d.log) following multicollinearity diagnostics (§6.3). The gravity-ratio specification is retained as a robustness check. Both GDP-levels specifications are retained in Appendix B for transparency.</w:t>
       </w:r>
     </w:p>
-    <w:bookmarkEnd w:id="276"/>
-    <w:bookmarkStart w:id="277" w:name="testable-hypotheses"/>
+    <w:bookmarkEnd w:id="24"/>
+    <w:bookmarkStart w:id="25" w:name="testable-hypotheses"/>
     <w:p>
       <w:pPr>
         <w:pStyle w:val="Heading2"/>
@@ -2705,9 +2705,9 @@
         <w:t xml:space="preserve">The post-BRI × minerals interaction is negative, indicating that the trade-balance payoff of mineral exports weakened after BRI corridor deepening. Mechanism: asymmetric interdependence deepening — rising Chinese manufactured exports and the expansion of import-intensive infrastructure financing outpace the revenue gains from mineral exports, producing a deteriorating bilateral position despite export growth. A negative interaction is interpreted as diagnostic evidence consistent with Hirschman’s dependence mechanism, not as causal proof of a BRI effect.</w:t>
       </w:r>
     </w:p>
-    <w:bookmarkEnd w:id="277"/>
-    <w:bookmarkEnd w:id="278"/>
-    <w:bookmarkStart w:id="294" w:name="data-and-variables"/>
+    <w:bookmarkEnd w:id="25"/>
+    <w:bookmarkEnd w:id="26"/>
+    <w:bookmarkStart w:id="42" w:name="data-and-variables"/>
     <w:p>
       <w:pPr>
         <w:pStyle w:val="Heading1"/>
@@ -2716,7 +2716,7 @@
         <w:t xml:space="preserve">4. Data and Variables</w:t>
       </w:r>
     </w:p>
-    <w:bookmarkStart w:id="279" w:name="data-sources-and-panel-construction"/>
+    <w:bookmarkStart w:id="27" w:name="data-sources-and-panel-construction"/>
     <w:p>
       <w:pPr>
         <w:pStyle w:val="Heading2"/>
@@ -3572,8 +3572,8 @@
         <w:t xml:space="preserve">Note: Author’s compilation. Full variable definitions are available in the accompanying codebook.</w:t>
       </w:r>
     </w:p>
-    <w:bookmarkEnd w:id="279"/>
-    <w:bookmarkStart w:id="280" w:name="variable-definitions"/>
+    <w:bookmarkEnd w:id="27"/>
+    <w:bookmarkStart w:id="28" w:name="variable-definitions"/>
     <w:p>
       <w:pPr>
         <w:pStyle w:val="Heading2"/>
@@ -3746,8 +3746,8 @@
         <w:t xml:space="preserve">Brent crude oil price (USD/bbl), KZT/USD exchange rate, log Kazakhstan GDP (constant 2015 USD), log China GDP (constant 2015 USD).</w:t>
       </w:r>
     </w:p>
-    <w:bookmarkEnd w:id="280"/>
-    <w:bookmarkStart w:id="281" w:name="measurement-break-in-mineral-data"/>
+    <w:bookmarkEnd w:id="28"/>
+    <w:bookmarkStart w:id="29" w:name="measurement-break-in-mineral-data"/>
     <w:p>
       <w:pPr>
         <w:pStyle w:val="Heading2"/>
@@ -3939,14 +3939,14 @@
         <w:t xml:space="preserve">This break means that the post-BRI structural break detected in regression could partly reflect measurement-source switching rather than genuine economic change. Consequently, researchers must avoid overclaiming from the narrow mineral variable alone. A robustness check using the WITS Ores and Metals series consistently for the full 2000–2023 period (Section 6.6) is therefore essential, not optional, for validating the findings.</w:t>
       </w:r>
     </w:p>
-    <w:bookmarkEnd w:id="281"/>
-    <w:bookmarkStart w:id="282" w:name="b-data-validation-via-web-scraping"/>
+    <w:bookmarkEnd w:id="29"/>
+    <w:bookmarkStart w:id="30" w:name="X20eee201563074230f2421358305feb4d2b8694"/>
     <w:p>
       <w:pPr>
         <w:pStyle w:val="Heading2"/>
       </w:pPr>
       <w:r>
-        <w:t xml:space="preserve">4.3b Data Validation via Web Scraping</w:t>
+        <w:t xml:space="preserve">4.4 Data Validation via Independent Cross-Checking</w:t>
       </w:r>
     </w:p>
     <w:p>
@@ -4357,14 +4357,14 @@
         <w:t xml:space="preserve">All discrepancies are below 0.5% — well within the &lt; 10% threshold for validation support. This confirms that the trade values used in the analytical panel are consistent with Kazakhstan’s national statistical authority’s official figures. The 2023 import figure (USD 16.772 billion in the panel vs. USD 16.758 billion scraped, a difference of USD 14 million on a USD 16.8 billion total) is the most important validation given that 2023 is the most influential observation in the regression analysis.</w:t>
       </w:r>
     </w:p>
-    <w:bookmarkEnd w:id="282"/>
-    <w:bookmarkStart w:id="292" w:name="X05c1fb1c8c602400de8894489ddedb36501cd2f"/>
+    <w:bookmarkEnd w:id="30"/>
+    <w:bookmarkStart w:id="40" w:name="X05c1fb1c8c602400de8894489ddedb36501cd2f"/>
     <w:p>
       <w:pPr>
         <w:pStyle w:val="Heading2"/>
       </w:pPr>
       <w:r>
-        <w:t xml:space="preserve">4.4 Descriptive Statistics and Trade Balance Decomposition</w:t>
+        <w:t xml:space="preserve">4.5 Descriptive Statistics and Trade Balance Decomposition</w:t>
       </w:r>
     </w:p>
     <w:p>
@@ -4785,20 +4785,20 @@
       <w:r>
         <w:drawing>
           <wp:inline>
-            <wp:extent cx="5727700" cy="3173752"/>
+            <wp:extent cx="5334000" cy="2955600"/>
             <wp:effectExtent b="0" l="0" r="0" t="0"/>
-            <wp:docPr descr="Figure 1. Kazakhstan Exports to China vs Imports from China (2000–2023)" title="" id="284" name="Picture"/>
+            <wp:docPr descr="Figure 1. Kazakhstan Exports to China vs Imports from China (2000–2023)" title="" id="32" name="Picture"/>
             <a:graphic>
               <a:graphicData uri="http://schemas.openxmlformats.org/drawingml/2006/picture">
                 <pic:pic>
                   <pic:nvPicPr>
-                    <pic:cNvPr descr="../Outputs/generated_figures/fig_1_exports_imports.png" id="285" name="Picture"/>
+                    <pic:cNvPr descr="../Outputs/generated_figures/fig_1_exports_imports.png" id="33" name="Picture"/>
                     <pic:cNvPicPr>
                       <a:picLocks noChangeArrowheads="1" noChangeAspect="1"/>
                     </pic:cNvPicPr>
                   </pic:nvPicPr>
                   <pic:blipFill>
-                    <a:blip r:embed="rId283"/>
+                    <a:blip r:embed="rId31"/>
                     <a:stretch>
                       <a:fillRect/>
                     </a:stretch>
@@ -4806,7 +4806,7 @@
                   <pic:spPr bwMode="auto">
                     <a:xfrm>
                       <a:off x="0" y="0"/>
-                      <a:ext cx="5727700" cy="3173752"/>
+                      <a:ext cx="5334000" cy="2955600"/>
                     </a:xfrm>
                     <a:prstGeom prst="rect">
                       <a:avLst/>
@@ -4842,20 +4842,20 @@
       <w:r>
         <w:drawing>
           <wp:inline>
-            <wp:extent cx="5727700" cy="3215707"/>
+            <wp:extent cx="5334000" cy="2994671"/>
             <wp:effectExtent b="0" l="0" r="0" t="0"/>
-            <wp:docPr descr="Figure 2. Kazakhstan–China Bilateral Trade Balance (2000–2023)" title="" id="287" name="Picture"/>
+            <wp:docPr descr="Figure 2. Kazakhstan–China Bilateral Trade Balance (2000–2023)" title="" id="35" name="Picture"/>
             <a:graphic>
               <a:graphicData uri="http://schemas.openxmlformats.org/drawingml/2006/picture">
                 <pic:pic>
                   <pic:nvPicPr>
-                    <pic:cNvPr descr="../Outputs/generated_figures/fig_2_trade_balance.png" id="288" name="Picture"/>
+                    <pic:cNvPr descr="../Outputs/generated_figures/fig_2_trade_balance.png" id="36" name="Picture"/>
                     <pic:cNvPicPr>
                       <a:picLocks noChangeArrowheads="1" noChangeAspect="1"/>
                     </pic:cNvPicPr>
                   </pic:nvPicPr>
                   <pic:blipFill>
-                    <a:blip r:embed="rId286"/>
+                    <a:blip r:embed="rId34"/>
                     <a:stretch>
                       <a:fillRect/>
                     </a:stretch>
@@ -4863,7 +4863,7 @@
                   <pic:spPr bwMode="auto">
                     <a:xfrm>
                       <a:off x="0" y="0"/>
-                      <a:ext cx="5727700" cy="3215707"/>
+                      <a:ext cx="5334000" cy="2994671"/>
                     </a:xfrm>
                     <a:prstGeom prst="rect">
                       <a:avLst/>
@@ -4899,20 +4899,20 @@
       <w:r>
         <w:drawing>
           <wp:inline>
-            <wp:extent cx="5727700" cy="3268450"/>
+            <wp:extent cx="5334000" cy="3043790"/>
             <wp:effectExtent b="0" l="0" r="0" t="0"/>
-            <wp:docPr descr="Figure 3. Strategic Mineral Exports to China (2000–2023)" title="" id="290" name="Picture"/>
+            <wp:docPr descr="Figure 3. Strategic Mineral Exports to China (2000–2023)" title="" id="38" name="Picture"/>
             <a:graphic>
               <a:graphicData uri="http://schemas.openxmlformats.org/drawingml/2006/picture">
                 <pic:pic>
                   <pic:nvPicPr>
-                    <pic:cNvPr descr="../Outputs/generated_figures/fig_3_minerals.png" id="291" name="Picture"/>
+                    <pic:cNvPr descr="../Outputs/generated_figures/fig_3_minerals.png" id="39" name="Picture"/>
                     <pic:cNvPicPr>
                       <a:picLocks noChangeArrowheads="1" noChangeAspect="1"/>
                     </pic:cNvPicPr>
                   </pic:nvPicPr>
                   <pic:blipFill>
-                    <a:blip r:embed="rId289"/>
+                    <a:blip r:embed="rId37"/>
                     <a:stretch>
                       <a:fillRect/>
                     </a:stretch>
@@ -4920,7 +4920,7 @@
                   <pic:spPr bwMode="auto">
                     <a:xfrm>
                       <a:off x="0" y="0"/>
-                      <a:ext cx="5727700" cy="3268450"/>
+                      <a:ext cx="5334000" cy="3043790"/>
                     </a:xfrm>
                     <a:prstGeom prst="rect">
                       <a:avLst/>
@@ -5291,14 +5291,14 @@
         <w:t xml:space="preserve">The decomposition reveals that the trade-balance deterioration is driven by import-side deepening. Imports from China nearly doubled (+94.3%), while exports grew modestly (+24.3%). Strategic mineral exports grew by 29.2%, but this growth was insufficient to offset the import surge. The year 2023 is exceptional: it is the only year in the sample in which Kazakhstan recorded a bilateral trade deficit (−USD 2.01 billion), driven by imports of USD 16.77 billion exceeding exports of USD 14.76 billion.</w:t>
       </w:r>
     </w:p>
-    <w:bookmarkEnd w:id="292"/>
-    <w:bookmarkStart w:id="293" w:name="Xed3cfd76b734a5763902fe68e9f253af1d61968"/>
+    <w:bookmarkEnd w:id="40"/>
+    <w:bookmarkStart w:id="41" w:name="Xed3cfd76b734a5763902fe68e9f253af1d61968"/>
     <w:p>
       <w:pPr>
         <w:pStyle w:val="Heading2"/>
       </w:pPr>
       <w:r>
-        <w:t xml:space="preserve">4.5 Oil and Energy Exports: An Omitted Variable</w:t>
+        <w:t xml:space="preserve">4.6 Oil and Energy Exports: An Omitted Variable</w:t>
       </w:r>
     </w:p>
     <w:p>
@@ -5309,9 +5309,9 @@
         <w:t xml:space="preserve">Oil and energy exports (HS 2709, 2710, 2711, 2701) constitute approximately 60% of Kazakhstan’s total export revenues. These are absent from the current dataset because bilateral HS-level oil export data for Kazakhstan–China were not available for the full sample period. This is a major limitation. The mineral coefficient may partly capture broader commodity-cycle dynamics rather than the isolated contribution of strategic minerals. The direction of omitted variable bias is ambiguous: oil exports are positively correlated with both minerals and trade balance, so their exclusion may bias the mineral coefficient upward while simultaneously affecting the interaction term. Future research with HS-level energy data should treat oil exports as a separate control.</w:t>
       </w:r>
     </w:p>
-    <w:bookmarkEnd w:id="293"/>
-    <w:bookmarkEnd w:id="294"/>
-    <w:bookmarkStart w:id="299" w:name="empirical-strategy"/>
+    <w:bookmarkEnd w:id="41"/>
+    <w:bookmarkEnd w:id="42"/>
+    <w:bookmarkStart w:id="47" w:name="empirical-strategy"/>
     <w:p>
       <w:pPr>
         <w:pStyle w:val="Heading1"/>
@@ -5320,7 +5320,7 @@
         <w:t xml:space="preserve">5. Empirical Strategy</w:t>
       </w:r>
     </w:p>
-    <w:bookmarkStart w:id="295" w:name="baseline-ols-association-model"/>
+    <w:bookmarkStart w:id="43" w:name="baseline-ols-association-model"/>
     <w:p>
       <w:pPr>
         <w:pStyle w:val="Heading2"/>
@@ -6191,8 +6191,8 @@
         <w:t xml:space="preserve">only where the DiD partner-placebo estimate (§6.5), the synthetic counterfactual gap (§6.6), and the sanctions-robustness check (§6.4) all point in the same direction.</w:t>
       </w:r>
     </w:p>
-    <w:bookmarkEnd w:id="295"/>
-    <w:bookmarkStart w:id="296" w:name="X4e046d0ff3d9cc655891615677fc27b4e01d2f4"/>
+    <w:bookmarkEnd w:id="43"/>
+    <w:bookmarkStart w:id="44" w:name="X4e046d0ff3d9cc655891615677fc27b4e01d2f4"/>
     <w:p>
       <w:pPr>
         <w:pStyle w:val="Heading2"/>
@@ -6340,8 +6340,8 @@
         <w:t xml:space="preserve">The growth-rate specification is the primary model because it is the only specification that substantially meets the VIF &lt; 10 collinearity threshold (§6.3). Coefficient direction and approximate magnitude are consistent across all full-sample specifications (B and C), supporting the directional interpretation, while exact magnitudes should not be over-interpreted given residual collinearity in Scheme C.</w:t>
       </w:r>
     </w:p>
-    <w:bookmarkEnd w:id="296"/>
-    <w:bookmarkStart w:id="297" w:name="adl-dynamic-association-model"/>
+    <w:bookmarkEnd w:id="44"/>
+    <w:bookmarkStart w:id="45" w:name="adl-dynamic-association-model"/>
     <w:p>
       <w:pPr>
         <w:pStyle w:val="Heading2"/>
@@ -7006,8 +7006,8 @@
         <w:t xml:space="preserve">, the bounds test is applied to assess cointegration. If the PSS F-statistic falls below the upper bound, the results are interpreted as short-run dynamic associations rather than long-run equilibrium estimates.</w:t>
       </w:r>
     </w:p>
-    <w:bookmarkEnd w:id="297"/>
-    <w:bookmarkStart w:id="298" w:name="robustness-strategy"/>
+    <w:bookmarkEnd w:id="45"/>
+    <w:bookmarkStart w:id="46" w:name="robustness-strategy"/>
     <w:p>
       <w:pPr>
         <w:pStyle w:val="Heading2"/>
@@ -7024,9 +7024,9 @@
         <w:t xml:space="preserve">Robustness is assessed through: (i) a 288-specification grid varying mineral measures (narrow/broad), BRI variables (dummy/intensity), lag structures, and estimators; (ii) leave-one-out coefficient stability analysis; (iii) WITS-consistent mineral proxy for the full 2000–2023 period; (iv) exclusion of 2023.</w:t>
       </w:r>
     </w:p>
-    <w:bookmarkEnd w:id="298"/>
-    <w:bookmarkEnd w:id="299"/>
-    <w:bookmarkStart w:id="340" w:name="results"/>
+    <w:bookmarkEnd w:id="46"/>
+    <w:bookmarkEnd w:id="47"/>
+    <w:bookmarkStart w:id="88" w:name="results"/>
     <w:p>
       <w:pPr>
         <w:pStyle w:val="Heading1"/>
@@ -7035,7 +7035,7 @@
         <w:t xml:space="preserve">6. Results</w:t>
       </w:r>
     </w:p>
-    <w:bookmarkStart w:id="303" w:name="baseline-ols-results"/>
+    <w:bookmarkStart w:id="51" w:name="baseline-ols-results"/>
     <w:p>
       <w:pPr>
         <w:pStyle w:val="Heading2"/>
@@ -8321,20 +8321,20 @@
       <w:r>
         <w:drawing>
           <wp:inline>
-            <wp:extent cx="5727700" cy="4485806"/>
+            <wp:extent cx="5334000" cy="4177469"/>
             <wp:effectExtent b="0" l="0" r="0" t="0"/>
-            <wp:docPr descr="Figure 4. Strategic Mineral Exports vs Bilateral Trade Balance, Pre-BRI vs Post-BRI" title="" id="301" name="Picture"/>
+            <wp:docPr descr="Figure 4. Strategic Mineral Exports vs Bilateral Trade Balance, Pre-BRI vs Post-BRI" title="" id="49" name="Picture"/>
             <a:graphic>
               <a:graphicData uri="http://schemas.openxmlformats.org/drawingml/2006/picture">
                 <pic:pic>
                   <pic:nvPicPr>
-                    <pic:cNvPr descr="../Outputs/generated_figures/fig_4_scatter.png" id="302" name="Picture"/>
+                    <pic:cNvPr descr="../Outputs/generated_figures/fig_4_scatter.png" id="50" name="Picture"/>
                     <pic:cNvPicPr>
                       <a:picLocks noChangeArrowheads="1" noChangeAspect="1"/>
                     </pic:cNvPicPr>
                   </pic:nvPicPr>
                   <pic:blipFill>
-                    <a:blip r:embed="rId300"/>
+                    <a:blip r:embed="rId48"/>
                     <a:stretch>
                       <a:fillRect/>
                     </a:stretch>
@@ -8342,7 +8342,7 @@
                   <pic:spPr bwMode="auto">
                     <a:xfrm>
                       <a:off x="0" y="0"/>
-                      <a:ext cx="5727700" cy="4485806"/>
+                      <a:ext cx="5334000" cy="4177469"/>
                     </a:xfrm>
                     <a:prstGeom prst="rect">
                       <a:avLst/>
@@ -8371,8 +8371,8 @@
         <w:t xml:space="preserve">Source: Author’s construction. Figure 4 plots the relationship between mineral exports and the trade balance across the two periods, visualising the weakened association post-BRI.</w:t>
       </w:r>
     </w:p>
-    <w:bookmarkEnd w:id="303"/>
-    <w:bookmarkStart w:id="304" w:name="residual-diagnostics"/>
+    <w:bookmarkEnd w:id="51"/>
+    <w:bookmarkStart w:id="52" w:name="residual-diagnostics"/>
     <w:p>
       <w:pPr>
         <w:pStyle w:val="Heading2"/>
@@ -8576,8 +8576,8 @@
         <w:t xml:space="preserve">= 0.006), which motivates the use of HAC standard errors throughout. HAC standard errors correct for both heteroskedasticity and autocorrelation in inference, but do not address potential model misspecification. The Durbin–Watson statistic (1.80) is close to 2.0, suggesting that serial correlation is mild after conditioning on regressors.</w:t>
       </w:r>
     </w:p>
-    <w:bookmarkEnd w:id="304"/>
-    <w:bookmarkStart w:id="305" w:name="X104a27e6e71d30820852bbe2a04f72c58877c53"/>
+    <w:bookmarkEnd w:id="52"/>
+    <w:bookmarkStart w:id="53" w:name="X104a27e6e71d30820852bbe2a04f72c58877c53"/>
     <w:p>
       <w:pPr>
         <w:pStyle w:val="Heading2"/>
@@ -10357,8 +10357,8 @@
         <w:t xml:space="preserve">The POST variable retains VIF = 10.4, just above the conventional threshold of 10. This is because the post-BRI dummy is correlated with the trend component in GDP growth rates post-2013. Coefficient magnitudes in Scheme B should still be interpreted directionally rather than as precise structural parameters, but the reduced collinearity severity relative to Schemes A and C substantially improves inference reliability.</w:t>
       </w:r>
     </w:p>
-    <w:bookmarkEnd w:id="305"/>
-    <w:bookmarkStart w:id="306" w:name="Xbc1dfb7dc1890ac5bda4e89de7eb28a12192bb5"/>
+    <w:bookmarkEnd w:id="53"/>
+    <w:bookmarkStart w:id="54" w:name="Xbc1dfb7dc1890ac5bda4e89de7eb28a12192bb5"/>
     <w:p>
       <w:pPr>
         <w:pStyle w:val="Heading2"/>
@@ -11425,8 +11425,8 @@
         <w:t xml:space="preserve">The negative interaction is not a stable structural finding. Rather, 2023 represents a potential inflection point—the first year of bilateral deficit—that dramatically amplifies the estimated post-BRI deterioration. The thesis interprets the evidence as diagnostic: the data are consistent with an increasingly adverse trade-balance pattern, but the statistical evidence for a systematic post-BRI interaction effect depends on whether 2023 represents the beginning of a new structural pattern or a one-time shock.</w:t>
       </w:r>
     </w:p>
-    <w:bookmarkEnd w:id="306"/>
-    <w:bookmarkStart w:id="310" w:name="leave-one-out-coefficient-stability"/>
+    <w:bookmarkEnd w:id="54"/>
+    <w:bookmarkStart w:id="58" w:name="leave-one-out-coefficient-stability"/>
     <w:p>
       <w:pPr>
         <w:pStyle w:val="Heading2"/>
@@ -11442,20 +11442,20 @@
       <w:r>
         <w:drawing>
           <wp:inline>
-            <wp:extent cx="5727700" cy="4413041"/>
+            <wp:extent cx="5334000" cy="4109705"/>
             <wp:effectExtent b="0" l="0" r="0" t="0"/>
-            <wp:docPr descr="Figure 5. Influence and Leave-One-Out Diagnostics" title="" id="308" name="Picture"/>
+            <wp:docPr descr="Figure 5. Influence and Leave-One-Out Diagnostics" title="" id="56" name="Picture"/>
             <a:graphic>
               <a:graphicData uri="http://schemas.openxmlformats.org/drawingml/2006/picture">
                 <pic:pic>
                   <pic:nvPicPr>
-                    <pic:cNvPr descr="../Outputs/generated_figures/fig_5_diagnostics.png" id="309" name="Picture"/>
+                    <pic:cNvPr descr="../Outputs/generated_figures/fig_5_diagnostics.png" id="57" name="Picture"/>
                     <pic:cNvPicPr>
                       <a:picLocks noChangeArrowheads="1" noChangeAspect="1"/>
                     </pic:cNvPicPr>
                   </pic:nvPicPr>
                   <pic:blipFill>
-                    <a:blip r:embed="rId307"/>
+                    <a:blip r:embed="rId55"/>
                     <a:stretch>
                       <a:fillRect/>
                     </a:stretch>
@@ -11463,7 +11463,7 @@
                   <pic:spPr bwMode="auto">
                     <a:xfrm>
                       <a:off x="0" y="0"/>
-                      <a:ext cx="5727700" cy="4413041"/>
+                      <a:ext cx="5334000" cy="4109705"/>
                     </a:xfrm>
                     <a:prstGeom prst="rect">
                       <a:avLst/>
@@ -11500,8 +11500,8 @@
         <w:t xml:space="preserve">Figure 5 plots the influence diagnostics, including the interaction coefficient from 24 leave-one-out regressions in panel (d). Excluding any year other than 2023 produces interaction coefficients between −2.64 and −3.88, all statistically significant at the 5% level. Excluding 2023 alone reduces the coefficient to −0.41 and renders it insignificant. This confirms that the full-sample result is robust to all observations except 2023.</w:t>
       </w:r>
     </w:p>
-    <w:bookmarkEnd w:id="310"/>
-    <w:bookmarkStart w:id="311" w:name="wits-consistent-proxy-robustness"/>
+    <w:bookmarkEnd w:id="58"/>
+    <w:bookmarkStart w:id="59" w:name="wits-consistent-proxy-robustness"/>
     <w:p>
       <w:pPr>
         <w:pStyle w:val="Heading2"/>
@@ -11544,8 +11544,8 @@
         <w:t xml:space="preserve">= 0.083) excluding 2023—marginally significant. This suggests that measurement consistency partially mitigates the 2023 sensitivity, though the interaction remains fragile.</w:t>
       </w:r>
     </w:p>
-    <w:bookmarkEnd w:id="311"/>
-    <w:bookmarkStart w:id="318" w:name="adl-dynamic-association-results"/>
+    <w:bookmarkEnd w:id="59"/>
+    <w:bookmarkStart w:id="66" w:name="adl-dynamic-association-results"/>
     <w:p>
       <w:pPr>
         <w:pStyle w:val="Heading2"/>
@@ -11622,20 +11622,20 @@
       <w:r>
         <w:drawing>
           <wp:inline>
-            <wp:extent cx="5727700" cy="1909233"/>
+            <wp:extent cx="5334000" cy="1778000"/>
             <wp:effectExtent b="0" l="0" r="0" t="0"/>
-            <wp:docPr descr="Figure 6a. CUSUM Test — Model A (Post-BRI Dummy)" title="" id="313" name="Picture"/>
+            <wp:docPr descr="Figure 6a. CUSUM Test — Model A (Post-BRI Dummy)" title="" id="61" name="Picture"/>
             <a:graphic>
               <a:graphicData uri="http://schemas.openxmlformats.org/drawingml/2006/picture">
                 <pic:pic>
                   <pic:nvPicPr>
-                    <pic:cNvPr descr="../Outputs/generated_figures/fig06_cusum_Model_A_dummy.png" id="314" name="Picture"/>
+                    <pic:cNvPr descr="../Outputs/generated_figures/fig06_cusum_Model_A_dummy.png" id="62" name="Picture"/>
                     <pic:cNvPicPr>
                       <a:picLocks noChangeArrowheads="1" noChangeAspect="1"/>
                     </pic:cNvPicPr>
                   </pic:nvPicPr>
                   <pic:blipFill>
-                    <a:blip r:embed="rId312"/>
+                    <a:blip r:embed="rId60"/>
                     <a:stretch>
                       <a:fillRect/>
                     </a:stretch>
@@ -11643,7 +11643,7 @@
                   <pic:spPr bwMode="auto">
                     <a:xfrm>
                       <a:off x="0" y="0"/>
-                      <a:ext cx="5727700" cy="1909233"/>
+                      <a:ext cx="5334000" cy="1778000"/>
                     </a:xfrm>
                     <a:prstGeom prst="rect">
                       <a:avLst/>
@@ -11679,20 +11679,20 @@
       <w:r>
         <w:drawing>
           <wp:inline>
-            <wp:extent cx="5727700" cy="1909233"/>
+            <wp:extent cx="5334000" cy="1778000"/>
             <wp:effectExtent b="0" l="0" r="0" t="0"/>
-            <wp:docPr descr="Figure 6b. CUSUMSQ Test — Model A (Post-BRI Dummy)" title="" id="316" name="Picture"/>
+            <wp:docPr descr="Figure 6b. CUSUMSQ Test — Model A (Post-BRI Dummy)" title="" id="64" name="Picture"/>
             <a:graphic>
               <a:graphicData uri="http://schemas.openxmlformats.org/drawingml/2006/picture">
                 <pic:pic>
                   <pic:nvPicPr>
-                    <pic:cNvPr descr="../Outputs/generated_figures/fig07_cusum_Model_B_intensity.png" id="317" name="Picture"/>
+                    <pic:cNvPr descr="../Outputs/generated_figures/fig07_cusum_Model_B_intensity.png" id="65" name="Picture"/>
                     <pic:cNvPicPr>
                       <a:picLocks noChangeArrowheads="1" noChangeAspect="1"/>
                     </pic:cNvPicPr>
                   </pic:nvPicPr>
                   <pic:blipFill>
-                    <a:blip r:embed="rId315"/>
+                    <a:blip r:embed="rId63"/>
                     <a:stretch>
                       <a:fillRect/>
                     </a:stretch>
@@ -11700,7 +11700,7 @@
                   <pic:spPr bwMode="auto">
                     <a:xfrm>
                       <a:off x="0" y="0"/>
-                      <a:ext cx="5727700" cy="1909233"/>
+                      <a:ext cx="5334000" cy="1778000"/>
                     </a:xfrm>
                     <a:prstGeom prst="rect">
                       <a:avLst/>
@@ -11737,8 +11737,8 @@
         <w:t xml:space="preserve">Model B (BRI intensity) yields numerically unstable long-run multipliers (magnitudes exceeding 1,000), indicating near-singular estimation. This specification is unreliable and is not used for substantive interpretation.</w:t>
       </w:r>
     </w:p>
-    <w:bookmarkEnd w:id="318"/>
-    <w:bookmarkStart w:id="322" w:name="robustness-grid-summary"/>
+    <w:bookmarkEnd w:id="66"/>
+    <w:bookmarkStart w:id="70" w:name="robustness-grid-summary"/>
     <w:p>
       <w:pPr>
         <w:pStyle w:val="Heading2"/>
@@ -11994,20 +11994,20 @@
       <w:r>
         <w:drawing>
           <wp:inline>
-            <wp:extent cx="5727700" cy="3431639"/>
+            <wp:extent cx="5334000" cy="3195761"/>
             <wp:effectExtent b="0" l="0" r="0" t="0"/>
-            <wp:docPr descr="Figure 6. Model Comparison and Robustness" title="" id="320" name="Picture"/>
+            <wp:docPr descr="Figure 6. Model Comparison and Robustness" title="" id="68" name="Picture"/>
             <a:graphic>
               <a:graphicData uri="http://schemas.openxmlformats.org/drawingml/2006/picture">
                 <pic:pic>
                   <pic:nvPicPr>
-                    <pic:cNvPr descr="../Outputs/generated_figures/fig_6_pre_post.png" id="321" name="Picture"/>
+                    <pic:cNvPr descr="../Outputs/generated_figures/fig_6_pre_post.png" id="69" name="Picture"/>
                     <pic:cNvPicPr>
                       <a:picLocks noChangeArrowheads="1" noChangeAspect="1"/>
                     </pic:cNvPicPr>
                   </pic:nvPicPr>
                   <pic:blipFill>
-                    <a:blip r:embed="rId319"/>
+                    <a:blip r:embed="rId67"/>
                     <a:stretch>
                       <a:fillRect/>
                     </a:stretch>
@@ -12015,7 +12015,7 @@
                   <pic:spPr bwMode="auto">
                     <a:xfrm>
                       <a:off x="0" y="0"/>
-                      <a:ext cx="5727700" cy="3431639"/>
+                      <a:ext cx="5334000" cy="3195761"/>
                     </a:xfrm>
                     <a:prstGeom prst="rect">
                       <a:avLst/>
@@ -12052,8 +12052,8 @@
         <w:t xml:space="preserve">While 82.6% of the converged specifications yielded a negative and significant interaction, this consistency reflects the fact that most specifications include the 2023 observation. The grid confirms that the full-sample negative association is computationally robust across model types, but as demonstrated in Section 6.4, it remains fundamentally fragile to the exclusion of a single year.</w:t>
       </w:r>
     </w:p>
-    <w:bookmarkEnd w:id="322"/>
-    <w:bookmarkStart w:id="323" w:name="X02d2069ce5f5d6c121cab1de71057756545adc1"/>
+    <w:bookmarkEnd w:id="70"/>
+    <w:bookmarkStart w:id="71" w:name="X02d2069ce5f5d6c121cab1de71057756545adc1"/>
     <w:p>
       <w:pPr>
         <w:pStyle w:val="Heading2"/>
@@ -12154,8 +12154,8 @@
         <w:t xml:space="preserve">= 24 with 6 parameters offers limited degrees of freedom. The most defensible interpretation is qualitative: the trade-balance payoff of mineral exports appears to have weakened in the post-BRI period, driven primarily by the extreme 2023 outcome.</w:t>
       </w:r>
     </w:p>
-    <w:bookmarkEnd w:id="323"/>
-    <w:bookmarkStart w:id="326" w:name="Xedb9b08c4672051231fad683c8263bcd7143a2a"/>
+    <w:bookmarkEnd w:id="71"/>
+    <w:bookmarkStart w:id="74" w:name="Xedb9b08c4672051231fad683c8263bcd7143a2a"/>
     <w:p>
       <w:pPr>
         <w:pStyle w:val="Heading2"/>
@@ -12172,7 +12172,7 @@
         <w:t xml:space="preserve">The model does not achieve causal identification. Endogeneity concerns warrant explicit acknowledgement:</w:t>
       </w:r>
     </w:p>
-    <w:bookmarkStart w:id="324" w:name="Xfaa6a9c61f25d443ecdf66c7dab5526d2ab8555"/>
+    <w:bookmarkStart w:id="72" w:name="Xfaa6a9c61f25d443ecdf66c7dab5526d2ab8555"/>
     <w:p>
       <w:pPr>
         <w:pStyle w:val="Heading3"/>
@@ -12215,8 +12215,8 @@
         <w:t xml:space="preserve">While the model includes the Brent crude price as a control, Brent only captures global oil-price movements, not the specific volume of Kazakhstan’s bilateral oil exports to China. Therefore, it only partially mitigates the omitted-variable bias. The mineral coefficient and its interaction term likely absorb broader commodity-export dynamics, including the energy trade. Because the direction and magnitude of omitted oil-export bias cannot be quantified with the current data, the strategic-mineral interpretation is treated as suggestive and bounded by this limitation. This is why the thesis interprets the coefficient as diagnostic evidence of broader trade-balance fragility rather than mineral-specific causal evidence.</w:t>
       </w:r>
     </w:p>
-    <w:bookmarkEnd w:id="324"/>
-    <w:bookmarkStart w:id="325" w:name="other-endogeneity-concerns"/>
+    <w:bookmarkEnd w:id="72"/>
+    <w:bookmarkStart w:id="73" w:name="other-endogeneity-concerns"/>
     <w:p>
       <w:pPr>
         <w:pStyle w:val="Heading3"/>
@@ -12296,9 +12296,9 @@
         <w:t xml:space="preserve">The robustness strategy—comparing parsimonious and full specifications, testing multiple mineral proxies, and reporting leave-one-out sensitivity—partially addresses these concerns by showing which results are robust to specification changes. However, credible causal identification would require instrumental-variable strategies, quasi-experimental variation, or substantially larger samples.</w:t>
       </w:r>
     </w:p>
-    <w:bookmarkEnd w:id="325"/>
-    <w:bookmarkEnd w:id="326"/>
-    <w:bookmarkStart w:id="327" w:name="hypothesis-evaluation"/>
+    <w:bookmarkEnd w:id="73"/>
+    <w:bookmarkEnd w:id="74"/>
+    <w:bookmarkStart w:id="75" w:name="hypothesis-evaluation"/>
     <w:p>
       <w:pPr>
         <w:pStyle w:val="Heading2"/>
@@ -12578,8 +12578,8 @@
         </w:tc>
       </w:tr>
     </w:tbl>
-    <w:bookmarkEnd w:id="327"/>
-    <w:bookmarkStart w:id="328" w:name="Xc9abbbac6f033c0594f26051954fdebeefafa0a"/>
+    <w:bookmarkEnd w:id="75"/>
+    <w:bookmarkStart w:id="76" w:name="Xc9abbbac6f033c0594f26051954fdebeefafa0a"/>
     <w:p>
       <w:pPr>
         <w:pStyle w:val="Heading2"/>
@@ -13038,8 +13038,8 @@
         <w:t xml:space="preserve">While the interaction term retains its sign and significance under this illustrative proxy control, the lack of real bilateral HS-27 series remains an empirical limitation. Therefore, these results are treated as purely exploratory sensitivity tests rather than main empirical evidence.</w:t>
       </w:r>
     </w:p>
-    <w:bookmarkEnd w:id="328"/>
-    <w:bookmarkStart w:id="329" w:name="placebo-break-year-diagnostics"/>
+    <w:bookmarkEnd w:id="76"/>
+    <w:bookmarkStart w:id="77" w:name="placebo-break-year-diagnostics"/>
     <w:p>
       <w:pPr>
         <w:pStyle w:val="Heading2"/>
@@ -13486,8 +13486,8 @@
         <w:t xml:space="preserve">confounders (2016, 2018) than for separating early-period co-incident shocks. These limitations are fully consistent with the thesis’s broader claim that the evidence is diagnostic rather than causal.</w:t>
       </w:r>
     </w:p>
-    <w:bookmarkEnd w:id="329"/>
-    <w:bookmarkStart w:id="334" w:name="the-20222023-sanctions-evasion-channel"/>
+    <w:bookmarkEnd w:id="77"/>
+    <w:bookmarkStart w:id="82" w:name="the-20222023-sanctions-evasion-channel"/>
     <w:p>
       <w:pPr>
         <w:pStyle w:val="Heading2"/>
@@ -13496,7 +13496,7 @@
         <w:t xml:space="preserve">6.14 The 2022–2023 Sanctions-Evasion Channel</w:t>
       </w:r>
     </w:p>
-    <w:bookmarkStart w:id="330" w:name="background-and-hypothesis"/>
+    <w:bookmarkStart w:id="78" w:name="background-and-hypothesis"/>
     <w:p>
       <w:pPr>
         <w:pStyle w:val="Heading3"/>
@@ -13534,8 +13534,8 @@
         <w:t xml:space="preserve">If this hypothesis is correct, the 2023 bilateral trade deficit (−USD 2.01 billion) does not indicate a BRI-driven structural deepening of asymmetric interdependence. Instead, it reflects a temporary geopolitical shock that inflated Kazakhstan’s recorded imports from China. This would significantly weaken the causal interpretation of the post-BRI mineral interaction coefficient.</w:t>
       </w:r>
     </w:p>
-    <w:bookmarkEnd w:id="330"/>
-    <w:bookmarkStart w:id="331" w:name="import-surge-magnitude"/>
+    <w:bookmarkEnd w:id="78"/>
+    <w:bookmarkStart w:id="79" w:name="import-surge-magnitude"/>
     <w:p>
       <w:pPr>
         <w:pStyle w:val="Heading3"/>
@@ -13586,8 +13586,8 @@
         <w:t xml:space="preserve">in the local data. This remains a data limitation: a direct test of whether these categories exploded disproportionately in 2022–2023 is not possible from the current data. Closing this gap would require a dedicated Comtrade data pull for Kazakhstan as reporter, China as partner, HS chapters 84/85/87, import flow.</w:t>
       </w:r>
     </w:p>
-    <w:bookmarkEnd w:id="331"/>
-    <w:bookmarkStart w:id="332" w:name="X72f40ba1df561b40a8b38f42c7043abb0541aee"/>
+    <w:bookmarkEnd w:id="79"/>
+    <w:bookmarkStart w:id="80" w:name="X72f40ba1df561b40a8b38f42c7043abb0541aee"/>
     <w:p>
       <w:pPr>
         <w:pStyle w:val="Heading3"/>
@@ -14143,8 +14143,8 @@
         <w:t xml:space="preserve">Note: Author’s calculations. HAC (Newey–West) standard errors, bandwidth = 3.</w:t>
       </w:r>
     </w:p>
-    <w:bookmarkEnd w:id="332"/>
-    <w:bookmarkStart w:id="333" w:name="findings-and-interpretation"/>
+    <w:bookmarkEnd w:id="80"/>
+    <w:bookmarkStart w:id="81" w:name="findings-and-interpretation"/>
     <w:p>
       <w:pPr>
         <w:pStyle w:val="Heading3"/>
@@ -14360,9 +14360,9 @@
         <w:t xml:space="preserve">asymmetric interdependence rather than as causal evidence.</w:t>
       </w:r>
     </w:p>
-    <w:bookmarkEnd w:id="333"/>
-    <w:bookmarkEnd w:id="334"/>
-    <w:bookmarkStart w:id="335" w:name="X2fd92483128a5add758ee2b2eb0099452b15daa"/>
+    <w:bookmarkEnd w:id="81"/>
+    <w:bookmarkEnd w:id="82"/>
+    <w:bookmarkStart w:id="83" w:name="X2fd92483128a5add758ee2b2eb0099452b15daa"/>
     <w:p>
       <w:pPr>
         <w:pStyle w:val="Heading2"/>
@@ -15223,8 +15223,8 @@
         <w:t xml:space="preserve">The 2009/2010 marginal placebo significance in the ITS is a within-unit artefact that reflects the pre-existing downward trend in the Kazakhstan–China balance. The TWFE DiD absorbs this trend via year fixed effects and confirms the 2013 break is genuinely China-specific.</w:t>
       </w:r>
     </w:p>
-    <w:bookmarkEnd w:id="335"/>
-    <w:bookmarkStart w:id="339" w:name="synthetic-counterfactual"/>
+    <w:bookmarkEnd w:id="83"/>
+    <w:bookmarkStart w:id="87" w:name="synthetic-counterfactual"/>
     <w:p>
       <w:pPr>
         <w:pStyle w:val="Heading2"/>
@@ -15923,20 +15923,20 @@
       <w:r>
         <w:drawing>
           <wp:inline>
-            <wp:extent cx="5727700" cy="4165600"/>
+            <wp:extent cx="5334000" cy="3879272"/>
             <wp:effectExtent b="0" l="0" r="0" t="0"/>
-            <wp:docPr descr="Figure 7. Synthetic Counterfactual: Actual vs. Synthetic KZ-China Trade Balance Ratio" title="" id="337" name="Picture"/>
+            <wp:docPr descr="Figure 7. Synthetic Counterfactual: Actual vs. Synthetic KZ-China Trade Balance Ratio" title="" id="85" name="Picture"/>
             <a:graphic>
               <a:graphicData uri="http://schemas.openxmlformats.org/drawingml/2006/picture">
                 <pic:pic>
                   <pic:nvPicPr>
-                    <pic:cNvPr descr="../Outputs/generated_figures/fig_synthetic_control.png" id="338" name="Picture"/>
+                    <pic:cNvPr descr="../Outputs/generated_figures/fig_synthetic_control.png" id="86" name="Picture"/>
                     <pic:cNvPicPr>
                       <a:picLocks noChangeArrowheads="1" noChangeAspect="1"/>
                     </pic:cNvPicPr>
                   </pic:nvPicPr>
                   <pic:blipFill>
-                    <a:blip r:embed="rId336"/>
+                    <a:blip r:embed="rId84"/>
                     <a:stretch>
                       <a:fillRect/>
                     </a:stretch>
@@ -15944,7 +15944,7 @@
                   <pic:spPr bwMode="auto">
                     <a:xfrm>
                       <a:off x="0" y="0"/>
-                      <a:ext cx="5727700" cy="4165600"/>
+                      <a:ext cx="5334000" cy="3879272"/>
                     </a:xfrm>
                     <a:prstGeom prst="rect">
                       <a:avLst/>
@@ -16396,9 +16396,9 @@
         <w:t xml:space="preserve">(versus concurrent geopolitical shocks in 2022–2023) cannot be conclusively established. Causal language remains reserved for the DiD finding only; the regression interaction is described as a conditional association.</w:t>
       </w:r>
     </w:p>
-    <w:bookmarkEnd w:id="339"/>
-    <w:bookmarkEnd w:id="340"/>
-    <w:bookmarkStart w:id="345" w:name="discussion"/>
+    <w:bookmarkEnd w:id="87"/>
+    <w:bookmarkEnd w:id="88"/>
+    <w:bookmarkStart w:id="93" w:name="discussion"/>
     <w:p>
       <w:pPr>
         <w:pStyle w:val="Heading1"/>
@@ -16407,7 +16407,7 @@
         <w:t xml:space="preserve">7. Discussion</w:t>
       </w:r>
     </w:p>
-    <w:bookmarkStart w:id="341" w:name="what-the-results-show"/>
+    <w:bookmarkStart w:id="89" w:name="what-the-results-show"/>
     <w:p>
       <w:pPr>
         <w:pStyle w:val="Heading2"/>
@@ -16482,8 +16482,8 @@
         <w:t xml:space="preserve">asymmetric interdependence deepening post-BRI.</w:t>
       </w:r>
     </w:p>
-    <w:bookmarkEnd w:id="341"/>
-    <w:bookmarkStart w:id="342" w:name="what-the-results-do-not-show"/>
+    <w:bookmarkEnd w:id="89"/>
+    <w:bookmarkStart w:id="90" w:name="what-the-results-do-not-show"/>
     <w:p>
       <w:pPr>
         <w:pStyle w:val="Heading2"/>
@@ -16596,8 +16596,8 @@
         <w:t xml:space="preserve">The coefficient should be read as evidence that the trade-balance association of mineral exports weakened in the post-BRI period, not as a causal multiplier. The sanctions robustness check (§6.14) cannot rule out that part or all of the post-2013 interaction is driven by the 2022–2023 Russia-sanctions routing rather than BRI-specific structural deepening.</w:t>
       </w:r>
     </w:p>
-    <w:bookmarkEnd w:id="342"/>
-    <w:bookmarkStart w:id="343" w:name="X159a95f1f75e4cb9d73376d92636dad3144bb28"/>
+    <w:bookmarkEnd w:id="90"/>
+    <w:bookmarkStart w:id="91" w:name="X159a95f1f75e4cb9d73376d92636dad3144bb28"/>
     <w:p>
       <w:pPr>
         <w:pStyle w:val="Heading2"/>
@@ -16622,8 +16622,8 @@
         <w:t xml:space="preserve">However, from an econometric standpoint, 2023 possesses extremely high leverage. Because inference in a 24-observation dataset is fragile, the results must be reported transparently with and without this year. The full-sample interaction coefficient and the excluding-2023 estimates should be treated as co-equal evidence. The core conclusion of this thesis—that the bilateral trade relationship has grown increasingly fragile and asymmetric—is supported by the descriptive decomposition and the 2023 outcome itself, but the formal claim of a stable, systematic post-BRI statistical interaction effect must not depend solely on the full-sample regression coefficient.</w:t>
       </w:r>
     </w:p>
-    <w:bookmarkEnd w:id="343"/>
-    <w:bookmarkStart w:id="344" w:name="policy-implications"/>
+    <w:bookmarkEnd w:id="91"/>
+    <w:bookmarkStart w:id="92" w:name="policy-implications"/>
     <w:p>
       <w:pPr>
         <w:pStyle w:val="Heading2"/>
@@ -16788,9 +16788,9 @@
         <w:t xml:space="preserve">requiring policy response rather than a statistical anomaly.</w:t>
       </w:r>
     </w:p>
-    <w:bookmarkEnd w:id="344"/>
-    <w:bookmarkEnd w:id="345"/>
-    <w:bookmarkStart w:id="348" w:name="conclusion"/>
+    <w:bookmarkEnd w:id="92"/>
+    <w:bookmarkEnd w:id="93"/>
+    <w:bookmarkStart w:id="96" w:name="conclusion"/>
     <w:p>
       <w:pPr>
         <w:pStyle w:val="Heading1"/>
@@ -16860,7 +16860,7 @@
         <w:t xml:space="preserve">The thesis therefore identifies a China-specific, increasingly adverse bilateral pattern that is strongly consistent with asymmetric interdependence theory. The strongest empirical contributions are: the descriptive decomposition showing import-side deepening as the primary mechanism; the TWFE DiD demonstrating China-specificity; and the transparent reporting of regression fragility and influence diagnostics.</w:t>
       </w:r>
     </w:p>
-    <w:bookmarkStart w:id="346" w:name="interpretation-discipline"/>
+    <w:bookmarkStart w:id="94" w:name="interpretation-discipline"/>
     <w:p>
       <w:pPr>
         <w:pStyle w:val="Heading2"/>
@@ -16893,8 +16893,8 @@
         <w:t xml:space="preserve">— not a common shock across trading partners — as demonstrated by the TWFE DiD partner-placebo design (§6.15). It cannot claim that BRI causally worsened Kazakhstan’s trade balance, because the regression interaction does not survive exclusion of the 2022–2023 sanctions period and an alternative explanation via parallel-import routing cannot be ruled out. The TWFE DiD finding is the most causally credible result; the regression interaction is a conditional association.</w:t>
       </w:r>
     </w:p>
-    <w:bookmarkEnd w:id="346"/>
-    <w:bookmarkStart w:id="347" w:name="limitations-and-future-research"/>
+    <w:bookmarkEnd w:id="94"/>
+    <w:bookmarkStart w:id="95" w:name="limitations-and-future-research"/>
     <w:p>
       <w:pPr>
         <w:pStyle w:val="Heading2"/>
@@ -16940,15 +16940,15 @@
         <w:t xml:space="preserve">The finding that mineral export growth did not translate into trade-balance improvement is consistent with the broader resource-dependence literature: export success in raw materials does not automatically improve external balance when the trading partner’s diversified export capacity grows faster. For Kazakhstan and comparable corridor economies, this diagnostic evidence suggests that BRI participation should be evaluated not by aggregate trade volumes but by the composition and balance of bilateral exchange.</w:t>
       </w:r>
     </w:p>
-    <w:bookmarkEnd w:id="347"/>
-    <w:bookmarkEnd w:id="348"/>
-    <w:bookmarkStart w:id="349" w:name="appendix-table-and-figure-concordance"/>
+    <w:bookmarkEnd w:id="95"/>
+    <w:bookmarkEnd w:id="96"/>
+    <w:bookmarkStart w:id="97" w:name="X8917230a2959afca4ead821100be5c041b382e2"/>
     <w:p>
       <w:pPr>
         <w:pStyle w:val="Heading1"/>
       </w:pPr>
       <w:r>
-        <w:t xml:space="preserve">9. Appendix: Table and Figure Concordance</w:t>
+        <w:t xml:space="preserve">Appendix A: Tables and Figures Concordance</w:t>
       </w:r>
     </w:p>
     <w:p>
@@ -17124,7 +17124,7 @@
               <w:pStyle w:val="Compact"/>
             </w:pPr>
             <w:r>
-              <w:t xml:space="preserve">4.4</w:t>
+              <w:t xml:space="preserve">4.5</w:t>
             </w:r>
           </w:p>
         </w:tc>
@@ -17173,7 +17173,7 @@
               <w:pStyle w:val="Compact"/>
             </w:pPr>
             <w:r>
-              <w:t xml:space="preserve">4.4</w:t>
+              <w:t xml:space="preserve">4.5</w:t>
             </w:r>
           </w:p>
         </w:tc>
@@ -17231,6 +17231,52 @@
             </w:pPr>
             <w:r>
               <w:t xml:space="preserve">Measurement break summary</w:t>
+            </w:r>
+          </w:p>
+        </w:tc>
+      </w:tr>
+      <w:tr>
+        <w:tc>
+          <w:tcPr/>
+          <w:p>
+            <w:pPr>
+              <w:pStyle w:val="Compact"/>
+            </w:pPr>
+            <w:r>
+              <w:t xml:space="preserve">Table 4.5</w:t>
+            </w:r>
+          </w:p>
+        </w:tc>
+        <w:tc>
+          <w:tcPr/>
+          <w:p>
+            <w:pPr>
+              <w:pStyle w:val="Compact"/>
+            </w:pPr>
+            <w:r>
+              <w:t xml:space="preserve">Author’s calculations, Bureau of National Statistics (stat.gov.kz)</w:t>
+            </w:r>
+          </w:p>
+        </w:tc>
+        <w:tc>
+          <w:tcPr/>
+          <w:p>
+            <w:pPr>
+              <w:pStyle w:val="Compact"/>
+            </w:pPr>
+            <w:r>
+              <w:t xml:space="preserve">4.4</w:t>
+            </w:r>
+          </w:p>
+        </w:tc>
+        <w:tc>
+          <w:tcPr/>
+          <w:p>
+            <w:pPr>
+              <w:pStyle w:val="Compact"/>
+            </w:pPr>
+            <w:r>
+              <w:t xml:space="preserve">Independent cross-validation of bilateral trade figures</w:t>
             </w:r>
           </w:p>
         </w:tc>
@@ -17996,7 +18042,7 @@
               <w:pStyle w:val="Compact"/>
             </w:pPr>
             <w:r>
-              <w:t xml:space="preserve">4.4</w:t>
+              <w:t xml:space="preserve">4.5</w:t>
             </w:r>
           </w:p>
         </w:tc>
@@ -18045,7 +18091,7 @@
               <w:pStyle w:val="Compact"/>
             </w:pPr>
             <w:r>
-              <w:t xml:space="preserve">4.4</w:t>
+              <w:t xml:space="preserve">4.5</w:t>
             </w:r>
           </w:p>
         </w:tc>
@@ -18094,7 +18140,7 @@
               <w:pStyle w:val="Compact"/>
             </w:pPr>
             <w:r>
-              <w:t xml:space="preserve">4.4</w:t>
+              <w:t xml:space="preserve">4.5</w:t>
             </w:r>
           </w:p>
         </w:tc>
@@ -18454,14 +18500,14 @@
         </w:tc>
       </w:tr>
     </w:tbl>
-    <w:bookmarkEnd w:id="349"/>
-    <w:bookmarkStart w:id="352" w:name="X2a4b41675f3f3c302420f86aae5c9ae3362ae7d"/>
+    <w:bookmarkEnd w:id="97"/>
+    <w:bookmarkStart w:id="100" w:name="appendix-b-pre-revision-specification"/>
     <w:p>
       <w:pPr>
         <w:pStyle w:val="Heading1"/>
       </w:pPr>
       <w:r>
-        <w:t xml:space="preserve">Appendix B: Pre-Revision Specification (Retained for Transparency)</w:t>
+        <w:t xml:space="preserve">Appendix B: Pre-Revision Specification</w:t>
       </w:r>
     </w:p>
     <w:p>
@@ -18476,7 +18522,7 @@
         <w:t xml:space="preserve">This appendix documents the pre-revision OLS specification that used log(KZ GDP) and log(CN GDP) as separate level regressors. It is retained for transparency, enabling direct comparison between the midterm and final specifications and illustrating how multicollinearity resolution affected the estimates.</w:t>
       </w:r>
     </w:p>
-    <w:bookmarkStart w:id="350" w:name="appendix-b.1-pre-revision-full-model-a1"/>
+    <w:bookmarkStart w:id="98" w:name="appendix-b.1-pre-revision-full-model-a1"/>
     <w:p>
       <w:pPr>
         <w:pStyle w:val="Heading2"/>
@@ -19038,8 +19084,8 @@
         <w:t xml:space="preserve">Notes: The large constant (197.6), implausible GDP coefficient magnitudes, and max VIF &gt; 100 indicate that this specification’s coefficients absorb trending collinearity rather than identifying genuine partial effects. This specification is superseded by the growth-rate model (Scheme B, primary) and gravity-ratio model (Scheme C, robustness) in the final version.</w:t>
       </w:r>
     </w:p>
-    <w:bookmarkEnd w:id="350"/>
-    <w:bookmarkStart w:id="351" w:name="Xfc43d264906fd36d64ff21af4fbc70df67b82f2"/>
+    <w:bookmarkEnd w:id="98"/>
+    <w:bookmarkStart w:id="99" w:name="Xfc43d264906fd36d64ff21af4fbc70df67b82f2"/>
     <w:p>
       <w:pPr>
         <w:pStyle w:val="Heading2"/>
@@ -19487,15 +19533,12 @@
         <w:t xml:space="preserve">Notes: This specification achieved VIF &lt; 10 by excluding GDP controls entirely. The final primary specification (Scheme B, GDP growth rates) retains GDP-related regressors in stationary form (d.log), achieving max VIF = 10.4. The Scheme C gravity-ratio specification is reported as a robustness check (max VIF = 33.4).</w:t>
       </w:r>
     </w:p>
-    <w:bookmarkEnd w:id="351"/>
-    <w:bookmarkEnd w:id="352"/>
+    <w:bookmarkEnd w:id="99"/>
+    <w:bookmarkEnd w:id="100"/>
     <w:sectPr>
-      <w:footerReference r:id="rId9" w:type="default"/>
       <w:footnotePr>
         <w:numRestart w:val="eachSect"/>
       </w:footnotePr>
-      <w:pgSz w:h="16838" w:w="11906"/>
-      <w:pgMar w:bottom="1440" w:left="1440" w:right="1440" w:top="1440"/>
     </w:sectPr>
   </w:body>
 </w:document>
@@ -19503,24 +19546,6 @@
 
 <file path=word/comments.xml><?xml version="1.0" encoding="utf-8"?>
 <w:comments xmlns:w="http://schemas.openxmlformats.org/wordprocessingml/2006/main" xmlns:m="http://schemas.openxmlformats.org/officeDocument/2006/math" xmlns:r="http://schemas.openxmlformats.org/officeDocument/2006/relationships" xmlns:o="urn:schemas-microsoft-com:office:office" xmlns:v="urn:schemas-microsoft-com:vml" xmlns:w10="urn:schemas-microsoft-com:office:word" xmlns:a="http://schemas.openxmlformats.org/drawingml/2006/main" xmlns:pic="http://schemas.openxmlformats.org/drawingml/2006/picture" xmlns:wp="http://schemas.openxmlformats.org/drawingml/2006/wordprocessingDrawing"/>
-</file>
-
-<file path=word/footer1.xml><?xml version="1.0" encoding="utf-8"?>
-<w:ftr xmlns:m="http://schemas.openxmlformats.org/officeDocument/2006/math" xmlns:mc="http://schemas.openxmlformats.org/markup-compatibility/2006" xmlns:mo="http://schemas.microsoft.com/office/mac/office/2008/main" xmlns:mv="urn:schemas-microsoft-com:mac:vml" xmlns:o="urn:schemas-microsoft-com:office:office" xmlns:r="http://schemas.openxmlformats.org/officeDocument/2006/relationships" xmlns:v="urn:schemas-microsoft-com:vml" xmlns:w10="urn:schemas-microsoft-com:office:word" xmlns:w14="http://schemas.microsoft.com/office/word/2010/wordml" xmlns:w="http://schemas.openxmlformats.org/wordprocessingml/2006/main" xmlns:wne="http://schemas.microsoft.com/office/word/2006/wordml" xmlns:wp14="http://schemas.microsoft.com/office/word/2010/wordprocessingDrawing" xmlns:wp="http://schemas.openxmlformats.org/drawingml/2006/wordprocessingDrawing" xmlns:wpc="http://schemas.microsoft.com/office/word/2010/wordprocessingCanvas" xmlns:wpg="http://schemas.microsoft.com/office/word/2010/wordprocessingGroup" xmlns:wpi="http://schemas.microsoft.com/office/word/2010/wordprocessingInk" xmlns:wps="http://schemas.microsoft.com/office/word/2010/wordprocessingShape" mc:Ignorable="w14 wp14">
-  <w:p>
-    <w:pPr>
-      <w:pStyle w:val="Footer"/>
-      <w:jc w:val="center"/>
-    </w:pPr>
-    <w:r>
-      <w:fldChar w:fldCharType="begin"/>
-      <w:instrText xml:space="preserve">PAGE</w:instrText>
-      <w:fldChar w:fldCharType="separate"/>
-      <w:t>1</w:t>
-      <w:fldChar w:fldCharType="end"/>
-    </w:r>
-  </w:p>
-</w:ftr>
 </file>
 
 <file path=word/footnotes.xml><?xml version="1.0" encoding="utf-8"?>
@@ -19958,15 +19983,6 @@
   <w:style w:default="1" w:styleId="Normal" w:type="paragraph">
     <w:name w:val="Normal"/>
     <w:qFormat/>
-    <w:pPr>
-      <w:spacing w:after="120" w:before="0" w:line="360" w:lineRule="auto"/>
-      <w:ind w:firstLine="720"/>
-      <w:jc w:val="both"/>
-    </w:pPr>
-    <w:rPr>
-      <w:rFonts w:ascii="Times New Roman" w:eastAsia="Times New Roman" w:hAnsi="Times New Roman"/>
-      <w:sz w:val="24"/>
-    </w:rPr>
   </w:style>
   <w:style w:styleId="BodyText" w:type="paragraph">
     <w:name w:val="Body Text"/>
@@ -19974,42 +19990,22 @@
     <w:link w:val="BodyTextChar"/>
     <w:qFormat/>
     <w:pPr>
-      <w:spacing w:after="120" w:before="0" w:line="360" w:lineRule="auto"/>
-      <w:ind w:firstLine="720"/>
-      <w:jc w:val="both"/>
+      <w:spacing w:after="180" w:before="180"/>
     </w:pPr>
-    <w:rPr>
-      <w:rFonts w:ascii="Times New Roman" w:eastAsia="Times New Roman" w:hAnsi="Times New Roman"/>
-      <w:sz w:val="24"/>
-    </w:rPr>
   </w:style>
   <w:style w:customStyle="1" w:styleId="FirstParagraph" w:type="paragraph">
     <w:name w:val="First Paragraph"/>
-    <w:basedOn w:val="Normal"/>
+    <w:basedOn w:val="BodyText"/>
     <w:next w:val="BodyText"/>
     <w:qFormat/>
-    <w:pPr>
-      <w:spacing w:after="120" w:before="0" w:line="360" w:lineRule="auto"/>
-      <w:jc w:val="both"/>
-    </w:pPr>
-    <w:rPr>
-      <w:rFonts w:ascii="Times New Roman" w:eastAsia="Times New Roman" w:hAnsi="Times New Roman"/>
-      <w:sz w:val="24"/>
-    </w:rPr>
   </w:style>
   <w:style w:customStyle="1" w:styleId="Compact" w:type="paragraph">
     <w:name w:val="Compact"/>
-    <w:basedOn w:val="Normal"/>
+    <w:basedOn w:val="BodyText"/>
     <w:qFormat/>
     <w:pPr>
-      <w:spacing w:after="120" w:before="0" w:line="360" w:lineRule="auto"/>
-      <w:ind w:firstLine="720"/>
-      <w:jc w:val="both"/>
+      <w:spacing w:after="36" w:before="36"/>
     </w:pPr>
-    <w:rPr>
-      <w:rFonts w:ascii="Times New Roman" w:eastAsia="Times New Roman" w:hAnsi="Times New Roman"/>
-      <w:sz w:val="24"/>
-    </w:rPr>
   </w:style>
   <w:style w:styleId="Title" w:type="paragraph">
     <w:name w:val="Title"/>
@@ -20020,14 +20016,13 @@
     <w:qFormat/>
     <w:rsid w:val="00A10FD9"/>
     <w:pPr>
-      <w:spacing w:after="200" w:before="1440" w:line="276" w:lineRule="auto"/>
+      <w:spacing w:after="80" w:line="240" w:lineRule="auto"/>
       <w:contextualSpacing/>
       <w:jc w:val="center"/>
     </w:pPr>
     <w:rPr>
-      <w:rFonts w:ascii="Times New Roman" w:asciiTheme="majorHAnsi" w:cstheme="majorBidi" w:eastAsia="Times New Roman" w:eastAsiaTheme="majorEastAsia" w:hAnsi="Times New Roman" w:hAnsiTheme="majorHAnsi"/>
-      <w:b/>
-      <w:sz w:val="32"/>
+      <w:rFonts w:asciiTheme="majorHAnsi" w:cstheme="majorBidi" w:eastAsiaTheme="majorEastAsia" w:hAnsiTheme="majorHAnsi"/>
+      <w:sz w:val="56"/>
       <w:szCs w:val="56"/>
     </w:rPr>
   </w:style>
@@ -20045,7 +20040,7 @@
   </w:style>
   <w:style w:styleId="Subtitle" w:type="paragraph">
     <w:name w:val="Subtitle"/>
-    <w:basedOn w:val="Normal"/>
+    <w:basedOn w:val="Title"/>
     <w:next w:val="BodyText"/>
     <w:link w:val="SubtitleChar"/>
     <w:uiPriority w:val="11"/>
@@ -20055,15 +20050,11 @@
       <w:numPr>
         <w:ilvl w:val="1"/>
       </w:numPr>
-      <w:spacing w:after="360" w:before="0" w:line="276" w:lineRule="auto"/>
-      <w:jc w:val="center"/>
     </w:pPr>
     <w:rPr>
-      <w:rFonts w:ascii="Times New Roman" w:cstheme="majorBidi" w:eastAsia="Times New Roman" w:eastAsiaTheme="majorEastAsia" w:hAnsi="Times New Roman"/>
-      <w:i/>
-      <w:color w:val="414141"/>
+      <w:rFonts w:cstheme="majorBidi" w:eastAsiaTheme="majorEastAsia"/>
       <w:spacing w:val="15"/>
-      <w:sz w:val="24"/>
+      <w:sz w:val="28"/>
       <w:szCs w:val="28"/>
     </w:rPr>
   </w:style>
@@ -20083,34 +20074,28 @@
   </w:style>
   <w:style w:customStyle="1" w:styleId="Author" w:type="paragraph">
     <w:name w:val="Author"/>
-    <w:basedOn w:val="Normal"/>
+    <w:basedOn w:val="Title"/>
     <w:next w:val="BodyText"/>
     <w:qFormat/>
     <w:pPr>
       <w:keepNext/>
       <w:keepLines/>
-      <w:spacing w:after="120" w:before="0" w:line="276" w:lineRule="auto"/>
-      <w:jc w:val="center"/>
     </w:pPr>
     <w:rPr>
-      <w:rFonts w:ascii="Times New Roman" w:eastAsia="Times New Roman" w:hAnsi="Times New Roman"/>
       <w:sz w:val="24"/>
       <w:szCs w:val="24"/>
     </w:rPr>
   </w:style>
   <w:style w:styleId="Date" w:type="paragraph">
     <w:name w:val="Date"/>
-    <w:basedOn w:val="Normal"/>
+    <w:basedOn w:val="Title"/>
     <w:next w:val="BodyText"/>
     <w:qFormat/>
     <w:pPr>
       <w:keepNext/>
       <w:keepLines/>
-      <w:spacing w:after="120" w:before="0" w:line="276" w:lineRule="auto"/>
-      <w:jc w:val="center"/>
     </w:pPr>
     <w:rPr>
-      <w:rFonts w:ascii="Times New Roman" w:eastAsia="Times New Roman" w:hAnsi="Times New Roman"/>
       <w:sz w:val="24"/>
       <w:szCs w:val="24"/>
     </w:rPr>
@@ -20152,15 +20137,8 @@
     <w:basedOn w:val="Normal"/>
     <w:next w:val="Bibliography"/>
     <w:qFormat/>
-    <w:pPr>
-      <w:spacing w:after="120" w:before="0" w:line="240" w:lineRule="auto"/>
-      <w:ind w:hanging="720" w:left="720"/>
-    </w:pPr>
-    <w:rPr>
-      <w:rFonts w:ascii="Times New Roman" w:eastAsia="Times New Roman" w:hAnsi="Times New Roman"/>
-      <w:b w:val="0"/>
-      <w:sz w:val="24"/>
-    </w:rPr>
+    <w:pPr/>
+    <w:rPr/>
   </w:style>
   <w:style w:styleId="Heading1" w:type="paragraph">
     <w:name w:val="heading 1"/>
@@ -20173,15 +20151,13 @@
     <w:pPr>
       <w:keepNext/>
       <w:keepLines/>
-      <w:spacing w:after="160" w:before="360" w:line="276" w:lineRule="auto"/>
-      <w:jc w:val="left"/>
+      <w:spacing w:after="80" w:before="360"/>
       <w:outlineLvl w:val="0"/>
     </w:pPr>
     <w:rPr>
-      <w:rFonts w:ascii="Times New Roman" w:asciiTheme="majorHAnsi" w:cstheme="majorBidi" w:eastAsia="Times New Roman" w:eastAsiaTheme="majorEastAsia" w:hAnsi="Times New Roman" w:hAnsiTheme="majorHAnsi"/>
-      <w:b/>
+      <w:rFonts w:asciiTheme="majorHAnsi" w:cstheme="majorBidi" w:eastAsiaTheme="majorEastAsia" w:hAnsiTheme="majorHAnsi"/>
       <w:color w:themeColor="accent1" w:themeShade="BF" w:val="0F4761"/>
-      <w:sz w:val="28"/>
+      <w:sz w:val="40"/>
       <w:szCs w:val="40"/>
     </w:rPr>
   </w:style>
@@ -20198,15 +20174,13 @@
     <w:pPr>
       <w:keepNext/>
       <w:keepLines/>
-      <w:spacing w:after="120" w:before="280" w:line="276" w:lineRule="auto"/>
-      <w:jc w:val="left"/>
+      <w:spacing w:after="80" w:before="160"/>
       <w:outlineLvl w:val="1"/>
     </w:pPr>
     <w:rPr>
-      <w:rFonts w:ascii="Times New Roman" w:asciiTheme="majorHAnsi" w:cstheme="majorBidi" w:eastAsia="Times New Roman" w:eastAsiaTheme="majorEastAsia" w:hAnsi="Times New Roman" w:hAnsiTheme="majorHAnsi"/>
-      <w:b/>
+      <w:rFonts w:asciiTheme="majorHAnsi" w:cstheme="majorBidi" w:eastAsiaTheme="majorEastAsia" w:hAnsiTheme="majorHAnsi"/>
       <w:color w:themeColor="accent1" w:themeShade="BF" w:val="0F4761"/>
-      <w:sz w:val="26"/>
+      <w:sz w:val="32"/>
       <w:szCs w:val="32"/>
     </w:rPr>
   </w:style>
@@ -20223,16 +20197,13 @@
     <w:pPr>
       <w:keepNext/>
       <w:keepLines/>
-      <w:spacing w:after="80" w:before="200" w:line="276" w:lineRule="auto"/>
-      <w:jc w:val="left"/>
+      <w:spacing w:after="80" w:before="160"/>
       <w:outlineLvl w:val="2"/>
     </w:pPr>
     <w:rPr>
-      <w:rFonts w:ascii="Times New Roman" w:cstheme="majorBidi" w:eastAsia="Times New Roman" w:eastAsiaTheme="majorEastAsia" w:hAnsi="Times New Roman"/>
-      <w:b/>
-      <w:i/>
+      <w:rFonts w:cstheme="majorBidi" w:eastAsiaTheme="majorEastAsia"/>
       <w:color w:themeColor="accent1" w:themeShade="BF" w:val="0F4761"/>
-      <w:sz w:val="24"/>
+      <w:sz w:val="28"/>
       <w:szCs w:val="28"/>
     </w:rPr>
   </w:style>
@@ -20489,20 +20460,15 @@
   </w:style>
   <w:style w:styleId="BlockText" w:type="paragraph">
     <w:name w:val="Block Text"/>
-    <w:basedOn w:val="Normal"/>
+    <w:basedOn w:val="BodyText"/>
     <w:next w:val="BodyText"/>
     <w:uiPriority w:val="9"/>
     <w:unhideWhenUsed/>
     <w:qFormat/>
     <w:pPr>
-      <w:spacing w:after="120" w:before="120" w:line="276" w:lineRule="auto"/>
-      <w:ind w:left="504" w:right="480"/>
-      <w:jc w:val="both"/>
+      <w:spacing w:after="100" w:before="100"/>
+      <w:ind w:firstLine="0" w:left="480" w:right="480"/>
     </w:pPr>
-    <w:rPr>
-      <w:rFonts w:ascii="Times New Roman" w:eastAsia="Times New Roman" w:hAnsi="Times New Roman"/>
-      <w:sz w:val="22"/>
-    </w:rPr>
   </w:style>
   <w:style w:styleId="FootnoteText" w:type="paragraph">
     <w:name w:val="Footnote Text"/>
@@ -20575,13 +20541,10 @@
     <w:basedOn w:val="Normal"/>
     <w:link w:val="BodyTextChar"/>
     <w:pPr>
-      <w:spacing w:after="200" w:before="80" w:line="240" w:lineRule="auto"/>
-      <w:jc w:val="center"/>
+      <w:spacing w:after="120" w:before="0"/>
     </w:pPr>
     <w:rPr>
-      <w:rFonts w:ascii="Times New Roman" w:eastAsia="Times New Roman" w:hAnsi="Times New Roman"/>
       <w:i/>
-      <w:sz w:val="20"/>
     </w:rPr>
   </w:style>
   <w:style w:customStyle="1" w:styleId="TableCaption" w:type="paragraph">
@@ -20589,14 +20552,7 @@
     <w:basedOn w:val="Caption"/>
     <w:pPr>
       <w:keepNext/>
-      <w:spacing w:after="80" w:before="160" w:line="240" w:lineRule="auto"/>
-      <w:jc w:val="left"/>
     </w:pPr>
-    <w:rPr>
-      <w:rFonts w:ascii="Times New Roman" w:eastAsia="Times New Roman" w:hAnsi="Times New Roman"/>
-      <w:i/>
-      <w:sz w:val="20"/>
-    </w:rPr>
   </w:style>
   <w:style w:customStyle="1" w:styleId="ImageCaption" w:type="paragraph">
     <w:name w:val="Image Caption"/>
@@ -20646,63 +20602,31 @@
   </w:style>
   <w:style w:styleId="TOCHeading" w:type="paragraph">
     <w:name w:val="TOC Heading"/>
-    <w:basedOn w:val="Normal"/>
+    <w:basedOn w:val="Heading1"/>
     <w:next w:val="BodyText"/>
     <w:uiPriority w:val="39"/>
     <w:unhideWhenUsed/>
     <w:qFormat/>
     <w:pPr>
-      <w:spacing w:after="120" w:before="240" w:line="240" w:lineRule="auto"/>
+      <w:spacing w:before="240" w:line="259" w:lineRule="auto"/>
       <w:outlineLvl w:val="9"/>
     </w:pPr>
     <w:rPr>
-      <w:rFonts w:ascii="Times New Roman" w:asciiTheme="majorHAnsi" w:cstheme="majorBidi" w:eastAsia="Times New Roman" w:eastAsiaTheme="majorEastAsia" w:hAnsi="Times New Roman" w:hAnsiTheme="majorHAnsi"/>
-      <w:b/>
+      <w:rFonts w:asciiTheme="majorHAnsi" w:cstheme="majorBidi" w:eastAsiaTheme="majorEastAsia" w:hAnsiTheme="majorHAnsi"/>
+      <w:b w:val="0"/>
       <w:bCs w:val="0"/>
       <w:color w:themeColor="accent1" w:themeShade="BF" w:val="365F91"/>
-      <w:sz w:val="24"/>
     </w:rPr>
   </w:style>
-  <w:style w:customStyle="1" w:styleId="StaticTOC1" w:type="paragraph">
-    <w:name w:val="Static TOC 1"/>
-    <w:basedOn w:val="Normal"/>
-    <w:pPr>
-      <w:spacing w:after="40" w:before="0" w:line="240" w:lineRule="auto"/>
-      <w:jc w:val="left"/>
-    </w:pPr>
-    <w:rPr>
-      <w:rFonts w:ascii="Times New Roman" w:eastAsia="Times New Roman" w:hAnsi="Times New Roman"/>
-      <w:b/>
-      <w:sz w:val="22"/>
-    </w:rPr>
-  </w:style>
-  <w:style w:customStyle="1" w:styleId="StaticTOC2" w:type="paragraph">
-    <w:name w:val="Static TOC 2"/>
-    <w:basedOn w:val="Normal"/>
-    <w:pPr>
-      <w:spacing w:after="40" w:before="0" w:line="240" w:lineRule="auto"/>
-      <w:ind w:left="317"/>
-      <w:jc w:val="left"/>
-    </w:pPr>
-    <w:rPr>
-      <w:rFonts w:ascii="Times New Roman" w:eastAsia="Times New Roman" w:hAnsi="Times New Roman"/>
-      <w:b w:val="0"/>
-      <w:sz w:val="21"/>
-    </w:rPr>
-  </w:style>
-  <w:style w:customStyle="1" w:styleId="SourceCode" w:type="paragraph">
+  <w:style w:type="paragraph" w:customStyle="1" w:styleId="SourceCode">
     <w:name w:val="Source Code"/>
     <w:basedOn w:val="Normal"/>
+    <w:link w:val="VerbatimChar"/>
     <w:pPr>
-      <w:spacing w:after="60" w:before="0" w:line="240" w:lineRule="auto"/>
-      <w:jc w:val="left"/>
+      <w:wordWrap w:val="off"/>
     </w:pPr>
-    <w:rPr>
-      <w:rFonts w:ascii="Courier New" w:eastAsia="Courier New" w:hAnsi="Courier New"/>
-      <w:sz w:val="20"/>
-    </w:rPr>
   </w:style>
-  <w:style w:customStyle="1" w:styleId="KeywordTok" w:type="character">
+  <w:style w:type="character" w:customStyle="1" w:styleId="KeywordTok">
     <w:name w:val="KeywordTok"/>
     <w:basedOn w:val="VerbatimChar"/>
     <w:rPr>
@@ -20710,77 +20634,77 @@
       <w:color w:val="007020"/>
     </w:rPr>
   </w:style>
-  <w:style w:customStyle="1" w:styleId="DataTypeTok" w:type="character">
+  <w:style w:type="character" w:customStyle="1" w:styleId="DataTypeTok">
     <w:name w:val="DataTypeTok"/>
     <w:basedOn w:val="VerbatimChar"/>
     <w:rPr>
       <w:color w:val="902000"/>
     </w:rPr>
   </w:style>
-  <w:style w:customStyle="1" w:styleId="DecValTok" w:type="character">
+  <w:style w:type="character" w:customStyle="1" w:styleId="DecValTok">
     <w:name w:val="DecValTok"/>
     <w:basedOn w:val="VerbatimChar"/>
     <w:rPr>
       <w:color w:val="40a070"/>
     </w:rPr>
   </w:style>
-  <w:style w:customStyle="1" w:styleId="BaseNTok" w:type="character">
+  <w:style w:type="character" w:customStyle="1" w:styleId="BaseNTok">
     <w:name w:val="BaseNTok"/>
     <w:basedOn w:val="VerbatimChar"/>
     <w:rPr>
       <w:color w:val="40a070"/>
     </w:rPr>
   </w:style>
-  <w:style w:customStyle="1" w:styleId="FloatTok" w:type="character">
+  <w:style w:type="character" w:customStyle="1" w:styleId="FloatTok">
     <w:name w:val="FloatTok"/>
     <w:basedOn w:val="VerbatimChar"/>
     <w:rPr>
       <w:color w:val="40a070"/>
     </w:rPr>
   </w:style>
-  <w:style w:customStyle="1" w:styleId="ConstantTok" w:type="character">
+  <w:style w:type="character" w:customStyle="1" w:styleId="ConstantTok">
     <w:name w:val="ConstantTok"/>
     <w:basedOn w:val="VerbatimChar"/>
     <w:rPr>
       <w:color w:val="880000"/>
     </w:rPr>
   </w:style>
-  <w:style w:customStyle="1" w:styleId="CharTok" w:type="character">
+  <w:style w:type="character" w:customStyle="1" w:styleId="CharTok">
     <w:name w:val="CharTok"/>
     <w:basedOn w:val="VerbatimChar"/>
     <w:rPr>
       <w:color w:val="4070a0"/>
     </w:rPr>
   </w:style>
-  <w:style w:customStyle="1" w:styleId="SpecialCharTok" w:type="character">
+  <w:style w:type="character" w:customStyle="1" w:styleId="SpecialCharTok">
     <w:name w:val="SpecialCharTok"/>
     <w:basedOn w:val="VerbatimChar"/>
     <w:rPr>
       <w:color w:val="4070a0"/>
     </w:rPr>
   </w:style>
-  <w:style w:customStyle="1" w:styleId="StringTok" w:type="character">
+  <w:style w:type="character" w:customStyle="1" w:styleId="StringTok">
     <w:name w:val="StringTok"/>
     <w:basedOn w:val="VerbatimChar"/>
     <w:rPr>
       <w:color w:val="4070a0"/>
     </w:rPr>
   </w:style>
-  <w:style w:customStyle="1" w:styleId="VerbatimStringTok" w:type="character">
+  <w:style w:type="character" w:customStyle="1" w:styleId="VerbatimStringTok">
     <w:name w:val="VerbatimStringTok"/>
     <w:basedOn w:val="VerbatimChar"/>
     <w:rPr>
       <w:color w:val="4070a0"/>
     </w:rPr>
   </w:style>
-  <w:style w:customStyle="1" w:styleId="SpecialStringTok" w:type="character">
+  <w:style w:type="character" w:customStyle="1" w:styleId="SpecialStringTok">
     <w:name w:val="SpecialStringTok"/>
     <w:basedOn w:val="VerbatimChar"/>
     <w:rPr>
       <w:color w:val="bb6688"/>
     </w:rPr>
   </w:style>
-  <w:style w:customStyle="1" w:styleId="ImportTok" w:type="character">
+  <w:style w:type="character" w:customStyle="1" w:styleId="ImportTok">
     <w:name w:val="ImportTok"/>
     <w:basedOn w:val="VerbatimChar"/>
     <w:rPr>
@@ -20788,7 +20712,7 @@
       <w:color w:val="008000"/>
     </w:rPr>
   </w:style>
-  <w:style w:customStyle="1" w:styleId="CommentTok" w:type="character">
+  <w:style w:type="character" w:customStyle="1" w:styleId="CommentTok">
     <w:name w:val="CommentTok"/>
     <w:basedOn w:val="VerbatimChar"/>
     <w:rPr>
@@ -20796,7 +20720,7 @@
       <w:color w:val="60a0b0"/>
     </w:rPr>
   </w:style>
-  <w:style w:customStyle="1" w:styleId="DocumentationTok" w:type="character">
+  <w:style w:type="character" w:customStyle="1" w:styleId="DocumentationTok">
     <w:name w:val="DocumentationTok"/>
     <w:basedOn w:val="VerbatimChar"/>
     <w:rPr>
@@ -20804,7 +20728,7 @@
       <w:color w:val="ba2121"/>
     </w:rPr>
   </w:style>
-  <w:style w:customStyle="1" w:styleId="AnnotationTok" w:type="character">
+  <w:style w:type="character" w:customStyle="1" w:styleId="AnnotationTok">
     <w:name w:val="AnnotationTok"/>
     <w:basedOn w:val="VerbatimChar"/>
     <w:rPr>
@@ -20813,7 +20737,7 @@
       <w:color w:val="60a0b0"/>
     </w:rPr>
   </w:style>
-  <w:style w:customStyle="1" w:styleId="CommentVarTok" w:type="character">
+  <w:style w:type="character" w:customStyle="1" w:styleId="CommentVarTok">
     <w:name w:val="CommentVarTok"/>
     <w:basedOn w:val="VerbatimChar"/>
     <w:rPr>
@@ -20822,28 +20746,28 @@
       <w:color w:val="60a0b0"/>
     </w:rPr>
   </w:style>
-  <w:style w:customStyle="1" w:styleId="OtherTok" w:type="character">
+  <w:style w:type="character" w:customStyle="1" w:styleId="OtherTok">
     <w:name w:val="OtherTok"/>
     <w:basedOn w:val="VerbatimChar"/>
     <w:rPr>
       <w:color w:val="007020"/>
     </w:rPr>
   </w:style>
-  <w:style w:customStyle="1" w:styleId="FunctionTok" w:type="character">
+  <w:style w:type="character" w:customStyle="1" w:styleId="FunctionTok">
     <w:name w:val="FunctionTok"/>
     <w:basedOn w:val="VerbatimChar"/>
     <w:rPr>
       <w:color w:val="06287e"/>
     </w:rPr>
   </w:style>
-  <w:style w:customStyle="1" w:styleId="VariableTok" w:type="character">
+  <w:style w:type="character" w:customStyle="1" w:styleId="VariableTok">
     <w:name w:val="VariableTok"/>
     <w:basedOn w:val="VerbatimChar"/>
     <w:rPr>
       <w:color w:val="19177c"/>
     </w:rPr>
   </w:style>
-  <w:style w:customStyle="1" w:styleId="ControlFlowTok" w:type="character">
+  <w:style w:type="character" w:customStyle="1" w:styleId="ControlFlowTok">
     <w:name w:val="ControlFlowTok"/>
     <w:basedOn w:val="VerbatimChar"/>
     <w:rPr>
@@ -20851,45 +20775,45 @@
       <w:color w:val="007020"/>
     </w:rPr>
   </w:style>
-  <w:style w:customStyle="1" w:styleId="OperatorTok" w:type="character">
+  <w:style w:type="character" w:customStyle="1" w:styleId="OperatorTok">
     <w:name w:val="OperatorTok"/>
     <w:basedOn w:val="VerbatimChar"/>
     <w:rPr>
       <w:color w:val="666666"/>
     </w:rPr>
   </w:style>
-  <w:style w:customStyle="1" w:styleId="BuiltInTok" w:type="character">
+  <w:style w:type="character" w:customStyle="1" w:styleId="BuiltInTok">
     <w:name w:val="BuiltInTok"/>
     <w:basedOn w:val="VerbatimChar"/>
     <w:rPr>
       <w:color w:val="008000"/>
     </w:rPr>
   </w:style>
-  <w:style w:customStyle="1" w:styleId="ExtensionTok" w:type="character">
+  <w:style w:type="character" w:customStyle="1" w:styleId="ExtensionTok">
     <w:name w:val="ExtensionTok"/>
     <w:basedOn w:val="VerbatimChar"/>
     <w:rPr/>
   </w:style>
-  <w:style w:customStyle="1" w:styleId="PreprocessorTok" w:type="character">
+  <w:style w:type="character" w:customStyle="1" w:styleId="PreprocessorTok">
     <w:name w:val="PreprocessorTok"/>
     <w:basedOn w:val="VerbatimChar"/>
     <w:rPr>
       <w:color w:val="bc7a00"/>
     </w:rPr>
   </w:style>
-  <w:style w:customStyle="1" w:styleId="AttributeTok" w:type="character">
+  <w:style w:type="character" w:customStyle="1" w:styleId="AttributeTok">
     <w:name w:val="AttributeTok"/>
     <w:basedOn w:val="VerbatimChar"/>
     <w:rPr>
       <w:color w:val="7d9029"/>
     </w:rPr>
   </w:style>
-  <w:style w:customStyle="1" w:styleId="RegionMarkerTok" w:type="character">
+  <w:style w:type="character" w:customStyle="1" w:styleId="RegionMarkerTok">
     <w:name w:val="RegionMarkerTok"/>
     <w:basedOn w:val="VerbatimChar"/>
     <w:rPr/>
   </w:style>
-  <w:style w:customStyle="1" w:styleId="InformationTok" w:type="character">
+  <w:style w:type="character" w:customStyle="1" w:styleId="InformationTok">
     <w:name w:val="InformationTok"/>
     <w:basedOn w:val="VerbatimChar"/>
     <w:rPr>
@@ -20898,7 +20822,7 @@
       <w:color w:val="60a0b0"/>
     </w:rPr>
   </w:style>
-  <w:style w:customStyle="1" w:styleId="WarningTok" w:type="character">
+  <w:style w:type="character" w:customStyle="1" w:styleId="WarningTok">
     <w:name w:val="WarningTok"/>
     <w:basedOn w:val="VerbatimChar"/>
     <w:rPr>
@@ -20907,7 +20831,7 @@
       <w:color w:val="60a0b0"/>
     </w:rPr>
   </w:style>
-  <w:style w:customStyle="1" w:styleId="AlertTok" w:type="character">
+  <w:style w:type="character" w:customStyle="1" w:styleId="AlertTok">
     <w:name w:val="AlertTok"/>
     <w:basedOn w:val="VerbatimChar"/>
     <w:rPr>
@@ -20915,7 +20839,7 @@
       <w:color w:val="ff0000"/>
     </w:rPr>
   </w:style>
-  <w:style w:customStyle="1" w:styleId="ErrorTok" w:type="character">
+  <w:style w:type="character" w:customStyle="1" w:styleId="ErrorTok">
     <w:name w:val="ErrorTok"/>
     <w:basedOn w:val="VerbatimChar"/>
     <w:rPr>
@@ -20923,7 +20847,7 @@
       <w:color w:val="ff0000"/>
     </w:rPr>
   </w:style>
-  <w:style w:customStyle="1" w:styleId="NormalTok" w:type="character">
+  <w:style w:type="character" w:customStyle="1" w:styleId="NormalTok">
     <w:name w:val="NormalTok"/>
     <w:basedOn w:val="VerbatimChar"/>
     <w:rPr/>

--- a/Paper/final_dissertation.docx
+++ b/Paper/final_dissertation.docx
@@ -16942,7 +16942,19 @@
     </w:p>
     <w:bookmarkEnd w:id="95"/>
     <w:bookmarkEnd w:id="96"/>
-    <w:bookmarkStart w:id="97" w:name="X8917230a2959afca4ead821100be5c041b382e2"/>
+    <w:bookmarkStart w:id="98" w:name="references"/>
+    <w:p>
+      <w:pPr>
+        <w:pStyle w:val="Heading1"/>
+      </w:pPr>
+      <w:r>
+        <w:t xml:space="preserve">References</w:t>
+      </w:r>
+    </w:p>
+    <w:bookmarkStart w:id="97" w:name="refs"/>
+    <w:bookmarkEnd w:id="97"/>
+    <w:bookmarkEnd w:id="98"/>
+    <w:bookmarkStart w:id="99" w:name="X8917230a2959afca4ead821100be5c041b382e2"/>
     <w:p>
       <w:pPr>
         <w:pStyle w:val="Heading1"/>
@@ -18500,8 +18512,8 @@
         </w:tc>
       </w:tr>
     </w:tbl>
-    <w:bookmarkEnd w:id="97"/>
-    <w:bookmarkStart w:id="100" w:name="appendix-b-pre-revision-specification"/>
+    <w:bookmarkEnd w:id="99"/>
+    <w:bookmarkStart w:id="102" w:name="appendix-b-pre-revision-specification"/>
     <w:p>
       <w:pPr>
         <w:pStyle w:val="Heading1"/>
@@ -18522,7 +18534,7 @@
         <w:t xml:space="preserve">This appendix documents the pre-revision OLS specification that used log(KZ GDP) and log(CN GDP) as separate level regressors. It is retained for transparency, enabling direct comparison between the midterm and final specifications and illustrating how multicollinearity resolution affected the estimates.</w:t>
       </w:r>
     </w:p>
-    <w:bookmarkStart w:id="98" w:name="appendix-b.1-pre-revision-full-model-a1"/>
+    <w:bookmarkStart w:id="100" w:name="appendix-b.1-pre-revision-full-model-a1"/>
     <w:p>
       <w:pPr>
         <w:pStyle w:val="Heading2"/>
@@ -19084,8 +19096,8 @@
         <w:t xml:space="preserve">Notes: The large constant (197.6), implausible GDP coefficient magnitudes, and max VIF &gt; 100 indicate that this specification’s coefficients absorb trending collinearity rather than identifying genuine partial effects. This specification is superseded by the growth-rate model (Scheme B, primary) and gravity-ratio model (Scheme C, robustness) in the final version.</w:t>
       </w:r>
     </w:p>
-    <w:bookmarkEnd w:id="98"/>
-    <w:bookmarkStart w:id="99" w:name="Xfc43d264906fd36d64ff21af4fbc70df67b82f2"/>
+    <w:bookmarkEnd w:id="100"/>
+    <w:bookmarkStart w:id="101" w:name="Xfc43d264906fd36d64ff21af4fbc70df67b82f2"/>
     <w:p>
       <w:pPr>
         <w:pStyle w:val="Heading2"/>
@@ -19533,8 +19545,8 @@
         <w:t xml:space="preserve">Notes: This specification achieved VIF &lt; 10 by excluding GDP controls entirely. The final primary specification (Scheme B, GDP growth rates) retains GDP-related regressors in stationary form (d.log), achieving max VIF = 10.4. The Scheme C gravity-ratio specification is reported as a robustness check (max VIF = 33.4).</w:t>
       </w:r>
     </w:p>
-    <w:bookmarkEnd w:id="99"/>
-    <w:bookmarkEnd w:id="100"/>
+    <w:bookmarkEnd w:id="101"/>
+    <w:bookmarkEnd w:id="102"/>
     <w:sectPr>
       <w:footnotePr>
         <w:numRestart w:val="eachSect"/>

--- a/Paper/final_dissertation.docx
+++ b/Paper/final_dissertation.docx
@@ -7026,7 +7026,7 @@
     </w:p>
     <w:bookmarkEnd w:id="46"/>
     <w:bookmarkEnd w:id="47"/>
-    <w:bookmarkStart w:id="88" w:name="results"/>
+    <w:bookmarkStart w:id="91" w:name="results"/>
     <w:p>
       <w:pPr>
         <w:pStyle w:val="Heading1"/>
@@ -14362,7 +14362,7 @@
     </w:p>
     <w:bookmarkEnd w:id="81"/>
     <w:bookmarkEnd w:id="82"/>
-    <w:bookmarkStart w:id="83" w:name="X2fd92483128a5add758ee2b2eb0099452b15daa"/>
+    <w:bookmarkStart w:id="86" w:name="X2fd92483128a5add758ee2b2eb0099452b15daa"/>
     <w:p>
       <w:pPr>
         <w:pStyle w:val="Heading2"/>
@@ -15223,8 +15223,65 @@
         <w:t xml:space="preserve">The 2009/2010 marginal placebo significance in the ITS is a within-unit artefact that reflects the pre-existing downward trend in the Kazakhstan–China balance. The TWFE DiD absorbs this trend via year fixed effects and confirms the 2013 break is genuinely China-specific.</w:t>
       </w:r>
     </w:p>
-    <w:bookmarkEnd w:id="83"/>
-    <w:bookmarkStart w:id="87" w:name="synthetic-counterfactual"/>
+    <w:p>
+      <w:pPr>
+        <w:pStyle w:val="BodyText"/>
+      </w:pPr>
+      <w:r>
+        <w:drawing>
+          <wp:inline>
+            <wp:extent cx="5334000" cy="2667000"/>
+            <wp:effectExtent b="0" l="0" r="0" t="0"/>
+            <wp:docPr descr="Figure DiD. Event Study: Kazakhstan–China Balance vs. Other Partners (2013 = reference year)" title="" id="84" name="Picture"/>
+            <a:graphic>
+              <a:graphicData uri="http://schemas.openxmlformats.org/drawingml/2006/picture">
+                <pic:pic>
+                  <pic:nvPicPr>
+                    <pic:cNvPr descr="../Outputs/generated_figures/fig_did_event_study.png" id="85" name="Picture"/>
+                    <pic:cNvPicPr>
+                      <a:picLocks noChangeArrowheads="1" noChangeAspect="1"/>
+                    </pic:cNvPicPr>
+                  </pic:nvPicPr>
+                  <pic:blipFill>
+                    <a:blip r:embed="rId83"/>
+                    <a:stretch>
+                      <a:fillRect/>
+                    </a:stretch>
+                  </pic:blipFill>
+                  <pic:spPr bwMode="auto">
+                    <a:xfrm>
+                      <a:off x="0" y="0"/>
+                      <a:ext cx="5334000" cy="2667000"/>
+                    </a:xfrm>
+                    <a:prstGeom prst="rect">
+                      <a:avLst/>
+                    </a:prstGeom>
+                    <a:noFill/>
+                    <a:ln w="9525">
+                      <a:noFill/>
+                      <a:headEnd/>
+                      <a:tailEnd/>
+                    </a:ln>
+                  </pic:spPr>
+                </pic:pic>
+              </a:graphicData>
+            </a:graphic>
+          </wp:inline>
+        </w:drawing>
+      </w:r>
+      <w:r>
+        <w:t xml:space="preserve"> </w:t>
+      </w:r>
+      <w:r>
+        <w:rPr>
+          <w:i/>
+          <w:iCs/>
+        </w:rPr>
+        <w:t xml:space="preserve">Note: Actual balance ratio series with BRI 2013 break marker and ITS placebo years. Author’s construction.</w:t>
+      </w:r>
+    </w:p>
+    <w:bookmarkEnd w:id="86"/>
+    <w:bookmarkStart w:id="90" w:name="synthetic-counterfactual"/>
     <w:p>
       <w:pPr>
         <w:pStyle w:val="Heading2"/>
@@ -15925,18 +15982,18 @@
           <wp:inline>
             <wp:extent cx="5334000" cy="3879272"/>
             <wp:effectExtent b="0" l="0" r="0" t="0"/>
-            <wp:docPr descr="Figure 7. Synthetic Counterfactual: Actual vs. Synthetic KZ-China Trade Balance Ratio" title="" id="85" name="Picture"/>
+            <wp:docPr descr="Figure 7. Synthetic Counterfactual: Actual vs. Synthetic KZ-China Trade Balance Ratio" title="" id="88" name="Picture"/>
             <a:graphic>
               <a:graphicData uri="http://schemas.openxmlformats.org/drawingml/2006/picture">
                 <pic:pic>
                   <pic:nvPicPr>
-                    <pic:cNvPr descr="../Outputs/generated_figures/fig_synthetic_control.png" id="86" name="Picture"/>
+                    <pic:cNvPr descr="../Outputs/generated_figures/fig_synthetic_control.png" id="89" name="Picture"/>
                     <pic:cNvPicPr>
                       <a:picLocks noChangeArrowheads="1" noChangeAspect="1"/>
                     </pic:cNvPicPr>
                   </pic:nvPicPr>
                   <pic:blipFill>
-                    <a:blip r:embed="rId84"/>
+                    <a:blip r:embed="rId87"/>
                     <a:stretch>
                       <a:fillRect/>
                     </a:stretch>
@@ -16396,9 +16453,9 @@
         <w:t xml:space="preserve">(versus concurrent geopolitical shocks in 2022–2023) cannot be conclusively established. Causal language remains reserved for the DiD finding only; the regression interaction is described as a conditional association.</w:t>
       </w:r>
     </w:p>
-    <w:bookmarkEnd w:id="87"/>
-    <w:bookmarkEnd w:id="88"/>
-    <w:bookmarkStart w:id="93" w:name="discussion"/>
+    <w:bookmarkEnd w:id="90"/>
+    <w:bookmarkEnd w:id="91"/>
+    <w:bookmarkStart w:id="96" w:name="discussion"/>
     <w:p>
       <w:pPr>
         <w:pStyle w:val="Heading1"/>
@@ -16407,7 +16464,7 @@
         <w:t xml:space="preserve">7. Discussion</w:t>
       </w:r>
     </w:p>
-    <w:bookmarkStart w:id="89" w:name="what-the-results-show"/>
+    <w:bookmarkStart w:id="92" w:name="what-the-results-show"/>
     <w:p>
       <w:pPr>
         <w:pStyle w:val="Heading2"/>
@@ -16482,8 +16539,8 @@
         <w:t xml:space="preserve">asymmetric interdependence deepening post-BRI.</w:t>
       </w:r>
     </w:p>
-    <w:bookmarkEnd w:id="89"/>
-    <w:bookmarkStart w:id="90" w:name="what-the-results-do-not-show"/>
+    <w:bookmarkEnd w:id="92"/>
+    <w:bookmarkStart w:id="93" w:name="what-the-results-do-not-show"/>
     <w:p>
       <w:pPr>
         <w:pStyle w:val="Heading2"/>
@@ -16596,8 +16653,8 @@
         <w:t xml:space="preserve">The coefficient should be read as evidence that the trade-balance association of mineral exports weakened in the post-BRI period, not as a causal multiplier. The sanctions robustness check (§6.14) cannot rule out that part or all of the post-2013 interaction is driven by the 2022–2023 Russia-sanctions routing rather than BRI-specific structural deepening.</w:t>
       </w:r>
     </w:p>
-    <w:bookmarkEnd w:id="90"/>
-    <w:bookmarkStart w:id="91" w:name="X159a95f1f75e4cb9d73376d92636dad3144bb28"/>
+    <w:bookmarkEnd w:id="93"/>
+    <w:bookmarkStart w:id="94" w:name="X159a95f1f75e4cb9d73376d92636dad3144bb28"/>
     <w:p>
       <w:pPr>
         <w:pStyle w:val="Heading2"/>
@@ -16622,8 +16679,8 @@
         <w:t xml:space="preserve">However, from an econometric standpoint, 2023 possesses extremely high leverage. Because inference in a 24-observation dataset is fragile, the results must be reported transparently with and without this year. The full-sample interaction coefficient and the excluding-2023 estimates should be treated as co-equal evidence. The core conclusion of this thesis—that the bilateral trade relationship has grown increasingly fragile and asymmetric—is supported by the descriptive decomposition and the 2023 outcome itself, but the formal claim of a stable, systematic post-BRI statistical interaction effect must not depend solely on the full-sample regression coefficient.</w:t>
       </w:r>
     </w:p>
-    <w:bookmarkEnd w:id="91"/>
-    <w:bookmarkStart w:id="92" w:name="policy-implications"/>
+    <w:bookmarkEnd w:id="94"/>
+    <w:bookmarkStart w:id="95" w:name="policy-implications"/>
     <w:p>
       <w:pPr>
         <w:pStyle w:val="Heading2"/>
@@ -16788,9 +16845,9 @@
         <w:t xml:space="preserve">requiring policy response rather than a statistical anomaly.</w:t>
       </w:r>
     </w:p>
-    <w:bookmarkEnd w:id="92"/>
-    <w:bookmarkEnd w:id="93"/>
-    <w:bookmarkStart w:id="96" w:name="conclusion"/>
+    <w:bookmarkEnd w:id="95"/>
+    <w:bookmarkEnd w:id="96"/>
+    <w:bookmarkStart w:id="99" w:name="conclusion"/>
     <w:p>
       <w:pPr>
         <w:pStyle w:val="Heading1"/>
@@ -16860,7 +16917,7 @@
         <w:t xml:space="preserve">The thesis therefore identifies a China-specific, increasingly adverse bilateral pattern that is strongly consistent with asymmetric interdependence theory. The strongest empirical contributions are: the descriptive decomposition showing import-side deepening as the primary mechanism; the TWFE DiD demonstrating China-specificity; and the transparent reporting of regression fragility and influence diagnostics.</w:t>
       </w:r>
     </w:p>
-    <w:bookmarkStart w:id="94" w:name="interpretation-discipline"/>
+    <w:bookmarkStart w:id="97" w:name="interpretation-discipline"/>
     <w:p>
       <w:pPr>
         <w:pStyle w:val="Heading2"/>
@@ -16893,8 +16950,8 @@
         <w:t xml:space="preserve">— not a common shock across trading partners — as demonstrated by the TWFE DiD partner-placebo design (§6.15). It cannot claim that BRI causally worsened Kazakhstan’s trade balance, because the regression interaction does not survive exclusion of the 2022–2023 sanctions period and an alternative explanation via parallel-import routing cannot be ruled out. The TWFE DiD finding is the most causally credible result; the regression interaction is a conditional association.</w:t>
       </w:r>
     </w:p>
-    <w:bookmarkEnd w:id="94"/>
-    <w:bookmarkStart w:id="95" w:name="limitations-and-future-research"/>
+    <w:bookmarkEnd w:id="97"/>
+    <w:bookmarkStart w:id="98" w:name="limitations-and-future-research"/>
     <w:p>
       <w:pPr>
         <w:pStyle w:val="Heading2"/>
@@ -16940,9 +16997,9 @@
         <w:t xml:space="preserve">The finding that mineral export growth did not translate into trade-balance improvement is consistent with the broader resource-dependence literature: export success in raw materials does not automatically improve external balance when the trading partner’s diversified export capacity grows faster. For Kazakhstan and comparable corridor economies, this diagnostic evidence suggests that BRI participation should be evaluated not by aggregate trade volumes but by the composition and balance of bilateral exchange.</w:t>
       </w:r>
     </w:p>
-    <w:bookmarkEnd w:id="95"/>
-    <w:bookmarkEnd w:id="96"/>
-    <w:bookmarkStart w:id="98" w:name="references"/>
+    <w:bookmarkEnd w:id="98"/>
+    <w:bookmarkEnd w:id="99"/>
+    <w:bookmarkStart w:id="101" w:name="references"/>
     <w:p>
       <w:pPr>
         <w:pStyle w:val="Heading1"/>
@@ -16951,10 +17008,10 @@
         <w:t xml:space="preserve">References</w:t>
       </w:r>
     </w:p>
-    <w:bookmarkStart w:id="97" w:name="refs"/>
-    <w:bookmarkEnd w:id="97"/>
-    <w:bookmarkEnd w:id="98"/>
-    <w:bookmarkStart w:id="99" w:name="X8917230a2959afca4ead821100be5c041b382e2"/>
+    <w:bookmarkStart w:id="100" w:name="refs"/>
+    <w:bookmarkEnd w:id="100"/>
+    <w:bookmarkEnd w:id="101"/>
+    <w:bookmarkStart w:id="102" w:name="X8917230a2959afca4ead821100be5c041b382e2"/>
     <w:p>
       <w:pPr>
         <w:pStyle w:val="Heading1"/>
@@ -18512,8 +18569,8 @@
         </w:tc>
       </w:tr>
     </w:tbl>
-    <w:bookmarkEnd w:id="99"/>
-    <w:bookmarkStart w:id="102" w:name="appendix-b-pre-revision-specification"/>
+    <w:bookmarkEnd w:id="102"/>
+    <w:bookmarkStart w:id="105" w:name="appendix-b-pre-revision-specification"/>
     <w:p>
       <w:pPr>
         <w:pStyle w:val="Heading1"/>
@@ -18534,7 +18591,7 @@
         <w:t xml:space="preserve">This appendix documents the pre-revision OLS specification that used log(KZ GDP) and log(CN GDP) as separate level regressors. It is retained for transparency, enabling direct comparison between the midterm and final specifications and illustrating how multicollinearity resolution affected the estimates.</w:t>
       </w:r>
     </w:p>
-    <w:bookmarkStart w:id="100" w:name="appendix-b.1-pre-revision-full-model-a1"/>
+    <w:bookmarkStart w:id="103" w:name="appendix-b.1-pre-revision-full-model-a1"/>
     <w:p>
       <w:pPr>
         <w:pStyle w:val="Heading2"/>
@@ -19096,8 +19153,8 @@
         <w:t xml:space="preserve">Notes: The large constant (197.6), implausible GDP coefficient magnitudes, and max VIF &gt; 100 indicate that this specification’s coefficients absorb trending collinearity rather than identifying genuine partial effects. This specification is superseded by the growth-rate model (Scheme B, primary) and gravity-ratio model (Scheme C, robustness) in the final version.</w:t>
       </w:r>
     </w:p>
-    <w:bookmarkEnd w:id="100"/>
-    <w:bookmarkStart w:id="101" w:name="Xfc43d264906fd36d64ff21af4fbc70df67b82f2"/>
+    <w:bookmarkEnd w:id="103"/>
+    <w:bookmarkStart w:id="104" w:name="Xfc43d264906fd36d64ff21af4fbc70df67b82f2"/>
     <w:p>
       <w:pPr>
         <w:pStyle w:val="Heading2"/>
@@ -19545,8 +19602,8 @@
         <w:t xml:space="preserve">Notes: This specification achieved VIF &lt; 10 by excluding GDP controls entirely. The final primary specification (Scheme B, GDP growth rates) retains GDP-related regressors in stationary form (d.log), achieving max VIF = 10.4. The Scheme C gravity-ratio specification is reported as a robustness check (max VIF = 33.4).</w:t>
       </w:r>
     </w:p>
-    <w:bookmarkEnd w:id="101"/>
-    <w:bookmarkEnd w:id="102"/>
+    <w:bookmarkEnd w:id="104"/>
+    <w:bookmarkEnd w:id="105"/>
     <w:sectPr>
       <w:footnotePr>
         <w:numRestart w:val="eachSect"/>
